--- a/rd edit.docx
+++ b/rd edit.docx
@@ -11,15 +11,7 @@
         <w:t>Date &amp; Time edit flows</w:t>
       </w:r>
       <w:r>
-        <w:t xml:space="preserve"> for a </w:t>
-      </w:r>
-      <w:proofErr w:type="gramStart"/>
-      <w:r>
-        <w:t>1:Many</w:t>
-      </w:r>
-      <w:proofErr w:type="gramEnd"/>
-      <w:r>
-        <w:t xml:space="preserve"> event, written exactly like you’d say them in grooming.</w:t>
+        <w:t xml:space="preserve"> for a 1:Many event, written exactly like you’d say them in grooming.</w:t>
       </w:r>
     </w:p>
     <w:p>
@@ -28,7 +20,7 @@
           <w:noProof/>
         </w:rPr>
         <w:pict w14:anchorId="54DABAB7">
-          <v:rect id="_x0000_i1057" alt="" style="width:468pt;height:.05pt;mso-width-percent:0;mso-height-percent:0;mso-width-percent:0;mso-height-percent:0" o:hralign="center" o:hrstd="t" o:hr="t" fillcolor="#a0a0a0" stroked="f"/>
+          <v:rect id="_x0000_i1378" alt="" style="width:468pt;height:.05pt;mso-width-percent:0;mso-height-percent:0;mso-width-percent:0;mso-height-percent:0" o:hralign="center" o:hrstd="t" o:hr="t" fillcolor="#a0a0a0" stroked="f"/>
         </w:pict>
       </w:r>
     </w:p>
@@ -100,7 +92,7 @@
           <w:noProof/>
         </w:rPr>
         <w:pict w14:anchorId="4D02E16F">
-          <v:rect id="_x0000_i1056" alt="" style="width:468pt;height:.05pt;mso-width-percent:0;mso-height-percent:0;mso-width-percent:0;mso-height-percent:0" o:hralign="center" o:hrstd="t" o:hr="t" fillcolor="#a0a0a0" stroked="f"/>
+          <v:rect id="_x0000_i1377" alt="" style="width:468pt;height:.05pt;mso-width-percent:0;mso-height-percent:0;mso-width-percent:0;mso-height-percent:0" o:hralign="center" o:hrstd="t" o:hr="t" fillcolor="#a0a0a0" stroked="f"/>
         </w:pict>
       </w:r>
     </w:p>
@@ -309,7 +301,7 @@
           <w:noProof/>
         </w:rPr>
         <w:pict w14:anchorId="3322071E">
-          <v:rect id="_x0000_i1055" alt="" style="width:468pt;height:.05pt;mso-width-percent:0;mso-height-percent:0;mso-width-percent:0;mso-height-percent:0" o:hralign="center" o:hrstd="t" o:hr="t" fillcolor="#a0a0a0" stroked="f"/>
+          <v:rect id="_x0000_i1376" alt="" style="width:468pt;height:.05pt;mso-width-percent:0;mso-height-percent:0;mso-width-percent:0;mso-height-percent:0" o:hralign="center" o:hrstd="t" o:hr="t" fillcolor="#a0a0a0" stroked="f"/>
         </w:pict>
       </w:r>
     </w:p>
@@ -583,7 +575,7 @@
           <w:noProof/>
         </w:rPr>
         <w:pict w14:anchorId="69EA7A41">
-          <v:rect id="_x0000_i1054" alt="" style="width:468pt;height:.05pt;mso-width-percent:0;mso-height-percent:0;mso-width-percent:0;mso-height-percent:0" o:hralign="center" o:hrstd="t" o:hr="t" fillcolor="#a0a0a0" stroked="f"/>
+          <v:rect id="_x0000_i1375" alt="" style="width:468pt;height:.05pt;mso-width-percent:0;mso-height-percent:0;mso-width-percent:0;mso-height-percent:0" o:hralign="center" o:hrstd="t" o:hr="t" fillcolor="#a0a0a0" stroked="f"/>
         </w:pict>
       </w:r>
     </w:p>
@@ -777,23 +769,7 @@
           <w:b/>
           <w:bCs/>
         </w:rPr>
-        <w:t xml:space="preserve">Edit </w:t>
-      </w:r>
-      <w:proofErr w:type="gramStart"/>
-      <w:r>
-        <w:rPr>
-          <w:b/>
-          <w:bCs/>
-        </w:rPr>
-        <w:t>1:Many</w:t>
-      </w:r>
-      <w:proofErr w:type="gramEnd"/>
-      <w:r>
-        <w:rPr>
-          <w:b/>
-          <w:bCs/>
-        </w:rPr>
-        <w:t xml:space="preserve"> Event – Choose an available time</w:t>
+        <w:t>Edit 1:Many Event – Choose an available time</w:t>
       </w:r>
       <w:r>
         <w:t xml:space="preserve"> screen:</w:t>
@@ -872,7 +848,7 @@
           <w:noProof/>
         </w:rPr>
         <w:pict w14:anchorId="3B1BCF69">
-          <v:rect id="_x0000_i1053" alt="" style="width:468pt;height:.05pt;mso-width-percent:0;mso-height-percent:0;mso-width-percent:0;mso-height-percent:0" o:hralign="center" o:hrstd="t" o:hr="t" fillcolor="#a0a0a0" stroked="f"/>
+          <v:rect id="_x0000_i1374" alt="" style="width:468pt;height:.05pt;mso-width-percent:0;mso-height-percent:0;mso-width-percent:0;mso-height-percent:0" o:hralign="center" o:hrstd="t" o:hr="t" fillcolor="#a0a0a0" stroked="f"/>
         </w:pict>
       </w:r>
     </w:p>
@@ -1058,7 +1034,7 @@
           <w:noProof/>
         </w:rPr>
         <w:pict w14:anchorId="3E30AAB5">
-          <v:rect id="_x0000_i1052" alt="" style="width:468pt;height:.05pt;mso-width-percent:0;mso-height-percent:0;mso-width-percent:0;mso-height-percent:0" o:hralign="center" o:hrstd="t" o:hr="t" fillcolor="#a0a0a0" stroked="f"/>
+          <v:rect id="_x0000_i1373" alt="" style="width:468pt;height:.05pt;mso-width-percent:0;mso-height-percent:0;mso-width-percent:0;mso-height-percent:0" o:hralign="center" o:hrstd="t" o:hr="t" fillcolor="#a0a0a0" stroked="f"/>
         </w:pict>
       </w:r>
     </w:p>
@@ -1115,15 +1091,7 @@
         </w:numPr>
       </w:pPr>
       <w:r>
-        <w:t xml:space="preserve">Detects conflict and </w:t>
-      </w:r>
-      <w:proofErr w:type="gramStart"/>
-      <w:r>
-        <w:t>checks</w:t>
-      </w:r>
-      <w:proofErr w:type="gramEnd"/>
-      <w:r>
-        <w:t xml:space="preserve"> role = </w:t>
+        <w:t xml:space="preserve">Detects conflict and checks role = </w:t>
       </w:r>
       <w:r>
         <w:rPr>
@@ -1354,7 +1322,7 @@
           <w:noProof/>
         </w:rPr>
         <w:pict w14:anchorId="287784A9">
-          <v:rect id="_x0000_i1051" alt="" style="width:468pt;height:.05pt;mso-width-percent:0;mso-height-percent:0;mso-width-percent:0;mso-height-percent:0" o:hralign="center" o:hrstd="t" o:hr="t" fillcolor="#a0a0a0" stroked="f"/>
+          <v:rect id="_x0000_i1372" alt="" style="width:468pt;height:.05pt;mso-width-percent:0;mso-height-percent:0;mso-width-percent:0;mso-height-percent:0" o:hralign="center" o:hrstd="t" o:hr="t" fillcolor="#a0a0a0" stroked="f"/>
         </w:pict>
       </w:r>
     </w:p>
@@ -1370,9 +1338,13 @@
           <w:b/>
           <w:bCs/>
         </w:rPr>
-        <w:t>Flow DT-6 – Edit Date &amp; Time, current resource unavailable → Specific Resource unavailable (</w:t>
-      </w:r>
-      <w:proofErr w:type="gramStart"/>
+        <w:t>Flow DT-6 – Edit Date &amp; Time, current resource unavailable → Specific Resource unavailable (Non-Super)</w:t>
+      </w:r>
+    </w:p>
+    <w:p>
+      <w:r>
+        <w:t xml:space="preserve">1–4. Same as DT-4, but user is </w:t>
+      </w:r>
       <w:r>
         <w:rPr>
           <w:b/>
@@ -1380,28 +1352,6 @@
         </w:rPr>
         <w:t>Non-Super</w:t>
       </w:r>
-      <w:proofErr w:type="gramEnd"/>
-      <w:r>
-        <w:rPr>
-          <w:b/>
-          <w:bCs/>
-        </w:rPr>
-        <w:t>)</w:t>
-      </w:r>
-    </w:p>
-    <w:p>
-      <w:r>
-        <w:t xml:space="preserve">1–4. Same as DT-4, but user is </w:t>
-      </w:r>
-      <w:proofErr w:type="gramStart"/>
-      <w:r>
-        <w:rPr>
-          <w:b/>
-          <w:bCs/>
-        </w:rPr>
-        <w:t>Non-Super</w:t>
-      </w:r>
-      <w:proofErr w:type="gramEnd"/>
       <w:r>
         <w:t xml:space="preserve"> and resource X is unavailable.</w:t>
       </w:r>
@@ -1617,7 +1567,7 @@
           <w:noProof/>
         </w:rPr>
         <w:pict w14:anchorId="69594223">
-          <v:rect id="_x0000_i1050" alt="" style="width:468pt;height:.05pt;mso-width-percent:0;mso-height-percent:0;mso-width-percent:0;mso-height-percent:0" o:hralign="center" o:hrstd="t" o:hr="t" fillcolor="#a0a0a0" stroked="f"/>
+          <v:rect id="_x0000_i1371" alt="" style="width:468pt;height:.05pt;mso-width-percent:0;mso-height-percent:0;mso-width-percent:0;mso-height-percent:0" o:hralign="center" o:hrstd="t" o:hr="t" fillcolor="#a0a0a0" stroked="f"/>
         </w:pict>
       </w:r>
     </w:p>
@@ -1777,13 +1727,8 @@
           <w:numId w:val="9"/>
         </w:numPr>
       </w:pPr>
-      <w:proofErr w:type="spellStart"/>
-      <w:r>
-        <w:t>resource_status</w:t>
-      </w:r>
-      <w:proofErr w:type="spellEnd"/>
-      <w:r>
-        <w:t xml:space="preserve"> = Scheduled or Named.</w:t>
+      <w:r>
+        <w:t>resource_status = Scheduled or Named.</w:t>
       </w:r>
     </w:p>
     <w:p>
@@ -1826,7 +1771,7 @@
           <w:noProof/>
         </w:rPr>
         <w:pict w14:anchorId="64FD8E94">
-          <v:rect id="_x0000_i1049" alt="" style="width:468pt;height:.05pt;mso-width-percent:0;mso-height-percent:0;mso-width-percent:0;mso-height-percent:0" o:hralign="center" o:hrstd="t" o:hr="t" fillcolor="#a0a0a0" stroked="f"/>
+          <v:rect id="_x0000_i1370" alt="" style="width:468pt;height:.05pt;mso-width-percent:0;mso-height-percent:0;mso-width-percent:0;mso-height-percent:0" o:hralign="center" o:hrstd="t" o:hr="t" fillcolor="#a0a0a0" stroked="f"/>
         </w:pict>
       </w:r>
     </w:p>
@@ -2069,13 +2014,8 @@
           <w:numId w:val="12"/>
         </w:numPr>
       </w:pPr>
-      <w:proofErr w:type="spellStart"/>
-      <w:r>
-        <w:t>resource_id</w:t>
-      </w:r>
-      <w:proofErr w:type="spellEnd"/>
-      <w:r>
-        <w:t xml:space="preserve"> = chosen recommended</w:t>
+      <w:r>
+        <w:t>resource_id = chosen recommended</w:t>
       </w:r>
     </w:p>
     <w:p>
@@ -2085,13 +2025,8 @@
           <w:numId w:val="12"/>
         </w:numPr>
       </w:pPr>
-      <w:proofErr w:type="spellStart"/>
-      <w:r>
-        <w:t>resource_status</w:t>
-      </w:r>
-      <w:proofErr w:type="spellEnd"/>
-      <w:r>
-        <w:t xml:space="preserve"> = value from first modal.</w:t>
+      <w:r>
+        <w:t>resource_status = value from first modal.</w:t>
       </w:r>
     </w:p>
     <w:p>
@@ -2111,17 +2046,8 @@
           <w:b/>
           <w:bCs/>
         </w:rPr>
-        <w:t xml:space="preserve">Branch B – </w:t>
-      </w:r>
-      <w:proofErr w:type="gramStart"/>
-      <w:r>
-        <w:rPr>
-          <w:b/>
-          <w:bCs/>
-        </w:rPr>
-        <w:t>none available</w:t>
-      </w:r>
-      <w:proofErr w:type="gramEnd"/>
+        <w:t>Branch B – none available</w:t>
+      </w:r>
     </w:p>
     <w:p>
       <w:pPr>
@@ -2184,34 +2110,10 @@
           <w:b/>
           <w:bCs/>
         </w:rPr>
-        <w:t xml:space="preserve">Edit </w:t>
-      </w:r>
-      <w:proofErr w:type="gramStart"/>
-      <w:r>
-        <w:rPr>
-          <w:b/>
-          <w:bCs/>
-        </w:rPr>
-        <w:t>1:Many</w:t>
-      </w:r>
-      <w:proofErr w:type="gramEnd"/>
-      <w:r>
-        <w:rPr>
-          <w:b/>
-          <w:bCs/>
-        </w:rPr>
-        <w:t xml:space="preserve"> Event – Choose an available time</w:t>
-      </w:r>
-      <w:r>
-        <w:t xml:space="preserve"> grid, where user can pick another slot for all eligible resources (this then runs the </w:t>
-      </w:r>
-      <w:proofErr w:type="spellStart"/>
-      <w:r>
-        <w:t>date+resource</w:t>
-      </w:r>
-      <w:proofErr w:type="spellEnd"/>
-      <w:r>
-        <w:t xml:space="preserve"> flow and ends with “Date/Time AND resource successfully changed”).</w:t>
+        <w:t>Edit 1:Many Event – Choose an available time</w:t>
+      </w:r>
+      <w:r>
+        <w:t xml:space="preserve"> grid, where user can pick another slot for all eligible resources (this then runs the date+resource flow and ends with “Date/Time AND resource successfully changed”).</w:t>
       </w:r>
     </w:p>
     <w:p>
@@ -2220,7 +2122,7 @@
           <w:noProof/>
         </w:rPr>
         <w:pict w14:anchorId="7534E09A">
-          <v:rect id="_x0000_i1048" alt="" style="width:468pt;height:.05pt;mso-width-percent:0;mso-height-percent:0;mso-width-percent:0;mso-height-percent:0" o:hralign="center" o:hrstd="t" o:hr="t" fillcolor="#a0a0a0" stroked="f"/>
+          <v:rect id="_x0000_i1369" alt="" style="width:468pt;height:.05pt;mso-width-percent:0;mso-height-percent:0;mso-width-percent:0;mso-height-percent:0" o:hralign="center" o:hrstd="t" o:hr="t" fillcolor="#a0a0a0" stroked="f"/>
         </w:pict>
       </w:r>
     </w:p>
@@ -2409,13 +2311,8 @@
           <w:numId w:val="16"/>
         </w:numPr>
       </w:pPr>
-      <w:proofErr w:type="spellStart"/>
-      <w:r>
-        <w:t>resource_id</w:t>
-      </w:r>
-      <w:proofErr w:type="spellEnd"/>
-      <w:r>
-        <w:t xml:space="preserve"> = X</w:t>
+      <w:r>
+        <w:t>resource_id = X</w:t>
       </w:r>
     </w:p>
     <w:p>
@@ -2425,13 +2322,8 @@
           <w:numId w:val="16"/>
         </w:numPr>
       </w:pPr>
-      <w:proofErr w:type="spellStart"/>
-      <w:r>
-        <w:t>resource_status</w:t>
-      </w:r>
-      <w:proofErr w:type="spellEnd"/>
-      <w:r>
-        <w:t xml:space="preserve"> = Scheduled/Named as chosen.</w:t>
+      <w:r>
+        <w:t>resource_status = Scheduled/Named as chosen.</w:t>
       </w:r>
     </w:p>
     <w:p>
@@ -2463,7 +2355,7 @@
           <w:noProof/>
         </w:rPr>
         <w:pict w14:anchorId="2F5FCFCF">
-          <v:rect id="_x0000_i1047" alt="" style="width:468pt;height:.05pt;mso-width-percent:0;mso-height-percent:0;mso-width-percent:0;mso-height-percent:0" o:hralign="center" o:hrstd="t" o:hr="t" fillcolor="#a0a0a0" stroked="f"/>
+          <v:rect id="_x0000_i1368" alt="" style="width:468pt;height:.05pt;mso-width-percent:0;mso-height-percent:0;mso-width-percent:0;mso-height-percent:0" o:hralign="center" o:hrstd="t" o:hr="t" fillcolor="#a0a0a0" stroked="f"/>
         </w:pict>
       </w:r>
     </w:p>
@@ -2499,17 +2391,8 @@
           <w:b/>
           <w:bCs/>
         </w:rPr>
-        <w:t xml:space="preserve">X is NOT </w:t>
-      </w:r>
-      <w:proofErr w:type="gramStart"/>
-      <w:r>
-        <w:rPr>
-          <w:b/>
-          <w:bCs/>
-        </w:rPr>
-        <w:t>available</w:t>
-      </w:r>
-      <w:proofErr w:type="gramEnd"/>
+        <w:t>X is NOT available</w:t>
+      </w:r>
       <w:r>
         <w:t xml:space="preserve"> and user is </w:t>
       </w:r>
@@ -2620,15 +2503,7 @@
         <w:t>Back</w:t>
       </w:r>
       <w:r>
-        <w:t xml:space="preserve"> → return to “View Availability For” (can choose another resource or </w:t>
-      </w:r>
-      <w:proofErr w:type="gramStart"/>
-      <w:r>
-        <w:t>Recommended</w:t>
-      </w:r>
-      <w:proofErr w:type="gramEnd"/>
-      <w:r>
-        <w:t>).</w:t>
+        <w:t xml:space="preserve"> → return to “View Availability For” (can choose another resource or Recommended).</w:t>
       </w:r>
     </w:p>
     <w:p>
@@ -2667,13 +2542,8 @@
           <w:numId w:val="18"/>
         </w:numPr>
       </w:pPr>
-      <w:proofErr w:type="spellStart"/>
-      <w:r>
-        <w:t>resource_id</w:t>
-      </w:r>
-      <w:proofErr w:type="spellEnd"/>
-      <w:r>
-        <w:t xml:space="preserve"> = X even though unavailable.</w:t>
+      <w:r>
+        <w:t>resource_id = X even though unavailable.</w:t>
       </w:r>
     </w:p>
     <w:p>
@@ -2716,7 +2586,7 @@
           <w:noProof/>
         </w:rPr>
         <w:pict w14:anchorId="68612532">
-          <v:rect id="_x0000_i1046" alt="" style="width:468pt;height:.05pt;mso-width-percent:0;mso-height-percent:0;mso-width-percent:0;mso-height-percent:0" o:hralign="center" o:hrstd="t" o:hr="t" fillcolor="#a0a0a0" stroked="f"/>
+          <v:rect id="_x0000_i1367" alt="" style="width:468pt;height:.05pt;mso-width-percent:0;mso-height-percent:0;mso-width-percent:0;mso-height-percent:0" o:hralign="center" o:hrstd="t" o:hr="t" fillcolor="#a0a0a0" stroked="f"/>
         </w:pict>
       </w:r>
     </w:p>
@@ -2751,17 +2621,8 @@
           <w:b/>
           <w:bCs/>
         </w:rPr>
-        <w:t>Non-</w:t>
-      </w:r>
-      <w:proofErr w:type="gramStart"/>
-      <w:r>
-        <w:rPr>
-          <w:b/>
-          <w:bCs/>
-        </w:rPr>
-        <w:t>Super</w:t>
-      </w:r>
-      <w:proofErr w:type="gramEnd"/>
+        <w:t>Non-Super</w:t>
+      </w:r>
       <w:r>
         <w:t xml:space="preserve"> and X is unavailable.</w:t>
       </w:r>
@@ -2909,7 +2770,7 @@
           <w:noProof/>
         </w:rPr>
         <w:pict w14:anchorId="012C5CCF">
-          <v:rect id="_x0000_i1045" alt="" style="width:468pt;height:.05pt;mso-width-percent:0;mso-height-percent:0;mso-width-percent:0;mso-height-percent:0" o:hralign="center" o:hrstd="t" o:hr="t" fillcolor="#a0a0a0" stroked="f"/>
+          <v:rect id="_x0000_i1366" alt="" style="width:468pt;height:.05pt;mso-width-percent:0;mso-height-percent:0;mso-width-percent:0;mso-height-percent:0" o:hralign="center" o:hrstd="t" o:hr="t" fillcolor="#a0a0a0" stroked="f"/>
         </w:pict>
       </w:r>
     </w:p>
@@ -2998,23 +2859,7 @@
           <w:b/>
           <w:bCs/>
         </w:rPr>
-        <w:t xml:space="preserve">Edit </w:t>
-      </w:r>
-      <w:proofErr w:type="gramStart"/>
-      <w:r>
-        <w:rPr>
-          <w:b/>
-          <w:bCs/>
-        </w:rPr>
-        <w:t>1:Many</w:t>
-      </w:r>
-      <w:proofErr w:type="gramEnd"/>
-      <w:r>
-        <w:rPr>
-          <w:b/>
-          <w:bCs/>
-        </w:rPr>
-        <w:t xml:space="preserve"> Event – Choose an available time</w:t>
+        <w:t>Edit 1:Many Event – Choose an available time</w:t>
       </w:r>
       <w:r>
         <w:t>:</w:t>
@@ -3236,15 +3081,7 @@
         <w:t>Where (Location)</w:t>
       </w:r>
       <w:r>
-        <w:t xml:space="preserve"> – editable before </w:t>
-      </w:r>
-      <w:proofErr w:type="gramStart"/>
-      <w:r>
-        <w:t>publish</w:t>
-      </w:r>
-      <w:proofErr w:type="gramEnd"/>
-      <w:r>
-        <w:t xml:space="preserve">; </w:t>
+        <w:t xml:space="preserve"> – editable before publish; </w:t>
       </w:r>
       <w:r>
         <w:rPr>
@@ -3283,15 +3120,7 @@
         </w:numPr>
       </w:pPr>
       <w:r>
-        <w:t xml:space="preserve">Edits after </w:t>
-      </w:r>
-      <w:proofErr w:type="gramStart"/>
-      <w:r>
-        <w:t>publish</w:t>
-      </w:r>
-      <w:proofErr w:type="gramEnd"/>
-      <w:r>
-        <w:t xml:space="preserve"> are “additions only” and </w:t>
+        <w:t xml:space="preserve">Edits after publish are “additions only” and </w:t>
       </w:r>
       <w:r>
         <w:rPr>
@@ -3305,13 +3134,8 @@
       </w:r>
     </w:p>
     <w:p>
-      <w:proofErr w:type="gramStart"/>
-      <w:r>
-        <w:t>So</w:t>
-      </w:r>
-      <w:proofErr w:type="gramEnd"/>
-      <w:r>
-        <w:t xml:space="preserve"> flows are simpler – no availability engine, just editing with state rules.</w:t>
+      <w:r>
+        <w:t>So flows are simpler – no availability engine, just editing with state rules.</w:t>
       </w:r>
     </w:p>
     <w:p>
@@ -3320,7 +3144,7 @@
           <w:noProof/>
         </w:rPr>
         <w:pict w14:anchorId="30FC1346">
-          <v:rect id="_x0000_i1044" alt="" style="width:468pt;height:.05pt;mso-width-percent:0;mso-height-percent:0;mso-width-percent:0;mso-height-percent:0" o:hralign="center" o:hrstd="t" o:hr="t" fillcolor="#a0a0a0" stroked="f"/>
+          <v:rect id="_x0000_i1365" alt="" style="width:468pt;height:.05pt;mso-width-percent:0;mso-height-percent:0;mso-width-percent:0;mso-height-percent:0" o:hralign="center" o:hrstd="t" o:hr="t" fillcolor="#a0a0a0" stroked="f"/>
         </w:pict>
       </w:r>
     </w:p>
@@ -3579,7 +3403,7 @@
           <w:noProof/>
         </w:rPr>
         <w:pict w14:anchorId="0D759DF2">
-          <v:rect id="_x0000_i1043" alt="" style="width:468pt;height:.05pt;mso-width-percent:0;mso-height-percent:0;mso-width-percent:0;mso-height-percent:0" o:hralign="center" o:hrstd="t" o:hr="t" fillcolor="#a0a0a0" stroked="f"/>
+          <v:rect id="_x0000_i1364" alt="" style="width:468pt;height:.05pt;mso-width-percent:0;mso-height-percent:0;mso-width-percent:0;mso-height-percent:0" o:hralign="center" o:hrstd="t" o:hr="t" fillcolor="#a0a0a0" stroked="f"/>
         </w:pict>
       </w:r>
     </w:p>
@@ -3694,15 +3518,7 @@
         <w:t>read-only</w:t>
       </w:r>
       <w:r>
-        <w:t xml:space="preserve"> / disabled (cannot change after </w:t>
-      </w:r>
-      <w:proofErr w:type="gramStart"/>
-      <w:r>
-        <w:t>publish</w:t>
-      </w:r>
-      <w:proofErr w:type="gramEnd"/>
-      <w:r>
-        <w:t>).</w:t>
+        <w:t xml:space="preserve"> / disabled (cannot change after publish).</w:t>
       </w:r>
     </w:p>
     <w:p>
@@ -3876,7 +3692,7 @@
           <w:noProof/>
         </w:rPr>
         <w:pict w14:anchorId="3F3A68FA">
-          <v:rect id="_x0000_i1042" alt="" style="width:468pt;height:.05pt;mso-width-percent:0;mso-height-percent:0;mso-width-percent:0;mso-height-percent:0" o:hralign="center" o:hrstd="t" o:hr="t" fillcolor="#a0a0a0" stroked="f"/>
+          <v:rect id="_x0000_i1363" alt="" style="width:468pt;height:.05pt;mso-width-percent:0;mso-height-percent:0;mso-width-percent:0;mso-height-percent:0" o:hralign="center" o:hrstd="t" o:hr="t" fillcolor="#a0a0a0" stroked="f"/>
         </w:pict>
       </w:r>
     </w:p>
@@ -4160,21 +3976,12 @@
       <w:r>
         <w:t xml:space="preserve">This page documents the </w:t>
       </w:r>
-      <w:proofErr w:type="gramStart"/>
-      <w:r>
-        <w:rPr>
-          <w:b/>
-          <w:bCs/>
-        </w:rPr>
-        <w:t>1:Many</w:t>
-      </w:r>
-      <w:proofErr w:type="gramEnd"/>
-      <w:r>
-        <w:rPr>
-          <w:b/>
-          <w:bCs/>
-        </w:rPr>
-        <w:t xml:space="preserve"> Event Edit flows</w:t>
+      <w:r>
+        <w:rPr>
+          <w:b/>
+          <w:bCs/>
+        </w:rPr>
+        <w:t>1:Many Event Edit flows</w:t>
       </w:r>
       <w:r>
         <w:t xml:space="preserve"> in WEPA Salesforce for:</w:t>
@@ -4481,23 +4288,7 @@
           <w:b/>
           <w:bCs/>
         </w:rPr>
-        <w:t xml:space="preserve">Edit </w:t>
-      </w:r>
-      <w:proofErr w:type="gramStart"/>
-      <w:r>
-        <w:rPr>
-          <w:b/>
-          <w:bCs/>
-        </w:rPr>
-        <w:t>1:Many</w:t>
-      </w:r>
-      <w:proofErr w:type="gramEnd"/>
-      <w:r>
-        <w:rPr>
-          <w:b/>
-          <w:bCs/>
-        </w:rPr>
-        <w:t xml:space="preserve"> Event – Choose an available time</w:t>
+        <w:t>Edit 1:Many Event – Choose an available time</w:t>
       </w:r>
       <w:r>
         <w:t xml:space="preserve"> (calendar grid view)</w:t>
@@ -4509,7 +4300,7 @@
           <w:noProof/>
         </w:rPr>
         <w:pict w14:anchorId="6FB6DFF6">
-          <v:rect id="_x0000_i1041" alt="" style="width:468pt;height:.05pt;mso-width-percent:0;mso-height-percent:0;mso-width-percent:0;mso-height-percent:0" o:hralign="center" o:hrstd="t" o:hr="t" fillcolor="#a0a0a0" stroked="f"/>
+          <v:rect id="_x0000_i1362" alt="" style="width:468pt;height:.05pt;mso-width-percent:0;mso-height-percent:0;mso-width-percent:0;mso-height-percent:0" o:hralign="center" o:hrstd="t" o:hr="t" fillcolor="#a0a0a0" stroked="f"/>
         </w:pict>
       </w:r>
     </w:p>
@@ -4525,23 +4316,7 @@
           <w:b/>
           <w:bCs/>
         </w:rPr>
-        <w:t>2. Edit Date &amp; Time Flows (</w:t>
-      </w:r>
-      <w:proofErr w:type="gramStart"/>
-      <w:r>
-        <w:rPr>
-          <w:b/>
-          <w:bCs/>
-        </w:rPr>
-        <w:t>1:Many</w:t>
-      </w:r>
-      <w:proofErr w:type="gramEnd"/>
-      <w:r>
-        <w:rPr>
-          <w:b/>
-          <w:bCs/>
-        </w:rPr>
-        <w:t>)</w:t>
+        <w:t>2. Edit Date &amp; Time Flows (1:Many)</w:t>
       </w:r>
     </w:p>
     <w:p>
@@ -4692,15 +4467,7 @@
         </w:numPr>
       </w:pPr>
       <w:r>
-        <w:t xml:space="preserve">Update event </w:t>
-      </w:r>
-      <w:proofErr w:type="spellStart"/>
-      <w:r>
-        <w:t>start_datetime</w:t>
-      </w:r>
-      <w:proofErr w:type="spellEnd"/>
-      <w:r>
-        <w:t xml:space="preserve"> (and derived end time).</w:t>
+        <w:t>Update event start_datetime (and derived end time).</w:t>
       </w:r>
     </w:p>
     <w:p>
@@ -4711,23 +4478,7 @@
         </w:numPr>
       </w:pPr>
       <w:r>
-        <w:t xml:space="preserve">Keep same </w:t>
-      </w:r>
-      <w:proofErr w:type="spellStart"/>
-      <w:r>
-        <w:t>resource_id</w:t>
-      </w:r>
-      <w:proofErr w:type="spellEnd"/>
-      <w:r>
-        <w:t xml:space="preserve"> and </w:t>
-      </w:r>
-      <w:proofErr w:type="spellStart"/>
-      <w:r>
-        <w:t>resource_status</w:t>
-      </w:r>
-      <w:proofErr w:type="spellEnd"/>
-      <w:r>
-        <w:t>.</w:t>
+        <w:t>Keep same resource_id and resource_status.</w:t>
       </w:r>
     </w:p>
     <w:p>
@@ -4771,7 +4522,7 @@
           <w:noProof/>
         </w:rPr>
         <w:pict w14:anchorId="3B4B73E2">
-          <v:rect id="_x0000_i1040" alt="" style="width:468pt;height:.05pt;mso-width-percent:0;mso-height-percent:0;mso-width-percent:0;mso-height-percent:0" o:hralign="center" o:hrstd="t" o:hr="t" fillcolor="#a0a0a0" stroked="f"/>
+          <v:rect id="_x0000_i1361" alt="" style="width:468pt;height:.05pt;mso-width-percent:0;mso-height-percent:0;mso-width-percent:0;mso-height-percent:0" o:hralign="center" o:hrstd="t" o:hr="t" fillcolor="#a0a0a0" stroked="f"/>
         </w:pict>
       </w:r>
     </w:p>
@@ -4848,15 +4599,7 @@
         </w:numPr>
       </w:pPr>
       <w:r>
-        <w:t xml:space="preserve">Availability </w:t>
-      </w:r>
-      <w:proofErr w:type="gramStart"/>
-      <w:r>
-        <w:t>check</w:t>
-      </w:r>
-      <w:proofErr w:type="gramEnd"/>
-      <w:r>
-        <w:t xml:space="preserve"> on </w:t>
+        <w:t xml:space="preserve">Availability check on </w:t>
       </w:r>
       <w:r>
         <w:rPr>
@@ -5024,13 +4767,8 @@
           <w:numId w:val="43"/>
         </w:numPr>
       </w:pPr>
-      <w:proofErr w:type="spellStart"/>
-      <w:r>
-        <w:t>start_datetime</w:t>
-      </w:r>
-      <w:proofErr w:type="spellEnd"/>
-      <w:r>
-        <w:t xml:space="preserve"> = new time</w:t>
+      <w:r>
+        <w:t>start_datetime = new time</w:t>
       </w:r>
     </w:p>
     <w:p>
@@ -5040,13 +4778,8 @@
           <w:numId w:val="43"/>
         </w:numPr>
       </w:pPr>
-      <w:proofErr w:type="spellStart"/>
-      <w:r>
-        <w:t>resource_id</w:t>
-      </w:r>
-      <w:proofErr w:type="spellEnd"/>
-      <w:r>
-        <w:t xml:space="preserve"> = chosen recommended</w:t>
+      <w:r>
+        <w:t>resource_id = chosen recommended</w:t>
       </w:r>
     </w:p>
     <w:p>
@@ -5093,7 +4826,7 @@
           <w:noProof/>
         </w:rPr>
         <w:pict w14:anchorId="00753CFD">
-          <v:rect id="_x0000_i1039" alt="" style="width:468pt;height:.05pt;mso-width-percent:0;mso-height-percent:0;mso-width-percent:0;mso-height-percent:0" o:hralign="center" o:hrstd="t" o:hr="t" fillcolor="#a0a0a0" stroked="f"/>
+          <v:rect id="_x0000_i1360" alt="" style="width:468pt;height:.05pt;mso-width-percent:0;mso-height-percent:0;mso-width-percent:0;mso-height-percent:0" o:hralign="center" o:hrstd="t" o:hr="t" fillcolor="#a0a0a0" stroked="f"/>
         </w:pict>
       </w:r>
     </w:p>
@@ -5109,23 +4842,7 @@
           <w:b/>
           <w:bCs/>
         </w:rPr>
-        <w:t>DT-3 – Current resource unavailable → Recommended Resources (</w:t>
-      </w:r>
-      <w:proofErr w:type="gramStart"/>
-      <w:r>
-        <w:rPr>
-          <w:b/>
-          <w:bCs/>
-        </w:rPr>
-        <w:t>none available</w:t>
-      </w:r>
-      <w:proofErr w:type="gramEnd"/>
-      <w:r>
-        <w:rPr>
-          <w:b/>
-          <w:bCs/>
-        </w:rPr>
-        <w:t>)</w:t>
+        <w:t>DT-3 – Current resource unavailable → Recommended Resources (none available)</w:t>
       </w:r>
     </w:p>
     <w:p>
@@ -5328,23 +5045,7 @@
           <w:b/>
           <w:bCs/>
         </w:rPr>
-        <w:t xml:space="preserve">Edit </w:t>
-      </w:r>
-      <w:proofErr w:type="gramStart"/>
-      <w:r>
-        <w:rPr>
-          <w:b/>
-          <w:bCs/>
-        </w:rPr>
-        <w:t>1:Many</w:t>
-      </w:r>
-      <w:proofErr w:type="gramEnd"/>
-      <w:r>
-        <w:rPr>
-          <w:b/>
-          <w:bCs/>
-        </w:rPr>
-        <w:t xml:space="preserve"> Event – Choose an available time</w:t>
+        <w:t>Edit 1:Many Event – Choose an available time</w:t>
       </w:r>
       <w:r>
         <w:t>:</w:t>
@@ -5442,7 +5143,7 @@
           <w:noProof/>
         </w:rPr>
         <w:pict w14:anchorId="2CB1717B">
-          <v:rect id="_x0000_i1038" alt="" style="width:468pt;height:.05pt;mso-width-percent:0;mso-height-percent:0;mso-width-percent:0;mso-height-percent:0" o:hralign="center" o:hrstd="t" o:hr="t" fillcolor="#a0a0a0" stroked="f"/>
+          <v:rect id="_x0000_i1359" alt="" style="width:468pt;height:.05pt;mso-width-percent:0;mso-height-percent:0;mso-width-percent:0;mso-height-percent:0" o:hralign="center" o:hrstd="t" o:hr="t" fillcolor="#a0a0a0" stroked="f"/>
         </w:pict>
       </w:r>
     </w:p>
@@ -5602,13 +5303,8 @@
           <w:numId w:val="50"/>
         </w:numPr>
       </w:pPr>
-      <w:proofErr w:type="spellStart"/>
-      <w:r>
-        <w:t>start_datetime</w:t>
-      </w:r>
-      <w:proofErr w:type="spellEnd"/>
-      <w:r>
-        <w:t xml:space="preserve"> = new time</w:t>
+      <w:r>
+        <w:t>start_datetime = new time</w:t>
       </w:r>
     </w:p>
     <w:p>
@@ -5618,13 +5314,8 @@
           <w:numId w:val="50"/>
         </w:numPr>
       </w:pPr>
-      <w:proofErr w:type="spellStart"/>
-      <w:r>
-        <w:t>resource_id</w:t>
-      </w:r>
-      <w:proofErr w:type="spellEnd"/>
-      <w:r>
-        <w:t xml:space="preserve"> = X</w:t>
+      <w:r>
+        <w:t>resource_id = X</w:t>
       </w:r>
     </w:p>
     <w:p>
@@ -5672,7 +5363,7 @@
           <w:noProof/>
         </w:rPr>
         <w:pict w14:anchorId="2E5B3EAC">
-          <v:rect id="_x0000_i1037" alt="" style="width:468pt;height:.05pt;mso-width-percent:0;mso-height-percent:0;mso-width-percent:0;mso-height-percent:0" o:hralign="center" o:hrstd="t" o:hr="t" fillcolor="#a0a0a0" stroked="f"/>
+          <v:rect id="_x0000_i1358" alt="" style="width:468pt;height:.05pt;mso-width-percent:0;mso-height-percent:0;mso-width-percent:0;mso-height-percent:0" o:hralign="center" o:hrstd="t" o:hr="t" fillcolor="#a0a0a0" stroked="f"/>
         </w:pict>
       </w:r>
     </w:p>
@@ -5888,13 +5579,8 @@
           <w:numId w:val="54"/>
         </w:numPr>
       </w:pPr>
-      <w:proofErr w:type="spellStart"/>
-      <w:r>
-        <w:t>start_datetime</w:t>
-      </w:r>
-      <w:proofErr w:type="spellEnd"/>
-      <w:r>
-        <w:t xml:space="preserve"> = new time</w:t>
+      <w:r>
+        <w:t>start_datetime = new time</w:t>
       </w:r>
     </w:p>
     <w:p>
@@ -5904,13 +5590,8 @@
           <w:numId w:val="54"/>
         </w:numPr>
       </w:pPr>
-      <w:proofErr w:type="spellStart"/>
-      <w:r>
-        <w:t>resource_id</w:t>
-      </w:r>
-      <w:proofErr w:type="spellEnd"/>
-      <w:r>
-        <w:t xml:space="preserve"> = X</w:t>
+      <w:r>
+        <w:t>resource_id = X</w:t>
       </w:r>
     </w:p>
     <w:p>
@@ -5969,7 +5650,7 @@
           <w:noProof/>
         </w:rPr>
         <w:pict w14:anchorId="7D801A4B">
-          <v:rect id="_x0000_i1036" alt="" style="width:468pt;height:.05pt;mso-width-percent:0;mso-height-percent:0;mso-width-percent:0;mso-height-percent:0" o:hralign="center" o:hrstd="t" o:hr="t" fillcolor="#a0a0a0" stroked="f"/>
+          <v:rect id="_x0000_i1357" alt="" style="width:468pt;height:.05pt;mso-width-percent:0;mso-height-percent:0;mso-width-percent:0;mso-height-percent:0" o:hralign="center" o:hrstd="t" o:hr="t" fillcolor="#a0a0a0" stroked="f"/>
         </w:pict>
       </w:r>
     </w:p>
@@ -5985,23 +5666,7 @@
           <w:b/>
           <w:bCs/>
         </w:rPr>
-        <w:t>DT-6 – Specific Resource unavailable (</w:t>
-      </w:r>
-      <w:proofErr w:type="gramStart"/>
-      <w:r>
-        <w:rPr>
-          <w:b/>
-          <w:bCs/>
-        </w:rPr>
-        <w:t>Non-Super</w:t>
-      </w:r>
-      <w:proofErr w:type="gramEnd"/>
-      <w:r>
-        <w:rPr>
-          <w:b/>
-          <w:bCs/>
-        </w:rPr>
-        <w:t>)</w:t>
+        <w:t>DT-6 – Specific Resource unavailable (Non-Super)</w:t>
       </w:r>
     </w:p>
     <w:p>
@@ -6064,21 +5729,12 @@
       <w:r>
         <w:t xml:space="preserve">Show </w:t>
       </w:r>
-      <w:proofErr w:type="gramStart"/>
-      <w:r>
-        <w:rPr>
-          <w:b/>
-          <w:bCs/>
-        </w:rPr>
-        <w:t>Non-Super</w:t>
-      </w:r>
-      <w:proofErr w:type="gramEnd"/>
-      <w:r>
-        <w:rPr>
-          <w:b/>
-          <w:bCs/>
-        </w:rPr>
-        <w:t xml:space="preserve"> conflict modal</w:t>
+      <w:r>
+        <w:rPr>
+          <w:b/>
+          <w:bCs/>
+        </w:rPr>
+        <w:t>Non-Super conflict modal</w:t>
       </w:r>
       <w:r>
         <w:t>:</w:t>
@@ -6216,7 +5872,7 @@
           <w:noProof/>
         </w:rPr>
         <w:pict w14:anchorId="367DB495">
-          <v:rect id="_x0000_i1035" alt="" style="width:468pt;height:.05pt;mso-width-percent:0;mso-height-percent:0;mso-width-percent:0;mso-height-percent:0" o:hralign="center" o:hrstd="t" o:hr="t" fillcolor="#a0a0a0" stroked="f"/>
+          <v:rect id="_x0000_i1356" alt="" style="width:468pt;height:.05pt;mso-width-percent:0;mso-height-percent:0;mso-width-percent:0;mso-height-percent:0" o:hralign="center" o:hrstd="t" o:hr="t" fillcolor="#a0a0a0" stroked="f"/>
         </w:pict>
       </w:r>
     </w:p>
@@ -6232,23 +5888,7 @@
           <w:b/>
           <w:bCs/>
         </w:rPr>
-        <w:t>3. Edit Resource Flows (</w:t>
-      </w:r>
-      <w:proofErr w:type="gramStart"/>
-      <w:r>
-        <w:rPr>
-          <w:b/>
-          <w:bCs/>
-        </w:rPr>
-        <w:t>1:Many</w:t>
-      </w:r>
-      <w:proofErr w:type="gramEnd"/>
-      <w:r>
-        <w:rPr>
-          <w:b/>
-          <w:bCs/>
-        </w:rPr>
-        <w:t>)</w:t>
+        <w:t>3. Edit Resource Flows (1:Many)</w:t>
       </w:r>
     </w:p>
     <w:p>
@@ -6306,7 +5946,7 @@
           <w:noProof/>
         </w:rPr>
         <w:pict w14:anchorId="0F8587A2">
-          <v:rect id="_x0000_i1034" alt="" style="width:468pt;height:.05pt;mso-width-percent:0;mso-height-percent:0;mso-width-percent:0;mso-height-percent:0" o:hralign="center" o:hrstd="t" o:hr="t" fillcolor="#a0a0a0" stroked="f"/>
+          <v:rect id="_x0000_i1355" alt="" style="width:468pt;height:.05pt;mso-width-percent:0;mso-height-percent:0;mso-width-percent:0;mso-height-percent:0" o:hralign="center" o:hrstd="t" o:hr="t" fillcolor="#a0a0a0" stroked="f"/>
         </w:pict>
       </w:r>
     </w:p>
@@ -6465,15 +6105,7 @@
         </w:numPr>
       </w:pPr>
       <w:r>
-        <w:t xml:space="preserve">Update </w:t>
-      </w:r>
-      <w:proofErr w:type="spellStart"/>
-      <w:r>
-        <w:t>resource_status</w:t>
-      </w:r>
-      <w:proofErr w:type="spellEnd"/>
-      <w:r>
-        <w:t xml:space="preserve"> only.</w:t>
+        <w:t>Update resource_status only.</w:t>
       </w:r>
     </w:p>
     <w:p>
@@ -6519,22 +6151,10 @@
           <w:b/>
           <w:bCs/>
         </w:rPr>
-        <w:t xml:space="preserve">Resource attribute </w:t>
-      </w:r>
-      <w:proofErr w:type="gramStart"/>
-      <w:r>
-        <w:rPr>
-          <w:b/>
-          <w:bCs/>
-        </w:rPr>
-        <w:t>updated</w:t>
-      </w:r>
-      <w:r>
-        <w:t>;</w:t>
-      </w:r>
-      <w:proofErr w:type="gramEnd"/>
-      <w:r>
-        <w:t xml:space="preserve"> time and person unchanged.</w:t>
+        <w:t>Resource attribute updated</w:t>
+      </w:r>
+      <w:r>
+        <w:t>; time and person unchanged.</w:t>
       </w:r>
     </w:p>
     <w:p>
@@ -6543,7 +6163,7 @@
           <w:noProof/>
         </w:rPr>
         <w:pict w14:anchorId="10B0FA9E">
-          <v:rect id="_x0000_i1033" alt="" style="width:468pt;height:.05pt;mso-width-percent:0;mso-height-percent:0;mso-width-percent:0;mso-height-percent:0" o:hralign="center" o:hrstd="t" o:hr="t" fillcolor="#a0a0a0" stroked="f"/>
+          <v:rect id="_x0000_i1354" alt="" style="width:468pt;height:.05pt;mso-width-percent:0;mso-height-percent:0;mso-width-percent:0;mso-height-percent:0" o:hralign="center" o:hrstd="t" o:hr="t" fillcolor="#a0a0a0" stroked="f"/>
         </w:pict>
       </w:r>
     </w:p>
@@ -6786,23 +6406,7 @@
         </w:numPr>
       </w:pPr>
       <w:r>
-        <w:t xml:space="preserve">Update event </w:t>
-      </w:r>
-      <w:proofErr w:type="spellStart"/>
-      <w:r>
-        <w:t>resource_id</w:t>
-      </w:r>
-      <w:proofErr w:type="spellEnd"/>
-      <w:r>
-        <w:t xml:space="preserve"> and </w:t>
-      </w:r>
-      <w:proofErr w:type="spellStart"/>
-      <w:r>
-        <w:t>resource_status</w:t>
-      </w:r>
-      <w:proofErr w:type="spellEnd"/>
-      <w:r>
-        <w:t>.</w:t>
+        <w:t>Update event resource_id and resource_status.</w:t>
       </w:r>
     </w:p>
     <w:p>
@@ -6822,17 +6426,8 @@
           <w:b/>
           <w:bCs/>
         </w:rPr>
-        <w:t xml:space="preserve">Branch B – </w:t>
-      </w:r>
-      <w:proofErr w:type="gramStart"/>
-      <w:r>
-        <w:rPr>
-          <w:b/>
-          <w:bCs/>
-        </w:rPr>
-        <w:t>none available</w:t>
-      </w:r>
-      <w:proofErr w:type="gramEnd"/>
+        <w:t>Branch B – none available</w:t>
+      </w:r>
     </w:p>
     <w:p>
       <w:pPr>
@@ -6928,7 +6523,7 @@
           <w:noProof/>
         </w:rPr>
         <w:pict w14:anchorId="708B2BAE">
-          <v:rect id="_x0000_i1032" alt="" style="width:468pt;height:.05pt;mso-width-percent:0;mso-height-percent:0;mso-width-percent:0;mso-height-percent:0" o:hralign="center" o:hrstd="t" o:hr="t" fillcolor="#a0a0a0" stroked="f"/>
+          <v:rect id="_x0000_i1353" alt="" style="width:468pt;height:.05pt;mso-width-percent:0;mso-height-percent:0;mso-width-percent:0;mso-height-percent:0" o:hralign="center" o:hrstd="t" o:hr="t" fillcolor="#a0a0a0" stroked="f"/>
         </w:pict>
       </w:r>
     </w:p>
@@ -7140,23 +6735,7 @@
         </w:numPr>
       </w:pPr>
       <w:r>
-        <w:t xml:space="preserve">Update </w:t>
-      </w:r>
-      <w:proofErr w:type="spellStart"/>
-      <w:r>
-        <w:t>resource_id</w:t>
-      </w:r>
-      <w:proofErr w:type="spellEnd"/>
-      <w:r>
-        <w:t xml:space="preserve"> = X and </w:t>
-      </w:r>
-      <w:proofErr w:type="spellStart"/>
-      <w:r>
-        <w:t>resource_status</w:t>
-      </w:r>
-      <w:proofErr w:type="spellEnd"/>
-      <w:r>
-        <w:t>.</w:t>
+        <w:t>Update resource_id = X and resource_status.</w:t>
       </w:r>
     </w:p>
     <w:p>
@@ -7203,7 +6782,7 @@
           <w:noProof/>
         </w:rPr>
         <w:pict w14:anchorId="26179977">
-          <v:rect id="_x0000_i1031" alt="" style="width:468pt;height:.05pt;mso-width-percent:0;mso-height-percent:0;mso-width-percent:0;mso-height-percent:0" o:hralign="center" o:hrstd="t" o:hr="t" fillcolor="#a0a0a0" stroked="f"/>
+          <v:rect id="_x0000_i1352" alt="" style="width:468pt;height:.05pt;mso-width-percent:0;mso-height-percent:0;mso-width-percent:0;mso-height-percent:0" o:hralign="center" o:hrstd="t" o:hr="t" fillcolor="#a0a0a0" stroked="f"/>
         </w:pict>
       </w:r>
     </w:p>
@@ -7239,15 +6818,7 @@
         </w:numPr>
       </w:pPr>
       <w:r>
-        <w:t xml:space="preserve">Same as RE-3, but X is </w:t>
-      </w:r>
-      <w:proofErr w:type="gramStart"/>
-      <w:r>
-        <w:t>unavailable</w:t>
-      </w:r>
-      <w:proofErr w:type="gramEnd"/>
-      <w:r>
-        <w:t xml:space="preserve"> and user is a </w:t>
+        <w:t xml:space="preserve">Same as RE-3, but X is unavailable and user is a </w:t>
       </w:r>
       <w:r>
         <w:rPr>
@@ -7443,7 +7014,7 @@
           <w:noProof/>
         </w:rPr>
         <w:pict w14:anchorId="7267293E">
-          <v:rect id="_x0000_i1030" alt="" style="width:468pt;height:.05pt;mso-width-percent:0;mso-height-percent:0;mso-width-percent:0;mso-height-percent:0" o:hralign="center" o:hrstd="t" o:hr="t" fillcolor="#a0a0a0" stroked="f"/>
+          <v:rect id="_x0000_i1351" alt="" style="width:468pt;height:.05pt;mso-width-percent:0;mso-height-percent:0;mso-width-percent:0;mso-height-percent:0" o:hralign="center" o:hrstd="t" o:hr="t" fillcolor="#a0a0a0" stroked="f"/>
         </w:pict>
       </w:r>
     </w:p>
@@ -7459,23 +7030,7 @@
           <w:b/>
           <w:bCs/>
         </w:rPr>
-        <w:t>RE-5 – Specific Resource conflict (</w:t>
-      </w:r>
-      <w:proofErr w:type="gramStart"/>
-      <w:r>
-        <w:rPr>
-          <w:b/>
-          <w:bCs/>
-        </w:rPr>
-        <w:t>Non-Super</w:t>
-      </w:r>
-      <w:proofErr w:type="gramEnd"/>
-      <w:r>
-        <w:rPr>
-          <w:b/>
-          <w:bCs/>
-        </w:rPr>
-        <w:t>)</w:t>
+        <w:t>RE-5 – Specific Resource conflict (Non-Super)</w:t>
       </w:r>
     </w:p>
     <w:p>
@@ -7502,17 +7057,8 @@
           <w:b/>
           <w:bCs/>
         </w:rPr>
-        <w:t>Non-</w:t>
-      </w:r>
-      <w:proofErr w:type="gramStart"/>
-      <w:r>
-        <w:rPr>
-          <w:b/>
-          <w:bCs/>
-        </w:rPr>
-        <w:t>Super</w:t>
-      </w:r>
-      <w:proofErr w:type="gramEnd"/>
+        <w:t>Non-Super</w:t>
+      </w:r>
       <w:r>
         <w:t xml:space="preserve"> and X is unavailable.</w:t>
       </w:r>
@@ -7536,21 +7082,12 @@
       <w:r>
         <w:t xml:space="preserve">Show </w:t>
       </w:r>
-      <w:proofErr w:type="gramStart"/>
-      <w:r>
-        <w:rPr>
-          <w:b/>
-          <w:bCs/>
-        </w:rPr>
-        <w:t>Non-Super</w:t>
-      </w:r>
-      <w:proofErr w:type="gramEnd"/>
-      <w:r>
-        <w:rPr>
-          <w:b/>
-          <w:bCs/>
-        </w:rPr>
-        <w:t xml:space="preserve"> conflict modal</w:t>
+      <w:r>
+        <w:rPr>
+          <w:b/>
+          <w:bCs/>
+        </w:rPr>
+        <w:t>Non-Super conflict modal</w:t>
       </w:r>
       <w:r>
         <w:t xml:space="preserve"> with only </w:t>
@@ -7646,7 +7183,7 @@
         </w:rPr>
         <w:lastRenderedPageBreak/>
         <w:pict w14:anchorId="7AA62682">
-          <v:rect id="_x0000_i1029" alt="" style="width:468pt;height:.05pt;mso-width-percent:0;mso-height-percent:0;mso-width-percent:0;mso-height-percent:0" o:hralign="center" o:hrstd="t" o:hr="t" fillcolor="#a0a0a0" stroked="f"/>
+          <v:rect id="_x0000_i1350" alt="" style="width:468pt;height:.05pt;mso-width-percent:0;mso-height-percent:0;mso-width-percent:0;mso-height-percent:0" o:hralign="center" o:hrstd="t" o:hr="t" fillcolor="#a0a0a0" stroked="f"/>
         </w:pict>
       </w:r>
     </w:p>
@@ -7719,23 +7256,7 @@
           <w:b/>
           <w:bCs/>
         </w:rPr>
-        <w:t xml:space="preserve">Edit </w:t>
-      </w:r>
-      <w:proofErr w:type="gramStart"/>
-      <w:r>
-        <w:rPr>
-          <w:b/>
-          <w:bCs/>
-        </w:rPr>
-        <w:t>1:Many</w:t>
-      </w:r>
-      <w:proofErr w:type="gramEnd"/>
-      <w:r>
-        <w:rPr>
-          <w:b/>
-          <w:bCs/>
-        </w:rPr>
-        <w:t xml:space="preserve"> Event – Choose an available time</w:t>
+        <w:t>Edit 1:Many Event – Choose an available time</w:t>
       </w:r>
       <w:r>
         <w:t>:</w:t>
@@ -7810,13 +7331,8 @@
           <w:numId w:val="84"/>
         </w:numPr>
       </w:pPr>
-      <w:proofErr w:type="spellStart"/>
-      <w:r>
-        <w:t>start_datetime</w:t>
-      </w:r>
-      <w:proofErr w:type="spellEnd"/>
-      <w:r>
-        <w:t xml:space="preserve"> and</w:t>
+      <w:r>
+        <w:t>start_datetime and</w:t>
       </w:r>
     </w:p>
     <w:p>
@@ -7826,13 +7342,8 @@
           <w:numId w:val="84"/>
         </w:numPr>
       </w:pPr>
-      <w:proofErr w:type="spellStart"/>
-      <w:r>
-        <w:t>resource_id</w:t>
-      </w:r>
-      <w:proofErr w:type="spellEnd"/>
-      <w:r>
-        <w:t>.</w:t>
+      <w:r>
+        <w:t>resource_id.</w:t>
       </w:r>
     </w:p>
     <w:p>
@@ -7868,7 +7379,7 @@
           <w:noProof/>
         </w:rPr>
         <w:pict w14:anchorId="53203426">
-          <v:rect id="_x0000_i1028" alt="" style="width:468pt;height:.05pt;mso-width-percent:0;mso-height-percent:0;mso-width-percent:0;mso-height-percent:0" o:hralign="center" o:hrstd="t" o:hr="t" fillcolor="#a0a0a0" stroked="f"/>
+          <v:rect id="_x0000_i1349" alt="" style="width:468pt;height:.05pt;mso-width-percent:0;mso-height-percent:0;mso-width-percent:0;mso-height-percent:0" o:hralign="center" o:hrstd="t" o:hr="t" fillcolor="#a0a0a0" stroked="f"/>
         </w:pict>
       </w:r>
     </w:p>
@@ -7955,23 +7466,7 @@
           <w:b/>
           <w:bCs/>
         </w:rPr>
-        <w:t xml:space="preserve">After </w:t>
-      </w:r>
-      <w:proofErr w:type="gramStart"/>
-      <w:r>
-        <w:rPr>
-          <w:b/>
-          <w:bCs/>
-        </w:rPr>
-        <w:t>publish</w:t>
-      </w:r>
-      <w:proofErr w:type="gramEnd"/>
-      <w:r>
-        <w:rPr>
-          <w:b/>
-          <w:bCs/>
-        </w:rPr>
-        <w:t>, no registrations:</w:t>
+        <w:t>After publish, no registrations:</w:t>
       </w:r>
     </w:p>
     <w:p>
@@ -8008,23 +7503,7 @@
           <w:b/>
           <w:bCs/>
         </w:rPr>
-        <w:t xml:space="preserve">After </w:t>
-      </w:r>
-      <w:proofErr w:type="gramStart"/>
-      <w:r>
-        <w:rPr>
-          <w:b/>
-          <w:bCs/>
-        </w:rPr>
-        <w:t>publish</w:t>
-      </w:r>
-      <w:proofErr w:type="gramEnd"/>
-      <w:r>
-        <w:rPr>
-          <w:b/>
-          <w:bCs/>
-        </w:rPr>
-        <w:t>, with registrations:</w:t>
+        <w:t>After publish, with registrations:</w:t>
       </w:r>
     </w:p>
     <w:p>
@@ -8055,7 +7534,7 @@
           <w:noProof/>
         </w:rPr>
         <w:pict w14:anchorId="157D7770">
-          <v:rect id="_x0000_i1027" alt="" style="width:468pt;height:.05pt;mso-width-percent:0;mso-height-percent:0;mso-width-percent:0;mso-height-percent:0" o:hralign="center" o:hrstd="t" o:hr="t" fillcolor="#a0a0a0" stroked="f"/>
+          <v:rect id="_x0000_i1348" alt="" style="width:468pt;height:.05pt;mso-width-percent:0;mso-height-percent:0;mso-width-percent:0;mso-height-percent:0" o:hralign="center" o:hrstd="t" o:hr="t" fillcolor="#a0a0a0" stroked="f"/>
         </w:pict>
       </w:r>
     </w:p>
@@ -8260,15 +7739,7 @@
         </w:numPr>
       </w:pPr>
       <w:r>
-        <w:t xml:space="preserve">R&amp;D platform fully editable before </w:t>
-      </w:r>
-      <w:proofErr w:type="gramStart"/>
-      <w:r>
-        <w:t>publish</w:t>
-      </w:r>
-      <w:proofErr w:type="gramEnd"/>
-      <w:r>
-        <w:t>.</w:t>
+        <w:t>R&amp;D platform fully editable before publish.</w:t>
       </w:r>
     </w:p>
     <w:p>
@@ -8277,7 +7748,7 @@
           <w:noProof/>
         </w:rPr>
         <w:pict w14:anchorId="095BD12B">
-          <v:rect id="_x0000_i1026" alt="" style="width:468pt;height:.05pt;mso-width-percent:0;mso-height-percent:0;mso-width-percent:0;mso-height-percent:0" o:hralign="center" o:hrstd="t" o:hr="t" fillcolor="#a0a0a0" stroked="f"/>
+          <v:rect id="_x0000_i1347" alt="" style="width:468pt;height:.05pt;mso-width-percent:0;mso-height-percent:0;mso-width-percent:0;mso-height-percent:0" o:hralign="center" o:hrstd="t" o:hr="t" fillcolor="#a0a0a0" stroked="f"/>
         </w:pict>
       </w:r>
     </w:p>
@@ -8490,7 +7961,7 @@
           <w:noProof/>
         </w:rPr>
         <w:pict w14:anchorId="22740B0E">
-          <v:rect id="_x0000_i1025" alt="" style="width:468pt;height:.05pt;mso-width-percent:0;mso-height-percent:0;mso-width-percent:0;mso-height-percent:0" o:hralign="center" o:hrstd="t" o:hr="t" fillcolor="#a0a0a0" stroked="f"/>
+          <v:rect id="_x0000_i1346" alt="" style="width:468pt;height:.05pt;mso-width-percent:0;mso-height-percent:0;mso-width-percent:0;mso-height-percent:0" o:hralign="center" o:hrstd="t" o:hr="t" fillcolor="#a0a0a0" stroked="f"/>
         </w:pict>
       </w:r>
     </w:p>
@@ -8650,6 +8121,1879 @@
       </w:pPr>
       <w:r>
         <w:t>Platform configuration can be adjusted; location remains fixed.</w:t>
+      </w:r>
+    </w:p>
+    <w:p/>
+    <w:p/>
+    <w:p>
+      <w:pPr>
+        <w:pBdr>
+          <w:bottom w:val="single" w:sz="6" w:space="1" w:color="auto"/>
+        </w:pBdr>
+      </w:pPr>
+    </w:p>
+    <w:p/>
+    <w:p/>
+    <w:p>
+      <w:pPr>
+        <w:rPr>
+          <w:b/>
+          <w:bCs/>
+        </w:rPr>
+      </w:pPr>
+      <w:r>
+        <w:rPr>
+          <w:b/>
+          <w:bCs/>
+        </w:rPr>
+        <w:t>1. Target Audience Flows (Who)</w:t>
+      </w:r>
+    </w:p>
+    <w:p>
+      <w:r>
+        <w:rPr>
+          <w:b/>
+          <w:bCs/>
+        </w:rPr>
+        <w:t>What we know</w:t>
+      </w:r>
+    </w:p>
+    <w:p>
+      <w:pPr>
+        <w:numPr>
+          <w:ilvl w:val="0"/>
+          <w:numId w:val="98"/>
+        </w:numPr>
+      </w:pPr>
+      <w:r>
+        <w:t xml:space="preserve">“Who (Target Audience)” = </w:t>
+      </w:r>
+      <w:r>
+        <w:rPr>
+          <w:b/>
+          <w:bCs/>
+        </w:rPr>
+        <w:t>Plan Sponsor + Plans</w:t>
+      </w:r>
+      <w:r>
+        <w:t xml:space="preserve"> (and sometimes “Any Plan”).</w:t>
+      </w:r>
+    </w:p>
+    <w:p>
+      <w:pPr>
+        <w:numPr>
+          <w:ilvl w:val="0"/>
+          <w:numId w:val="98"/>
+        </w:numPr>
+      </w:pPr>
+      <w:r>
+        <w:t>From the table you shared:</w:t>
+      </w:r>
+    </w:p>
+    <w:tbl>
+      <w:tblPr>
+        <w:tblW w:w="0" w:type="auto"/>
+        <w:tblCellSpacing w:w="15" w:type="dxa"/>
+        <w:tblInd w:w="720" w:type="dxa"/>
+        <w:tblCellMar>
+          <w:top w:w="15" w:type="dxa"/>
+          <w:left w:w="15" w:type="dxa"/>
+          <w:bottom w:w="15" w:type="dxa"/>
+          <w:right w:w="15" w:type="dxa"/>
+        </w:tblCellMar>
+        <w:tblLook w:val="04A0" w:firstRow="1" w:lastRow="0" w:firstColumn="1" w:lastColumn="0" w:noHBand="0" w:noVBand="1"/>
+      </w:tblPr>
+      <w:tblGrid>
+        <w:gridCol w:w="3136"/>
+        <w:gridCol w:w="1881"/>
+        <w:gridCol w:w="1746"/>
+        <w:gridCol w:w="1877"/>
+      </w:tblGrid>
+      <w:tr>
+        <w:trPr>
+          <w:tblHeader/>
+          <w:tblCellSpacing w:w="15" w:type="dxa"/>
+        </w:trPr>
+        <w:tc>
+          <w:tcPr>
+            <w:tcW w:w="0" w:type="auto"/>
+            <w:vAlign w:val="center"/>
+            <w:hideMark/>
+          </w:tcPr>
+          <w:p>
+            <w:pPr>
+              <w:rPr>
+                <w:b/>
+                <w:bCs/>
+              </w:rPr>
+            </w:pPr>
+            <w:r>
+              <w:rPr>
+                <w:b/>
+                <w:bCs/>
+              </w:rPr>
+              <w:t>Attribute Group</w:t>
+            </w:r>
+          </w:p>
+        </w:tc>
+        <w:tc>
+          <w:tcPr>
+            <w:tcW w:w="0" w:type="auto"/>
+            <w:vAlign w:val="center"/>
+            <w:hideMark/>
+          </w:tcPr>
+          <w:p>
+            <w:pPr>
+              <w:rPr>
+                <w:b/>
+                <w:bCs/>
+              </w:rPr>
+            </w:pPr>
+            <w:r>
+              <w:rPr>
+                <w:b/>
+                <w:bCs/>
+              </w:rPr>
+              <w:t>Editable Before Publish</w:t>
+            </w:r>
+          </w:p>
+        </w:tc>
+        <w:tc>
+          <w:tcPr>
+            <w:tcW w:w="0" w:type="auto"/>
+            <w:vAlign w:val="center"/>
+            <w:hideMark/>
+          </w:tcPr>
+          <w:p>
+            <w:pPr>
+              <w:rPr>
+                <w:b/>
+                <w:bCs/>
+              </w:rPr>
+            </w:pPr>
+            <w:r>
+              <w:rPr>
+                <w:b/>
+                <w:bCs/>
+              </w:rPr>
+              <w:t>After Publish (No Reg)</w:t>
+            </w:r>
+          </w:p>
+        </w:tc>
+        <w:tc>
+          <w:tcPr>
+            <w:tcW w:w="0" w:type="auto"/>
+            <w:vAlign w:val="center"/>
+            <w:hideMark/>
+          </w:tcPr>
+          <w:p>
+            <w:pPr>
+              <w:rPr>
+                <w:b/>
+                <w:bCs/>
+              </w:rPr>
+            </w:pPr>
+            <w:r>
+              <w:rPr>
+                <w:b/>
+                <w:bCs/>
+              </w:rPr>
+              <w:t>After Publish (With Reg)</w:t>
+            </w:r>
+          </w:p>
+        </w:tc>
+      </w:tr>
+      <w:tr>
+        <w:trPr>
+          <w:tblCellSpacing w:w="15" w:type="dxa"/>
+        </w:trPr>
+        <w:tc>
+          <w:tcPr>
+            <w:tcW w:w="0" w:type="auto"/>
+            <w:vAlign w:val="center"/>
+            <w:hideMark/>
+          </w:tcPr>
+          <w:p>
+            <w:r>
+              <w:t>Who (Target Audience) – Plan Sponsor / Plans</w:t>
+            </w:r>
+          </w:p>
+        </w:tc>
+        <w:tc>
+          <w:tcPr>
+            <w:tcW w:w="0" w:type="auto"/>
+            <w:vAlign w:val="center"/>
+            <w:hideMark/>
+          </w:tcPr>
+          <w:p>
+            <w:r>
+              <w:t>Yes</w:t>
+            </w:r>
+          </w:p>
+        </w:tc>
+        <w:tc>
+          <w:tcPr>
+            <w:tcW w:w="0" w:type="auto"/>
+            <w:vAlign w:val="center"/>
+            <w:hideMark/>
+          </w:tcPr>
+          <w:p>
+            <w:r>
+              <w:rPr>
+                <w:b/>
+                <w:bCs/>
+              </w:rPr>
+              <w:t>Yes – Add Only</w:t>
+            </w:r>
+          </w:p>
+        </w:tc>
+        <w:tc>
+          <w:tcPr>
+            <w:tcW w:w="0" w:type="auto"/>
+            <w:vAlign w:val="center"/>
+            <w:hideMark/>
+          </w:tcPr>
+          <w:p>
+            <w:r>
+              <w:rPr>
+                <w:b/>
+                <w:bCs/>
+              </w:rPr>
+              <w:t>Yes – Add Only</w:t>
+            </w:r>
+          </w:p>
+        </w:tc>
+      </w:tr>
+    </w:tbl>
+    <w:p>
+      <w:pPr>
+        <w:numPr>
+          <w:ilvl w:val="0"/>
+          <w:numId w:val="98"/>
+        </w:numPr>
+      </w:pPr>
+      <w:r>
+        <w:lastRenderedPageBreak/>
+        <w:t xml:space="preserve">Figma: we can see a </w:t>
+      </w:r>
+      <w:r>
+        <w:rPr>
+          <w:b/>
+          <w:bCs/>
+        </w:rPr>
+        <w:t>Target Audience</w:t>
+      </w:r>
+      <w:r>
+        <w:t xml:space="preserve"> block with:</w:t>
+      </w:r>
+    </w:p>
+    <w:p>
+      <w:pPr>
+        <w:numPr>
+          <w:ilvl w:val="1"/>
+          <w:numId w:val="98"/>
+        </w:numPr>
+      </w:pPr>
+      <w:r>
+        <w:t>Plan Sponsor</w:t>
+      </w:r>
+    </w:p>
+    <w:p>
+      <w:pPr>
+        <w:numPr>
+          <w:ilvl w:val="1"/>
+          <w:numId w:val="98"/>
+        </w:numPr>
+      </w:pPr>
+      <w:r>
+        <w:t>Plan(s)</w:t>
+      </w:r>
+    </w:p>
+    <w:p>
+      <w:pPr>
+        <w:numPr>
+          <w:ilvl w:val="1"/>
+          <w:numId w:val="98"/>
+        </w:numPr>
+      </w:pPr>
+      <w:r>
+        <w:t xml:space="preserve">An </w:t>
+      </w:r>
+      <w:r>
+        <w:rPr>
+          <w:b/>
+          <w:bCs/>
+        </w:rPr>
+        <w:t>“Add to Target Audience”</w:t>
+      </w:r>
+      <w:r>
+        <w:t xml:space="preserve"> button.</w:t>
+      </w:r>
+    </w:p>
+    <w:p>
+      <w:r>
+        <w:t xml:space="preserve">So flows are mainly about </w:t>
+      </w:r>
+      <w:r>
+        <w:rPr>
+          <w:b/>
+          <w:bCs/>
+        </w:rPr>
+        <w:t>add vs remove</w:t>
+      </w:r>
+      <w:r>
+        <w:t xml:space="preserve"> and </w:t>
+      </w:r>
+      <w:r>
+        <w:rPr>
+          <w:b/>
+          <w:bCs/>
+        </w:rPr>
+        <w:t>state of event</w:t>
+      </w:r>
+      <w:r>
+        <w:t>.</w:t>
+      </w:r>
+    </w:p>
+    <w:p>
+      <w:pPr>
+        <w:rPr>
+          <w:b/>
+          <w:bCs/>
+        </w:rPr>
+      </w:pPr>
+      <w:r>
+        <w:rPr>
+          <w:b/>
+          <w:bCs/>
+        </w:rPr>
+        <w:t>TA-1 – Add Target Audience (Draft / Pre-Publish)</w:t>
+      </w:r>
+    </w:p>
+    <w:p>
+      <w:r>
+        <w:rPr>
+          <w:b/>
+          <w:bCs/>
+        </w:rPr>
+        <w:t>Entry</w:t>
+      </w:r>
+    </w:p>
+    <w:p>
+      <w:pPr>
+        <w:numPr>
+          <w:ilvl w:val="0"/>
+          <w:numId w:val="99"/>
+        </w:numPr>
+      </w:pPr>
+      <w:r>
+        <w:t xml:space="preserve">Event Details (1:Many) → </w:t>
+      </w:r>
+      <w:r>
+        <w:rPr>
+          <w:b/>
+          <w:bCs/>
+        </w:rPr>
+        <w:t>Target Audience</w:t>
+      </w:r>
+      <w:r>
+        <w:t xml:space="preserve"> card → click </w:t>
+      </w:r>
+      <w:r>
+        <w:rPr>
+          <w:b/>
+          <w:bCs/>
+        </w:rPr>
+        <w:t>Add to Target Audience</w:t>
+      </w:r>
+      <w:r>
+        <w:t xml:space="preserve"> (or edit icon if there is one).</w:t>
+      </w:r>
+    </w:p>
+    <w:p>
+      <w:r>
+        <w:rPr>
+          <w:b/>
+          <w:bCs/>
+        </w:rPr>
+        <w:t>User actions</w:t>
+      </w:r>
+    </w:p>
+    <w:p>
+      <w:pPr>
+        <w:numPr>
+          <w:ilvl w:val="0"/>
+          <w:numId w:val="100"/>
+        </w:numPr>
+      </w:pPr>
+      <w:r>
+        <w:t>In “Edit Target Audience” modal (assumed layout):</w:t>
+      </w:r>
+    </w:p>
+    <w:p>
+      <w:pPr>
+        <w:numPr>
+          <w:ilvl w:val="1"/>
+          <w:numId w:val="100"/>
+        </w:numPr>
+      </w:pPr>
+      <w:r>
+        <w:t xml:space="preserve">Choose </w:t>
+      </w:r>
+      <w:r>
+        <w:rPr>
+          <w:b/>
+          <w:bCs/>
+        </w:rPr>
+        <w:t>Plan Sponsor</w:t>
+      </w:r>
+      <w:r>
+        <w:t xml:space="preserve"> (search/lookup).</w:t>
+      </w:r>
+    </w:p>
+    <w:p>
+      <w:pPr>
+        <w:numPr>
+          <w:ilvl w:val="1"/>
+          <w:numId w:val="100"/>
+        </w:numPr>
+      </w:pPr>
+      <w:r>
+        <w:t xml:space="preserve">Choose one or more </w:t>
+      </w:r>
+      <w:r>
+        <w:rPr>
+          <w:b/>
+          <w:bCs/>
+        </w:rPr>
+        <w:t>Plans</w:t>
+      </w:r>
+      <w:r>
+        <w:t xml:space="preserve"> under that sponsor, or select “Any Plan”.</w:t>
+      </w:r>
+    </w:p>
+    <w:p>
+      <w:pPr>
+        <w:numPr>
+          <w:ilvl w:val="1"/>
+          <w:numId w:val="100"/>
+        </w:numPr>
+      </w:pPr>
+      <w:r>
+        <w:t xml:space="preserve">Click </w:t>
+      </w:r>
+      <w:r>
+        <w:rPr>
+          <w:b/>
+          <w:bCs/>
+        </w:rPr>
+        <w:t>Save</w:t>
+      </w:r>
+      <w:r>
+        <w:t>.</w:t>
+      </w:r>
+    </w:p>
+    <w:p>
+      <w:r>
+        <w:rPr>
+          <w:b/>
+          <w:bCs/>
+        </w:rPr>
+        <w:t>System behavior</w:t>
+      </w:r>
+    </w:p>
+    <w:p>
+      <w:pPr>
+        <w:numPr>
+          <w:ilvl w:val="0"/>
+          <w:numId w:val="101"/>
+        </w:numPr>
+      </w:pPr>
+      <w:r>
+        <w:t>Validate:</w:t>
+      </w:r>
+    </w:p>
+    <w:p>
+      <w:pPr>
+        <w:numPr>
+          <w:ilvl w:val="1"/>
+          <w:numId w:val="101"/>
+        </w:numPr>
+      </w:pPr>
+      <w:r>
+        <w:t>At least one plan sponsor selected.</w:t>
+      </w:r>
+    </w:p>
+    <w:p>
+      <w:pPr>
+        <w:numPr>
+          <w:ilvl w:val="1"/>
+          <w:numId w:val="101"/>
+        </w:numPr>
+      </w:pPr>
+      <w:r>
+        <w:t>At least one plan or “Any Plan”.</w:t>
+      </w:r>
+    </w:p>
+    <w:p>
+      <w:pPr>
+        <w:numPr>
+          <w:ilvl w:val="0"/>
+          <w:numId w:val="101"/>
+        </w:numPr>
+      </w:pPr>
+      <w:r>
+        <w:t>Persist:</w:t>
+      </w:r>
+    </w:p>
+    <w:p>
+      <w:pPr>
+        <w:numPr>
+          <w:ilvl w:val="1"/>
+          <w:numId w:val="101"/>
+        </w:numPr>
+      </w:pPr>
+      <w:r>
+        <w:t>Create/Update event’s target audience structure.</w:t>
+      </w:r>
+    </w:p>
+    <w:p>
+      <w:pPr>
+        <w:numPr>
+          <w:ilvl w:val="0"/>
+          <w:numId w:val="101"/>
+        </w:numPr>
+      </w:pPr>
+      <w:r>
+        <w:t>Close modal → refresh Target Audience card.</w:t>
+      </w:r>
+    </w:p>
+    <w:p>
+      <w:r>
+        <w:rPr>
+          <w:b/>
+          <w:bCs/>
+        </w:rPr>
+        <w:t>Outcome</w:t>
+      </w:r>
+    </w:p>
+    <w:p>
+      <w:pPr>
+        <w:numPr>
+          <w:ilvl w:val="0"/>
+          <w:numId w:val="102"/>
+        </w:numPr>
+      </w:pPr>
+      <w:r>
+        <w:t>Target Audience defined or expanded.</w:t>
+      </w:r>
+    </w:p>
+    <w:p>
+      <w:pPr>
+        <w:numPr>
+          <w:ilvl w:val="0"/>
+          <w:numId w:val="102"/>
+        </w:numPr>
+      </w:pPr>
+      <w:r>
+        <w:t xml:space="preserve">This data will later populate the </w:t>
+      </w:r>
+      <w:r>
+        <w:rPr>
+          <w:b/>
+          <w:bCs/>
+        </w:rPr>
+        <w:t>Who</w:t>
+      </w:r>
+      <w:r>
+        <w:t xml:space="preserve"> section in the event calendar.</w:t>
+      </w:r>
+    </w:p>
+    <w:p>
+      <w:r>
+        <w:pict w14:anchorId="1A3071F7">
+          <v:rect id="_x0000_i1340" style="width:0;height:1.5pt" o:hralign="center" o:hrstd="t" o:hr="t" fillcolor="#a0a0a0" stroked="f"/>
+        </w:pict>
+      </w:r>
+    </w:p>
+    <w:p>
+      <w:pPr>
+        <w:rPr>
+          <w:b/>
+          <w:bCs/>
+        </w:rPr>
+      </w:pPr>
+      <w:r>
+        <w:rPr>
+          <w:b/>
+          <w:bCs/>
+        </w:rPr>
+        <w:t>TA-2 – Edit / Remove Target Audience (Draft / Pre-Publish, full edit)</w:t>
+      </w:r>
+    </w:p>
+    <w:p>
+      <w:r>
+        <w:rPr>
+          <w:b/>
+          <w:bCs/>
+        </w:rPr>
+        <w:t>Entry</w:t>
+      </w:r>
+    </w:p>
+    <w:p>
+      <w:pPr>
+        <w:numPr>
+          <w:ilvl w:val="0"/>
+          <w:numId w:val="103"/>
+        </w:numPr>
+      </w:pPr>
+      <w:r>
+        <w:t>Event Details → Target Audience card → Edit/Add button.</w:t>
+      </w:r>
+    </w:p>
+    <w:p>
+      <w:r>
+        <w:rPr>
+          <w:b/>
+          <w:bCs/>
+        </w:rPr>
+        <w:t>User actions</w:t>
+      </w:r>
+    </w:p>
+    <w:p>
+      <w:pPr>
+        <w:numPr>
+          <w:ilvl w:val="0"/>
+          <w:numId w:val="104"/>
+        </w:numPr>
+      </w:pPr>
+      <w:r>
+        <w:t xml:space="preserve">While event </w:t>
+      </w:r>
+      <w:r>
+        <w:rPr>
+          <w:b/>
+          <w:bCs/>
+        </w:rPr>
+        <w:t>Status != Published</w:t>
+      </w:r>
+      <w:r>
+        <w:t xml:space="preserve"> (draft):</w:t>
+      </w:r>
+    </w:p>
+    <w:p>
+      <w:pPr>
+        <w:numPr>
+          <w:ilvl w:val="1"/>
+          <w:numId w:val="104"/>
+        </w:numPr>
+      </w:pPr>
+      <w:r>
+        <w:t xml:space="preserve">May </w:t>
+      </w:r>
+      <w:r>
+        <w:rPr>
+          <w:b/>
+          <w:bCs/>
+        </w:rPr>
+        <w:t>change</w:t>
+      </w:r>
+      <w:r>
+        <w:t xml:space="preserve"> plan sponsor.</w:t>
+      </w:r>
+    </w:p>
+    <w:p>
+      <w:pPr>
+        <w:numPr>
+          <w:ilvl w:val="1"/>
+          <w:numId w:val="104"/>
+        </w:numPr>
+      </w:pPr>
+      <w:r>
+        <w:t xml:space="preserve">May </w:t>
+      </w:r>
+      <w:r>
+        <w:rPr>
+          <w:b/>
+          <w:bCs/>
+        </w:rPr>
+        <w:t>add/remove</w:t>
+      </w:r>
+      <w:r>
+        <w:t xml:space="preserve"> specific plans.</w:t>
+      </w:r>
+    </w:p>
+    <w:p>
+      <w:pPr>
+        <w:numPr>
+          <w:ilvl w:val="1"/>
+          <w:numId w:val="104"/>
+        </w:numPr>
+      </w:pPr>
+      <w:r>
+        <w:t>May toggle “Any Plan”.</w:t>
+      </w:r>
+    </w:p>
+    <w:p>
+      <w:pPr>
+        <w:numPr>
+          <w:ilvl w:val="1"/>
+          <w:numId w:val="104"/>
+        </w:numPr>
+      </w:pPr>
+      <w:r>
+        <w:t>May completely replace target audience.</w:t>
+      </w:r>
+    </w:p>
+    <w:p>
+      <w:r>
+        <w:rPr>
+          <w:b/>
+          <w:bCs/>
+        </w:rPr>
+        <w:t>System behavior</w:t>
+      </w:r>
+    </w:p>
+    <w:p>
+      <w:pPr>
+        <w:numPr>
+          <w:ilvl w:val="0"/>
+          <w:numId w:val="105"/>
+        </w:numPr>
+      </w:pPr>
+      <w:r>
+        <w:t>Allow full CRUD on entries.</w:t>
+      </w:r>
+    </w:p>
+    <w:p>
+      <w:pPr>
+        <w:numPr>
+          <w:ilvl w:val="0"/>
+          <w:numId w:val="105"/>
+        </w:numPr>
+      </w:pPr>
+      <w:r>
+        <w:t>On Save, overwrite existing Target Audience set for the event.</w:t>
+      </w:r>
+    </w:p>
+    <w:p>
+      <w:r>
+        <w:rPr>
+          <w:b/>
+          <w:bCs/>
+        </w:rPr>
+        <w:t>Outcome</w:t>
+      </w:r>
+    </w:p>
+    <w:p>
+      <w:pPr>
+        <w:numPr>
+          <w:ilvl w:val="0"/>
+          <w:numId w:val="106"/>
+        </w:numPr>
+      </w:pPr>
+      <w:r>
+        <w:rPr>
+          <w:b/>
+          <w:bCs/>
+        </w:rPr>
+        <w:t>Target Audience fully editable</w:t>
+      </w:r>
+      <w:r>
+        <w:t xml:space="preserve"> before publish.</w:t>
+      </w:r>
+    </w:p>
+    <w:p>
+      <w:pPr>
+        <w:numPr>
+          <w:ilvl w:val="0"/>
+          <w:numId w:val="106"/>
+        </w:numPr>
+      </w:pPr>
+      <w:r>
+        <w:t>Publishing will require at least one valid target audience configuration (PM can confirm as rule).</w:t>
+      </w:r>
+    </w:p>
+    <w:p>
+      <w:r>
+        <w:pict w14:anchorId="4F90D6A3">
+          <v:rect id="_x0000_i1341" style="width:0;height:1.5pt" o:hralign="center" o:hrstd="t" o:hr="t" fillcolor="#a0a0a0" stroked="f"/>
+        </w:pict>
+      </w:r>
+    </w:p>
+    <w:p>
+      <w:pPr>
+        <w:rPr>
+          <w:b/>
+          <w:bCs/>
+        </w:rPr>
+      </w:pPr>
+      <w:r>
+        <w:rPr>
+          <w:b/>
+          <w:bCs/>
+        </w:rPr>
+        <w:t>TA-3 – Add Target Audience After Publish (No Registrations)</w:t>
+      </w:r>
+    </w:p>
+    <w:p>
+      <w:r>
+        <w:rPr>
+          <w:b/>
+          <w:bCs/>
+        </w:rPr>
+        <w:t>Entry</w:t>
+      </w:r>
+    </w:p>
+    <w:p>
+      <w:pPr>
+        <w:numPr>
+          <w:ilvl w:val="0"/>
+          <w:numId w:val="107"/>
+        </w:numPr>
+      </w:pPr>
+      <w:r>
+        <w:lastRenderedPageBreak/>
+        <w:t xml:space="preserve">Event Details → status </w:t>
+      </w:r>
+      <w:r>
+        <w:rPr>
+          <w:b/>
+          <w:bCs/>
+        </w:rPr>
+        <w:t>Published</w:t>
+      </w:r>
+      <w:r>
+        <w:t>; Registrations = 0.</w:t>
+      </w:r>
+    </w:p>
+    <w:p>
+      <w:pPr>
+        <w:numPr>
+          <w:ilvl w:val="0"/>
+          <w:numId w:val="107"/>
+        </w:numPr>
+      </w:pPr>
+      <w:r>
+        <w:t>Target Audience card → Edit/Add.</w:t>
+      </w:r>
+    </w:p>
+    <w:p>
+      <w:r>
+        <w:rPr>
+          <w:b/>
+          <w:bCs/>
+        </w:rPr>
+        <w:t>User actions</w:t>
+      </w:r>
+    </w:p>
+    <w:p>
+      <w:pPr>
+        <w:numPr>
+          <w:ilvl w:val="0"/>
+          <w:numId w:val="108"/>
+        </w:numPr>
+      </w:pPr>
+      <w:r>
+        <w:t>User can:</w:t>
+      </w:r>
+    </w:p>
+    <w:p>
+      <w:pPr>
+        <w:numPr>
+          <w:ilvl w:val="1"/>
+          <w:numId w:val="108"/>
+        </w:numPr>
+      </w:pPr>
+      <w:r>
+        <w:rPr>
+          <w:b/>
+          <w:bCs/>
+        </w:rPr>
+        <w:t>Add additional plan sponsors</w:t>
+      </w:r>
+      <w:r>
+        <w:t>.</w:t>
+      </w:r>
+    </w:p>
+    <w:p>
+      <w:pPr>
+        <w:numPr>
+          <w:ilvl w:val="1"/>
+          <w:numId w:val="108"/>
+        </w:numPr>
+      </w:pPr>
+      <w:r>
+        <w:rPr>
+          <w:b/>
+          <w:bCs/>
+        </w:rPr>
+        <w:t>Add additional plans</w:t>
+      </w:r>
+      <w:r>
+        <w:t xml:space="preserve"> under existing sponsors.</w:t>
+      </w:r>
+    </w:p>
+    <w:p>
+      <w:pPr>
+        <w:numPr>
+          <w:ilvl w:val="0"/>
+          <w:numId w:val="108"/>
+        </w:numPr>
+      </w:pPr>
+      <w:r>
+        <w:t xml:space="preserve">User </w:t>
+      </w:r>
+      <w:r>
+        <w:rPr>
+          <w:b/>
+          <w:bCs/>
+        </w:rPr>
+        <w:t>cannot</w:t>
+      </w:r>
+      <w:r>
+        <w:t>:</w:t>
+      </w:r>
+    </w:p>
+    <w:p>
+      <w:pPr>
+        <w:numPr>
+          <w:ilvl w:val="1"/>
+          <w:numId w:val="108"/>
+        </w:numPr>
+      </w:pPr>
+      <w:r>
+        <w:t>Remove existing plan sponsors.</w:t>
+      </w:r>
+    </w:p>
+    <w:p>
+      <w:pPr>
+        <w:numPr>
+          <w:ilvl w:val="1"/>
+          <w:numId w:val="108"/>
+        </w:numPr>
+      </w:pPr>
+      <w:r>
+        <w:t>Remove existing plans.</w:t>
+      </w:r>
+    </w:p>
+    <w:p>
+      <w:pPr>
+        <w:numPr>
+          <w:ilvl w:val="1"/>
+          <w:numId w:val="108"/>
+        </w:numPr>
+      </w:pPr>
+      <w:r>
+        <w:t>Narrow down from “Any Plan” to specific plans (would be a “remove” of scope).</w:t>
+      </w:r>
+    </w:p>
+    <w:p>
+      <w:r>
+        <w:rPr>
+          <w:b/>
+          <w:bCs/>
+        </w:rPr>
+        <w:t>System behavior</w:t>
+      </w:r>
+    </w:p>
+    <w:p>
+      <w:pPr>
+        <w:numPr>
+          <w:ilvl w:val="0"/>
+          <w:numId w:val="109"/>
+        </w:numPr>
+      </w:pPr>
+      <w:r>
+        <w:t xml:space="preserve">Enforce </w:t>
+      </w:r>
+      <w:r>
+        <w:rPr>
+          <w:b/>
+          <w:bCs/>
+        </w:rPr>
+        <w:t>add-only</w:t>
+      </w:r>
+      <w:r>
+        <w:t xml:space="preserve"> semantics:</w:t>
+      </w:r>
+    </w:p>
+    <w:p>
+      <w:pPr>
+        <w:numPr>
+          <w:ilvl w:val="1"/>
+          <w:numId w:val="109"/>
+        </w:numPr>
+      </w:pPr>
+      <w:r>
+        <w:t>Disable/remove UI controls that delete or remove.</w:t>
+      </w:r>
+    </w:p>
+    <w:p>
+      <w:pPr>
+        <w:numPr>
+          <w:ilvl w:val="1"/>
+          <w:numId w:val="109"/>
+        </w:numPr>
+      </w:pPr>
+      <w:r>
+        <w:t>Validation to block attempts to shrink audience.</w:t>
+      </w:r>
+    </w:p>
+    <w:p>
+      <w:pPr>
+        <w:numPr>
+          <w:ilvl w:val="0"/>
+          <w:numId w:val="109"/>
+        </w:numPr>
+      </w:pPr>
+      <w:r>
+        <w:t>On Save:</w:t>
+      </w:r>
+    </w:p>
+    <w:p>
+      <w:pPr>
+        <w:numPr>
+          <w:ilvl w:val="1"/>
+          <w:numId w:val="109"/>
+        </w:numPr>
+      </w:pPr>
+      <w:r>
+        <w:t>Append additional audience entries.</w:t>
+      </w:r>
+    </w:p>
+    <w:p>
+      <w:pPr>
+        <w:numPr>
+          <w:ilvl w:val="1"/>
+          <w:numId w:val="109"/>
+        </w:numPr>
+      </w:pPr>
+      <w:r>
+        <w:t>No verification workflow is triggered.</w:t>
+      </w:r>
+    </w:p>
+    <w:p>
+      <w:r>
+        <w:rPr>
+          <w:b/>
+          <w:bCs/>
+        </w:rPr>
+        <w:t>Outcome</w:t>
+      </w:r>
+    </w:p>
+    <w:p>
+      <w:pPr>
+        <w:numPr>
+          <w:ilvl w:val="0"/>
+          <w:numId w:val="110"/>
+        </w:numPr>
+      </w:pPr>
+      <w:r>
+        <w:rPr>
+          <w:b/>
+          <w:bCs/>
+        </w:rPr>
+        <w:t>Audience scope can grow, but not shrink</w:t>
+      </w:r>
+      <w:r>
+        <w:t xml:space="preserve"> after publish.</w:t>
+      </w:r>
+    </w:p>
+    <w:p>
+      <w:pPr>
+        <w:numPr>
+          <w:ilvl w:val="0"/>
+          <w:numId w:val="110"/>
+        </w:numPr>
+      </w:pPr>
+      <w:r>
+        <w:t>This aligns with “Yes – Add Only” rule.</w:t>
+      </w:r>
+    </w:p>
+    <w:p>
+      <w:r>
+        <w:rPr>
+          <w:noProof/>
+        </w:rPr>
+        <w:pict w14:anchorId="0287171E">
+          <v:rect id="_x0000_i1345" alt="" style="width:468pt;height:.05pt;mso-width-percent:0;mso-height-percent:0;mso-width-percent:0;mso-height-percent:0" o:hralign="center" o:hrstd="t" o:hr="t" fillcolor="#a0a0a0" stroked="f"/>
+        </w:pict>
+      </w:r>
+    </w:p>
+    <w:p>
+      <w:pPr>
+        <w:rPr>
+          <w:b/>
+          <w:bCs/>
+        </w:rPr>
+      </w:pPr>
+      <w:r>
+        <w:rPr>
+          <w:b/>
+          <w:bCs/>
+        </w:rPr>
+        <w:t>TA-4 – Add Target Audience After Publish (With Registrations)</w:t>
+      </w:r>
+    </w:p>
+    <w:p>
+      <w:r>
+        <w:rPr>
+          <w:b/>
+          <w:bCs/>
+        </w:rPr>
+        <w:t>Entry</w:t>
+      </w:r>
+    </w:p>
+    <w:p>
+      <w:pPr>
+        <w:numPr>
+          <w:ilvl w:val="0"/>
+          <w:numId w:val="111"/>
+        </w:numPr>
+      </w:pPr>
+      <w:r>
+        <w:t xml:space="preserve">Event Details → status </w:t>
+      </w:r>
+      <w:r>
+        <w:rPr>
+          <w:b/>
+          <w:bCs/>
+        </w:rPr>
+        <w:t>Published</w:t>
+      </w:r>
+      <w:r>
+        <w:t>; Registrations &gt; 0.</w:t>
+      </w:r>
+    </w:p>
+    <w:p>
+      <w:pPr>
+        <w:numPr>
+          <w:ilvl w:val="0"/>
+          <w:numId w:val="111"/>
+        </w:numPr>
+      </w:pPr>
+      <w:r>
+        <w:t>Target Audience card → Edit/Add.</w:t>
+      </w:r>
+    </w:p>
+    <w:p>
+      <w:r>
+        <w:rPr>
+          <w:b/>
+          <w:bCs/>
+        </w:rPr>
+        <w:t>User actions</w:t>
+      </w:r>
+    </w:p>
+    <w:p>
+      <w:pPr>
+        <w:numPr>
+          <w:ilvl w:val="0"/>
+          <w:numId w:val="112"/>
+        </w:numPr>
+      </w:pPr>
+      <w:r>
+        <w:t>Same UI as TA-3:</w:t>
+      </w:r>
+    </w:p>
+    <w:p>
+      <w:pPr>
+        <w:numPr>
+          <w:ilvl w:val="1"/>
+          <w:numId w:val="112"/>
+        </w:numPr>
+      </w:pPr>
+      <w:r>
+        <w:t xml:space="preserve">Can </w:t>
+      </w:r>
+      <w:r>
+        <w:rPr>
+          <w:b/>
+          <w:bCs/>
+        </w:rPr>
+        <w:t>add</w:t>
+      </w:r>
+      <w:r>
+        <w:t xml:space="preserve"> more plan sponsors/plans.</w:t>
+      </w:r>
+    </w:p>
+    <w:p>
+      <w:pPr>
+        <w:numPr>
+          <w:ilvl w:val="1"/>
+          <w:numId w:val="112"/>
+        </w:numPr>
+      </w:pPr>
+      <w:r>
+        <w:t>Cannot remove or narrow existing ones.</w:t>
+      </w:r>
+    </w:p>
+    <w:p>
+      <w:r>
+        <w:rPr>
+          <w:b/>
+          <w:bCs/>
+        </w:rPr>
+        <w:t>System behavior</w:t>
+      </w:r>
+    </w:p>
+    <w:p>
+      <w:pPr>
+        <w:numPr>
+          <w:ilvl w:val="0"/>
+          <w:numId w:val="113"/>
+        </w:numPr>
+      </w:pPr>
+      <w:r>
+        <w:t xml:space="preserve">Same </w:t>
+      </w:r>
+      <w:r>
+        <w:rPr>
+          <w:b/>
+          <w:bCs/>
+        </w:rPr>
+        <w:t>add-only</w:t>
+      </w:r>
+      <w:r>
+        <w:t xml:space="preserve"> rule set.</w:t>
+      </w:r>
+    </w:p>
+    <w:p>
+      <w:pPr>
+        <w:numPr>
+          <w:ilvl w:val="0"/>
+          <w:numId w:val="113"/>
+        </w:numPr>
+      </w:pPr>
+      <w:r>
+        <w:t>Save does not trigger verification.</w:t>
+      </w:r>
+    </w:p>
+    <w:p>
+      <w:pPr>
+        <w:numPr>
+          <w:ilvl w:val="0"/>
+          <w:numId w:val="113"/>
+        </w:numPr>
+      </w:pPr>
+      <w:r>
+        <w:t>(Optional future behavior: may queue notifications for newly added audience, but that’s outside current story.)</w:t>
+      </w:r>
+    </w:p>
+    <w:p>
+      <w:r>
+        <w:rPr>
+          <w:b/>
+          <w:bCs/>
+        </w:rPr>
+        <w:t>Outcome</w:t>
+      </w:r>
+    </w:p>
+    <w:p>
+      <w:pPr>
+        <w:numPr>
+          <w:ilvl w:val="0"/>
+          <w:numId w:val="114"/>
+        </w:numPr>
+      </w:pPr>
+      <w:r>
+        <w:t>Target audience can be expanded even after attendees have registered.</w:t>
+      </w:r>
+    </w:p>
+    <w:p>
+      <w:pPr>
+        <w:numPr>
+          <w:ilvl w:val="0"/>
+          <w:numId w:val="114"/>
+        </w:numPr>
+      </w:pPr>
+      <w:r>
+        <w:t>No existing participants are invalidated by shrinking scope (because shrinking is disallowed).</w:t>
+      </w:r>
+    </w:p>
+    <w:p>
+      <w:r>
+        <w:rPr>
+          <w:noProof/>
+        </w:rPr>
+        <w:pict w14:anchorId="138E7C98">
+          <v:rect id="_x0000_i1344" alt="" style="width:468pt;height:.05pt;mso-width-percent:0;mso-height-percent:0;mso-width-percent:0;mso-height-percent:0" o:hralign="center" o:hrstd="t" o:hr="t" fillcolor="#a0a0a0" stroked="f"/>
+        </w:pict>
+      </w:r>
+    </w:p>
+    <w:p>
+      <w:pPr>
+        <w:rPr>
+          <w:b/>
+          <w:bCs/>
+        </w:rPr>
+      </w:pPr>
+      <w:r>
+        <w:rPr>
+          <w:b/>
+          <w:bCs/>
+        </w:rPr>
+        <w:t>TA-5 – Validation at Publish (implicit, but good to document)</w:t>
+      </w:r>
+    </w:p>
+    <w:p>
+      <w:r>
+        <w:rPr>
+          <w:b/>
+          <w:bCs/>
+        </w:rPr>
+        <w:t>Trigger</w:t>
+      </w:r>
+    </w:p>
+    <w:p>
+      <w:pPr>
+        <w:numPr>
+          <w:ilvl w:val="0"/>
+          <w:numId w:val="115"/>
+        </w:numPr>
+      </w:pPr>
+      <w:r>
+        <w:t xml:space="preserve">User clicks </w:t>
+      </w:r>
+      <w:r>
+        <w:rPr>
+          <w:b/>
+          <w:bCs/>
+        </w:rPr>
+        <w:t>Publish</w:t>
+      </w:r>
+      <w:r>
+        <w:t xml:space="preserve"> for a 1:Many event.</w:t>
+      </w:r>
+    </w:p>
+    <w:p>
+      <w:r>
+        <w:rPr>
+          <w:b/>
+          <w:bCs/>
+        </w:rPr>
+        <w:t>System</w:t>
+      </w:r>
+    </w:p>
+    <w:p>
+      <w:pPr>
+        <w:numPr>
+          <w:ilvl w:val="0"/>
+          <w:numId w:val="116"/>
+        </w:numPr>
+      </w:pPr>
+      <w:r>
+        <w:lastRenderedPageBreak/>
+        <w:t xml:space="preserve">Ensure </w:t>
+      </w:r>
+      <w:r>
+        <w:rPr>
+          <w:b/>
+          <w:bCs/>
+        </w:rPr>
+        <w:t>Target Audience is set</w:t>
+      </w:r>
+      <w:r>
+        <w:t>:</w:t>
+      </w:r>
+    </w:p>
+    <w:p>
+      <w:pPr>
+        <w:numPr>
+          <w:ilvl w:val="1"/>
+          <w:numId w:val="116"/>
+        </w:numPr>
+      </w:pPr>
+      <w:r>
+        <w:t>At least one plan sponsor.</w:t>
+      </w:r>
+    </w:p>
+    <w:p>
+      <w:pPr>
+        <w:numPr>
+          <w:ilvl w:val="1"/>
+          <w:numId w:val="116"/>
+        </w:numPr>
+      </w:pPr>
+      <w:r>
+        <w:t>At least one plan (or Any Plan flag).</w:t>
+      </w:r>
+    </w:p>
+    <w:p>
+      <w:pPr>
+        <w:numPr>
+          <w:ilvl w:val="0"/>
+          <w:numId w:val="116"/>
+        </w:numPr>
+      </w:pPr>
+      <w:r>
+        <w:t>If missing:</w:t>
+      </w:r>
+    </w:p>
+    <w:p>
+      <w:pPr>
+        <w:numPr>
+          <w:ilvl w:val="1"/>
+          <w:numId w:val="116"/>
+        </w:numPr>
+      </w:pPr>
+      <w:r>
+        <w:t>Block publish; show error: “Target Audience is required before publishing.”</w:t>
+      </w:r>
+    </w:p>
+    <w:p>
+      <w:r>
+        <w:rPr>
+          <w:b/>
+          <w:bCs/>
+        </w:rPr>
+        <w:t>Outcome</w:t>
+      </w:r>
+    </w:p>
+    <w:p>
+      <w:pPr>
+        <w:numPr>
+          <w:ilvl w:val="0"/>
+          <w:numId w:val="117"/>
+        </w:numPr>
+      </w:pPr>
+      <w:r>
+        <w:t>Ensures calendar/event cards always have “Who” populated.</w:t>
+      </w:r>
+    </w:p>
+    <w:p>
+      <w:r>
+        <w:rPr>
+          <w:noProof/>
+        </w:rPr>
+        <w:pict w14:anchorId="5C4E8A84">
+          <v:rect id="_x0000_i1343" alt="" style="width:468pt;height:.05pt;mso-width-percent:0;mso-height-percent:0;mso-width-percent:0;mso-height-percent:0" o:hralign="center" o:hrstd="t" o:hr="t" fillcolor="#a0a0a0" stroked="f"/>
+        </w:pict>
+      </w:r>
+    </w:p>
+    <w:p>
+      <w:pPr>
+        <w:rPr>
+          <w:b/>
+          <w:bCs/>
+        </w:rPr>
+      </w:pPr>
+      <w:r>
+        <w:rPr>
+          <w:b/>
+          <w:bCs/>
+        </w:rPr>
+        <w:t>2. Comments Flows</w:t>
+      </w:r>
+    </w:p>
+    <w:p>
+      <w:r>
+        <w:rPr>
+          <w:b/>
+          <w:bCs/>
+        </w:rPr>
+        <w:t>What we see</w:t>
+      </w:r>
+    </w:p>
+    <w:p>
+      <w:pPr>
+        <w:numPr>
+          <w:ilvl w:val="0"/>
+          <w:numId w:val="118"/>
+        </w:numPr>
+      </w:pPr>
+      <w:r>
+        <w:t xml:space="preserve">Event Details has a </w:t>
+      </w:r>
+      <w:r>
+        <w:rPr>
+          <w:b/>
+          <w:bCs/>
+        </w:rPr>
+        <w:t>Comments</w:t>
+      </w:r>
+      <w:r>
+        <w:t xml:space="preserve"> card with:</w:t>
+      </w:r>
+    </w:p>
+    <w:p>
+      <w:pPr>
+        <w:numPr>
+          <w:ilvl w:val="1"/>
+          <w:numId w:val="118"/>
+        </w:numPr>
+      </w:pPr>
+      <w:r>
+        <w:t>Current value (e.g., “None”).</w:t>
+      </w:r>
+    </w:p>
+    <w:p>
+      <w:pPr>
+        <w:numPr>
+          <w:ilvl w:val="1"/>
+          <w:numId w:val="118"/>
+        </w:numPr>
+      </w:pPr>
+      <w:r>
+        <w:t>Pencil icon for editing.</w:t>
+      </w:r>
+    </w:p>
+    <w:p>
+      <w:r>
+        <w:t>You haven’t shared explicit business rules for Comments, so I’ll assume:</w:t>
+      </w:r>
+    </w:p>
+    <w:p>
+      <w:pPr>
+        <w:numPr>
+          <w:ilvl w:val="0"/>
+          <w:numId w:val="119"/>
+        </w:numPr>
+      </w:pPr>
+      <w:r>
+        <w:t xml:space="preserve">Comments are </w:t>
+      </w:r>
+      <w:r>
+        <w:rPr>
+          <w:b/>
+          <w:bCs/>
+        </w:rPr>
+        <w:t>internal scheduler notes</w:t>
+      </w:r>
+      <w:r>
+        <w:t xml:space="preserve"> (not part of publish constraints).</w:t>
+      </w:r>
+    </w:p>
+    <w:p>
+      <w:pPr>
+        <w:numPr>
+          <w:ilvl w:val="0"/>
+          <w:numId w:val="119"/>
+        </w:numPr>
+      </w:pPr>
+      <w:r>
+        <w:t>Safe to edit at any time (draft or published).</w:t>
+      </w:r>
+    </w:p>
+    <w:p>
+      <w:pPr>
+        <w:numPr>
+          <w:ilvl w:val="0"/>
+          <w:numId w:val="119"/>
+        </w:numPr>
+      </w:pPr>
+      <w:r>
+        <w:t>No “add-only” restriction.</w:t>
+      </w:r>
+    </w:p>
+    <w:p>
+      <w:r>
+        <w:t>You can confirm this with BA/PM, but here are clean flows to propose.</w:t>
+      </w:r>
+    </w:p>
+    <w:p>
+      <w:pPr>
+        <w:rPr>
+          <w:b/>
+          <w:bCs/>
+        </w:rPr>
+      </w:pPr>
+      <w:r>
+        <w:rPr>
+          <w:b/>
+          <w:bCs/>
+        </w:rPr>
+        <w:t>C-1 – Add/Edit Comments (Any Event State)</w:t>
+      </w:r>
+    </w:p>
+    <w:p>
+      <w:r>
+        <w:rPr>
+          <w:b/>
+          <w:bCs/>
+        </w:rPr>
+        <w:t>Entry</w:t>
+      </w:r>
+    </w:p>
+    <w:p>
+      <w:pPr>
+        <w:numPr>
+          <w:ilvl w:val="0"/>
+          <w:numId w:val="120"/>
+        </w:numPr>
+      </w:pPr>
+      <w:r>
+        <w:t xml:space="preserve">Event Details → </w:t>
+      </w:r>
+      <w:r>
+        <w:rPr>
+          <w:b/>
+          <w:bCs/>
+        </w:rPr>
+        <w:t>Comments</w:t>
+      </w:r>
+      <w:r>
+        <w:t xml:space="preserve"> card → click </w:t>
+      </w:r>
+      <w:r>
+        <w:rPr>
+          <w:b/>
+          <w:bCs/>
+        </w:rPr>
+        <w:t>Edit</w:t>
+      </w:r>
+      <w:r>
+        <w:t xml:space="preserve"> (pencil).</w:t>
+      </w:r>
+    </w:p>
+    <w:p>
+      <w:r>
+        <w:rPr>
+          <w:b/>
+          <w:bCs/>
+        </w:rPr>
+        <w:t>User actions</w:t>
+      </w:r>
+    </w:p>
+    <w:p>
+      <w:pPr>
+        <w:numPr>
+          <w:ilvl w:val="0"/>
+          <w:numId w:val="121"/>
+        </w:numPr>
+      </w:pPr>
+      <w:r>
+        <w:t>Comments modal/text area opens with existing text (or empty if None).</w:t>
+      </w:r>
+    </w:p>
+    <w:p>
+      <w:pPr>
+        <w:numPr>
+          <w:ilvl w:val="0"/>
+          <w:numId w:val="121"/>
+        </w:numPr>
+      </w:pPr>
+      <w:r>
+        <w:t>User types or updates comment.</w:t>
+      </w:r>
+    </w:p>
+    <w:p>
+      <w:pPr>
+        <w:numPr>
+          <w:ilvl w:val="0"/>
+          <w:numId w:val="121"/>
+        </w:numPr>
+      </w:pPr>
+      <w:r>
+        <w:t xml:space="preserve">Click </w:t>
+      </w:r>
+      <w:r>
+        <w:rPr>
+          <w:b/>
+          <w:bCs/>
+        </w:rPr>
+        <w:t>Save</w:t>
+      </w:r>
+      <w:r>
+        <w:t>.</w:t>
+      </w:r>
+    </w:p>
+    <w:p>
+      <w:r>
+        <w:rPr>
+          <w:b/>
+          <w:bCs/>
+        </w:rPr>
+        <w:t>System behavior</w:t>
+      </w:r>
+    </w:p>
+    <w:p>
+      <w:pPr>
+        <w:numPr>
+          <w:ilvl w:val="0"/>
+          <w:numId w:val="122"/>
+        </w:numPr>
+      </w:pPr>
+      <w:r>
+        <w:t>Persist comment text to event.</w:t>
+      </w:r>
+    </w:p>
+    <w:p>
+      <w:pPr>
+        <w:numPr>
+          <w:ilvl w:val="0"/>
+          <w:numId w:val="122"/>
+        </w:numPr>
+      </w:pPr>
+      <w:r>
+        <w:t>Close modal → Comments card shows updated content.</w:t>
+      </w:r>
+    </w:p>
+    <w:p>
+      <w:r>
+        <w:rPr>
+          <w:b/>
+          <w:bCs/>
+        </w:rPr>
+        <w:t>Outcome</w:t>
+      </w:r>
+    </w:p>
+    <w:p>
+      <w:pPr>
+        <w:numPr>
+          <w:ilvl w:val="0"/>
+          <w:numId w:val="123"/>
+        </w:numPr>
+      </w:pPr>
+      <w:r>
+        <w:t>Comments updated; no impact on publish status or availability logic.</w:t>
+      </w:r>
+    </w:p>
+    <w:p>
+      <w:r>
+        <w:rPr>
+          <w:noProof/>
+        </w:rPr>
+        <w:pict w14:anchorId="4C24DCBE">
+          <v:rect id="_x0000_i1342" alt="" style="width:468pt;height:.05pt;mso-width-percent:0;mso-height-percent:0;mso-width-percent:0;mso-height-percent:0" o:hralign="center" o:hrstd="t" o:hr="t" fillcolor="#a0a0a0" stroked="f"/>
+        </w:pict>
+      </w:r>
+    </w:p>
+    <w:p>
+      <w:pPr>
+        <w:rPr>
+          <w:b/>
+          <w:bCs/>
+        </w:rPr>
+      </w:pPr>
+      <w:r>
+        <w:rPr>
+          <w:b/>
+          <w:bCs/>
+        </w:rPr>
+        <w:t>C-2 – Comments After Publish (No special restriction)</w:t>
+      </w:r>
+    </w:p>
+    <w:p>
+      <w:r>
+        <w:t>Unless product wants special rules, I’d explicitly state:</w:t>
+      </w:r>
+    </w:p>
+    <w:p>
+      <w:pPr>
+        <w:numPr>
+          <w:ilvl w:val="0"/>
+          <w:numId w:val="124"/>
+        </w:numPr>
+      </w:pPr>
+      <w:r>
+        <w:t xml:space="preserve">Comments are </w:t>
+      </w:r>
+      <w:r>
+        <w:rPr>
+          <w:b/>
+          <w:bCs/>
+        </w:rPr>
+        <w:t>always editable</w:t>
+      </w:r>
+      <w:r>
+        <w:t>, regardless of:</w:t>
+      </w:r>
+    </w:p>
+    <w:p>
+      <w:pPr>
+        <w:numPr>
+          <w:ilvl w:val="1"/>
+          <w:numId w:val="124"/>
+        </w:numPr>
+      </w:pPr>
+      <w:r>
+        <w:t>Draft vs Published</w:t>
+      </w:r>
+    </w:p>
+    <w:p>
+      <w:pPr>
+        <w:numPr>
+          <w:ilvl w:val="1"/>
+          <w:numId w:val="124"/>
+        </w:numPr>
+      </w:pPr>
+      <w:r>
+        <w:t>Registrations count</w:t>
+      </w:r>
+    </w:p>
+    <w:p>
+      <w:pPr>
+        <w:numPr>
+          <w:ilvl w:val="0"/>
+          <w:numId w:val="124"/>
+        </w:numPr>
+      </w:pPr>
+      <w:r>
+        <w:t>Editing Comments:</w:t>
+      </w:r>
+    </w:p>
+    <w:p>
+      <w:pPr>
+        <w:numPr>
+          <w:ilvl w:val="1"/>
+          <w:numId w:val="124"/>
+        </w:numPr>
+      </w:pPr>
+      <w:r>
+        <w:t xml:space="preserve">Does </w:t>
+      </w:r>
+      <w:r>
+        <w:rPr>
+          <w:b/>
+          <w:bCs/>
+        </w:rPr>
+        <w:t>not</w:t>
+      </w:r>
+      <w:r>
+        <w:t xml:space="preserve"> trigger any verification or re-evaluation process.</w:t>
+      </w:r>
+    </w:p>
+    <w:p>
+      <w:pPr>
+        <w:numPr>
+          <w:ilvl w:val="1"/>
+          <w:numId w:val="124"/>
+        </w:numPr>
+      </w:pPr>
+      <w:r>
+        <w:t xml:space="preserve">Does </w:t>
+      </w:r>
+      <w:r>
+        <w:rPr>
+          <w:b/>
+          <w:bCs/>
+        </w:rPr>
+        <w:t>not</w:t>
+      </w:r>
+      <w:r>
+        <w:t xml:space="preserve"> appear to attendees (internal only).</w:t>
+      </w:r>
+    </w:p>
+    <w:p>
+      <w:r>
+        <w:t xml:space="preserve">So effectively </w:t>
+      </w:r>
+      <w:r>
+        <w:rPr>
+          <w:b/>
+          <w:bCs/>
+        </w:rPr>
+        <w:t>C-1</w:t>
+      </w:r>
+      <w:r>
+        <w:t xml:space="preserve"> covers all states; C-2 is just the rule statement you put in Confluence:</w:t>
+      </w:r>
+    </w:p>
+    <w:p>
+      <w:r>
+        <w:t>“Comments are editable at any time, for both 1:1 and 1:Many events, in any status. This field is internal, does not affect publishing, and does not require verification.”</w:t>
       </w:r>
     </w:p>
     <w:p/>
@@ -9113,6 +10457,155 @@
     </w:lvl>
   </w:abstractNum>
   <w:abstractNum w:abstractNumId="3" w15:restartNumberingAfterBreak="0">
+    <w:nsid w:val="0773668F"/>
+    <w:multiLevelType w:val="multilevel"/>
+    <w:tmpl w:val="956CC800"/>
+    <w:lvl w:ilvl="0">
+      <w:start w:val="1"/>
+      <w:numFmt w:val="bullet"/>
+      <w:lvlText w:val=""/>
+      <w:lvlJc w:val="left"/>
+      <w:pPr>
+        <w:tabs>
+          <w:tab w:val="num" w:pos="720"/>
+        </w:tabs>
+        <w:ind w:left="720" w:hanging="360"/>
+      </w:pPr>
+      <w:rPr>
+        <w:rFonts w:ascii="Symbol" w:hAnsi="Symbol" w:hint="default"/>
+        <w:sz w:val="20"/>
+      </w:rPr>
+    </w:lvl>
+    <w:lvl w:ilvl="1" w:tentative="1">
+      <w:start w:val="1"/>
+      <w:numFmt w:val="bullet"/>
+      <w:lvlText w:val="o"/>
+      <w:lvlJc w:val="left"/>
+      <w:pPr>
+        <w:tabs>
+          <w:tab w:val="num" w:pos="1440"/>
+        </w:tabs>
+        <w:ind w:left="1440" w:hanging="360"/>
+      </w:pPr>
+      <w:rPr>
+        <w:rFonts w:ascii="Courier New" w:hAnsi="Courier New" w:hint="default"/>
+        <w:sz w:val="20"/>
+      </w:rPr>
+    </w:lvl>
+    <w:lvl w:ilvl="2" w:tentative="1">
+      <w:start w:val="1"/>
+      <w:numFmt w:val="bullet"/>
+      <w:lvlText w:val=""/>
+      <w:lvlJc w:val="left"/>
+      <w:pPr>
+        <w:tabs>
+          <w:tab w:val="num" w:pos="2160"/>
+        </w:tabs>
+        <w:ind w:left="2160" w:hanging="360"/>
+      </w:pPr>
+      <w:rPr>
+        <w:rFonts w:ascii="Wingdings" w:hAnsi="Wingdings" w:hint="default"/>
+        <w:sz w:val="20"/>
+      </w:rPr>
+    </w:lvl>
+    <w:lvl w:ilvl="3" w:tentative="1">
+      <w:start w:val="1"/>
+      <w:numFmt w:val="bullet"/>
+      <w:lvlText w:val=""/>
+      <w:lvlJc w:val="left"/>
+      <w:pPr>
+        <w:tabs>
+          <w:tab w:val="num" w:pos="2880"/>
+        </w:tabs>
+        <w:ind w:left="2880" w:hanging="360"/>
+      </w:pPr>
+      <w:rPr>
+        <w:rFonts w:ascii="Wingdings" w:hAnsi="Wingdings" w:hint="default"/>
+        <w:sz w:val="20"/>
+      </w:rPr>
+    </w:lvl>
+    <w:lvl w:ilvl="4" w:tentative="1">
+      <w:start w:val="1"/>
+      <w:numFmt w:val="bullet"/>
+      <w:lvlText w:val=""/>
+      <w:lvlJc w:val="left"/>
+      <w:pPr>
+        <w:tabs>
+          <w:tab w:val="num" w:pos="3600"/>
+        </w:tabs>
+        <w:ind w:left="3600" w:hanging="360"/>
+      </w:pPr>
+      <w:rPr>
+        <w:rFonts w:ascii="Wingdings" w:hAnsi="Wingdings" w:hint="default"/>
+        <w:sz w:val="20"/>
+      </w:rPr>
+    </w:lvl>
+    <w:lvl w:ilvl="5" w:tentative="1">
+      <w:start w:val="1"/>
+      <w:numFmt w:val="bullet"/>
+      <w:lvlText w:val=""/>
+      <w:lvlJc w:val="left"/>
+      <w:pPr>
+        <w:tabs>
+          <w:tab w:val="num" w:pos="4320"/>
+        </w:tabs>
+        <w:ind w:left="4320" w:hanging="360"/>
+      </w:pPr>
+      <w:rPr>
+        <w:rFonts w:ascii="Wingdings" w:hAnsi="Wingdings" w:hint="default"/>
+        <w:sz w:val="20"/>
+      </w:rPr>
+    </w:lvl>
+    <w:lvl w:ilvl="6" w:tentative="1">
+      <w:start w:val="1"/>
+      <w:numFmt w:val="bullet"/>
+      <w:lvlText w:val=""/>
+      <w:lvlJc w:val="left"/>
+      <w:pPr>
+        <w:tabs>
+          <w:tab w:val="num" w:pos="5040"/>
+        </w:tabs>
+        <w:ind w:left="5040" w:hanging="360"/>
+      </w:pPr>
+      <w:rPr>
+        <w:rFonts w:ascii="Wingdings" w:hAnsi="Wingdings" w:hint="default"/>
+        <w:sz w:val="20"/>
+      </w:rPr>
+    </w:lvl>
+    <w:lvl w:ilvl="7" w:tentative="1">
+      <w:start w:val="1"/>
+      <w:numFmt w:val="bullet"/>
+      <w:lvlText w:val=""/>
+      <w:lvlJc w:val="left"/>
+      <w:pPr>
+        <w:tabs>
+          <w:tab w:val="num" w:pos="5760"/>
+        </w:tabs>
+        <w:ind w:left="5760" w:hanging="360"/>
+      </w:pPr>
+      <w:rPr>
+        <w:rFonts w:ascii="Wingdings" w:hAnsi="Wingdings" w:hint="default"/>
+        <w:sz w:val="20"/>
+      </w:rPr>
+    </w:lvl>
+    <w:lvl w:ilvl="8" w:tentative="1">
+      <w:start w:val="1"/>
+      <w:numFmt w:val="bullet"/>
+      <w:lvlText w:val=""/>
+      <w:lvlJc w:val="left"/>
+      <w:pPr>
+        <w:tabs>
+          <w:tab w:val="num" w:pos="6480"/>
+        </w:tabs>
+        <w:ind w:left="6480" w:hanging="360"/>
+      </w:pPr>
+      <w:rPr>
+        <w:rFonts w:ascii="Wingdings" w:hAnsi="Wingdings" w:hint="default"/>
+        <w:sz w:val="20"/>
+      </w:rPr>
+    </w:lvl>
+  </w:abstractNum>
+  <w:abstractNum w:abstractNumId="4" w15:restartNumberingAfterBreak="0">
     <w:nsid w:val="07AF75FC"/>
     <w:multiLevelType w:val="multilevel"/>
     <w:tmpl w:val="0DDE3D06"/>
@@ -9261,7 +10754,7 @@
       </w:rPr>
     </w:lvl>
   </w:abstractNum>
-  <w:abstractNum w:abstractNumId="4" w15:restartNumberingAfterBreak="0">
+  <w:abstractNum w:abstractNumId="5" w15:restartNumberingAfterBreak="0">
     <w:nsid w:val="08E85C43"/>
     <w:multiLevelType w:val="multilevel"/>
     <w:tmpl w:val="6D5AA61E"/>
@@ -9410,7 +10903,7 @@
       </w:rPr>
     </w:lvl>
   </w:abstractNum>
-  <w:abstractNum w:abstractNumId="5" w15:restartNumberingAfterBreak="0">
+  <w:abstractNum w:abstractNumId="6" w15:restartNumberingAfterBreak="0">
     <w:nsid w:val="08EF60D8"/>
     <w:multiLevelType w:val="multilevel"/>
     <w:tmpl w:val="2F18397C"/>
@@ -9527,7 +11020,7 @@
       </w:pPr>
     </w:lvl>
   </w:abstractNum>
-  <w:abstractNum w:abstractNumId="6" w15:restartNumberingAfterBreak="0">
+  <w:abstractNum w:abstractNumId="7" w15:restartNumberingAfterBreak="0">
     <w:nsid w:val="09262B32"/>
     <w:multiLevelType w:val="multilevel"/>
     <w:tmpl w:val="C722E69A"/>
@@ -9676,7 +11169,7 @@
       </w:rPr>
     </w:lvl>
   </w:abstractNum>
-  <w:abstractNum w:abstractNumId="7" w15:restartNumberingAfterBreak="0">
+  <w:abstractNum w:abstractNumId="8" w15:restartNumberingAfterBreak="0">
     <w:nsid w:val="0C1F4197"/>
     <w:multiLevelType w:val="multilevel"/>
     <w:tmpl w:val="223EF082"/>
@@ -9789,7 +11282,7 @@
       </w:pPr>
     </w:lvl>
   </w:abstractNum>
-  <w:abstractNum w:abstractNumId="8" w15:restartNumberingAfterBreak="0">
+  <w:abstractNum w:abstractNumId="9" w15:restartNumberingAfterBreak="0">
     <w:nsid w:val="0D010619"/>
     <w:multiLevelType w:val="multilevel"/>
     <w:tmpl w:val="35847E2E"/>
@@ -9914,7 +11407,156 @@
       </w:pPr>
     </w:lvl>
   </w:abstractNum>
-  <w:abstractNum w:abstractNumId="9" w15:restartNumberingAfterBreak="0">
+  <w:abstractNum w:abstractNumId="10" w15:restartNumberingAfterBreak="0">
+    <w:nsid w:val="0D330593"/>
+    <w:multiLevelType w:val="multilevel"/>
+    <w:tmpl w:val="2E862FFC"/>
+    <w:lvl w:ilvl="0">
+      <w:start w:val="1"/>
+      <w:numFmt w:val="bullet"/>
+      <w:lvlText w:val=""/>
+      <w:lvlJc w:val="left"/>
+      <w:pPr>
+        <w:tabs>
+          <w:tab w:val="num" w:pos="720"/>
+        </w:tabs>
+        <w:ind w:left="720" w:hanging="360"/>
+      </w:pPr>
+      <w:rPr>
+        <w:rFonts w:ascii="Symbol" w:hAnsi="Symbol" w:hint="default"/>
+        <w:sz w:val="20"/>
+      </w:rPr>
+    </w:lvl>
+    <w:lvl w:ilvl="1">
+      <w:start w:val="1"/>
+      <w:numFmt w:val="bullet"/>
+      <w:lvlText w:val="o"/>
+      <w:lvlJc w:val="left"/>
+      <w:pPr>
+        <w:tabs>
+          <w:tab w:val="num" w:pos="1440"/>
+        </w:tabs>
+        <w:ind w:left="1440" w:hanging="360"/>
+      </w:pPr>
+      <w:rPr>
+        <w:rFonts w:ascii="Courier New" w:hAnsi="Courier New" w:hint="default"/>
+        <w:sz w:val="20"/>
+      </w:rPr>
+    </w:lvl>
+    <w:lvl w:ilvl="2" w:tentative="1">
+      <w:start w:val="1"/>
+      <w:numFmt w:val="bullet"/>
+      <w:lvlText w:val=""/>
+      <w:lvlJc w:val="left"/>
+      <w:pPr>
+        <w:tabs>
+          <w:tab w:val="num" w:pos="2160"/>
+        </w:tabs>
+        <w:ind w:left="2160" w:hanging="360"/>
+      </w:pPr>
+      <w:rPr>
+        <w:rFonts w:ascii="Wingdings" w:hAnsi="Wingdings" w:hint="default"/>
+        <w:sz w:val="20"/>
+      </w:rPr>
+    </w:lvl>
+    <w:lvl w:ilvl="3" w:tentative="1">
+      <w:start w:val="1"/>
+      <w:numFmt w:val="bullet"/>
+      <w:lvlText w:val=""/>
+      <w:lvlJc w:val="left"/>
+      <w:pPr>
+        <w:tabs>
+          <w:tab w:val="num" w:pos="2880"/>
+        </w:tabs>
+        <w:ind w:left="2880" w:hanging="360"/>
+      </w:pPr>
+      <w:rPr>
+        <w:rFonts w:ascii="Wingdings" w:hAnsi="Wingdings" w:hint="default"/>
+        <w:sz w:val="20"/>
+      </w:rPr>
+    </w:lvl>
+    <w:lvl w:ilvl="4" w:tentative="1">
+      <w:start w:val="1"/>
+      <w:numFmt w:val="bullet"/>
+      <w:lvlText w:val=""/>
+      <w:lvlJc w:val="left"/>
+      <w:pPr>
+        <w:tabs>
+          <w:tab w:val="num" w:pos="3600"/>
+        </w:tabs>
+        <w:ind w:left="3600" w:hanging="360"/>
+      </w:pPr>
+      <w:rPr>
+        <w:rFonts w:ascii="Wingdings" w:hAnsi="Wingdings" w:hint="default"/>
+        <w:sz w:val="20"/>
+      </w:rPr>
+    </w:lvl>
+    <w:lvl w:ilvl="5" w:tentative="1">
+      <w:start w:val="1"/>
+      <w:numFmt w:val="bullet"/>
+      <w:lvlText w:val=""/>
+      <w:lvlJc w:val="left"/>
+      <w:pPr>
+        <w:tabs>
+          <w:tab w:val="num" w:pos="4320"/>
+        </w:tabs>
+        <w:ind w:left="4320" w:hanging="360"/>
+      </w:pPr>
+      <w:rPr>
+        <w:rFonts w:ascii="Wingdings" w:hAnsi="Wingdings" w:hint="default"/>
+        <w:sz w:val="20"/>
+      </w:rPr>
+    </w:lvl>
+    <w:lvl w:ilvl="6" w:tentative="1">
+      <w:start w:val="1"/>
+      <w:numFmt w:val="bullet"/>
+      <w:lvlText w:val=""/>
+      <w:lvlJc w:val="left"/>
+      <w:pPr>
+        <w:tabs>
+          <w:tab w:val="num" w:pos="5040"/>
+        </w:tabs>
+        <w:ind w:left="5040" w:hanging="360"/>
+      </w:pPr>
+      <w:rPr>
+        <w:rFonts w:ascii="Wingdings" w:hAnsi="Wingdings" w:hint="default"/>
+        <w:sz w:val="20"/>
+      </w:rPr>
+    </w:lvl>
+    <w:lvl w:ilvl="7" w:tentative="1">
+      <w:start w:val="1"/>
+      <w:numFmt w:val="bullet"/>
+      <w:lvlText w:val=""/>
+      <w:lvlJc w:val="left"/>
+      <w:pPr>
+        <w:tabs>
+          <w:tab w:val="num" w:pos="5760"/>
+        </w:tabs>
+        <w:ind w:left="5760" w:hanging="360"/>
+      </w:pPr>
+      <w:rPr>
+        <w:rFonts w:ascii="Wingdings" w:hAnsi="Wingdings" w:hint="default"/>
+        <w:sz w:val="20"/>
+      </w:rPr>
+    </w:lvl>
+    <w:lvl w:ilvl="8" w:tentative="1">
+      <w:start w:val="1"/>
+      <w:numFmt w:val="bullet"/>
+      <w:lvlText w:val=""/>
+      <w:lvlJc w:val="left"/>
+      <w:pPr>
+        <w:tabs>
+          <w:tab w:val="num" w:pos="6480"/>
+        </w:tabs>
+        <w:ind w:left="6480" w:hanging="360"/>
+      </w:pPr>
+      <w:rPr>
+        <w:rFonts w:ascii="Wingdings" w:hAnsi="Wingdings" w:hint="default"/>
+        <w:sz w:val="20"/>
+      </w:rPr>
+    </w:lvl>
+  </w:abstractNum>
+  <w:abstractNum w:abstractNumId="11" w15:restartNumberingAfterBreak="0">
     <w:nsid w:val="0D342464"/>
     <w:multiLevelType w:val="multilevel"/>
     <w:tmpl w:val="7FFC6CF6"/>
@@ -10031,7 +11673,7 @@
       </w:pPr>
     </w:lvl>
   </w:abstractNum>
-  <w:abstractNum w:abstractNumId="10" w15:restartNumberingAfterBreak="0">
+  <w:abstractNum w:abstractNumId="12" w15:restartNumberingAfterBreak="0">
     <w:nsid w:val="0D477BF9"/>
     <w:multiLevelType w:val="multilevel"/>
     <w:tmpl w:val="CAEEAB26"/>
@@ -10148,7 +11790,156 @@
       </w:pPr>
     </w:lvl>
   </w:abstractNum>
-  <w:abstractNum w:abstractNumId="11" w15:restartNumberingAfterBreak="0">
+  <w:abstractNum w:abstractNumId="13" w15:restartNumberingAfterBreak="0">
+    <w:nsid w:val="1192447E"/>
+    <w:multiLevelType w:val="multilevel"/>
+    <w:tmpl w:val="8D206CCA"/>
+    <w:lvl w:ilvl="0">
+      <w:start w:val="1"/>
+      <w:numFmt w:val="bullet"/>
+      <w:lvlText w:val=""/>
+      <w:lvlJc w:val="left"/>
+      <w:pPr>
+        <w:tabs>
+          <w:tab w:val="num" w:pos="720"/>
+        </w:tabs>
+        <w:ind w:left="720" w:hanging="360"/>
+      </w:pPr>
+      <w:rPr>
+        <w:rFonts w:ascii="Symbol" w:hAnsi="Symbol" w:hint="default"/>
+        <w:sz w:val="20"/>
+      </w:rPr>
+    </w:lvl>
+    <w:lvl w:ilvl="1" w:tentative="1">
+      <w:start w:val="1"/>
+      <w:numFmt w:val="bullet"/>
+      <w:lvlText w:val="o"/>
+      <w:lvlJc w:val="left"/>
+      <w:pPr>
+        <w:tabs>
+          <w:tab w:val="num" w:pos="1440"/>
+        </w:tabs>
+        <w:ind w:left="1440" w:hanging="360"/>
+      </w:pPr>
+      <w:rPr>
+        <w:rFonts w:ascii="Courier New" w:hAnsi="Courier New" w:hint="default"/>
+        <w:sz w:val="20"/>
+      </w:rPr>
+    </w:lvl>
+    <w:lvl w:ilvl="2" w:tentative="1">
+      <w:start w:val="1"/>
+      <w:numFmt w:val="bullet"/>
+      <w:lvlText w:val=""/>
+      <w:lvlJc w:val="left"/>
+      <w:pPr>
+        <w:tabs>
+          <w:tab w:val="num" w:pos="2160"/>
+        </w:tabs>
+        <w:ind w:left="2160" w:hanging="360"/>
+      </w:pPr>
+      <w:rPr>
+        <w:rFonts w:ascii="Wingdings" w:hAnsi="Wingdings" w:hint="default"/>
+        <w:sz w:val="20"/>
+      </w:rPr>
+    </w:lvl>
+    <w:lvl w:ilvl="3" w:tentative="1">
+      <w:start w:val="1"/>
+      <w:numFmt w:val="bullet"/>
+      <w:lvlText w:val=""/>
+      <w:lvlJc w:val="left"/>
+      <w:pPr>
+        <w:tabs>
+          <w:tab w:val="num" w:pos="2880"/>
+        </w:tabs>
+        <w:ind w:left="2880" w:hanging="360"/>
+      </w:pPr>
+      <w:rPr>
+        <w:rFonts w:ascii="Wingdings" w:hAnsi="Wingdings" w:hint="default"/>
+        <w:sz w:val="20"/>
+      </w:rPr>
+    </w:lvl>
+    <w:lvl w:ilvl="4" w:tentative="1">
+      <w:start w:val="1"/>
+      <w:numFmt w:val="bullet"/>
+      <w:lvlText w:val=""/>
+      <w:lvlJc w:val="left"/>
+      <w:pPr>
+        <w:tabs>
+          <w:tab w:val="num" w:pos="3600"/>
+        </w:tabs>
+        <w:ind w:left="3600" w:hanging="360"/>
+      </w:pPr>
+      <w:rPr>
+        <w:rFonts w:ascii="Wingdings" w:hAnsi="Wingdings" w:hint="default"/>
+        <w:sz w:val="20"/>
+      </w:rPr>
+    </w:lvl>
+    <w:lvl w:ilvl="5" w:tentative="1">
+      <w:start w:val="1"/>
+      <w:numFmt w:val="bullet"/>
+      <w:lvlText w:val=""/>
+      <w:lvlJc w:val="left"/>
+      <w:pPr>
+        <w:tabs>
+          <w:tab w:val="num" w:pos="4320"/>
+        </w:tabs>
+        <w:ind w:left="4320" w:hanging="360"/>
+      </w:pPr>
+      <w:rPr>
+        <w:rFonts w:ascii="Wingdings" w:hAnsi="Wingdings" w:hint="default"/>
+        <w:sz w:val="20"/>
+      </w:rPr>
+    </w:lvl>
+    <w:lvl w:ilvl="6" w:tentative="1">
+      <w:start w:val="1"/>
+      <w:numFmt w:val="bullet"/>
+      <w:lvlText w:val=""/>
+      <w:lvlJc w:val="left"/>
+      <w:pPr>
+        <w:tabs>
+          <w:tab w:val="num" w:pos="5040"/>
+        </w:tabs>
+        <w:ind w:left="5040" w:hanging="360"/>
+      </w:pPr>
+      <w:rPr>
+        <w:rFonts w:ascii="Wingdings" w:hAnsi="Wingdings" w:hint="default"/>
+        <w:sz w:val="20"/>
+      </w:rPr>
+    </w:lvl>
+    <w:lvl w:ilvl="7" w:tentative="1">
+      <w:start w:val="1"/>
+      <w:numFmt w:val="bullet"/>
+      <w:lvlText w:val=""/>
+      <w:lvlJc w:val="left"/>
+      <w:pPr>
+        <w:tabs>
+          <w:tab w:val="num" w:pos="5760"/>
+        </w:tabs>
+        <w:ind w:left="5760" w:hanging="360"/>
+      </w:pPr>
+      <w:rPr>
+        <w:rFonts w:ascii="Wingdings" w:hAnsi="Wingdings" w:hint="default"/>
+        <w:sz w:val="20"/>
+      </w:rPr>
+    </w:lvl>
+    <w:lvl w:ilvl="8" w:tentative="1">
+      <w:start w:val="1"/>
+      <w:numFmt w:val="bullet"/>
+      <w:lvlText w:val=""/>
+      <w:lvlJc w:val="left"/>
+      <w:pPr>
+        <w:tabs>
+          <w:tab w:val="num" w:pos="6480"/>
+        </w:tabs>
+        <w:ind w:left="6480" w:hanging="360"/>
+      </w:pPr>
+      <w:rPr>
+        <w:rFonts w:ascii="Wingdings" w:hAnsi="Wingdings" w:hint="default"/>
+        <w:sz w:val="20"/>
+      </w:rPr>
+    </w:lvl>
+  </w:abstractNum>
+  <w:abstractNum w:abstractNumId="14" w15:restartNumberingAfterBreak="0">
     <w:nsid w:val="136B15D8"/>
     <w:multiLevelType w:val="multilevel"/>
     <w:tmpl w:val="76A28B3C"/>
@@ -10297,7 +12088,7 @@
       </w:rPr>
     </w:lvl>
   </w:abstractNum>
-  <w:abstractNum w:abstractNumId="12" w15:restartNumberingAfterBreak="0">
+  <w:abstractNum w:abstractNumId="15" w15:restartNumberingAfterBreak="0">
     <w:nsid w:val="136E21FC"/>
     <w:multiLevelType w:val="multilevel"/>
     <w:tmpl w:val="F0D6C494"/>
@@ -10446,7 +12237,156 @@
       </w:rPr>
     </w:lvl>
   </w:abstractNum>
-  <w:abstractNum w:abstractNumId="13" w15:restartNumberingAfterBreak="0">
+  <w:abstractNum w:abstractNumId="16" w15:restartNumberingAfterBreak="0">
+    <w:nsid w:val="145A736E"/>
+    <w:multiLevelType w:val="multilevel"/>
+    <w:tmpl w:val="377CD964"/>
+    <w:lvl w:ilvl="0">
+      <w:start w:val="1"/>
+      <w:numFmt w:val="bullet"/>
+      <w:lvlText w:val=""/>
+      <w:lvlJc w:val="left"/>
+      <w:pPr>
+        <w:tabs>
+          <w:tab w:val="num" w:pos="720"/>
+        </w:tabs>
+        <w:ind w:left="720" w:hanging="360"/>
+      </w:pPr>
+      <w:rPr>
+        <w:rFonts w:ascii="Symbol" w:hAnsi="Symbol" w:hint="default"/>
+        <w:sz w:val="20"/>
+      </w:rPr>
+    </w:lvl>
+    <w:lvl w:ilvl="1">
+      <w:start w:val="1"/>
+      <w:numFmt w:val="bullet"/>
+      <w:lvlText w:val="o"/>
+      <w:lvlJc w:val="left"/>
+      <w:pPr>
+        <w:tabs>
+          <w:tab w:val="num" w:pos="1440"/>
+        </w:tabs>
+        <w:ind w:left="1440" w:hanging="360"/>
+      </w:pPr>
+      <w:rPr>
+        <w:rFonts w:ascii="Courier New" w:hAnsi="Courier New" w:hint="default"/>
+        <w:sz w:val="20"/>
+      </w:rPr>
+    </w:lvl>
+    <w:lvl w:ilvl="2" w:tentative="1">
+      <w:start w:val="1"/>
+      <w:numFmt w:val="bullet"/>
+      <w:lvlText w:val=""/>
+      <w:lvlJc w:val="left"/>
+      <w:pPr>
+        <w:tabs>
+          <w:tab w:val="num" w:pos="2160"/>
+        </w:tabs>
+        <w:ind w:left="2160" w:hanging="360"/>
+      </w:pPr>
+      <w:rPr>
+        <w:rFonts w:ascii="Wingdings" w:hAnsi="Wingdings" w:hint="default"/>
+        <w:sz w:val="20"/>
+      </w:rPr>
+    </w:lvl>
+    <w:lvl w:ilvl="3" w:tentative="1">
+      <w:start w:val="1"/>
+      <w:numFmt w:val="bullet"/>
+      <w:lvlText w:val=""/>
+      <w:lvlJc w:val="left"/>
+      <w:pPr>
+        <w:tabs>
+          <w:tab w:val="num" w:pos="2880"/>
+        </w:tabs>
+        <w:ind w:left="2880" w:hanging="360"/>
+      </w:pPr>
+      <w:rPr>
+        <w:rFonts w:ascii="Wingdings" w:hAnsi="Wingdings" w:hint="default"/>
+        <w:sz w:val="20"/>
+      </w:rPr>
+    </w:lvl>
+    <w:lvl w:ilvl="4" w:tentative="1">
+      <w:start w:val="1"/>
+      <w:numFmt w:val="bullet"/>
+      <w:lvlText w:val=""/>
+      <w:lvlJc w:val="left"/>
+      <w:pPr>
+        <w:tabs>
+          <w:tab w:val="num" w:pos="3600"/>
+        </w:tabs>
+        <w:ind w:left="3600" w:hanging="360"/>
+      </w:pPr>
+      <w:rPr>
+        <w:rFonts w:ascii="Wingdings" w:hAnsi="Wingdings" w:hint="default"/>
+        <w:sz w:val="20"/>
+      </w:rPr>
+    </w:lvl>
+    <w:lvl w:ilvl="5" w:tentative="1">
+      <w:start w:val="1"/>
+      <w:numFmt w:val="bullet"/>
+      <w:lvlText w:val=""/>
+      <w:lvlJc w:val="left"/>
+      <w:pPr>
+        <w:tabs>
+          <w:tab w:val="num" w:pos="4320"/>
+        </w:tabs>
+        <w:ind w:left="4320" w:hanging="360"/>
+      </w:pPr>
+      <w:rPr>
+        <w:rFonts w:ascii="Wingdings" w:hAnsi="Wingdings" w:hint="default"/>
+        <w:sz w:val="20"/>
+      </w:rPr>
+    </w:lvl>
+    <w:lvl w:ilvl="6" w:tentative="1">
+      <w:start w:val="1"/>
+      <w:numFmt w:val="bullet"/>
+      <w:lvlText w:val=""/>
+      <w:lvlJc w:val="left"/>
+      <w:pPr>
+        <w:tabs>
+          <w:tab w:val="num" w:pos="5040"/>
+        </w:tabs>
+        <w:ind w:left="5040" w:hanging="360"/>
+      </w:pPr>
+      <w:rPr>
+        <w:rFonts w:ascii="Wingdings" w:hAnsi="Wingdings" w:hint="default"/>
+        <w:sz w:val="20"/>
+      </w:rPr>
+    </w:lvl>
+    <w:lvl w:ilvl="7" w:tentative="1">
+      <w:start w:val="1"/>
+      <w:numFmt w:val="bullet"/>
+      <w:lvlText w:val=""/>
+      <w:lvlJc w:val="left"/>
+      <w:pPr>
+        <w:tabs>
+          <w:tab w:val="num" w:pos="5760"/>
+        </w:tabs>
+        <w:ind w:left="5760" w:hanging="360"/>
+      </w:pPr>
+      <w:rPr>
+        <w:rFonts w:ascii="Wingdings" w:hAnsi="Wingdings" w:hint="default"/>
+        <w:sz w:val="20"/>
+      </w:rPr>
+    </w:lvl>
+    <w:lvl w:ilvl="8" w:tentative="1">
+      <w:start w:val="1"/>
+      <w:numFmt w:val="bullet"/>
+      <w:lvlText w:val=""/>
+      <w:lvlJc w:val="left"/>
+      <w:pPr>
+        <w:tabs>
+          <w:tab w:val="num" w:pos="6480"/>
+        </w:tabs>
+        <w:ind w:left="6480" w:hanging="360"/>
+      </w:pPr>
+      <w:rPr>
+        <w:rFonts w:ascii="Wingdings" w:hAnsi="Wingdings" w:hint="default"/>
+        <w:sz w:val="20"/>
+      </w:rPr>
+    </w:lvl>
+  </w:abstractNum>
+  <w:abstractNum w:abstractNumId="17" w15:restartNumberingAfterBreak="0">
     <w:nsid w:val="14844424"/>
     <w:multiLevelType w:val="multilevel"/>
     <w:tmpl w:val="A678E0AE"/>
@@ -10595,7 +12535,7 @@
       </w:rPr>
     </w:lvl>
   </w:abstractNum>
-  <w:abstractNum w:abstractNumId="14" w15:restartNumberingAfterBreak="0">
+  <w:abstractNum w:abstractNumId="18" w15:restartNumberingAfterBreak="0">
     <w:nsid w:val="162244D9"/>
     <w:multiLevelType w:val="multilevel"/>
     <w:tmpl w:val="174AAF9A"/>
@@ -10744,7 +12684,7 @@
       </w:rPr>
     </w:lvl>
   </w:abstractNum>
-  <w:abstractNum w:abstractNumId="15" w15:restartNumberingAfterBreak="0">
+  <w:abstractNum w:abstractNumId="19" w15:restartNumberingAfterBreak="0">
     <w:nsid w:val="16C77C40"/>
     <w:multiLevelType w:val="multilevel"/>
     <w:tmpl w:val="CB16A9C4"/>
@@ -10865,7 +12805,7 @@
       </w:pPr>
     </w:lvl>
   </w:abstractNum>
-  <w:abstractNum w:abstractNumId="16" w15:restartNumberingAfterBreak="0">
+  <w:abstractNum w:abstractNumId="20" w15:restartNumberingAfterBreak="0">
     <w:nsid w:val="173208DA"/>
     <w:multiLevelType w:val="multilevel"/>
     <w:tmpl w:val="8140D894"/>
@@ -11014,7 +12954,7 @@
       </w:rPr>
     </w:lvl>
   </w:abstractNum>
-  <w:abstractNum w:abstractNumId="17" w15:restartNumberingAfterBreak="0">
+  <w:abstractNum w:abstractNumId="21" w15:restartNumberingAfterBreak="0">
     <w:nsid w:val="17443958"/>
     <w:multiLevelType w:val="multilevel"/>
     <w:tmpl w:val="483E06BE"/>
@@ -11163,7 +13103,305 @@
       </w:rPr>
     </w:lvl>
   </w:abstractNum>
-  <w:abstractNum w:abstractNumId="18" w15:restartNumberingAfterBreak="0">
+  <w:abstractNum w:abstractNumId="22" w15:restartNumberingAfterBreak="0">
+    <w:nsid w:val="17455A0B"/>
+    <w:multiLevelType w:val="multilevel"/>
+    <w:tmpl w:val="309AFCA6"/>
+    <w:lvl w:ilvl="0">
+      <w:start w:val="1"/>
+      <w:numFmt w:val="bullet"/>
+      <w:lvlText w:val=""/>
+      <w:lvlJc w:val="left"/>
+      <w:pPr>
+        <w:tabs>
+          <w:tab w:val="num" w:pos="720"/>
+        </w:tabs>
+        <w:ind w:left="720" w:hanging="360"/>
+      </w:pPr>
+      <w:rPr>
+        <w:rFonts w:ascii="Symbol" w:hAnsi="Symbol" w:hint="default"/>
+        <w:sz w:val="20"/>
+      </w:rPr>
+    </w:lvl>
+    <w:lvl w:ilvl="1" w:tentative="1">
+      <w:start w:val="1"/>
+      <w:numFmt w:val="bullet"/>
+      <w:lvlText w:val="o"/>
+      <w:lvlJc w:val="left"/>
+      <w:pPr>
+        <w:tabs>
+          <w:tab w:val="num" w:pos="1440"/>
+        </w:tabs>
+        <w:ind w:left="1440" w:hanging="360"/>
+      </w:pPr>
+      <w:rPr>
+        <w:rFonts w:ascii="Courier New" w:hAnsi="Courier New" w:hint="default"/>
+        <w:sz w:val="20"/>
+      </w:rPr>
+    </w:lvl>
+    <w:lvl w:ilvl="2" w:tentative="1">
+      <w:start w:val="1"/>
+      <w:numFmt w:val="bullet"/>
+      <w:lvlText w:val=""/>
+      <w:lvlJc w:val="left"/>
+      <w:pPr>
+        <w:tabs>
+          <w:tab w:val="num" w:pos="2160"/>
+        </w:tabs>
+        <w:ind w:left="2160" w:hanging="360"/>
+      </w:pPr>
+      <w:rPr>
+        <w:rFonts w:ascii="Wingdings" w:hAnsi="Wingdings" w:hint="default"/>
+        <w:sz w:val="20"/>
+      </w:rPr>
+    </w:lvl>
+    <w:lvl w:ilvl="3" w:tentative="1">
+      <w:start w:val="1"/>
+      <w:numFmt w:val="bullet"/>
+      <w:lvlText w:val=""/>
+      <w:lvlJc w:val="left"/>
+      <w:pPr>
+        <w:tabs>
+          <w:tab w:val="num" w:pos="2880"/>
+        </w:tabs>
+        <w:ind w:left="2880" w:hanging="360"/>
+      </w:pPr>
+      <w:rPr>
+        <w:rFonts w:ascii="Wingdings" w:hAnsi="Wingdings" w:hint="default"/>
+        <w:sz w:val="20"/>
+      </w:rPr>
+    </w:lvl>
+    <w:lvl w:ilvl="4" w:tentative="1">
+      <w:start w:val="1"/>
+      <w:numFmt w:val="bullet"/>
+      <w:lvlText w:val=""/>
+      <w:lvlJc w:val="left"/>
+      <w:pPr>
+        <w:tabs>
+          <w:tab w:val="num" w:pos="3600"/>
+        </w:tabs>
+        <w:ind w:left="3600" w:hanging="360"/>
+      </w:pPr>
+      <w:rPr>
+        <w:rFonts w:ascii="Wingdings" w:hAnsi="Wingdings" w:hint="default"/>
+        <w:sz w:val="20"/>
+      </w:rPr>
+    </w:lvl>
+    <w:lvl w:ilvl="5" w:tentative="1">
+      <w:start w:val="1"/>
+      <w:numFmt w:val="bullet"/>
+      <w:lvlText w:val=""/>
+      <w:lvlJc w:val="left"/>
+      <w:pPr>
+        <w:tabs>
+          <w:tab w:val="num" w:pos="4320"/>
+        </w:tabs>
+        <w:ind w:left="4320" w:hanging="360"/>
+      </w:pPr>
+      <w:rPr>
+        <w:rFonts w:ascii="Wingdings" w:hAnsi="Wingdings" w:hint="default"/>
+        <w:sz w:val="20"/>
+      </w:rPr>
+    </w:lvl>
+    <w:lvl w:ilvl="6" w:tentative="1">
+      <w:start w:val="1"/>
+      <w:numFmt w:val="bullet"/>
+      <w:lvlText w:val=""/>
+      <w:lvlJc w:val="left"/>
+      <w:pPr>
+        <w:tabs>
+          <w:tab w:val="num" w:pos="5040"/>
+        </w:tabs>
+        <w:ind w:left="5040" w:hanging="360"/>
+      </w:pPr>
+      <w:rPr>
+        <w:rFonts w:ascii="Wingdings" w:hAnsi="Wingdings" w:hint="default"/>
+        <w:sz w:val="20"/>
+      </w:rPr>
+    </w:lvl>
+    <w:lvl w:ilvl="7" w:tentative="1">
+      <w:start w:val="1"/>
+      <w:numFmt w:val="bullet"/>
+      <w:lvlText w:val=""/>
+      <w:lvlJc w:val="left"/>
+      <w:pPr>
+        <w:tabs>
+          <w:tab w:val="num" w:pos="5760"/>
+        </w:tabs>
+        <w:ind w:left="5760" w:hanging="360"/>
+      </w:pPr>
+      <w:rPr>
+        <w:rFonts w:ascii="Wingdings" w:hAnsi="Wingdings" w:hint="default"/>
+        <w:sz w:val="20"/>
+      </w:rPr>
+    </w:lvl>
+    <w:lvl w:ilvl="8" w:tentative="1">
+      <w:start w:val="1"/>
+      <w:numFmt w:val="bullet"/>
+      <w:lvlText w:val=""/>
+      <w:lvlJc w:val="left"/>
+      <w:pPr>
+        <w:tabs>
+          <w:tab w:val="num" w:pos="6480"/>
+        </w:tabs>
+        <w:ind w:left="6480" w:hanging="360"/>
+      </w:pPr>
+      <w:rPr>
+        <w:rFonts w:ascii="Wingdings" w:hAnsi="Wingdings" w:hint="default"/>
+        <w:sz w:val="20"/>
+      </w:rPr>
+    </w:lvl>
+  </w:abstractNum>
+  <w:abstractNum w:abstractNumId="23" w15:restartNumberingAfterBreak="0">
+    <w:nsid w:val="179E30F7"/>
+    <w:multiLevelType w:val="multilevel"/>
+    <w:tmpl w:val="80942C1A"/>
+    <w:lvl w:ilvl="0">
+      <w:start w:val="1"/>
+      <w:numFmt w:val="bullet"/>
+      <w:lvlText w:val=""/>
+      <w:lvlJc w:val="left"/>
+      <w:pPr>
+        <w:tabs>
+          <w:tab w:val="num" w:pos="720"/>
+        </w:tabs>
+        <w:ind w:left="720" w:hanging="360"/>
+      </w:pPr>
+      <w:rPr>
+        <w:rFonts w:ascii="Symbol" w:hAnsi="Symbol" w:hint="default"/>
+        <w:sz w:val="20"/>
+      </w:rPr>
+    </w:lvl>
+    <w:lvl w:ilvl="1">
+      <w:start w:val="1"/>
+      <w:numFmt w:val="bullet"/>
+      <w:lvlText w:val="o"/>
+      <w:lvlJc w:val="left"/>
+      <w:pPr>
+        <w:tabs>
+          <w:tab w:val="num" w:pos="1440"/>
+        </w:tabs>
+        <w:ind w:left="1440" w:hanging="360"/>
+      </w:pPr>
+      <w:rPr>
+        <w:rFonts w:ascii="Courier New" w:hAnsi="Courier New" w:hint="default"/>
+        <w:sz w:val="20"/>
+      </w:rPr>
+    </w:lvl>
+    <w:lvl w:ilvl="2" w:tentative="1">
+      <w:start w:val="1"/>
+      <w:numFmt w:val="bullet"/>
+      <w:lvlText w:val=""/>
+      <w:lvlJc w:val="left"/>
+      <w:pPr>
+        <w:tabs>
+          <w:tab w:val="num" w:pos="2160"/>
+        </w:tabs>
+        <w:ind w:left="2160" w:hanging="360"/>
+      </w:pPr>
+      <w:rPr>
+        <w:rFonts w:ascii="Wingdings" w:hAnsi="Wingdings" w:hint="default"/>
+        <w:sz w:val="20"/>
+      </w:rPr>
+    </w:lvl>
+    <w:lvl w:ilvl="3" w:tentative="1">
+      <w:start w:val="1"/>
+      <w:numFmt w:val="bullet"/>
+      <w:lvlText w:val=""/>
+      <w:lvlJc w:val="left"/>
+      <w:pPr>
+        <w:tabs>
+          <w:tab w:val="num" w:pos="2880"/>
+        </w:tabs>
+        <w:ind w:left="2880" w:hanging="360"/>
+      </w:pPr>
+      <w:rPr>
+        <w:rFonts w:ascii="Wingdings" w:hAnsi="Wingdings" w:hint="default"/>
+        <w:sz w:val="20"/>
+      </w:rPr>
+    </w:lvl>
+    <w:lvl w:ilvl="4" w:tentative="1">
+      <w:start w:val="1"/>
+      <w:numFmt w:val="bullet"/>
+      <w:lvlText w:val=""/>
+      <w:lvlJc w:val="left"/>
+      <w:pPr>
+        <w:tabs>
+          <w:tab w:val="num" w:pos="3600"/>
+        </w:tabs>
+        <w:ind w:left="3600" w:hanging="360"/>
+      </w:pPr>
+      <w:rPr>
+        <w:rFonts w:ascii="Wingdings" w:hAnsi="Wingdings" w:hint="default"/>
+        <w:sz w:val="20"/>
+      </w:rPr>
+    </w:lvl>
+    <w:lvl w:ilvl="5" w:tentative="1">
+      <w:start w:val="1"/>
+      <w:numFmt w:val="bullet"/>
+      <w:lvlText w:val=""/>
+      <w:lvlJc w:val="left"/>
+      <w:pPr>
+        <w:tabs>
+          <w:tab w:val="num" w:pos="4320"/>
+        </w:tabs>
+        <w:ind w:left="4320" w:hanging="360"/>
+      </w:pPr>
+      <w:rPr>
+        <w:rFonts w:ascii="Wingdings" w:hAnsi="Wingdings" w:hint="default"/>
+        <w:sz w:val="20"/>
+      </w:rPr>
+    </w:lvl>
+    <w:lvl w:ilvl="6" w:tentative="1">
+      <w:start w:val="1"/>
+      <w:numFmt w:val="bullet"/>
+      <w:lvlText w:val=""/>
+      <w:lvlJc w:val="left"/>
+      <w:pPr>
+        <w:tabs>
+          <w:tab w:val="num" w:pos="5040"/>
+        </w:tabs>
+        <w:ind w:left="5040" w:hanging="360"/>
+      </w:pPr>
+      <w:rPr>
+        <w:rFonts w:ascii="Wingdings" w:hAnsi="Wingdings" w:hint="default"/>
+        <w:sz w:val="20"/>
+      </w:rPr>
+    </w:lvl>
+    <w:lvl w:ilvl="7" w:tentative="1">
+      <w:start w:val="1"/>
+      <w:numFmt w:val="bullet"/>
+      <w:lvlText w:val=""/>
+      <w:lvlJc w:val="left"/>
+      <w:pPr>
+        <w:tabs>
+          <w:tab w:val="num" w:pos="5760"/>
+        </w:tabs>
+        <w:ind w:left="5760" w:hanging="360"/>
+      </w:pPr>
+      <w:rPr>
+        <w:rFonts w:ascii="Wingdings" w:hAnsi="Wingdings" w:hint="default"/>
+        <w:sz w:val="20"/>
+      </w:rPr>
+    </w:lvl>
+    <w:lvl w:ilvl="8" w:tentative="1">
+      <w:start w:val="1"/>
+      <w:numFmt w:val="bullet"/>
+      <w:lvlText w:val=""/>
+      <w:lvlJc w:val="left"/>
+      <w:pPr>
+        <w:tabs>
+          <w:tab w:val="num" w:pos="6480"/>
+        </w:tabs>
+        <w:ind w:left="6480" w:hanging="360"/>
+      </w:pPr>
+      <w:rPr>
+        <w:rFonts w:ascii="Wingdings" w:hAnsi="Wingdings" w:hint="default"/>
+        <w:sz w:val="20"/>
+      </w:rPr>
+    </w:lvl>
+  </w:abstractNum>
+  <w:abstractNum w:abstractNumId="24" w15:restartNumberingAfterBreak="0">
     <w:nsid w:val="181752E9"/>
     <w:multiLevelType w:val="multilevel"/>
     <w:tmpl w:val="EB945354"/>
@@ -11312,7 +13550,7 @@
       </w:rPr>
     </w:lvl>
   </w:abstractNum>
-  <w:abstractNum w:abstractNumId="19" w15:restartNumberingAfterBreak="0">
+  <w:abstractNum w:abstractNumId="25" w15:restartNumberingAfterBreak="0">
     <w:nsid w:val="1A9C7C07"/>
     <w:multiLevelType w:val="multilevel"/>
     <w:tmpl w:val="DD3C0230"/>
@@ -11461,7 +13699,7 @@
       </w:rPr>
     </w:lvl>
   </w:abstractNum>
-  <w:abstractNum w:abstractNumId="20" w15:restartNumberingAfterBreak="0">
+  <w:abstractNum w:abstractNumId="26" w15:restartNumberingAfterBreak="0">
     <w:nsid w:val="1BCA54BC"/>
     <w:multiLevelType w:val="multilevel"/>
     <w:tmpl w:val="CF08E436"/>
@@ -11610,7 +13848,7 @@
       </w:rPr>
     </w:lvl>
   </w:abstractNum>
-  <w:abstractNum w:abstractNumId="21" w15:restartNumberingAfterBreak="0">
+  <w:abstractNum w:abstractNumId="27" w15:restartNumberingAfterBreak="0">
     <w:nsid w:val="1CF75E3A"/>
     <w:multiLevelType w:val="multilevel"/>
     <w:tmpl w:val="5100CC42"/>
@@ -11759,7 +13997,7 @@
       </w:rPr>
     </w:lvl>
   </w:abstractNum>
-  <w:abstractNum w:abstractNumId="22" w15:restartNumberingAfterBreak="0">
+  <w:abstractNum w:abstractNumId="28" w15:restartNumberingAfterBreak="0">
     <w:nsid w:val="1DA32040"/>
     <w:multiLevelType w:val="multilevel"/>
     <w:tmpl w:val="DA265C48"/>
@@ -11908,7 +14146,156 @@
       </w:rPr>
     </w:lvl>
   </w:abstractNum>
-  <w:abstractNum w:abstractNumId="23" w15:restartNumberingAfterBreak="0">
+  <w:abstractNum w:abstractNumId="29" w15:restartNumberingAfterBreak="0">
+    <w:nsid w:val="1DB731E9"/>
+    <w:multiLevelType w:val="multilevel"/>
+    <w:tmpl w:val="D1D6B032"/>
+    <w:lvl w:ilvl="0">
+      <w:start w:val="1"/>
+      <w:numFmt w:val="bullet"/>
+      <w:lvlText w:val=""/>
+      <w:lvlJc w:val="left"/>
+      <w:pPr>
+        <w:tabs>
+          <w:tab w:val="num" w:pos="720"/>
+        </w:tabs>
+        <w:ind w:left="720" w:hanging="360"/>
+      </w:pPr>
+      <w:rPr>
+        <w:rFonts w:ascii="Symbol" w:hAnsi="Symbol" w:hint="default"/>
+        <w:sz w:val="20"/>
+      </w:rPr>
+    </w:lvl>
+    <w:lvl w:ilvl="1" w:tentative="1">
+      <w:start w:val="1"/>
+      <w:numFmt w:val="bullet"/>
+      <w:lvlText w:val="o"/>
+      <w:lvlJc w:val="left"/>
+      <w:pPr>
+        <w:tabs>
+          <w:tab w:val="num" w:pos="1440"/>
+        </w:tabs>
+        <w:ind w:left="1440" w:hanging="360"/>
+      </w:pPr>
+      <w:rPr>
+        <w:rFonts w:ascii="Courier New" w:hAnsi="Courier New" w:hint="default"/>
+        <w:sz w:val="20"/>
+      </w:rPr>
+    </w:lvl>
+    <w:lvl w:ilvl="2" w:tentative="1">
+      <w:start w:val="1"/>
+      <w:numFmt w:val="bullet"/>
+      <w:lvlText w:val=""/>
+      <w:lvlJc w:val="left"/>
+      <w:pPr>
+        <w:tabs>
+          <w:tab w:val="num" w:pos="2160"/>
+        </w:tabs>
+        <w:ind w:left="2160" w:hanging="360"/>
+      </w:pPr>
+      <w:rPr>
+        <w:rFonts w:ascii="Wingdings" w:hAnsi="Wingdings" w:hint="default"/>
+        <w:sz w:val="20"/>
+      </w:rPr>
+    </w:lvl>
+    <w:lvl w:ilvl="3" w:tentative="1">
+      <w:start w:val="1"/>
+      <w:numFmt w:val="bullet"/>
+      <w:lvlText w:val=""/>
+      <w:lvlJc w:val="left"/>
+      <w:pPr>
+        <w:tabs>
+          <w:tab w:val="num" w:pos="2880"/>
+        </w:tabs>
+        <w:ind w:left="2880" w:hanging="360"/>
+      </w:pPr>
+      <w:rPr>
+        <w:rFonts w:ascii="Wingdings" w:hAnsi="Wingdings" w:hint="default"/>
+        <w:sz w:val="20"/>
+      </w:rPr>
+    </w:lvl>
+    <w:lvl w:ilvl="4" w:tentative="1">
+      <w:start w:val="1"/>
+      <w:numFmt w:val="bullet"/>
+      <w:lvlText w:val=""/>
+      <w:lvlJc w:val="left"/>
+      <w:pPr>
+        <w:tabs>
+          <w:tab w:val="num" w:pos="3600"/>
+        </w:tabs>
+        <w:ind w:left="3600" w:hanging="360"/>
+      </w:pPr>
+      <w:rPr>
+        <w:rFonts w:ascii="Wingdings" w:hAnsi="Wingdings" w:hint="default"/>
+        <w:sz w:val="20"/>
+      </w:rPr>
+    </w:lvl>
+    <w:lvl w:ilvl="5" w:tentative="1">
+      <w:start w:val="1"/>
+      <w:numFmt w:val="bullet"/>
+      <w:lvlText w:val=""/>
+      <w:lvlJc w:val="left"/>
+      <w:pPr>
+        <w:tabs>
+          <w:tab w:val="num" w:pos="4320"/>
+        </w:tabs>
+        <w:ind w:left="4320" w:hanging="360"/>
+      </w:pPr>
+      <w:rPr>
+        <w:rFonts w:ascii="Wingdings" w:hAnsi="Wingdings" w:hint="default"/>
+        <w:sz w:val="20"/>
+      </w:rPr>
+    </w:lvl>
+    <w:lvl w:ilvl="6" w:tentative="1">
+      <w:start w:val="1"/>
+      <w:numFmt w:val="bullet"/>
+      <w:lvlText w:val=""/>
+      <w:lvlJc w:val="left"/>
+      <w:pPr>
+        <w:tabs>
+          <w:tab w:val="num" w:pos="5040"/>
+        </w:tabs>
+        <w:ind w:left="5040" w:hanging="360"/>
+      </w:pPr>
+      <w:rPr>
+        <w:rFonts w:ascii="Wingdings" w:hAnsi="Wingdings" w:hint="default"/>
+        <w:sz w:val="20"/>
+      </w:rPr>
+    </w:lvl>
+    <w:lvl w:ilvl="7" w:tentative="1">
+      <w:start w:val="1"/>
+      <w:numFmt w:val="bullet"/>
+      <w:lvlText w:val=""/>
+      <w:lvlJc w:val="left"/>
+      <w:pPr>
+        <w:tabs>
+          <w:tab w:val="num" w:pos="5760"/>
+        </w:tabs>
+        <w:ind w:left="5760" w:hanging="360"/>
+      </w:pPr>
+      <w:rPr>
+        <w:rFonts w:ascii="Wingdings" w:hAnsi="Wingdings" w:hint="default"/>
+        <w:sz w:val="20"/>
+      </w:rPr>
+    </w:lvl>
+    <w:lvl w:ilvl="8" w:tentative="1">
+      <w:start w:val="1"/>
+      <w:numFmt w:val="bullet"/>
+      <w:lvlText w:val=""/>
+      <w:lvlJc w:val="left"/>
+      <w:pPr>
+        <w:tabs>
+          <w:tab w:val="num" w:pos="6480"/>
+        </w:tabs>
+        <w:ind w:left="6480" w:hanging="360"/>
+      </w:pPr>
+      <w:rPr>
+        <w:rFonts w:ascii="Wingdings" w:hAnsi="Wingdings" w:hint="default"/>
+        <w:sz w:val="20"/>
+      </w:rPr>
+    </w:lvl>
+  </w:abstractNum>
+  <w:abstractNum w:abstractNumId="30" w15:restartNumberingAfterBreak="0">
     <w:nsid w:val="1E526795"/>
     <w:multiLevelType w:val="multilevel"/>
     <w:tmpl w:val="20FCD6B0"/>
@@ -12057,7 +14444,156 @@
       </w:rPr>
     </w:lvl>
   </w:abstractNum>
-  <w:abstractNum w:abstractNumId="24" w15:restartNumberingAfterBreak="0">
+  <w:abstractNum w:abstractNumId="31" w15:restartNumberingAfterBreak="0">
+    <w:nsid w:val="1F9844C0"/>
+    <w:multiLevelType w:val="multilevel"/>
+    <w:tmpl w:val="712C413C"/>
+    <w:lvl w:ilvl="0">
+      <w:start w:val="1"/>
+      <w:numFmt w:val="bullet"/>
+      <w:lvlText w:val=""/>
+      <w:lvlJc w:val="left"/>
+      <w:pPr>
+        <w:tabs>
+          <w:tab w:val="num" w:pos="720"/>
+        </w:tabs>
+        <w:ind w:left="720" w:hanging="360"/>
+      </w:pPr>
+      <w:rPr>
+        <w:rFonts w:ascii="Symbol" w:hAnsi="Symbol" w:hint="default"/>
+        <w:sz w:val="20"/>
+      </w:rPr>
+    </w:lvl>
+    <w:lvl w:ilvl="1" w:tentative="1">
+      <w:start w:val="1"/>
+      <w:numFmt w:val="bullet"/>
+      <w:lvlText w:val="o"/>
+      <w:lvlJc w:val="left"/>
+      <w:pPr>
+        <w:tabs>
+          <w:tab w:val="num" w:pos="1440"/>
+        </w:tabs>
+        <w:ind w:left="1440" w:hanging="360"/>
+      </w:pPr>
+      <w:rPr>
+        <w:rFonts w:ascii="Courier New" w:hAnsi="Courier New" w:hint="default"/>
+        <w:sz w:val="20"/>
+      </w:rPr>
+    </w:lvl>
+    <w:lvl w:ilvl="2" w:tentative="1">
+      <w:start w:val="1"/>
+      <w:numFmt w:val="bullet"/>
+      <w:lvlText w:val=""/>
+      <w:lvlJc w:val="left"/>
+      <w:pPr>
+        <w:tabs>
+          <w:tab w:val="num" w:pos="2160"/>
+        </w:tabs>
+        <w:ind w:left="2160" w:hanging="360"/>
+      </w:pPr>
+      <w:rPr>
+        <w:rFonts w:ascii="Wingdings" w:hAnsi="Wingdings" w:hint="default"/>
+        <w:sz w:val="20"/>
+      </w:rPr>
+    </w:lvl>
+    <w:lvl w:ilvl="3" w:tentative="1">
+      <w:start w:val="1"/>
+      <w:numFmt w:val="bullet"/>
+      <w:lvlText w:val=""/>
+      <w:lvlJc w:val="left"/>
+      <w:pPr>
+        <w:tabs>
+          <w:tab w:val="num" w:pos="2880"/>
+        </w:tabs>
+        <w:ind w:left="2880" w:hanging="360"/>
+      </w:pPr>
+      <w:rPr>
+        <w:rFonts w:ascii="Wingdings" w:hAnsi="Wingdings" w:hint="default"/>
+        <w:sz w:val="20"/>
+      </w:rPr>
+    </w:lvl>
+    <w:lvl w:ilvl="4" w:tentative="1">
+      <w:start w:val="1"/>
+      <w:numFmt w:val="bullet"/>
+      <w:lvlText w:val=""/>
+      <w:lvlJc w:val="left"/>
+      <w:pPr>
+        <w:tabs>
+          <w:tab w:val="num" w:pos="3600"/>
+        </w:tabs>
+        <w:ind w:left="3600" w:hanging="360"/>
+      </w:pPr>
+      <w:rPr>
+        <w:rFonts w:ascii="Wingdings" w:hAnsi="Wingdings" w:hint="default"/>
+        <w:sz w:val="20"/>
+      </w:rPr>
+    </w:lvl>
+    <w:lvl w:ilvl="5" w:tentative="1">
+      <w:start w:val="1"/>
+      <w:numFmt w:val="bullet"/>
+      <w:lvlText w:val=""/>
+      <w:lvlJc w:val="left"/>
+      <w:pPr>
+        <w:tabs>
+          <w:tab w:val="num" w:pos="4320"/>
+        </w:tabs>
+        <w:ind w:left="4320" w:hanging="360"/>
+      </w:pPr>
+      <w:rPr>
+        <w:rFonts w:ascii="Wingdings" w:hAnsi="Wingdings" w:hint="default"/>
+        <w:sz w:val="20"/>
+      </w:rPr>
+    </w:lvl>
+    <w:lvl w:ilvl="6" w:tentative="1">
+      <w:start w:val="1"/>
+      <w:numFmt w:val="bullet"/>
+      <w:lvlText w:val=""/>
+      <w:lvlJc w:val="left"/>
+      <w:pPr>
+        <w:tabs>
+          <w:tab w:val="num" w:pos="5040"/>
+        </w:tabs>
+        <w:ind w:left="5040" w:hanging="360"/>
+      </w:pPr>
+      <w:rPr>
+        <w:rFonts w:ascii="Wingdings" w:hAnsi="Wingdings" w:hint="default"/>
+        <w:sz w:val="20"/>
+      </w:rPr>
+    </w:lvl>
+    <w:lvl w:ilvl="7" w:tentative="1">
+      <w:start w:val="1"/>
+      <w:numFmt w:val="bullet"/>
+      <w:lvlText w:val=""/>
+      <w:lvlJc w:val="left"/>
+      <w:pPr>
+        <w:tabs>
+          <w:tab w:val="num" w:pos="5760"/>
+        </w:tabs>
+        <w:ind w:left="5760" w:hanging="360"/>
+      </w:pPr>
+      <w:rPr>
+        <w:rFonts w:ascii="Wingdings" w:hAnsi="Wingdings" w:hint="default"/>
+        <w:sz w:val="20"/>
+      </w:rPr>
+    </w:lvl>
+    <w:lvl w:ilvl="8" w:tentative="1">
+      <w:start w:val="1"/>
+      <w:numFmt w:val="bullet"/>
+      <w:lvlText w:val=""/>
+      <w:lvlJc w:val="left"/>
+      <w:pPr>
+        <w:tabs>
+          <w:tab w:val="num" w:pos="6480"/>
+        </w:tabs>
+        <w:ind w:left="6480" w:hanging="360"/>
+      </w:pPr>
+      <w:rPr>
+        <w:rFonts w:ascii="Wingdings" w:hAnsi="Wingdings" w:hint="default"/>
+        <w:sz w:val="20"/>
+      </w:rPr>
+    </w:lvl>
+  </w:abstractNum>
+  <w:abstractNum w:abstractNumId="32" w15:restartNumberingAfterBreak="0">
     <w:nsid w:val="272036C2"/>
     <w:multiLevelType w:val="multilevel"/>
     <w:tmpl w:val="D8C477A2"/>
@@ -12206,7 +14742,7 @@
       </w:rPr>
     </w:lvl>
   </w:abstractNum>
-  <w:abstractNum w:abstractNumId="25" w15:restartNumberingAfterBreak="0">
+  <w:abstractNum w:abstractNumId="33" w15:restartNumberingAfterBreak="0">
     <w:nsid w:val="27423E85"/>
     <w:multiLevelType w:val="multilevel"/>
     <w:tmpl w:val="90A221AA"/>
@@ -12355,7 +14891,7 @@
       </w:rPr>
     </w:lvl>
   </w:abstractNum>
-  <w:abstractNum w:abstractNumId="26" w15:restartNumberingAfterBreak="0">
+  <w:abstractNum w:abstractNumId="34" w15:restartNumberingAfterBreak="0">
     <w:nsid w:val="29765D7D"/>
     <w:multiLevelType w:val="multilevel"/>
     <w:tmpl w:val="B2700E4A"/>
@@ -12476,7 +15012,7 @@
       </w:pPr>
     </w:lvl>
   </w:abstractNum>
-  <w:abstractNum w:abstractNumId="27" w15:restartNumberingAfterBreak="0">
+  <w:abstractNum w:abstractNumId="35" w15:restartNumberingAfterBreak="0">
     <w:nsid w:val="2A042344"/>
     <w:multiLevelType w:val="multilevel"/>
     <w:tmpl w:val="1BB2EFC6"/>
@@ -12625,7 +15161,7 @@
       </w:rPr>
     </w:lvl>
   </w:abstractNum>
-  <w:abstractNum w:abstractNumId="28" w15:restartNumberingAfterBreak="0">
+  <w:abstractNum w:abstractNumId="36" w15:restartNumberingAfterBreak="0">
     <w:nsid w:val="2A9A20D7"/>
     <w:multiLevelType w:val="multilevel"/>
     <w:tmpl w:val="1BC4B472"/>
@@ -12774,7 +15310,156 @@
       </w:rPr>
     </w:lvl>
   </w:abstractNum>
-  <w:abstractNum w:abstractNumId="29" w15:restartNumberingAfterBreak="0">
+  <w:abstractNum w:abstractNumId="37" w15:restartNumberingAfterBreak="0">
+    <w:nsid w:val="2B627D29"/>
+    <w:multiLevelType w:val="multilevel"/>
+    <w:tmpl w:val="C03AEB12"/>
+    <w:lvl w:ilvl="0">
+      <w:start w:val="1"/>
+      <w:numFmt w:val="bullet"/>
+      <w:lvlText w:val=""/>
+      <w:lvlJc w:val="left"/>
+      <w:pPr>
+        <w:tabs>
+          <w:tab w:val="num" w:pos="720"/>
+        </w:tabs>
+        <w:ind w:left="720" w:hanging="360"/>
+      </w:pPr>
+      <w:rPr>
+        <w:rFonts w:ascii="Symbol" w:hAnsi="Symbol" w:hint="default"/>
+        <w:sz w:val="20"/>
+      </w:rPr>
+    </w:lvl>
+    <w:lvl w:ilvl="1">
+      <w:start w:val="1"/>
+      <w:numFmt w:val="bullet"/>
+      <w:lvlText w:val="o"/>
+      <w:lvlJc w:val="left"/>
+      <w:pPr>
+        <w:tabs>
+          <w:tab w:val="num" w:pos="1440"/>
+        </w:tabs>
+        <w:ind w:left="1440" w:hanging="360"/>
+      </w:pPr>
+      <w:rPr>
+        <w:rFonts w:ascii="Courier New" w:hAnsi="Courier New" w:hint="default"/>
+        <w:sz w:val="20"/>
+      </w:rPr>
+    </w:lvl>
+    <w:lvl w:ilvl="2" w:tentative="1">
+      <w:start w:val="1"/>
+      <w:numFmt w:val="bullet"/>
+      <w:lvlText w:val=""/>
+      <w:lvlJc w:val="left"/>
+      <w:pPr>
+        <w:tabs>
+          <w:tab w:val="num" w:pos="2160"/>
+        </w:tabs>
+        <w:ind w:left="2160" w:hanging="360"/>
+      </w:pPr>
+      <w:rPr>
+        <w:rFonts w:ascii="Wingdings" w:hAnsi="Wingdings" w:hint="default"/>
+        <w:sz w:val="20"/>
+      </w:rPr>
+    </w:lvl>
+    <w:lvl w:ilvl="3" w:tentative="1">
+      <w:start w:val="1"/>
+      <w:numFmt w:val="bullet"/>
+      <w:lvlText w:val=""/>
+      <w:lvlJc w:val="left"/>
+      <w:pPr>
+        <w:tabs>
+          <w:tab w:val="num" w:pos="2880"/>
+        </w:tabs>
+        <w:ind w:left="2880" w:hanging="360"/>
+      </w:pPr>
+      <w:rPr>
+        <w:rFonts w:ascii="Wingdings" w:hAnsi="Wingdings" w:hint="default"/>
+        <w:sz w:val="20"/>
+      </w:rPr>
+    </w:lvl>
+    <w:lvl w:ilvl="4" w:tentative="1">
+      <w:start w:val="1"/>
+      <w:numFmt w:val="bullet"/>
+      <w:lvlText w:val=""/>
+      <w:lvlJc w:val="left"/>
+      <w:pPr>
+        <w:tabs>
+          <w:tab w:val="num" w:pos="3600"/>
+        </w:tabs>
+        <w:ind w:left="3600" w:hanging="360"/>
+      </w:pPr>
+      <w:rPr>
+        <w:rFonts w:ascii="Wingdings" w:hAnsi="Wingdings" w:hint="default"/>
+        <w:sz w:val="20"/>
+      </w:rPr>
+    </w:lvl>
+    <w:lvl w:ilvl="5" w:tentative="1">
+      <w:start w:val="1"/>
+      <w:numFmt w:val="bullet"/>
+      <w:lvlText w:val=""/>
+      <w:lvlJc w:val="left"/>
+      <w:pPr>
+        <w:tabs>
+          <w:tab w:val="num" w:pos="4320"/>
+        </w:tabs>
+        <w:ind w:left="4320" w:hanging="360"/>
+      </w:pPr>
+      <w:rPr>
+        <w:rFonts w:ascii="Wingdings" w:hAnsi="Wingdings" w:hint="default"/>
+        <w:sz w:val="20"/>
+      </w:rPr>
+    </w:lvl>
+    <w:lvl w:ilvl="6" w:tentative="1">
+      <w:start w:val="1"/>
+      <w:numFmt w:val="bullet"/>
+      <w:lvlText w:val=""/>
+      <w:lvlJc w:val="left"/>
+      <w:pPr>
+        <w:tabs>
+          <w:tab w:val="num" w:pos="5040"/>
+        </w:tabs>
+        <w:ind w:left="5040" w:hanging="360"/>
+      </w:pPr>
+      <w:rPr>
+        <w:rFonts w:ascii="Wingdings" w:hAnsi="Wingdings" w:hint="default"/>
+        <w:sz w:val="20"/>
+      </w:rPr>
+    </w:lvl>
+    <w:lvl w:ilvl="7" w:tentative="1">
+      <w:start w:val="1"/>
+      <w:numFmt w:val="bullet"/>
+      <w:lvlText w:val=""/>
+      <w:lvlJc w:val="left"/>
+      <w:pPr>
+        <w:tabs>
+          <w:tab w:val="num" w:pos="5760"/>
+        </w:tabs>
+        <w:ind w:left="5760" w:hanging="360"/>
+      </w:pPr>
+      <w:rPr>
+        <w:rFonts w:ascii="Wingdings" w:hAnsi="Wingdings" w:hint="default"/>
+        <w:sz w:val="20"/>
+      </w:rPr>
+    </w:lvl>
+    <w:lvl w:ilvl="8" w:tentative="1">
+      <w:start w:val="1"/>
+      <w:numFmt w:val="bullet"/>
+      <w:lvlText w:val=""/>
+      <w:lvlJc w:val="left"/>
+      <w:pPr>
+        <w:tabs>
+          <w:tab w:val="num" w:pos="6480"/>
+        </w:tabs>
+        <w:ind w:left="6480" w:hanging="360"/>
+      </w:pPr>
+      <w:rPr>
+        <w:rFonts w:ascii="Wingdings" w:hAnsi="Wingdings" w:hint="default"/>
+        <w:sz w:val="20"/>
+      </w:rPr>
+    </w:lvl>
+  </w:abstractNum>
+  <w:abstractNum w:abstractNumId="38" w15:restartNumberingAfterBreak="0">
     <w:nsid w:val="2D484CF2"/>
     <w:multiLevelType w:val="multilevel"/>
     <w:tmpl w:val="3FE83518"/>
@@ -12923,7 +15608,156 @@
       </w:rPr>
     </w:lvl>
   </w:abstractNum>
-  <w:abstractNum w:abstractNumId="30" w15:restartNumberingAfterBreak="0">
+  <w:abstractNum w:abstractNumId="39" w15:restartNumberingAfterBreak="0">
+    <w:nsid w:val="2E49598E"/>
+    <w:multiLevelType w:val="multilevel"/>
+    <w:tmpl w:val="E24C335E"/>
+    <w:lvl w:ilvl="0">
+      <w:start w:val="1"/>
+      <w:numFmt w:val="bullet"/>
+      <w:lvlText w:val=""/>
+      <w:lvlJc w:val="left"/>
+      <w:pPr>
+        <w:tabs>
+          <w:tab w:val="num" w:pos="720"/>
+        </w:tabs>
+        <w:ind w:left="720" w:hanging="360"/>
+      </w:pPr>
+      <w:rPr>
+        <w:rFonts w:ascii="Symbol" w:hAnsi="Symbol" w:hint="default"/>
+        <w:sz w:val="20"/>
+      </w:rPr>
+    </w:lvl>
+    <w:lvl w:ilvl="1" w:tentative="1">
+      <w:start w:val="1"/>
+      <w:numFmt w:val="bullet"/>
+      <w:lvlText w:val="o"/>
+      <w:lvlJc w:val="left"/>
+      <w:pPr>
+        <w:tabs>
+          <w:tab w:val="num" w:pos="1440"/>
+        </w:tabs>
+        <w:ind w:left="1440" w:hanging="360"/>
+      </w:pPr>
+      <w:rPr>
+        <w:rFonts w:ascii="Courier New" w:hAnsi="Courier New" w:hint="default"/>
+        <w:sz w:val="20"/>
+      </w:rPr>
+    </w:lvl>
+    <w:lvl w:ilvl="2" w:tentative="1">
+      <w:start w:val="1"/>
+      <w:numFmt w:val="bullet"/>
+      <w:lvlText w:val=""/>
+      <w:lvlJc w:val="left"/>
+      <w:pPr>
+        <w:tabs>
+          <w:tab w:val="num" w:pos="2160"/>
+        </w:tabs>
+        <w:ind w:left="2160" w:hanging="360"/>
+      </w:pPr>
+      <w:rPr>
+        <w:rFonts w:ascii="Wingdings" w:hAnsi="Wingdings" w:hint="default"/>
+        <w:sz w:val="20"/>
+      </w:rPr>
+    </w:lvl>
+    <w:lvl w:ilvl="3" w:tentative="1">
+      <w:start w:val="1"/>
+      <w:numFmt w:val="bullet"/>
+      <w:lvlText w:val=""/>
+      <w:lvlJc w:val="left"/>
+      <w:pPr>
+        <w:tabs>
+          <w:tab w:val="num" w:pos="2880"/>
+        </w:tabs>
+        <w:ind w:left="2880" w:hanging="360"/>
+      </w:pPr>
+      <w:rPr>
+        <w:rFonts w:ascii="Wingdings" w:hAnsi="Wingdings" w:hint="default"/>
+        <w:sz w:val="20"/>
+      </w:rPr>
+    </w:lvl>
+    <w:lvl w:ilvl="4" w:tentative="1">
+      <w:start w:val="1"/>
+      <w:numFmt w:val="bullet"/>
+      <w:lvlText w:val=""/>
+      <w:lvlJc w:val="left"/>
+      <w:pPr>
+        <w:tabs>
+          <w:tab w:val="num" w:pos="3600"/>
+        </w:tabs>
+        <w:ind w:left="3600" w:hanging="360"/>
+      </w:pPr>
+      <w:rPr>
+        <w:rFonts w:ascii="Wingdings" w:hAnsi="Wingdings" w:hint="default"/>
+        <w:sz w:val="20"/>
+      </w:rPr>
+    </w:lvl>
+    <w:lvl w:ilvl="5" w:tentative="1">
+      <w:start w:val="1"/>
+      <w:numFmt w:val="bullet"/>
+      <w:lvlText w:val=""/>
+      <w:lvlJc w:val="left"/>
+      <w:pPr>
+        <w:tabs>
+          <w:tab w:val="num" w:pos="4320"/>
+        </w:tabs>
+        <w:ind w:left="4320" w:hanging="360"/>
+      </w:pPr>
+      <w:rPr>
+        <w:rFonts w:ascii="Wingdings" w:hAnsi="Wingdings" w:hint="default"/>
+        <w:sz w:val="20"/>
+      </w:rPr>
+    </w:lvl>
+    <w:lvl w:ilvl="6" w:tentative="1">
+      <w:start w:val="1"/>
+      <w:numFmt w:val="bullet"/>
+      <w:lvlText w:val=""/>
+      <w:lvlJc w:val="left"/>
+      <w:pPr>
+        <w:tabs>
+          <w:tab w:val="num" w:pos="5040"/>
+        </w:tabs>
+        <w:ind w:left="5040" w:hanging="360"/>
+      </w:pPr>
+      <w:rPr>
+        <w:rFonts w:ascii="Wingdings" w:hAnsi="Wingdings" w:hint="default"/>
+        <w:sz w:val="20"/>
+      </w:rPr>
+    </w:lvl>
+    <w:lvl w:ilvl="7" w:tentative="1">
+      <w:start w:val="1"/>
+      <w:numFmt w:val="bullet"/>
+      <w:lvlText w:val=""/>
+      <w:lvlJc w:val="left"/>
+      <w:pPr>
+        <w:tabs>
+          <w:tab w:val="num" w:pos="5760"/>
+        </w:tabs>
+        <w:ind w:left="5760" w:hanging="360"/>
+      </w:pPr>
+      <w:rPr>
+        <w:rFonts w:ascii="Wingdings" w:hAnsi="Wingdings" w:hint="default"/>
+        <w:sz w:val="20"/>
+      </w:rPr>
+    </w:lvl>
+    <w:lvl w:ilvl="8" w:tentative="1">
+      <w:start w:val="1"/>
+      <w:numFmt w:val="bullet"/>
+      <w:lvlText w:val=""/>
+      <w:lvlJc w:val="left"/>
+      <w:pPr>
+        <w:tabs>
+          <w:tab w:val="num" w:pos="6480"/>
+        </w:tabs>
+        <w:ind w:left="6480" w:hanging="360"/>
+      </w:pPr>
+      <w:rPr>
+        <w:rFonts w:ascii="Wingdings" w:hAnsi="Wingdings" w:hint="default"/>
+        <w:sz w:val="20"/>
+      </w:rPr>
+    </w:lvl>
+  </w:abstractNum>
+  <w:abstractNum w:abstractNumId="40" w15:restartNumberingAfterBreak="0">
     <w:nsid w:val="2E970E59"/>
     <w:multiLevelType w:val="multilevel"/>
     <w:tmpl w:val="4A3C7046"/>
@@ -13072,7 +15906,7 @@
       </w:rPr>
     </w:lvl>
   </w:abstractNum>
-  <w:abstractNum w:abstractNumId="31" w15:restartNumberingAfterBreak="0">
+  <w:abstractNum w:abstractNumId="41" w15:restartNumberingAfterBreak="0">
     <w:nsid w:val="2EEE2FB0"/>
     <w:multiLevelType w:val="multilevel"/>
     <w:tmpl w:val="53DCAA44"/>
@@ -13221,7 +16055,7 @@
       </w:rPr>
     </w:lvl>
   </w:abstractNum>
-  <w:abstractNum w:abstractNumId="32" w15:restartNumberingAfterBreak="0">
+  <w:abstractNum w:abstractNumId="42" w15:restartNumberingAfterBreak="0">
     <w:nsid w:val="2FA20E4F"/>
     <w:multiLevelType w:val="multilevel"/>
     <w:tmpl w:val="293A2534"/>
@@ -13370,7 +16204,7 @@
       </w:rPr>
     </w:lvl>
   </w:abstractNum>
-  <w:abstractNum w:abstractNumId="33" w15:restartNumberingAfterBreak="0">
+  <w:abstractNum w:abstractNumId="43" w15:restartNumberingAfterBreak="0">
     <w:nsid w:val="321E6153"/>
     <w:multiLevelType w:val="multilevel"/>
     <w:tmpl w:val="047680A8"/>
@@ -13483,7 +16317,7 @@
       </w:pPr>
     </w:lvl>
   </w:abstractNum>
-  <w:abstractNum w:abstractNumId="34" w15:restartNumberingAfterBreak="0">
+  <w:abstractNum w:abstractNumId="44" w15:restartNumberingAfterBreak="0">
     <w:nsid w:val="32D41B5E"/>
     <w:multiLevelType w:val="multilevel"/>
     <w:tmpl w:val="42A2BF08"/>
@@ -13632,7 +16466,7 @@
       </w:rPr>
     </w:lvl>
   </w:abstractNum>
-  <w:abstractNum w:abstractNumId="35" w15:restartNumberingAfterBreak="0">
+  <w:abstractNum w:abstractNumId="45" w15:restartNumberingAfterBreak="0">
     <w:nsid w:val="33D77CFF"/>
     <w:multiLevelType w:val="multilevel"/>
     <w:tmpl w:val="3E86F7EE"/>
@@ -13781,7 +16615,7 @@
       </w:rPr>
     </w:lvl>
   </w:abstractNum>
-  <w:abstractNum w:abstractNumId="36" w15:restartNumberingAfterBreak="0">
+  <w:abstractNum w:abstractNumId="46" w15:restartNumberingAfterBreak="0">
     <w:nsid w:val="341368CB"/>
     <w:multiLevelType w:val="multilevel"/>
     <w:tmpl w:val="021EAF1A"/>
@@ -13930,7 +16764,7 @@
       </w:rPr>
     </w:lvl>
   </w:abstractNum>
-  <w:abstractNum w:abstractNumId="37" w15:restartNumberingAfterBreak="0">
+  <w:abstractNum w:abstractNumId="47" w15:restartNumberingAfterBreak="0">
     <w:nsid w:val="34347EB5"/>
     <w:multiLevelType w:val="multilevel"/>
     <w:tmpl w:val="78000DC4"/>
@@ -14079,7 +16913,7 @@
       </w:rPr>
     </w:lvl>
   </w:abstractNum>
-  <w:abstractNum w:abstractNumId="38" w15:restartNumberingAfterBreak="0">
+  <w:abstractNum w:abstractNumId="48" w15:restartNumberingAfterBreak="0">
     <w:nsid w:val="351C2569"/>
     <w:multiLevelType w:val="multilevel"/>
     <w:tmpl w:val="D9589828"/>
@@ -14228,7 +17062,7 @@
       </w:rPr>
     </w:lvl>
   </w:abstractNum>
-  <w:abstractNum w:abstractNumId="39" w15:restartNumberingAfterBreak="0">
+  <w:abstractNum w:abstractNumId="49" w15:restartNumberingAfterBreak="0">
     <w:nsid w:val="35984E2C"/>
     <w:multiLevelType w:val="multilevel"/>
     <w:tmpl w:val="8032666E"/>
@@ -14377,7 +17211,156 @@
       </w:rPr>
     </w:lvl>
   </w:abstractNum>
-  <w:abstractNum w:abstractNumId="40" w15:restartNumberingAfterBreak="0">
+  <w:abstractNum w:abstractNumId="50" w15:restartNumberingAfterBreak="0">
+    <w:nsid w:val="37476E92"/>
+    <w:multiLevelType w:val="multilevel"/>
+    <w:tmpl w:val="71D69378"/>
+    <w:lvl w:ilvl="0">
+      <w:start w:val="1"/>
+      <w:numFmt w:val="bullet"/>
+      <w:lvlText w:val=""/>
+      <w:lvlJc w:val="left"/>
+      <w:pPr>
+        <w:tabs>
+          <w:tab w:val="num" w:pos="720"/>
+        </w:tabs>
+        <w:ind w:left="720" w:hanging="360"/>
+      </w:pPr>
+      <w:rPr>
+        <w:rFonts w:ascii="Symbol" w:hAnsi="Symbol" w:hint="default"/>
+        <w:sz w:val="20"/>
+      </w:rPr>
+    </w:lvl>
+    <w:lvl w:ilvl="1" w:tentative="1">
+      <w:start w:val="1"/>
+      <w:numFmt w:val="bullet"/>
+      <w:lvlText w:val="o"/>
+      <w:lvlJc w:val="left"/>
+      <w:pPr>
+        <w:tabs>
+          <w:tab w:val="num" w:pos="1440"/>
+        </w:tabs>
+        <w:ind w:left="1440" w:hanging="360"/>
+      </w:pPr>
+      <w:rPr>
+        <w:rFonts w:ascii="Courier New" w:hAnsi="Courier New" w:hint="default"/>
+        <w:sz w:val="20"/>
+      </w:rPr>
+    </w:lvl>
+    <w:lvl w:ilvl="2" w:tentative="1">
+      <w:start w:val="1"/>
+      <w:numFmt w:val="bullet"/>
+      <w:lvlText w:val=""/>
+      <w:lvlJc w:val="left"/>
+      <w:pPr>
+        <w:tabs>
+          <w:tab w:val="num" w:pos="2160"/>
+        </w:tabs>
+        <w:ind w:left="2160" w:hanging="360"/>
+      </w:pPr>
+      <w:rPr>
+        <w:rFonts w:ascii="Wingdings" w:hAnsi="Wingdings" w:hint="default"/>
+        <w:sz w:val="20"/>
+      </w:rPr>
+    </w:lvl>
+    <w:lvl w:ilvl="3" w:tentative="1">
+      <w:start w:val="1"/>
+      <w:numFmt w:val="bullet"/>
+      <w:lvlText w:val=""/>
+      <w:lvlJc w:val="left"/>
+      <w:pPr>
+        <w:tabs>
+          <w:tab w:val="num" w:pos="2880"/>
+        </w:tabs>
+        <w:ind w:left="2880" w:hanging="360"/>
+      </w:pPr>
+      <w:rPr>
+        <w:rFonts w:ascii="Wingdings" w:hAnsi="Wingdings" w:hint="default"/>
+        <w:sz w:val="20"/>
+      </w:rPr>
+    </w:lvl>
+    <w:lvl w:ilvl="4" w:tentative="1">
+      <w:start w:val="1"/>
+      <w:numFmt w:val="bullet"/>
+      <w:lvlText w:val=""/>
+      <w:lvlJc w:val="left"/>
+      <w:pPr>
+        <w:tabs>
+          <w:tab w:val="num" w:pos="3600"/>
+        </w:tabs>
+        <w:ind w:left="3600" w:hanging="360"/>
+      </w:pPr>
+      <w:rPr>
+        <w:rFonts w:ascii="Wingdings" w:hAnsi="Wingdings" w:hint="default"/>
+        <w:sz w:val="20"/>
+      </w:rPr>
+    </w:lvl>
+    <w:lvl w:ilvl="5" w:tentative="1">
+      <w:start w:val="1"/>
+      <w:numFmt w:val="bullet"/>
+      <w:lvlText w:val=""/>
+      <w:lvlJc w:val="left"/>
+      <w:pPr>
+        <w:tabs>
+          <w:tab w:val="num" w:pos="4320"/>
+        </w:tabs>
+        <w:ind w:left="4320" w:hanging="360"/>
+      </w:pPr>
+      <w:rPr>
+        <w:rFonts w:ascii="Wingdings" w:hAnsi="Wingdings" w:hint="default"/>
+        <w:sz w:val="20"/>
+      </w:rPr>
+    </w:lvl>
+    <w:lvl w:ilvl="6" w:tentative="1">
+      <w:start w:val="1"/>
+      <w:numFmt w:val="bullet"/>
+      <w:lvlText w:val=""/>
+      <w:lvlJc w:val="left"/>
+      <w:pPr>
+        <w:tabs>
+          <w:tab w:val="num" w:pos="5040"/>
+        </w:tabs>
+        <w:ind w:left="5040" w:hanging="360"/>
+      </w:pPr>
+      <w:rPr>
+        <w:rFonts w:ascii="Wingdings" w:hAnsi="Wingdings" w:hint="default"/>
+        <w:sz w:val="20"/>
+      </w:rPr>
+    </w:lvl>
+    <w:lvl w:ilvl="7" w:tentative="1">
+      <w:start w:val="1"/>
+      <w:numFmt w:val="bullet"/>
+      <w:lvlText w:val=""/>
+      <w:lvlJc w:val="left"/>
+      <w:pPr>
+        <w:tabs>
+          <w:tab w:val="num" w:pos="5760"/>
+        </w:tabs>
+        <w:ind w:left="5760" w:hanging="360"/>
+      </w:pPr>
+      <w:rPr>
+        <w:rFonts w:ascii="Wingdings" w:hAnsi="Wingdings" w:hint="default"/>
+        <w:sz w:val="20"/>
+      </w:rPr>
+    </w:lvl>
+    <w:lvl w:ilvl="8" w:tentative="1">
+      <w:start w:val="1"/>
+      <w:numFmt w:val="bullet"/>
+      <w:lvlText w:val=""/>
+      <w:lvlJc w:val="left"/>
+      <w:pPr>
+        <w:tabs>
+          <w:tab w:val="num" w:pos="6480"/>
+        </w:tabs>
+        <w:ind w:left="6480" w:hanging="360"/>
+      </w:pPr>
+      <w:rPr>
+        <w:rFonts w:ascii="Wingdings" w:hAnsi="Wingdings" w:hint="default"/>
+        <w:sz w:val="20"/>
+      </w:rPr>
+    </w:lvl>
+  </w:abstractNum>
+  <w:abstractNum w:abstractNumId="51" w15:restartNumberingAfterBreak="0">
     <w:nsid w:val="377845B8"/>
     <w:multiLevelType w:val="multilevel"/>
     <w:tmpl w:val="E2CC6650"/>
@@ -14526,7 +17509,7 @@
       </w:rPr>
     </w:lvl>
   </w:abstractNum>
-  <w:abstractNum w:abstractNumId="41" w15:restartNumberingAfterBreak="0">
+  <w:abstractNum w:abstractNumId="52" w15:restartNumberingAfterBreak="0">
     <w:nsid w:val="38E015BC"/>
     <w:multiLevelType w:val="multilevel"/>
     <w:tmpl w:val="E29E631A"/>
@@ -14675,7 +17658,7 @@
       </w:rPr>
     </w:lvl>
   </w:abstractNum>
-  <w:abstractNum w:abstractNumId="42" w15:restartNumberingAfterBreak="0">
+  <w:abstractNum w:abstractNumId="53" w15:restartNumberingAfterBreak="0">
     <w:nsid w:val="38F26581"/>
     <w:multiLevelType w:val="multilevel"/>
     <w:tmpl w:val="B03ED030"/>
@@ -14824,7 +17807,7 @@
       </w:rPr>
     </w:lvl>
   </w:abstractNum>
-  <w:abstractNum w:abstractNumId="43" w15:restartNumberingAfterBreak="0">
+  <w:abstractNum w:abstractNumId="54" w15:restartNumberingAfterBreak="0">
     <w:nsid w:val="38F84271"/>
     <w:multiLevelType w:val="multilevel"/>
     <w:tmpl w:val="44CCC4D0"/>
@@ -14973,7 +17956,7 @@
       </w:rPr>
     </w:lvl>
   </w:abstractNum>
-  <w:abstractNum w:abstractNumId="44" w15:restartNumberingAfterBreak="0">
+  <w:abstractNum w:abstractNumId="55" w15:restartNumberingAfterBreak="0">
     <w:nsid w:val="3CB06A0F"/>
     <w:multiLevelType w:val="multilevel"/>
     <w:tmpl w:val="08C8303E"/>
@@ -15090,7 +18073,7 @@
       </w:pPr>
     </w:lvl>
   </w:abstractNum>
-  <w:abstractNum w:abstractNumId="45" w15:restartNumberingAfterBreak="0">
+  <w:abstractNum w:abstractNumId="56" w15:restartNumberingAfterBreak="0">
     <w:nsid w:val="3D120ECD"/>
     <w:multiLevelType w:val="multilevel"/>
     <w:tmpl w:val="0EAE9CDC"/>
@@ -15239,7 +18222,7 @@
       </w:rPr>
     </w:lvl>
   </w:abstractNum>
-  <w:abstractNum w:abstractNumId="46" w15:restartNumberingAfterBreak="0">
+  <w:abstractNum w:abstractNumId="57" w15:restartNumberingAfterBreak="0">
     <w:nsid w:val="3D1A52E7"/>
     <w:multiLevelType w:val="multilevel"/>
     <w:tmpl w:val="6CEAEC46"/>
@@ -15388,7 +18371,7 @@
       </w:rPr>
     </w:lvl>
   </w:abstractNum>
-  <w:abstractNum w:abstractNumId="47" w15:restartNumberingAfterBreak="0">
+  <w:abstractNum w:abstractNumId="58" w15:restartNumberingAfterBreak="0">
     <w:nsid w:val="3D872488"/>
     <w:multiLevelType w:val="multilevel"/>
     <w:tmpl w:val="556EF25C"/>
@@ -15537,7 +18520,7 @@
       </w:rPr>
     </w:lvl>
   </w:abstractNum>
-  <w:abstractNum w:abstractNumId="48" w15:restartNumberingAfterBreak="0">
+  <w:abstractNum w:abstractNumId="59" w15:restartNumberingAfterBreak="0">
     <w:nsid w:val="3DAC3496"/>
     <w:multiLevelType w:val="multilevel"/>
     <w:tmpl w:val="39D86116"/>
@@ -15686,7 +18669,7 @@
       </w:rPr>
     </w:lvl>
   </w:abstractNum>
-  <w:abstractNum w:abstractNumId="49" w15:restartNumberingAfterBreak="0">
+  <w:abstractNum w:abstractNumId="60" w15:restartNumberingAfterBreak="0">
     <w:nsid w:val="3DD41F99"/>
     <w:multiLevelType w:val="multilevel"/>
     <w:tmpl w:val="F6107B82"/>
@@ -15835,7 +18818,752 @@
       </w:rPr>
     </w:lvl>
   </w:abstractNum>
-  <w:abstractNum w:abstractNumId="50" w15:restartNumberingAfterBreak="0">
+  <w:abstractNum w:abstractNumId="61" w15:restartNumberingAfterBreak="0">
+    <w:nsid w:val="3DE84028"/>
+    <w:multiLevelType w:val="multilevel"/>
+    <w:tmpl w:val="E326B216"/>
+    <w:lvl w:ilvl="0">
+      <w:start w:val="1"/>
+      <w:numFmt w:val="bullet"/>
+      <w:lvlText w:val=""/>
+      <w:lvlJc w:val="left"/>
+      <w:pPr>
+        <w:tabs>
+          <w:tab w:val="num" w:pos="720"/>
+        </w:tabs>
+        <w:ind w:left="720" w:hanging="360"/>
+      </w:pPr>
+      <w:rPr>
+        <w:rFonts w:ascii="Symbol" w:hAnsi="Symbol" w:hint="default"/>
+        <w:sz w:val="20"/>
+      </w:rPr>
+    </w:lvl>
+    <w:lvl w:ilvl="1" w:tentative="1">
+      <w:start w:val="1"/>
+      <w:numFmt w:val="bullet"/>
+      <w:lvlText w:val="o"/>
+      <w:lvlJc w:val="left"/>
+      <w:pPr>
+        <w:tabs>
+          <w:tab w:val="num" w:pos="1440"/>
+        </w:tabs>
+        <w:ind w:left="1440" w:hanging="360"/>
+      </w:pPr>
+      <w:rPr>
+        <w:rFonts w:ascii="Courier New" w:hAnsi="Courier New" w:hint="default"/>
+        <w:sz w:val="20"/>
+      </w:rPr>
+    </w:lvl>
+    <w:lvl w:ilvl="2" w:tentative="1">
+      <w:start w:val="1"/>
+      <w:numFmt w:val="bullet"/>
+      <w:lvlText w:val=""/>
+      <w:lvlJc w:val="left"/>
+      <w:pPr>
+        <w:tabs>
+          <w:tab w:val="num" w:pos="2160"/>
+        </w:tabs>
+        <w:ind w:left="2160" w:hanging="360"/>
+      </w:pPr>
+      <w:rPr>
+        <w:rFonts w:ascii="Wingdings" w:hAnsi="Wingdings" w:hint="default"/>
+        <w:sz w:val="20"/>
+      </w:rPr>
+    </w:lvl>
+    <w:lvl w:ilvl="3" w:tentative="1">
+      <w:start w:val="1"/>
+      <w:numFmt w:val="bullet"/>
+      <w:lvlText w:val=""/>
+      <w:lvlJc w:val="left"/>
+      <w:pPr>
+        <w:tabs>
+          <w:tab w:val="num" w:pos="2880"/>
+        </w:tabs>
+        <w:ind w:left="2880" w:hanging="360"/>
+      </w:pPr>
+      <w:rPr>
+        <w:rFonts w:ascii="Wingdings" w:hAnsi="Wingdings" w:hint="default"/>
+        <w:sz w:val="20"/>
+      </w:rPr>
+    </w:lvl>
+    <w:lvl w:ilvl="4" w:tentative="1">
+      <w:start w:val="1"/>
+      <w:numFmt w:val="bullet"/>
+      <w:lvlText w:val=""/>
+      <w:lvlJc w:val="left"/>
+      <w:pPr>
+        <w:tabs>
+          <w:tab w:val="num" w:pos="3600"/>
+        </w:tabs>
+        <w:ind w:left="3600" w:hanging="360"/>
+      </w:pPr>
+      <w:rPr>
+        <w:rFonts w:ascii="Wingdings" w:hAnsi="Wingdings" w:hint="default"/>
+        <w:sz w:val="20"/>
+      </w:rPr>
+    </w:lvl>
+    <w:lvl w:ilvl="5" w:tentative="1">
+      <w:start w:val="1"/>
+      <w:numFmt w:val="bullet"/>
+      <w:lvlText w:val=""/>
+      <w:lvlJc w:val="left"/>
+      <w:pPr>
+        <w:tabs>
+          <w:tab w:val="num" w:pos="4320"/>
+        </w:tabs>
+        <w:ind w:left="4320" w:hanging="360"/>
+      </w:pPr>
+      <w:rPr>
+        <w:rFonts w:ascii="Wingdings" w:hAnsi="Wingdings" w:hint="default"/>
+        <w:sz w:val="20"/>
+      </w:rPr>
+    </w:lvl>
+    <w:lvl w:ilvl="6" w:tentative="1">
+      <w:start w:val="1"/>
+      <w:numFmt w:val="bullet"/>
+      <w:lvlText w:val=""/>
+      <w:lvlJc w:val="left"/>
+      <w:pPr>
+        <w:tabs>
+          <w:tab w:val="num" w:pos="5040"/>
+        </w:tabs>
+        <w:ind w:left="5040" w:hanging="360"/>
+      </w:pPr>
+      <w:rPr>
+        <w:rFonts w:ascii="Wingdings" w:hAnsi="Wingdings" w:hint="default"/>
+        <w:sz w:val="20"/>
+      </w:rPr>
+    </w:lvl>
+    <w:lvl w:ilvl="7" w:tentative="1">
+      <w:start w:val="1"/>
+      <w:numFmt w:val="bullet"/>
+      <w:lvlText w:val=""/>
+      <w:lvlJc w:val="left"/>
+      <w:pPr>
+        <w:tabs>
+          <w:tab w:val="num" w:pos="5760"/>
+        </w:tabs>
+        <w:ind w:left="5760" w:hanging="360"/>
+      </w:pPr>
+      <w:rPr>
+        <w:rFonts w:ascii="Wingdings" w:hAnsi="Wingdings" w:hint="default"/>
+        <w:sz w:val="20"/>
+      </w:rPr>
+    </w:lvl>
+    <w:lvl w:ilvl="8" w:tentative="1">
+      <w:start w:val="1"/>
+      <w:numFmt w:val="bullet"/>
+      <w:lvlText w:val=""/>
+      <w:lvlJc w:val="left"/>
+      <w:pPr>
+        <w:tabs>
+          <w:tab w:val="num" w:pos="6480"/>
+        </w:tabs>
+        <w:ind w:left="6480" w:hanging="360"/>
+      </w:pPr>
+      <w:rPr>
+        <w:rFonts w:ascii="Wingdings" w:hAnsi="Wingdings" w:hint="default"/>
+        <w:sz w:val="20"/>
+      </w:rPr>
+    </w:lvl>
+  </w:abstractNum>
+  <w:abstractNum w:abstractNumId="62" w15:restartNumberingAfterBreak="0">
+    <w:nsid w:val="3EE50C16"/>
+    <w:multiLevelType w:val="multilevel"/>
+    <w:tmpl w:val="9B1280F6"/>
+    <w:lvl w:ilvl="0">
+      <w:start w:val="1"/>
+      <w:numFmt w:val="bullet"/>
+      <w:lvlText w:val=""/>
+      <w:lvlJc w:val="left"/>
+      <w:pPr>
+        <w:tabs>
+          <w:tab w:val="num" w:pos="720"/>
+        </w:tabs>
+        <w:ind w:left="720" w:hanging="360"/>
+      </w:pPr>
+      <w:rPr>
+        <w:rFonts w:ascii="Symbol" w:hAnsi="Symbol" w:hint="default"/>
+        <w:sz w:val="20"/>
+      </w:rPr>
+    </w:lvl>
+    <w:lvl w:ilvl="1">
+      <w:start w:val="1"/>
+      <w:numFmt w:val="bullet"/>
+      <w:lvlText w:val="o"/>
+      <w:lvlJc w:val="left"/>
+      <w:pPr>
+        <w:tabs>
+          <w:tab w:val="num" w:pos="1440"/>
+        </w:tabs>
+        <w:ind w:left="1440" w:hanging="360"/>
+      </w:pPr>
+      <w:rPr>
+        <w:rFonts w:ascii="Courier New" w:hAnsi="Courier New" w:hint="default"/>
+        <w:sz w:val="20"/>
+      </w:rPr>
+    </w:lvl>
+    <w:lvl w:ilvl="2" w:tentative="1">
+      <w:start w:val="1"/>
+      <w:numFmt w:val="bullet"/>
+      <w:lvlText w:val=""/>
+      <w:lvlJc w:val="left"/>
+      <w:pPr>
+        <w:tabs>
+          <w:tab w:val="num" w:pos="2160"/>
+        </w:tabs>
+        <w:ind w:left="2160" w:hanging="360"/>
+      </w:pPr>
+      <w:rPr>
+        <w:rFonts w:ascii="Wingdings" w:hAnsi="Wingdings" w:hint="default"/>
+        <w:sz w:val="20"/>
+      </w:rPr>
+    </w:lvl>
+    <w:lvl w:ilvl="3" w:tentative="1">
+      <w:start w:val="1"/>
+      <w:numFmt w:val="bullet"/>
+      <w:lvlText w:val=""/>
+      <w:lvlJc w:val="left"/>
+      <w:pPr>
+        <w:tabs>
+          <w:tab w:val="num" w:pos="2880"/>
+        </w:tabs>
+        <w:ind w:left="2880" w:hanging="360"/>
+      </w:pPr>
+      <w:rPr>
+        <w:rFonts w:ascii="Wingdings" w:hAnsi="Wingdings" w:hint="default"/>
+        <w:sz w:val="20"/>
+      </w:rPr>
+    </w:lvl>
+    <w:lvl w:ilvl="4" w:tentative="1">
+      <w:start w:val="1"/>
+      <w:numFmt w:val="bullet"/>
+      <w:lvlText w:val=""/>
+      <w:lvlJc w:val="left"/>
+      <w:pPr>
+        <w:tabs>
+          <w:tab w:val="num" w:pos="3600"/>
+        </w:tabs>
+        <w:ind w:left="3600" w:hanging="360"/>
+      </w:pPr>
+      <w:rPr>
+        <w:rFonts w:ascii="Wingdings" w:hAnsi="Wingdings" w:hint="default"/>
+        <w:sz w:val="20"/>
+      </w:rPr>
+    </w:lvl>
+    <w:lvl w:ilvl="5" w:tentative="1">
+      <w:start w:val="1"/>
+      <w:numFmt w:val="bullet"/>
+      <w:lvlText w:val=""/>
+      <w:lvlJc w:val="left"/>
+      <w:pPr>
+        <w:tabs>
+          <w:tab w:val="num" w:pos="4320"/>
+        </w:tabs>
+        <w:ind w:left="4320" w:hanging="360"/>
+      </w:pPr>
+      <w:rPr>
+        <w:rFonts w:ascii="Wingdings" w:hAnsi="Wingdings" w:hint="default"/>
+        <w:sz w:val="20"/>
+      </w:rPr>
+    </w:lvl>
+    <w:lvl w:ilvl="6" w:tentative="1">
+      <w:start w:val="1"/>
+      <w:numFmt w:val="bullet"/>
+      <w:lvlText w:val=""/>
+      <w:lvlJc w:val="left"/>
+      <w:pPr>
+        <w:tabs>
+          <w:tab w:val="num" w:pos="5040"/>
+        </w:tabs>
+        <w:ind w:left="5040" w:hanging="360"/>
+      </w:pPr>
+      <w:rPr>
+        <w:rFonts w:ascii="Wingdings" w:hAnsi="Wingdings" w:hint="default"/>
+        <w:sz w:val="20"/>
+      </w:rPr>
+    </w:lvl>
+    <w:lvl w:ilvl="7" w:tentative="1">
+      <w:start w:val="1"/>
+      <w:numFmt w:val="bullet"/>
+      <w:lvlText w:val=""/>
+      <w:lvlJc w:val="left"/>
+      <w:pPr>
+        <w:tabs>
+          <w:tab w:val="num" w:pos="5760"/>
+        </w:tabs>
+        <w:ind w:left="5760" w:hanging="360"/>
+      </w:pPr>
+      <w:rPr>
+        <w:rFonts w:ascii="Wingdings" w:hAnsi="Wingdings" w:hint="default"/>
+        <w:sz w:val="20"/>
+      </w:rPr>
+    </w:lvl>
+    <w:lvl w:ilvl="8" w:tentative="1">
+      <w:start w:val="1"/>
+      <w:numFmt w:val="bullet"/>
+      <w:lvlText w:val=""/>
+      <w:lvlJc w:val="left"/>
+      <w:pPr>
+        <w:tabs>
+          <w:tab w:val="num" w:pos="6480"/>
+        </w:tabs>
+        <w:ind w:left="6480" w:hanging="360"/>
+      </w:pPr>
+      <w:rPr>
+        <w:rFonts w:ascii="Wingdings" w:hAnsi="Wingdings" w:hint="default"/>
+        <w:sz w:val="20"/>
+      </w:rPr>
+    </w:lvl>
+  </w:abstractNum>
+  <w:abstractNum w:abstractNumId="63" w15:restartNumberingAfterBreak="0">
+    <w:nsid w:val="407F7AAF"/>
+    <w:multiLevelType w:val="multilevel"/>
+    <w:tmpl w:val="D638B22E"/>
+    <w:lvl w:ilvl="0">
+      <w:start w:val="1"/>
+      <w:numFmt w:val="bullet"/>
+      <w:lvlText w:val=""/>
+      <w:lvlJc w:val="left"/>
+      <w:pPr>
+        <w:tabs>
+          <w:tab w:val="num" w:pos="720"/>
+        </w:tabs>
+        <w:ind w:left="720" w:hanging="360"/>
+      </w:pPr>
+      <w:rPr>
+        <w:rFonts w:ascii="Symbol" w:hAnsi="Symbol" w:hint="default"/>
+        <w:sz w:val="20"/>
+      </w:rPr>
+    </w:lvl>
+    <w:lvl w:ilvl="1">
+      <w:start w:val="1"/>
+      <w:numFmt w:val="bullet"/>
+      <w:lvlText w:val="o"/>
+      <w:lvlJc w:val="left"/>
+      <w:pPr>
+        <w:tabs>
+          <w:tab w:val="num" w:pos="1440"/>
+        </w:tabs>
+        <w:ind w:left="1440" w:hanging="360"/>
+      </w:pPr>
+      <w:rPr>
+        <w:rFonts w:ascii="Courier New" w:hAnsi="Courier New" w:hint="default"/>
+        <w:sz w:val="20"/>
+      </w:rPr>
+    </w:lvl>
+    <w:lvl w:ilvl="2" w:tentative="1">
+      <w:start w:val="1"/>
+      <w:numFmt w:val="bullet"/>
+      <w:lvlText w:val=""/>
+      <w:lvlJc w:val="left"/>
+      <w:pPr>
+        <w:tabs>
+          <w:tab w:val="num" w:pos="2160"/>
+        </w:tabs>
+        <w:ind w:left="2160" w:hanging="360"/>
+      </w:pPr>
+      <w:rPr>
+        <w:rFonts w:ascii="Wingdings" w:hAnsi="Wingdings" w:hint="default"/>
+        <w:sz w:val="20"/>
+      </w:rPr>
+    </w:lvl>
+    <w:lvl w:ilvl="3" w:tentative="1">
+      <w:start w:val="1"/>
+      <w:numFmt w:val="bullet"/>
+      <w:lvlText w:val=""/>
+      <w:lvlJc w:val="left"/>
+      <w:pPr>
+        <w:tabs>
+          <w:tab w:val="num" w:pos="2880"/>
+        </w:tabs>
+        <w:ind w:left="2880" w:hanging="360"/>
+      </w:pPr>
+      <w:rPr>
+        <w:rFonts w:ascii="Wingdings" w:hAnsi="Wingdings" w:hint="default"/>
+        <w:sz w:val="20"/>
+      </w:rPr>
+    </w:lvl>
+    <w:lvl w:ilvl="4" w:tentative="1">
+      <w:start w:val="1"/>
+      <w:numFmt w:val="bullet"/>
+      <w:lvlText w:val=""/>
+      <w:lvlJc w:val="left"/>
+      <w:pPr>
+        <w:tabs>
+          <w:tab w:val="num" w:pos="3600"/>
+        </w:tabs>
+        <w:ind w:left="3600" w:hanging="360"/>
+      </w:pPr>
+      <w:rPr>
+        <w:rFonts w:ascii="Wingdings" w:hAnsi="Wingdings" w:hint="default"/>
+        <w:sz w:val="20"/>
+      </w:rPr>
+    </w:lvl>
+    <w:lvl w:ilvl="5" w:tentative="1">
+      <w:start w:val="1"/>
+      <w:numFmt w:val="bullet"/>
+      <w:lvlText w:val=""/>
+      <w:lvlJc w:val="left"/>
+      <w:pPr>
+        <w:tabs>
+          <w:tab w:val="num" w:pos="4320"/>
+        </w:tabs>
+        <w:ind w:left="4320" w:hanging="360"/>
+      </w:pPr>
+      <w:rPr>
+        <w:rFonts w:ascii="Wingdings" w:hAnsi="Wingdings" w:hint="default"/>
+        <w:sz w:val="20"/>
+      </w:rPr>
+    </w:lvl>
+    <w:lvl w:ilvl="6" w:tentative="1">
+      <w:start w:val="1"/>
+      <w:numFmt w:val="bullet"/>
+      <w:lvlText w:val=""/>
+      <w:lvlJc w:val="left"/>
+      <w:pPr>
+        <w:tabs>
+          <w:tab w:val="num" w:pos="5040"/>
+        </w:tabs>
+        <w:ind w:left="5040" w:hanging="360"/>
+      </w:pPr>
+      <w:rPr>
+        <w:rFonts w:ascii="Wingdings" w:hAnsi="Wingdings" w:hint="default"/>
+        <w:sz w:val="20"/>
+      </w:rPr>
+    </w:lvl>
+    <w:lvl w:ilvl="7" w:tentative="1">
+      <w:start w:val="1"/>
+      <w:numFmt w:val="bullet"/>
+      <w:lvlText w:val=""/>
+      <w:lvlJc w:val="left"/>
+      <w:pPr>
+        <w:tabs>
+          <w:tab w:val="num" w:pos="5760"/>
+        </w:tabs>
+        <w:ind w:left="5760" w:hanging="360"/>
+      </w:pPr>
+      <w:rPr>
+        <w:rFonts w:ascii="Wingdings" w:hAnsi="Wingdings" w:hint="default"/>
+        <w:sz w:val="20"/>
+      </w:rPr>
+    </w:lvl>
+    <w:lvl w:ilvl="8" w:tentative="1">
+      <w:start w:val="1"/>
+      <w:numFmt w:val="bullet"/>
+      <w:lvlText w:val=""/>
+      <w:lvlJc w:val="left"/>
+      <w:pPr>
+        <w:tabs>
+          <w:tab w:val="num" w:pos="6480"/>
+        </w:tabs>
+        <w:ind w:left="6480" w:hanging="360"/>
+      </w:pPr>
+      <w:rPr>
+        <w:rFonts w:ascii="Wingdings" w:hAnsi="Wingdings" w:hint="default"/>
+        <w:sz w:val="20"/>
+      </w:rPr>
+    </w:lvl>
+  </w:abstractNum>
+  <w:abstractNum w:abstractNumId="64" w15:restartNumberingAfterBreak="0">
+    <w:nsid w:val="40A37828"/>
+    <w:multiLevelType w:val="multilevel"/>
+    <w:tmpl w:val="E3AA7512"/>
+    <w:lvl w:ilvl="0">
+      <w:start w:val="1"/>
+      <w:numFmt w:val="bullet"/>
+      <w:lvlText w:val=""/>
+      <w:lvlJc w:val="left"/>
+      <w:pPr>
+        <w:tabs>
+          <w:tab w:val="num" w:pos="720"/>
+        </w:tabs>
+        <w:ind w:left="720" w:hanging="360"/>
+      </w:pPr>
+      <w:rPr>
+        <w:rFonts w:ascii="Symbol" w:hAnsi="Symbol" w:hint="default"/>
+        <w:sz w:val="20"/>
+      </w:rPr>
+    </w:lvl>
+    <w:lvl w:ilvl="1">
+      <w:start w:val="1"/>
+      <w:numFmt w:val="bullet"/>
+      <w:lvlText w:val="o"/>
+      <w:lvlJc w:val="left"/>
+      <w:pPr>
+        <w:tabs>
+          <w:tab w:val="num" w:pos="1440"/>
+        </w:tabs>
+        <w:ind w:left="1440" w:hanging="360"/>
+      </w:pPr>
+      <w:rPr>
+        <w:rFonts w:ascii="Courier New" w:hAnsi="Courier New" w:hint="default"/>
+        <w:sz w:val="20"/>
+      </w:rPr>
+    </w:lvl>
+    <w:lvl w:ilvl="2" w:tentative="1">
+      <w:start w:val="1"/>
+      <w:numFmt w:val="bullet"/>
+      <w:lvlText w:val=""/>
+      <w:lvlJc w:val="left"/>
+      <w:pPr>
+        <w:tabs>
+          <w:tab w:val="num" w:pos="2160"/>
+        </w:tabs>
+        <w:ind w:left="2160" w:hanging="360"/>
+      </w:pPr>
+      <w:rPr>
+        <w:rFonts w:ascii="Wingdings" w:hAnsi="Wingdings" w:hint="default"/>
+        <w:sz w:val="20"/>
+      </w:rPr>
+    </w:lvl>
+    <w:lvl w:ilvl="3" w:tentative="1">
+      <w:start w:val="1"/>
+      <w:numFmt w:val="bullet"/>
+      <w:lvlText w:val=""/>
+      <w:lvlJc w:val="left"/>
+      <w:pPr>
+        <w:tabs>
+          <w:tab w:val="num" w:pos="2880"/>
+        </w:tabs>
+        <w:ind w:left="2880" w:hanging="360"/>
+      </w:pPr>
+      <w:rPr>
+        <w:rFonts w:ascii="Wingdings" w:hAnsi="Wingdings" w:hint="default"/>
+        <w:sz w:val="20"/>
+      </w:rPr>
+    </w:lvl>
+    <w:lvl w:ilvl="4" w:tentative="1">
+      <w:start w:val="1"/>
+      <w:numFmt w:val="bullet"/>
+      <w:lvlText w:val=""/>
+      <w:lvlJc w:val="left"/>
+      <w:pPr>
+        <w:tabs>
+          <w:tab w:val="num" w:pos="3600"/>
+        </w:tabs>
+        <w:ind w:left="3600" w:hanging="360"/>
+      </w:pPr>
+      <w:rPr>
+        <w:rFonts w:ascii="Wingdings" w:hAnsi="Wingdings" w:hint="default"/>
+        <w:sz w:val="20"/>
+      </w:rPr>
+    </w:lvl>
+    <w:lvl w:ilvl="5" w:tentative="1">
+      <w:start w:val="1"/>
+      <w:numFmt w:val="bullet"/>
+      <w:lvlText w:val=""/>
+      <w:lvlJc w:val="left"/>
+      <w:pPr>
+        <w:tabs>
+          <w:tab w:val="num" w:pos="4320"/>
+        </w:tabs>
+        <w:ind w:left="4320" w:hanging="360"/>
+      </w:pPr>
+      <w:rPr>
+        <w:rFonts w:ascii="Wingdings" w:hAnsi="Wingdings" w:hint="default"/>
+        <w:sz w:val="20"/>
+      </w:rPr>
+    </w:lvl>
+    <w:lvl w:ilvl="6" w:tentative="1">
+      <w:start w:val="1"/>
+      <w:numFmt w:val="bullet"/>
+      <w:lvlText w:val=""/>
+      <w:lvlJc w:val="left"/>
+      <w:pPr>
+        <w:tabs>
+          <w:tab w:val="num" w:pos="5040"/>
+        </w:tabs>
+        <w:ind w:left="5040" w:hanging="360"/>
+      </w:pPr>
+      <w:rPr>
+        <w:rFonts w:ascii="Wingdings" w:hAnsi="Wingdings" w:hint="default"/>
+        <w:sz w:val="20"/>
+      </w:rPr>
+    </w:lvl>
+    <w:lvl w:ilvl="7" w:tentative="1">
+      <w:start w:val="1"/>
+      <w:numFmt w:val="bullet"/>
+      <w:lvlText w:val=""/>
+      <w:lvlJc w:val="left"/>
+      <w:pPr>
+        <w:tabs>
+          <w:tab w:val="num" w:pos="5760"/>
+        </w:tabs>
+        <w:ind w:left="5760" w:hanging="360"/>
+      </w:pPr>
+      <w:rPr>
+        <w:rFonts w:ascii="Wingdings" w:hAnsi="Wingdings" w:hint="default"/>
+        <w:sz w:val="20"/>
+      </w:rPr>
+    </w:lvl>
+    <w:lvl w:ilvl="8" w:tentative="1">
+      <w:start w:val="1"/>
+      <w:numFmt w:val="bullet"/>
+      <w:lvlText w:val=""/>
+      <w:lvlJc w:val="left"/>
+      <w:pPr>
+        <w:tabs>
+          <w:tab w:val="num" w:pos="6480"/>
+        </w:tabs>
+        <w:ind w:left="6480" w:hanging="360"/>
+      </w:pPr>
+      <w:rPr>
+        <w:rFonts w:ascii="Wingdings" w:hAnsi="Wingdings" w:hint="default"/>
+        <w:sz w:val="20"/>
+      </w:rPr>
+    </w:lvl>
+  </w:abstractNum>
+  <w:abstractNum w:abstractNumId="65" w15:restartNumberingAfterBreak="0">
+    <w:nsid w:val="40E25DC8"/>
+    <w:multiLevelType w:val="multilevel"/>
+    <w:tmpl w:val="24CE48B2"/>
+    <w:lvl w:ilvl="0">
+      <w:start w:val="1"/>
+      <w:numFmt w:val="bullet"/>
+      <w:lvlText w:val=""/>
+      <w:lvlJc w:val="left"/>
+      <w:pPr>
+        <w:tabs>
+          <w:tab w:val="num" w:pos="720"/>
+        </w:tabs>
+        <w:ind w:left="720" w:hanging="360"/>
+      </w:pPr>
+      <w:rPr>
+        <w:rFonts w:ascii="Symbol" w:hAnsi="Symbol" w:hint="default"/>
+        <w:sz w:val="20"/>
+      </w:rPr>
+    </w:lvl>
+    <w:lvl w:ilvl="1">
+      <w:start w:val="1"/>
+      <w:numFmt w:val="bullet"/>
+      <w:lvlText w:val="o"/>
+      <w:lvlJc w:val="left"/>
+      <w:pPr>
+        <w:tabs>
+          <w:tab w:val="num" w:pos="1440"/>
+        </w:tabs>
+        <w:ind w:left="1440" w:hanging="360"/>
+      </w:pPr>
+      <w:rPr>
+        <w:rFonts w:ascii="Courier New" w:hAnsi="Courier New" w:hint="default"/>
+        <w:sz w:val="20"/>
+      </w:rPr>
+    </w:lvl>
+    <w:lvl w:ilvl="2" w:tentative="1">
+      <w:start w:val="1"/>
+      <w:numFmt w:val="bullet"/>
+      <w:lvlText w:val=""/>
+      <w:lvlJc w:val="left"/>
+      <w:pPr>
+        <w:tabs>
+          <w:tab w:val="num" w:pos="2160"/>
+        </w:tabs>
+        <w:ind w:left="2160" w:hanging="360"/>
+      </w:pPr>
+      <w:rPr>
+        <w:rFonts w:ascii="Wingdings" w:hAnsi="Wingdings" w:hint="default"/>
+        <w:sz w:val="20"/>
+      </w:rPr>
+    </w:lvl>
+    <w:lvl w:ilvl="3" w:tentative="1">
+      <w:start w:val="1"/>
+      <w:numFmt w:val="bullet"/>
+      <w:lvlText w:val=""/>
+      <w:lvlJc w:val="left"/>
+      <w:pPr>
+        <w:tabs>
+          <w:tab w:val="num" w:pos="2880"/>
+        </w:tabs>
+        <w:ind w:left="2880" w:hanging="360"/>
+      </w:pPr>
+      <w:rPr>
+        <w:rFonts w:ascii="Wingdings" w:hAnsi="Wingdings" w:hint="default"/>
+        <w:sz w:val="20"/>
+      </w:rPr>
+    </w:lvl>
+    <w:lvl w:ilvl="4" w:tentative="1">
+      <w:start w:val="1"/>
+      <w:numFmt w:val="bullet"/>
+      <w:lvlText w:val=""/>
+      <w:lvlJc w:val="left"/>
+      <w:pPr>
+        <w:tabs>
+          <w:tab w:val="num" w:pos="3600"/>
+        </w:tabs>
+        <w:ind w:left="3600" w:hanging="360"/>
+      </w:pPr>
+      <w:rPr>
+        <w:rFonts w:ascii="Wingdings" w:hAnsi="Wingdings" w:hint="default"/>
+        <w:sz w:val="20"/>
+      </w:rPr>
+    </w:lvl>
+    <w:lvl w:ilvl="5" w:tentative="1">
+      <w:start w:val="1"/>
+      <w:numFmt w:val="bullet"/>
+      <w:lvlText w:val=""/>
+      <w:lvlJc w:val="left"/>
+      <w:pPr>
+        <w:tabs>
+          <w:tab w:val="num" w:pos="4320"/>
+        </w:tabs>
+        <w:ind w:left="4320" w:hanging="360"/>
+      </w:pPr>
+      <w:rPr>
+        <w:rFonts w:ascii="Wingdings" w:hAnsi="Wingdings" w:hint="default"/>
+        <w:sz w:val="20"/>
+      </w:rPr>
+    </w:lvl>
+    <w:lvl w:ilvl="6" w:tentative="1">
+      <w:start w:val="1"/>
+      <w:numFmt w:val="bullet"/>
+      <w:lvlText w:val=""/>
+      <w:lvlJc w:val="left"/>
+      <w:pPr>
+        <w:tabs>
+          <w:tab w:val="num" w:pos="5040"/>
+        </w:tabs>
+        <w:ind w:left="5040" w:hanging="360"/>
+      </w:pPr>
+      <w:rPr>
+        <w:rFonts w:ascii="Wingdings" w:hAnsi="Wingdings" w:hint="default"/>
+        <w:sz w:val="20"/>
+      </w:rPr>
+    </w:lvl>
+    <w:lvl w:ilvl="7" w:tentative="1">
+      <w:start w:val="1"/>
+      <w:numFmt w:val="bullet"/>
+      <w:lvlText w:val=""/>
+      <w:lvlJc w:val="left"/>
+      <w:pPr>
+        <w:tabs>
+          <w:tab w:val="num" w:pos="5760"/>
+        </w:tabs>
+        <w:ind w:left="5760" w:hanging="360"/>
+      </w:pPr>
+      <w:rPr>
+        <w:rFonts w:ascii="Wingdings" w:hAnsi="Wingdings" w:hint="default"/>
+        <w:sz w:val="20"/>
+      </w:rPr>
+    </w:lvl>
+    <w:lvl w:ilvl="8" w:tentative="1">
+      <w:start w:val="1"/>
+      <w:numFmt w:val="bullet"/>
+      <w:lvlText w:val=""/>
+      <w:lvlJc w:val="left"/>
+      <w:pPr>
+        <w:tabs>
+          <w:tab w:val="num" w:pos="6480"/>
+        </w:tabs>
+        <w:ind w:left="6480" w:hanging="360"/>
+      </w:pPr>
+      <w:rPr>
+        <w:rFonts w:ascii="Wingdings" w:hAnsi="Wingdings" w:hint="default"/>
+        <w:sz w:val="20"/>
+      </w:rPr>
+    </w:lvl>
+  </w:abstractNum>
+  <w:abstractNum w:abstractNumId="66" w15:restartNumberingAfterBreak="0">
     <w:nsid w:val="42A20228"/>
     <w:multiLevelType w:val="multilevel"/>
     <w:tmpl w:val="CD3AD9B8"/>
@@ -15956,7 +19684,7 @@
       </w:pPr>
     </w:lvl>
   </w:abstractNum>
-  <w:abstractNum w:abstractNumId="51" w15:restartNumberingAfterBreak="0">
+  <w:abstractNum w:abstractNumId="67" w15:restartNumberingAfterBreak="0">
     <w:nsid w:val="443E4822"/>
     <w:multiLevelType w:val="multilevel"/>
     <w:tmpl w:val="E9700A40"/>
@@ -16105,7 +19833,7 @@
       </w:rPr>
     </w:lvl>
   </w:abstractNum>
-  <w:abstractNum w:abstractNumId="52" w15:restartNumberingAfterBreak="0">
+  <w:abstractNum w:abstractNumId="68" w15:restartNumberingAfterBreak="0">
     <w:nsid w:val="4710714A"/>
     <w:multiLevelType w:val="multilevel"/>
     <w:tmpl w:val="CB32BEFE"/>
@@ -16254,7 +19982,7 @@
       </w:rPr>
     </w:lvl>
   </w:abstractNum>
-  <w:abstractNum w:abstractNumId="53" w15:restartNumberingAfterBreak="0">
+  <w:abstractNum w:abstractNumId="69" w15:restartNumberingAfterBreak="0">
     <w:nsid w:val="47DA334C"/>
     <w:multiLevelType w:val="multilevel"/>
     <w:tmpl w:val="4AECB3A8"/>
@@ -16403,7 +20131,156 @@
       </w:rPr>
     </w:lvl>
   </w:abstractNum>
-  <w:abstractNum w:abstractNumId="54" w15:restartNumberingAfterBreak="0">
+  <w:abstractNum w:abstractNumId="70" w15:restartNumberingAfterBreak="0">
+    <w:nsid w:val="492C4F27"/>
+    <w:multiLevelType w:val="multilevel"/>
+    <w:tmpl w:val="8B42F9AE"/>
+    <w:lvl w:ilvl="0">
+      <w:start w:val="1"/>
+      <w:numFmt w:val="bullet"/>
+      <w:lvlText w:val=""/>
+      <w:lvlJc w:val="left"/>
+      <w:pPr>
+        <w:tabs>
+          <w:tab w:val="num" w:pos="720"/>
+        </w:tabs>
+        <w:ind w:left="720" w:hanging="360"/>
+      </w:pPr>
+      <w:rPr>
+        <w:rFonts w:ascii="Symbol" w:hAnsi="Symbol" w:hint="default"/>
+        <w:sz w:val="20"/>
+      </w:rPr>
+    </w:lvl>
+    <w:lvl w:ilvl="1" w:tentative="1">
+      <w:start w:val="1"/>
+      <w:numFmt w:val="bullet"/>
+      <w:lvlText w:val="o"/>
+      <w:lvlJc w:val="left"/>
+      <w:pPr>
+        <w:tabs>
+          <w:tab w:val="num" w:pos="1440"/>
+        </w:tabs>
+        <w:ind w:left="1440" w:hanging="360"/>
+      </w:pPr>
+      <w:rPr>
+        <w:rFonts w:ascii="Courier New" w:hAnsi="Courier New" w:hint="default"/>
+        <w:sz w:val="20"/>
+      </w:rPr>
+    </w:lvl>
+    <w:lvl w:ilvl="2" w:tentative="1">
+      <w:start w:val="1"/>
+      <w:numFmt w:val="bullet"/>
+      <w:lvlText w:val=""/>
+      <w:lvlJc w:val="left"/>
+      <w:pPr>
+        <w:tabs>
+          <w:tab w:val="num" w:pos="2160"/>
+        </w:tabs>
+        <w:ind w:left="2160" w:hanging="360"/>
+      </w:pPr>
+      <w:rPr>
+        <w:rFonts w:ascii="Wingdings" w:hAnsi="Wingdings" w:hint="default"/>
+        <w:sz w:val="20"/>
+      </w:rPr>
+    </w:lvl>
+    <w:lvl w:ilvl="3" w:tentative="1">
+      <w:start w:val="1"/>
+      <w:numFmt w:val="bullet"/>
+      <w:lvlText w:val=""/>
+      <w:lvlJc w:val="left"/>
+      <w:pPr>
+        <w:tabs>
+          <w:tab w:val="num" w:pos="2880"/>
+        </w:tabs>
+        <w:ind w:left="2880" w:hanging="360"/>
+      </w:pPr>
+      <w:rPr>
+        <w:rFonts w:ascii="Wingdings" w:hAnsi="Wingdings" w:hint="default"/>
+        <w:sz w:val="20"/>
+      </w:rPr>
+    </w:lvl>
+    <w:lvl w:ilvl="4" w:tentative="1">
+      <w:start w:val="1"/>
+      <w:numFmt w:val="bullet"/>
+      <w:lvlText w:val=""/>
+      <w:lvlJc w:val="left"/>
+      <w:pPr>
+        <w:tabs>
+          <w:tab w:val="num" w:pos="3600"/>
+        </w:tabs>
+        <w:ind w:left="3600" w:hanging="360"/>
+      </w:pPr>
+      <w:rPr>
+        <w:rFonts w:ascii="Wingdings" w:hAnsi="Wingdings" w:hint="default"/>
+        <w:sz w:val="20"/>
+      </w:rPr>
+    </w:lvl>
+    <w:lvl w:ilvl="5" w:tentative="1">
+      <w:start w:val="1"/>
+      <w:numFmt w:val="bullet"/>
+      <w:lvlText w:val=""/>
+      <w:lvlJc w:val="left"/>
+      <w:pPr>
+        <w:tabs>
+          <w:tab w:val="num" w:pos="4320"/>
+        </w:tabs>
+        <w:ind w:left="4320" w:hanging="360"/>
+      </w:pPr>
+      <w:rPr>
+        <w:rFonts w:ascii="Wingdings" w:hAnsi="Wingdings" w:hint="default"/>
+        <w:sz w:val="20"/>
+      </w:rPr>
+    </w:lvl>
+    <w:lvl w:ilvl="6" w:tentative="1">
+      <w:start w:val="1"/>
+      <w:numFmt w:val="bullet"/>
+      <w:lvlText w:val=""/>
+      <w:lvlJc w:val="left"/>
+      <w:pPr>
+        <w:tabs>
+          <w:tab w:val="num" w:pos="5040"/>
+        </w:tabs>
+        <w:ind w:left="5040" w:hanging="360"/>
+      </w:pPr>
+      <w:rPr>
+        <w:rFonts w:ascii="Wingdings" w:hAnsi="Wingdings" w:hint="default"/>
+        <w:sz w:val="20"/>
+      </w:rPr>
+    </w:lvl>
+    <w:lvl w:ilvl="7" w:tentative="1">
+      <w:start w:val="1"/>
+      <w:numFmt w:val="bullet"/>
+      <w:lvlText w:val=""/>
+      <w:lvlJc w:val="left"/>
+      <w:pPr>
+        <w:tabs>
+          <w:tab w:val="num" w:pos="5760"/>
+        </w:tabs>
+        <w:ind w:left="5760" w:hanging="360"/>
+      </w:pPr>
+      <w:rPr>
+        <w:rFonts w:ascii="Wingdings" w:hAnsi="Wingdings" w:hint="default"/>
+        <w:sz w:val="20"/>
+      </w:rPr>
+    </w:lvl>
+    <w:lvl w:ilvl="8" w:tentative="1">
+      <w:start w:val="1"/>
+      <w:numFmt w:val="bullet"/>
+      <w:lvlText w:val=""/>
+      <w:lvlJc w:val="left"/>
+      <w:pPr>
+        <w:tabs>
+          <w:tab w:val="num" w:pos="6480"/>
+        </w:tabs>
+        <w:ind w:left="6480" w:hanging="360"/>
+      </w:pPr>
+      <w:rPr>
+        <w:rFonts w:ascii="Wingdings" w:hAnsi="Wingdings" w:hint="default"/>
+        <w:sz w:val="20"/>
+      </w:rPr>
+    </w:lvl>
+  </w:abstractNum>
+  <w:abstractNum w:abstractNumId="71" w15:restartNumberingAfterBreak="0">
     <w:nsid w:val="496D1E5D"/>
     <w:multiLevelType w:val="multilevel"/>
     <w:tmpl w:val="1828FCF8"/>
@@ -16552,7 +20429,7 @@
       </w:rPr>
     </w:lvl>
   </w:abstractNum>
-  <w:abstractNum w:abstractNumId="55" w15:restartNumberingAfterBreak="0">
+  <w:abstractNum w:abstractNumId="72" w15:restartNumberingAfterBreak="0">
     <w:nsid w:val="49C9595F"/>
     <w:multiLevelType w:val="multilevel"/>
     <w:tmpl w:val="C8E696A0"/>
@@ -16701,7 +20578,7 @@
       </w:rPr>
     </w:lvl>
   </w:abstractNum>
-  <w:abstractNum w:abstractNumId="56" w15:restartNumberingAfterBreak="0">
+  <w:abstractNum w:abstractNumId="73" w15:restartNumberingAfterBreak="0">
     <w:nsid w:val="4A637453"/>
     <w:multiLevelType w:val="multilevel"/>
     <w:tmpl w:val="EBE8D57A"/>
@@ -16850,7 +20727,156 @@
       </w:rPr>
     </w:lvl>
   </w:abstractNum>
-  <w:abstractNum w:abstractNumId="57" w15:restartNumberingAfterBreak="0">
+  <w:abstractNum w:abstractNumId="74" w15:restartNumberingAfterBreak="0">
+    <w:nsid w:val="4A7E0188"/>
+    <w:multiLevelType w:val="multilevel"/>
+    <w:tmpl w:val="C910E5A8"/>
+    <w:lvl w:ilvl="0">
+      <w:start w:val="1"/>
+      <w:numFmt w:val="bullet"/>
+      <w:lvlText w:val=""/>
+      <w:lvlJc w:val="left"/>
+      <w:pPr>
+        <w:tabs>
+          <w:tab w:val="num" w:pos="720"/>
+        </w:tabs>
+        <w:ind w:left="720" w:hanging="360"/>
+      </w:pPr>
+      <w:rPr>
+        <w:rFonts w:ascii="Symbol" w:hAnsi="Symbol" w:hint="default"/>
+        <w:sz w:val="20"/>
+      </w:rPr>
+    </w:lvl>
+    <w:lvl w:ilvl="1">
+      <w:start w:val="1"/>
+      <w:numFmt w:val="bullet"/>
+      <w:lvlText w:val="o"/>
+      <w:lvlJc w:val="left"/>
+      <w:pPr>
+        <w:tabs>
+          <w:tab w:val="num" w:pos="1440"/>
+        </w:tabs>
+        <w:ind w:left="1440" w:hanging="360"/>
+      </w:pPr>
+      <w:rPr>
+        <w:rFonts w:ascii="Courier New" w:hAnsi="Courier New" w:hint="default"/>
+        <w:sz w:val="20"/>
+      </w:rPr>
+    </w:lvl>
+    <w:lvl w:ilvl="2" w:tentative="1">
+      <w:start w:val="1"/>
+      <w:numFmt w:val="bullet"/>
+      <w:lvlText w:val=""/>
+      <w:lvlJc w:val="left"/>
+      <w:pPr>
+        <w:tabs>
+          <w:tab w:val="num" w:pos="2160"/>
+        </w:tabs>
+        <w:ind w:left="2160" w:hanging="360"/>
+      </w:pPr>
+      <w:rPr>
+        <w:rFonts w:ascii="Wingdings" w:hAnsi="Wingdings" w:hint="default"/>
+        <w:sz w:val="20"/>
+      </w:rPr>
+    </w:lvl>
+    <w:lvl w:ilvl="3" w:tentative="1">
+      <w:start w:val="1"/>
+      <w:numFmt w:val="bullet"/>
+      <w:lvlText w:val=""/>
+      <w:lvlJc w:val="left"/>
+      <w:pPr>
+        <w:tabs>
+          <w:tab w:val="num" w:pos="2880"/>
+        </w:tabs>
+        <w:ind w:left="2880" w:hanging="360"/>
+      </w:pPr>
+      <w:rPr>
+        <w:rFonts w:ascii="Wingdings" w:hAnsi="Wingdings" w:hint="default"/>
+        <w:sz w:val="20"/>
+      </w:rPr>
+    </w:lvl>
+    <w:lvl w:ilvl="4" w:tentative="1">
+      <w:start w:val="1"/>
+      <w:numFmt w:val="bullet"/>
+      <w:lvlText w:val=""/>
+      <w:lvlJc w:val="left"/>
+      <w:pPr>
+        <w:tabs>
+          <w:tab w:val="num" w:pos="3600"/>
+        </w:tabs>
+        <w:ind w:left="3600" w:hanging="360"/>
+      </w:pPr>
+      <w:rPr>
+        <w:rFonts w:ascii="Wingdings" w:hAnsi="Wingdings" w:hint="default"/>
+        <w:sz w:val="20"/>
+      </w:rPr>
+    </w:lvl>
+    <w:lvl w:ilvl="5" w:tentative="1">
+      <w:start w:val="1"/>
+      <w:numFmt w:val="bullet"/>
+      <w:lvlText w:val=""/>
+      <w:lvlJc w:val="left"/>
+      <w:pPr>
+        <w:tabs>
+          <w:tab w:val="num" w:pos="4320"/>
+        </w:tabs>
+        <w:ind w:left="4320" w:hanging="360"/>
+      </w:pPr>
+      <w:rPr>
+        <w:rFonts w:ascii="Wingdings" w:hAnsi="Wingdings" w:hint="default"/>
+        <w:sz w:val="20"/>
+      </w:rPr>
+    </w:lvl>
+    <w:lvl w:ilvl="6" w:tentative="1">
+      <w:start w:val="1"/>
+      <w:numFmt w:val="bullet"/>
+      <w:lvlText w:val=""/>
+      <w:lvlJc w:val="left"/>
+      <w:pPr>
+        <w:tabs>
+          <w:tab w:val="num" w:pos="5040"/>
+        </w:tabs>
+        <w:ind w:left="5040" w:hanging="360"/>
+      </w:pPr>
+      <w:rPr>
+        <w:rFonts w:ascii="Wingdings" w:hAnsi="Wingdings" w:hint="default"/>
+        <w:sz w:val="20"/>
+      </w:rPr>
+    </w:lvl>
+    <w:lvl w:ilvl="7" w:tentative="1">
+      <w:start w:val="1"/>
+      <w:numFmt w:val="bullet"/>
+      <w:lvlText w:val=""/>
+      <w:lvlJc w:val="left"/>
+      <w:pPr>
+        <w:tabs>
+          <w:tab w:val="num" w:pos="5760"/>
+        </w:tabs>
+        <w:ind w:left="5760" w:hanging="360"/>
+      </w:pPr>
+      <w:rPr>
+        <w:rFonts w:ascii="Wingdings" w:hAnsi="Wingdings" w:hint="default"/>
+        <w:sz w:val="20"/>
+      </w:rPr>
+    </w:lvl>
+    <w:lvl w:ilvl="8" w:tentative="1">
+      <w:start w:val="1"/>
+      <w:numFmt w:val="bullet"/>
+      <w:lvlText w:val=""/>
+      <w:lvlJc w:val="left"/>
+      <w:pPr>
+        <w:tabs>
+          <w:tab w:val="num" w:pos="6480"/>
+        </w:tabs>
+        <w:ind w:left="6480" w:hanging="360"/>
+      </w:pPr>
+      <w:rPr>
+        <w:rFonts w:ascii="Wingdings" w:hAnsi="Wingdings" w:hint="default"/>
+        <w:sz w:val="20"/>
+      </w:rPr>
+    </w:lvl>
+  </w:abstractNum>
+  <w:abstractNum w:abstractNumId="75" w15:restartNumberingAfterBreak="0">
     <w:nsid w:val="4B734F62"/>
     <w:multiLevelType w:val="multilevel"/>
     <w:tmpl w:val="2EEEDA90"/>
@@ -16999,7 +21025,7 @@
       </w:rPr>
     </w:lvl>
   </w:abstractNum>
-  <w:abstractNum w:abstractNumId="58" w15:restartNumberingAfterBreak="0">
+  <w:abstractNum w:abstractNumId="76" w15:restartNumberingAfterBreak="0">
     <w:nsid w:val="4BEF54E9"/>
     <w:multiLevelType w:val="multilevel"/>
     <w:tmpl w:val="79869672"/>
@@ -17148,7 +21174,7 @@
       </w:rPr>
     </w:lvl>
   </w:abstractNum>
-  <w:abstractNum w:abstractNumId="59" w15:restartNumberingAfterBreak="0">
+  <w:abstractNum w:abstractNumId="77" w15:restartNumberingAfterBreak="0">
     <w:nsid w:val="4CE70491"/>
     <w:multiLevelType w:val="multilevel"/>
     <w:tmpl w:val="B3184114"/>
@@ -17265,7 +21291,7 @@
       </w:pPr>
     </w:lvl>
   </w:abstractNum>
-  <w:abstractNum w:abstractNumId="60" w15:restartNumberingAfterBreak="0">
+  <w:abstractNum w:abstractNumId="78" w15:restartNumberingAfterBreak="0">
     <w:nsid w:val="4DB55CCA"/>
     <w:multiLevelType w:val="multilevel"/>
     <w:tmpl w:val="1614657C"/>
@@ -17414,7 +21440,156 @@
       </w:rPr>
     </w:lvl>
   </w:abstractNum>
-  <w:abstractNum w:abstractNumId="61" w15:restartNumberingAfterBreak="0">
+  <w:abstractNum w:abstractNumId="79" w15:restartNumberingAfterBreak="0">
+    <w:nsid w:val="501E48F7"/>
+    <w:multiLevelType w:val="multilevel"/>
+    <w:tmpl w:val="F6D4C010"/>
+    <w:lvl w:ilvl="0">
+      <w:start w:val="1"/>
+      <w:numFmt w:val="bullet"/>
+      <w:lvlText w:val=""/>
+      <w:lvlJc w:val="left"/>
+      <w:pPr>
+        <w:tabs>
+          <w:tab w:val="num" w:pos="720"/>
+        </w:tabs>
+        <w:ind w:left="720" w:hanging="360"/>
+      </w:pPr>
+      <w:rPr>
+        <w:rFonts w:ascii="Symbol" w:hAnsi="Symbol" w:hint="default"/>
+        <w:sz w:val="20"/>
+      </w:rPr>
+    </w:lvl>
+    <w:lvl w:ilvl="1" w:tentative="1">
+      <w:start w:val="1"/>
+      <w:numFmt w:val="bullet"/>
+      <w:lvlText w:val="o"/>
+      <w:lvlJc w:val="left"/>
+      <w:pPr>
+        <w:tabs>
+          <w:tab w:val="num" w:pos="1440"/>
+        </w:tabs>
+        <w:ind w:left="1440" w:hanging="360"/>
+      </w:pPr>
+      <w:rPr>
+        <w:rFonts w:ascii="Courier New" w:hAnsi="Courier New" w:hint="default"/>
+        <w:sz w:val="20"/>
+      </w:rPr>
+    </w:lvl>
+    <w:lvl w:ilvl="2" w:tentative="1">
+      <w:start w:val="1"/>
+      <w:numFmt w:val="bullet"/>
+      <w:lvlText w:val=""/>
+      <w:lvlJc w:val="left"/>
+      <w:pPr>
+        <w:tabs>
+          <w:tab w:val="num" w:pos="2160"/>
+        </w:tabs>
+        <w:ind w:left="2160" w:hanging="360"/>
+      </w:pPr>
+      <w:rPr>
+        <w:rFonts w:ascii="Wingdings" w:hAnsi="Wingdings" w:hint="default"/>
+        <w:sz w:val="20"/>
+      </w:rPr>
+    </w:lvl>
+    <w:lvl w:ilvl="3" w:tentative="1">
+      <w:start w:val="1"/>
+      <w:numFmt w:val="bullet"/>
+      <w:lvlText w:val=""/>
+      <w:lvlJc w:val="left"/>
+      <w:pPr>
+        <w:tabs>
+          <w:tab w:val="num" w:pos="2880"/>
+        </w:tabs>
+        <w:ind w:left="2880" w:hanging="360"/>
+      </w:pPr>
+      <w:rPr>
+        <w:rFonts w:ascii="Wingdings" w:hAnsi="Wingdings" w:hint="default"/>
+        <w:sz w:val="20"/>
+      </w:rPr>
+    </w:lvl>
+    <w:lvl w:ilvl="4" w:tentative="1">
+      <w:start w:val="1"/>
+      <w:numFmt w:val="bullet"/>
+      <w:lvlText w:val=""/>
+      <w:lvlJc w:val="left"/>
+      <w:pPr>
+        <w:tabs>
+          <w:tab w:val="num" w:pos="3600"/>
+        </w:tabs>
+        <w:ind w:left="3600" w:hanging="360"/>
+      </w:pPr>
+      <w:rPr>
+        <w:rFonts w:ascii="Wingdings" w:hAnsi="Wingdings" w:hint="default"/>
+        <w:sz w:val="20"/>
+      </w:rPr>
+    </w:lvl>
+    <w:lvl w:ilvl="5" w:tentative="1">
+      <w:start w:val="1"/>
+      <w:numFmt w:val="bullet"/>
+      <w:lvlText w:val=""/>
+      <w:lvlJc w:val="left"/>
+      <w:pPr>
+        <w:tabs>
+          <w:tab w:val="num" w:pos="4320"/>
+        </w:tabs>
+        <w:ind w:left="4320" w:hanging="360"/>
+      </w:pPr>
+      <w:rPr>
+        <w:rFonts w:ascii="Wingdings" w:hAnsi="Wingdings" w:hint="default"/>
+        <w:sz w:val="20"/>
+      </w:rPr>
+    </w:lvl>
+    <w:lvl w:ilvl="6" w:tentative="1">
+      <w:start w:val="1"/>
+      <w:numFmt w:val="bullet"/>
+      <w:lvlText w:val=""/>
+      <w:lvlJc w:val="left"/>
+      <w:pPr>
+        <w:tabs>
+          <w:tab w:val="num" w:pos="5040"/>
+        </w:tabs>
+        <w:ind w:left="5040" w:hanging="360"/>
+      </w:pPr>
+      <w:rPr>
+        <w:rFonts w:ascii="Wingdings" w:hAnsi="Wingdings" w:hint="default"/>
+        <w:sz w:val="20"/>
+      </w:rPr>
+    </w:lvl>
+    <w:lvl w:ilvl="7" w:tentative="1">
+      <w:start w:val="1"/>
+      <w:numFmt w:val="bullet"/>
+      <w:lvlText w:val=""/>
+      <w:lvlJc w:val="left"/>
+      <w:pPr>
+        <w:tabs>
+          <w:tab w:val="num" w:pos="5760"/>
+        </w:tabs>
+        <w:ind w:left="5760" w:hanging="360"/>
+      </w:pPr>
+      <w:rPr>
+        <w:rFonts w:ascii="Wingdings" w:hAnsi="Wingdings" w:hint="default"/>
+        <w:sz w:val="20"/>
+      </w:rPr>
+    </w:lvl>
+    <w:lvl w:ilvl="8" w:tentative="1">
+      <w:start w:val="1"/>
+      <w:numFmt w:val="bullet"/>
+      <w:lvlText w:val=""/>
+      <w:lvlJc w:val="left"/>
+      <w:pPr>
+        <w:tabs>
+          <w:tab w:val="num" w:pos="6480"/>
+        </w:tabs>
+        <w:ind w:left="6480" w:hanging="360"/>
+      </w:pPr>
+      <w:rPr>
+        <w:rFonts w:ascii="Wingdings" w:hAnsi="Wingdings" w:hint="default"/>
+        <w:sz w:val="20"/>
+      </w:rPr>
+    </w:lvl>
+  </w:abstractNum>
+  <w:abstractNum w:abstractNumId="80" w15:restartNumberingAfterBreak="0">
     <w:nsid w:val="530D65D1"/>
     <w:multiLevelType w:val="multilevel"/>
     <w:tmpl w:val="964684C0"/>
@@ -17563,7 +21738,7 @@
       </w:rPr>
     </w:lvl>
   </w:abstractNum>
-  <w:abstractNum w:abstractNumId="62" w15:restartNumberingAfterBreak="0">
+  <w:abstractNum w:abstractNumId="81" w15:restartNumberingAfterBreak="0">
     <w:nsid w:val="547E1B95"/>
     <w:multiLevelType w:val="multilevel"/>
     <w:tmpl w:val="D360B02A"/>
@@ -17712,7 +21887,7 @@
       </w:rPr>
     </w:lvl>
   </w:abstractNum>
-  <w:abstractNum w:abstractNumId="63" w15:restartNumberingAfterBreak="0">
+  <w:abstractNum w:abstractNumId="82" w15:restartNumberingAfterBreak="0">
     <w:nsid w:val="557F38BD"/>
     <w:multiLevelType w:val="multilevel"/>
     <w:tmpl w:val="DB4C7F16"/>
@@ -17861,7 +22036,7 @@
       </w:rPr>
     </w:lvl>
   </w:abstractNum>
-  <w:abstractNum w:abstractNumId="64" w15:restartNumberingAfterBreak="0">
+  <w:abstractNum w:abstractNumId="83" w15:restartNumberingAfterBreak="0">
     <w:nsid w:val="55B55B2D"/>
     <w:multiLevelType w:val="multilevel"/>
     <w:tmpl w:val="4072A306"/>
@@ -18010,7 +22185,7 @@
       </w:rPr>
     </w:lvl>
   </w:abstractNum>
-  <w:abstractNum w:abstractNumId="65" w15:restartNumberingAfterBreak="0">
+  <w:abstractNum w:abstractNumId="84" w15:restartNumberingAfterBreak="0">
     <w:nsid w:val="56833419"/>
     <w:multiLevelType w:val="multilevel"/>
     <w:tmpl w:val="D29C2450"/>
@@ -18123,7 +22298,7 @@
       </w:pPr>
     </w:lvl>
   </w:abstractNum>
-  <w:abstractNum w:abstractNumId="66" w15:restartNumberingAfterBreak="0">
+  <w:abstractNum w:abstractNumId="85" w15:restartNumberingAfterBreak="0">
     <w:nsid w:val="57CF69F0"/>
     <w:multiLevelType w:val="multilevel"/>
     <w:tmpl w:val="D30E7CC2"/>
@@ -18272,7 +22447,7 @@
       </w:rPr>
     </w:lvl>
   </w:abstractNum>
-  <w:abstractNum w:abstractNumId="67" w15:restartNumberingAfterBreak="0">
+  <w:abstractNum w:abstractNumId="86" w15:restartNumberingAfterBreak="0">
     <w:nsid w:val="59607325"/>
     <w:multiLevelType w:val="multilevel"/>
     <w:tmpl w:val="35763E60"/>
@@ -18421,7 +22596,7 @@
       </w:rPr>
     </w:lvl>
   </w:abstractNum>
-  <w:abstractNum w:abstractNumId="68" w15:restartNumberingAfterBreak="0">
+  <w:abstractNum w:abstractNumId="87" w15:restartNumberingAfterBreak="0">
     <w:nsid w:val="5B7F6573"/>
     <w:multiLevelType w:val="multilevel"/>
     <w:tmpl w:val="702EEDB6"/>
@@ -18570,7 +22745,7 @@
       </w:rPr>
     </w:lvl>
   </w:abstractNum>
-  <w:abstractNum w:abstractNumId="69" w15:restartNumberingAfterBreak="0">
+  <w:abstractNum w:abstractNumId="88" w15:restartNumberingAfterBreak="0">
     <w:nsid w:val="5BD37AB2"/>
     <w:multiLevelType w:val="multilevel"/>
     <w:tmpl w:val="C12E855E"/>
@@ -18719,7 +22894,7 @@
       </w:rPr>
     </w:lvl>
   </w:abstractNum>
-  <w:abstractNum w:abstractNumId="70" w15:restartNumberingAfterBreak="0">
+  <w:abstractNum w:abstractNumId="89" w15:restartNumberingAfterBreak="0">
     <w:nsid w:val="5D50207E"/>
     <w:multiLevelType w:val="multilevel"/>
     <w:tmpl w:val="923C8864"/>
@@ -18868,7 +23043,156 @@
       </w:rPr>
     </w:lvl>
   </w:abstractNum>
-  <w:abstractNum w:abstractNumId="71" w15:restartNumberingAfterBreak="0">
+  <w:abstractNum w:abstractNumId="90" w15:restartNumberingAfterBreak="0">
+    <w:nsid w:val="5D817B3F"/>
+    <w:multiLevelType w:val="multilevel"/>
+    <w:tmpl w:val="D1844EC6"/>
+    <w:lvl w:ilvl="0">
+      <w:start w:val="1"/>
+      <w:numFmt w:val="bullet"/>
+      <w:lvlText w:val=""/>
+      <w:lvlJc w:val="left"/>
+      <w:pPr>
+        <w:tabs>
+          <w:tab w:val="num" w:pos="720"/>
+        </w:tabs>
+        <w:ind w:left="720" w:hanging="360"/>
+      </w:pPr>
+      <w:rPr>
+        <w:rFonts w:ascii="Symbol" w:hAnsi="Symbol" w:hint="default"/>
+        <w:sz w:val="20"/>
+      </w:rPr>
+    </w:lvl>
+    <w:lvl w:ilvl="1" w:tentative="1">
+      <w:start w:val="1"/>
+      <w:numFmt w:val="bullet"/>
+      <w:lvlText w:val="o"/>
+      <w:lvlJc w:val="left"/>
+      <w:pPr>
+        <w:tabs>
+          <w:tab w:val="num" w:pos="1440"/>
+        </w:tabs>
+        <w:ind w:left="1440" w:hanging="360"/>
+      </w:pPr>
+      <w:rPr>
+        <w:rFonts w:ascii="Courier New" w:hAnsi="Courier New" w:hint="default"/>
+        <w:sz w:val="20"/>
+      </w:rPr>
+    </w:lvl>
+    <w:lvl w:ilvl="2" w:tentative="1">
+      <w:start w:val="1"/>
+      <w:numFmt w:val="bullet"/>
+      <w:lvlText w:val=""/>
+      <w:lvlJc w:val="left"/>
+      <w:pPr>
+        <w:tabs>
+          <w:tab w:val="num" w:pos="2160"/>
+        </w:tabs>
+        <w:ind w:left="2160" w:hanging="360"/>
+      </w:pPr>
+      <w:rPr>
+        <w:rFonts w:ascii="Wingdings" w:hAnsi="Wingdings" w:hint="default"/>
+        <w:sz w:val="20"/>
+      </w:rPr>
+    </w:lvl>
+    <w:lvl w:ilvl="3" w:tentative="1">
+      <w:start w:val="1"/>
+      <w:numFmt w:val="bullet"/>
+      <w:lvlText w:val=""/>
+      <w:lvlJc w:val="left"/>
+      <w:pPr>
+        <w:tabs>
+          <w:tab w:val="num" w:pos="2880"/>
+        </w:tabs>
+        <w:ind w:left="2880" w:hanging="360"/>
+      </w:pPr>
+      <w:rPr>
+        <w:rFonts w:ascii="Wingdings" w:hAnsi="Wingdings" w:hint="default"/>
+        <w:sz w:val="20"/>
+      </w:rPr>
+    </w:lvl>
+    <w:lvl w:ilvl="4" w:tentative="1">
+      <w:start w:val="1"/>
+      <w:numFmt w:val="bullet"/>
+      <w:lvlText w:val=""/>
+      <w:lvlJc w:val="left"/>
+      <w:pPr>
+        <w:tabs>
+          <w:tab w:val="num" w:pos="3600"/>
+        </w:tabs>
+        <w:ind w:left="3600" w:hanging="360"/>
+      </w:pPr>
+      <w:rPr>
+        <w:rFonts w:ascii="Wingdings" w:hAnsi="Wingdings" w:hint="default"/>
+        <w:sz w:val="20"/>
+      </w:rPr>
+    </w:lvl>
+    <w:lvl w:ilvl="5" w:tentative="1">
+      <w:start w:val="1"/>
+      <w:numFmt w:val="bullet"/>
+      <w:lvlText w:val=""/>
+      <w:lvlJc w:val="left"/>
+      <w:pPr>
+        <w:tabs>
+          <w:tab w:val="num" w:pos="4320"/>
+        </w:tabs>
+        <w:ind w:left="4320" w:hanging="360"/>
+      </w:pPr>
+      <w:rPr>
+        <w:rFonts w:ascii="Wingdings" w:hAnsi="Wingdings" w:hint="default"/>
+        <w:sz w:val="20"/>
+      </w:rPr>
+    </w:lvl>
+    <w:lvl w:ilvl="6" w:tentative="1">
+      <w:start w:val="1"/>
+      <w:numFmt w:val="bullet"/>
+      <w:lvlText w:val=""/>
+      <w:lvlJc w:val="left"/>
+      <w:pPr>
+        <w:tabs>
+          <w:tab w:val="num" w:pos="5040"/>
+        </w:tabs>
+        <w:ind w:left="5040" w:hanging="360"/>
+      </w:pPr>
+      <w:rPr>
+        <w:rFonts w:ascii="Wingdings" w:hAnsi="Wingdings" w:hint="default"/>
+        <w:sz w:val="20"/>
+      </w:rPr>
+    </w:lvl>
+    <w:lvl w:ilvl="7" w:tentative="1">
+      <w:start w:val="1"/>
+      <w:numFmt w:val="bullet"/>
+      <w:lvlText w:val=""/>
+      <w:lvlJc w:val="left"/>
+      <w:pPr>
+        <w:tabs>
+          <w:tab w:val="num" w:pos="5760"/>
+        </w:tabs>
+        <w:ind w:left="5760" w:hanging="360"/>
+      </w:pPr>
+      <w:rPr>
+        <w:rFonts w:ascii="Wingdings" w:hAnsi="Wingdings" w:hint="default"/>
+        <w:sz w:val="20"/>
+      </w:rPr>
+    </w:lvl>
+    <w:lvl w:ilvl="8" w:tentative="1">
+      <w:start w:val="1"/>
+      <w:numFmt w:val="bullet"/>
+      <w:lvlText w:val=""/>
+      <w:lvlJc w:val="left"/>
+      <w:pPr>
+        <w:tabs>
+          <w:tab w:val="num" w:pos="6480"/>
+        </w:tabs>
+        <w:ind w:left="6480" w:hanging="360"/>
+      </w:pPr>
+      <w:rPr>
+        <w:rFonts w:ascii="Wingdings" w:hAnsi="Wingdings" w:hint="default"/>
+        <w:sz w:val="20"/>
+      </w:rPr>
+    </w:lvl>
+  </w:abstractNum>
+  <w:abstractNum w:abstractNumId="91" w15:restartNumberingAfterBreak="0">
     <w:nsid w:val="5F896216"/>
     <w:multiLevelType w:val="multilevel"/>
     <w:tmpl w:val="632050E2"/>
@@ -19017,7 +23341,156 @@
       </w:rPr>
     </w:lvl>
   </w:abstractNum>
-  <w:abstractNum w:abstractNumId="72" w15:restartNumberingAfterBreak="0">
+  <w:abstractNum w:abstractNumId="92" w15:restartNumberingAfterBreak="0">
+    <w:nsid w:val="603761EE"/>
+    <w:multiLevelType w:val="multilevel"/>
+    <w:tmpl w:val="66BA6FEC"/>
+    <w:lvl w:ilvl="0">
+      <w:start w:val="1"/>
+      <w:numFmt w:val="bullet"/>
+      <w:lvlText w:val=""/>
+      <w:lvlJc w:val="left"/>
+      <w:pPr>
+        <w:tabs>
+          <w:tab w:val="num" w:pos="720"/>
+        </w:tabs>
+        <w:ind w:left="720" w:hanging="360"/>
+      </w:pPr>
+      <w:rPr>
+        <w:rFonts w:ascii="Symbol" w:hAnsi="Symbol" w:hint="default"/>
+        <w:sz w:val="20"/>
+      </w:rPr>
+    </w:lvl>
+    <w:lvl w:ilvl="1" w:tentative="1">
+      <w:start w:val="1"/>
+      <w:numFmt w:val="bullet"/>
+      <w:lvlText w:val="o"/>
+      <w:lvlJc w:val="left"/>
+      <w:pPr>
+        <w:tabs>
+          <w:tab w:val="num" w:pos="1440"/>
+        </w:tabs>
+        <w:ind w:left="1440" w:hanging="360"/>
+      </w:pPr>
+      <w:rPr>
+        <w:rFonts w:ascii="Courier New" w:hAnsi="Courier New" w:hint="default"/>
+        <w:sz w:val="20"/>
+      </w:rPr>
+    </w:lvl>
+    <w:lvl w:ilvl="2" w:tentative="1">
+      <w:start w:val="1"/>
+      <w:numFmt w:val="bullet"/>
+      <w:lvlText w:val=""/>
+      <w:lvlJc w:val="left"/>
+      <w:pPr>
+        <w:tabs>
+          <w:tab w:val="num" w:pos="2160"/>
+        </w:tabs>
+        <w:ind w:left="2160" w:hanging="360"/>
+      </w:pPr>
+      <w:rPr>
+        <w:rFonts w:ascii="Wingdings" w:hAnsi="Wingdings" w:hint="default"/>
+        <w:sz w:val="20"/>
+      </w:rPr>
+    </w:lvl>
+    <w:lvl w:ilvl="3" w:tentative="1">
+      <w:start w:val="1"/>
+      <w:numFmt w:val="bullet"/>
+      <w:lvlText w:val=""/>
+      <w:lvlJc w:val="left"/>
+      <w:pPr>
+        <w:tabs>
+          <w:tab w:val="num" w:pos="2880"/>
+        </w:tabs>
+        <w:ind w:left="2880" w:hanging="360"/>
+      </w:pPr>
+      <w:rPr>
+        <w:rFonts w:ascii="Wingdings" w:hAnsi="Wingdings" w:hint="default"/>
+        <w:sz w:val="20"/>
+      </w:rPr>
+    </w:lvl>
+    <w:lvl w:ilvl="4" w:tentative="1">
+      <w:start w:val="1"/>
+      <w:numFmt w:val="bullet"/>
+      <w:lvlText w:val=""/>
+      <w:lvlJc w:val="left"/>
+      <w:pPr>
+        <w:tabs>
+          <w:tab w:val="num" w:pos="3600"/>
+        </w:tabs>
+        <w:ind w:left="3600" w:hanging="360"/>
+      </w:pPr>
+      <w:rPr>
+        <w:rFonts w:ascii="Wingdings" w:hAnsi="Wingdings" w:hint="default"/>
+        <w:sz w:val="20"/>
+      </w:rPr>
+    </w:lvl>
+    <w:lvl w:ilvl="5" w:tentative="1">
+      <w:start w:val="1"/>
+      <w:numFmt w:val="bullet"/>
+      <w:lvlText w:val=""/>
+      <w:lvlJc w:val="left"/>
+      <w:pPr>
+        <w:tabs>
+          <w:tab w:val="num" w:pos="4320"/>
+        </w:tabs>
+        <w:ind w:left="4320" w:hanging="360"/>
+      </w:pPr>
+      <w:rPr>
+        <w:rFonts w:ascii="Wingdings" w:hAnsi="Wingdings" w:hint="default"/>
+        <w:sz w:val="20"/>
+      </w:rPr>
+    </w:lvl>
+    <w:lvl w:ilvl="6" w:tentative="1">
+      <w:start w:val="1"/>
+      <w:numFmt w:val="bullet"/>
+      <w:lvlText w:val=""/>
+      <w:lvlJc w:val="left"/>
+      <w:pPr>
+        <w:tabs>
+          <w:tab w:val="num" w:pos="5040"/>
+        </w:tabs>
+        <w:ind w:left="5040" w:hanging="360"/>
+      </w:pPr>
+      <w:rPr>
+        <w:rFonts w:ascii="Wingdings" w:hAnsi="Wingdings" w:hint="default"/>
+        <w:sz w:val="20"/>
+      </w:rPr>
+    </w:lvl>
+    <w:lvl w:ilvl="7" w:tentative="1">
+      <w:start w:val="1"/>
+      <w:numFmt w:val="bullet"/>
+      <w:lvlText w:val=""/>
+      <w:lvlJc w:val="left"/>
+      <w:pPr>
+        <w:tabs>
+          <w:tab w:val="num" w:pos="5760"/>
+        </w:tabs>
+        <w:ind w:left="5760" w:hanging="360"/>
+      </w:pPr>
+      <w:rPr>
+        <w:rFonts w:ascii="Wingdings" w:hAnsi="Wingdings" w:hint="default"/>
+        <w:sz w:val="20"/>
+      </w:rPr>
+    </w:lvl>
+    <w:lvl w:ilvl="8" w:tentative="1">
+      <w:start w:val="1"/>
+      <w:numFmt w:val="bullet"/>
+      <w:lvlText w:val=""/>
+      <w:lvlJc w:val="left"/>
+      <w:pPr>
+        <w:tabs>
+          <w:tab w:val="num" w:pos="6480"/>
+        </w:tabs>
+        <w:ind w:left="6480" w:hanging="360"/>
+      </w:pPr>
+      <w:rPr>
+        <w:rFonts w:ascii="Wingdings" w:hAnsi="Wingdings" w:hint="default"/>
+        <w:sz w:val="20"/>
+      </w:rPr>
+    </w:lvl>
+  </w:abstractNum>
+  <w:abstractNum w:abstractNumId="93" w15:restartNumberingAfterBreak="0">
     <w:nsid w:val="62385D2B"/>
     <w:multiLevelType w:val="multilevel"/>
     <w:tmpl w:val="F2229878"/>
@@ -19166,7 +23639,7 @@
       </w:rPr>
     </w:lvl>
   </w:abstractNum>
-  <w:abstractNum w:abstractNumId="73" w15:restartNumberingAfterBreak="0">
+  <w:abstractNum w:abstractNumId="94" w15:restartNumberingAfterBreak="0">
     <w:nsid w:val="62E40490"/>
     <w:multiLevelType w:val="multilevel"/>
     <w:tmpl w:val="79505A3E"/>
@@ -19315,7 +23788,7 @@
       </w:rPr>
     </w:lvl>
   </w:abstractNum>
-  <w:abstractNum w:abstractNumId="74" w15:restartNumberingAfterBreak="0">
+  <w:abstractNum w:abstractNumId="95" w15:restartNumberingAfterBreak="0">
     <w:nsid w:val="652057D5"/>
     <w:multiLevelType w:val="multilevel"/>
     <w:tmpl w:val="B25C1B40"/>
@@ -19464,7 +23937,7 @@
       </w:rPr>
     </w:lvl>
   </w:abstractNum>
-  <w:abstractNum w:abstractNumId="75" w15:restartNumberingAfterBreak="0">
+  <w:abstractNum w:abstractNumId="96" w15:restartNumberingAfterBreak="0">
     <w:nsid w:val="654001AA"/>
     <w:multiLevelType w:val="multilevel"/>
     <w:tmpl w:val="FAFC55C6"/>
@@ -19585,7 +24058,7 @@
       </w:pPr>
     </w:lvl>
   </w:abstractNum>
-  <w:abstractNum w:abstractNumId="76" w15:restartNumberingAfterBreak="0">
+  <w:abstractNum w:abstractNumId="97" w15:restartNumberingAfterBreak="0">
     <w:nsid w:val="65B52BC4"/>
     <w:multiLevelType w:val="multilevel"/>
     <w:tmpl w:val="8A80CE68"/>
@@ -19734,7 +24207,7 @@
       </w:rPr>
     </w:lvl>
   </w:abstractNum>
-  <w:abstractNum w:abstractNumId="77" w15:restartNumberingAfterBreak="0">
+  <w:abstractNum w:abstractNumId="98" w15:restartNumberingAfterBreak="0">
     <w:nsid w:val="6856091B"/>
     <w:multiLevelType w:val="multilevel"/>
     <w:tmpl w:val="E924B6DA"/>
@@ -19883,7 +24356,156 @@
       </w:rPr>
     </w:lvl>
   </w:abstractNum>
-  <w:abstractNum w:abstractNumId="78" w15:restartNumberingAfterBreak="0">
+  <w:abstractNum w:abstractNumId="99" w15:restartNumberingAfterBreak="0">
+    <w:nsid w:val="69E00DF6"/>
+    <w:multiLevelType w:val="multilevel"/>
+    <w:tmpl w:val="7602B1EC"/>
+    <w:lvl w:ilvl="0">
+      <w:start w:val="1"/>
+      <w:numFmt w:val="bullet"/>
+      <w:lvlText w:val=""/>
+      <w:lvlJc w:val="left"/>
+      <w:pPr>
+        <w:tabs>
+          <w:tab w:val="num" w:pos="720"/>
+        </w:tabs>
+        <w:ind w:left="720" w:hanging="360"/>
+      </w:pPr>
+      <w:rPr>
+        <w:rFonts w:ascii="Symbol" w:hAnsi="Symbol" w:hint="default"/>
+        <w:sz w:val="20"/>
+      </w:rPr>
+    </w:lvl>
+    <w:lvl w:ilvl="1" w:tentative="1">
+      <w:start w:val="1"/>
+      <w:numFmt w:val="bullet"/>
+      <w:lvlText w:val="o"/>
+      <w:lvlJc w:val="left"/>
+      <w:pPr>
+        <w:tabs>
+          <w:tab w:val="num" w:pos="1440"/>
+        </w:tabs>
+        <w:ind w:left="1440" w:hanging="360"/>
+      </w:pPr>
+      <w:rPr>
+        <w:rFonts w:ascii="Courier New" w:hAnsi="Courier New" w:hint="default"/>
+        <w:sz w:val="20"/>
+      </w:rPr>
+    </w:lvl>
+    <w:lvl w:ilvl="2" w:tentative="1">
+      <w:start w:val="1"/>
+      <w:numFmt w:val="bullet"/>
+      <w:lvlText w:val=""/>
+      <w:lvlJc w:val="left"/>
+      <w:pPr>
+        <w:tabs>
+          <w:tab w:val="num" w:pos="2160"/>
+        </w:tabs>
+        <w:ind w:left="2160" w:hanging="360"/>
+      </w:pPr>
+      <w:rPr>
+        <w:rFonts w:ascii="Wingdings" w:hAnsi="Wingdings" w:hint="default"/>
+        <w:sz w:val="20"/>
+      </w:rPr>
+    </w:lvl>
+    <w:lvl w:ilvl="3" w:tentative="1">
+      <w:start w:val="1"/>
+      <w:numFmt w:val="bullet"/>
+      <w:lvlText w:val=""/>
+      <w:lvlJc w:val="left"/>
+      <w:pPr>
+        <w:tabs>
+          <w:tab w:val="num" w:pos="2880"/>
+        </w:tabs>
+        <w:ind w:left="2880" w:hanging="360"/>
+      </w:pPr>
+      <w:rPr>
+        <w:rFonts w:ascii="Wingdings" w:hAnsi="Wingdings" w:hint="default"/>
+        <w:sz w:val="20"/>
+      </w:rPr>
+    </w:lvl>
+    <w:lvl w:ilvl="4" w:tentative="1">
+      <w:start w:val="1"/>
+      <w:numFmt w:val="bullet"/>
+      <w:lvlText w:val=""/>
+      <w:lvlJc w:val="left"/>
+      <w:pPr>
+        <w:tabs>
+          <w:tab w:val="num" w:pos="3600"/>
+        </w:tabs>
+        <w:ind w:left="3600" w:hanging="360"/>
+      </w:pPr>
+      <w:rPr>
+        <w:rFonts w:ascii="Wingdings" w:hAnsi="Wingdings" w:hint="default"/>
+        <w:sz w:val="20"/>
+      </w:rPr>
+    </w:lvl>
+    <w:lvl w:ilvl="5" w:tentative="1">
+      <w:start w:val="1"/>
+      <w:numFmt w:val="bullet"/>
+      <w:lvlText w:val=""/>
+      <w:lvlJc w:val="left"/>
+      <w:pPr>
+        <w:tabs>
+          <w:tab w:val="num" w:pos="4320"/>
+        </w:tabs>
+        <w:ind w:left="4320" w:hanging="360"/>
+      </w:pPr>
+      <w:rPr>
+        <w:rFonts w:ascii="Wingdings" w:hAnsi="Wingdings" w:hint="default"/>
+        <w:sz w:val="20"/>
+      </w:rPr>
+    </w:lvl>
+    <w:lvl w:ilvl="6" w:tentative="1">
+      <w:start w:val="1"/>
+      <w:numFmt w:val="bullet"/>
+      <w:lvlText w:val=""/>
+      <w:lvlJc w:val="left"/>
+      <w:pPr>
+        <w:tabs>
+          <w:tab w:val="num" w:pos="5040"/>
+        </w:tabs>
+        <w:ind w:left="5040" w:hanging="360"/>
+      </w:pPr>
+      <w:rPr>
+        <w:rFonts w:ascii="Wingdings" w:hAnsi="Wingdings" w:hint="default"/>
+        <w:sz w:val="20"/>
+      </w:rPr>
+    </w:lvl>
+    <w:lvl w:ilvl="7" w:tentative="1">
+      <w:start w:val="1"/>
+      <w:numFmt w:val="bullet"/>
+      <w:lvlText w:val=""/>
+      <w:lvlJc w:val="left"/>
+      <w:pPr>
+        <w:tabs>
+          <w:tab w:val="num" w:pos="5760"/>
+        </w:tabs>
+        <w:ind w:left="5760" w:hanging="360"/>
+      </w:pPr>
+      <w:rPr>
+        <w:rFonts w:ascii="Wingdings" w:hAnsi="Wingdings" w:hint="default"/>
+        <w:sz w:val="20"/>
+      </w:rPr>
+    </w:lvl>
+    <w:lvl w:ilvl="8" w:tentative="1">
+      <w:start w:val="1"/>
+      <w:numFmt w:val="bullet"/>
+      <w:lvlText w:val=""/>
+      <w:lvlJc w:val="left"/>
+      <w:pPr>
+        <w:tabs>
+          <w:tab w:val="num" w:pos="6480"/>
+        </w:tabs>
+        <w:ind w:left="6480" w:hanging="360"/>
+      </w:pPr>
+      <w:rPr>
+        <w:rFonts w:ascii="Wingdings" w:hAnsi="Wingdings" w:hint="default"/>
+        <w:sz w:val="20"/>
+      </w:rPr>
+    </w:lvl>
+  </w:abstractNum>
+  <w:abstractNum w:abstractNumId="100" w15:restartNumberingAfterBreak="0">
     <w:nsid w:val="6A1900D5"/>
     <w:multiLevelType w:val="multilevel"/>
     <w:tmpl w:val="1B20F28C"/>
@@ -20000,7 +24622,7 @@
       </w:pPr>
     </w:lvl>
   </w:abstractNum>
-  <w:abstractNum w:abstractNumId="79" w15:restartNumberingAfterBreak="0">
+  <w:abstractNum w:abstractNumId="101" w15:restartNumberingAfterBreak="0">
     <w:nsid w:val="6A7309B6"/>
     <w:multiLevelType w:val="multilevel"/>
     <w:tmpl w:val="71900AD0"/>
@@ -20149,7 +24771,156 @@
       </w:rPr>
     </w:lvl>
   </w:abstractNum>
-  <w:abstractNum w:abstractNumId="80" w15:restartNumberingAfterBreak="0">
+  <w:abstractNum w:abstractNumId="102" w15:restartNumberingAfterBreak="0">
+    <w:nsid w:val="6B3C36A3"/>
+    <w:multiLevelType w:val="multilevel"/>
+    <w:tmpl w:val="95742860"/>
+    <w:lvl w:ilvl="0">
+      <w:start w:val="1"/>
+      <w:numFmt w:val="bullet"/>
+      <w:lvlText w:val=""/>
+      <w:lvlJc w:val="left"/>
+      <w:pPr>
+        <w:tabs>
+          <w:tab w:val="num" w:pos="720"/>
+        </w:tabs>
+        <w:ind w:left="720" w:hanging="360"/>
+      </w:pPr>
+      <w:rPr>
+        <w:rFonts w:ascii="Symbol" w:hAnsi="Symbol" w:hint="default"/>
+        <w:sz w:val="20"/>
+      </w:rPr>
+    </w:lvl>
+    <w:lvl w:ilvl="1" w:tentative="1">
+      <w:start w:val="1"/>
+      <w:numFmt w:val="bullet"/>
+      <w:lvlText w:val="o"/>
+      <w:lvlJc w:val="left"/>
+      <w:pPr>
+        <w:tabs>
+          <w:tab w:val="num" w:pos="1440"/>
+        </w:tabs>
+        <w:ind w:left="1440" w:hanging="360"/>
+      </w:pPr>
+      <w:rPr>
+        <w:rFonts w:ascii="Courier New" w:hAnsi="Courier New" w:hint="default"/>
+        <w:sz w:val="20"/>
+      </w:rPr>
+    </w:lvl>
+    <w:lvl w:ilvl="2" w:tentative="1">
+      <w:start w:val="1"/>
+      <w:numFmt w:val="bullet"/>
+      <w:lvlText w:val=""/>
+      <w:lvlJc w:val="left"/>
+      <w:pPr>
+        <w:tabs>
+          <w:tab w:val="num" w:pos="2160"/>
+        </w:tabs>
+        <w:ind w:left="2160" w:hanging="360"/>
+      </w:pPr>
+      <w:rPr>
+        <w:rFonts w:ascii="Wingdings" w:hAnsi="Wingdings" w:hint="default"/>
+        <w:sz w:val="20"/>
+      </w:rPr>
+    </w:lvl>
+    <w:lvl w:ilvl="3" w:tentative="1">
+      <w:start w:val="1"/>
+      <w:numFmt w:val="bullet"/>
+      <w:lvlText w:val=""/>
+      <w:lvlJc w:val="left"/>
+      <w:pPr>
+        <w:tabs>
+          <w:tab w:val="num" w:pos="2880"/>
+        </w:tabs>
+        <w:ind w:left="2880" w:hanging="360"/>
+      </w:pPr>
+      <w:rPr>
+        <w:rFonts w:ascii="Wingdings" w:hAnsi="Wingdings" w:hint="default"/>
+        <w:sz w:val="20"/>
+      </w:rPr>
+    </w:lvl>
+    <w:lvl w:ilvl="4" w:tentative="1">
+      <w:start w:val="1"/>
+      <w:numFmt w:val="bullet"/>
+      <w:lvlText w:val=""/>
+      <w:lvlJc w:val="left"/>
+      <w:pPr>
+        <w:tabs>
+          <w:tab w:val="num" w:pos="3600"/>
+        </w:tabs>
+        <w:ind w:left="3600" w:hanging="360"/>
+      </w:pPr>
+      <w:rPr>
+        <w:rFonts w:ascii="Wingdings" w:hAnsi="Wingdings" w:hint="default"/>
+        <w:sz w:val="20"/>
+      </w:rPr>
+    </w:lvl>
+    <w:lvl w:ilvl="5" w:tentative="1">
+      <w:start w:val="1"/>
+      <w:numFmt w:val="bullet"/>
+      <w:lvlText w:val=""/>
+      <w:lvlJc w:val="left"/>
+      <w:pPr>
+        <w:tabs>
+          <w:tab w:val="num" w:pos="4320"/>
+        </w:tabs>
+        <w:ind w:left="4320" w:hanging="360"/>
+      </w:pPr>
+      <w:rPr>
+        <w:rFonts w:ascii="Wingdings" w:hAnsi="Wingdings" w:hint="default"/>
+        <w:sz w:val="20"/>
+      </w:rPr>
+    </w:lvl>
+    <w:lvl w:ilvl="6" w:tentative="1">
+      <w:start w:val="1"/>
+      <w:numFmt w:val="bullet"/>
+      <w:lvlText w:val=""/>
+      <w:lvlJc w:val="left"/>
+      <w:pPr>
+        <w:tabs>
+          <w:tab w:val="num" w:pos="5040"/>
+        </w:tabs>
+        <w:ind w:left="5040" w:hanging="360"/>
+      </w:pPr>
+      <w:rPr>
+        <w:rFonts w:ascii="Wingdings" w:hAnsi="Wingdings" w:hint="default"/>
+        <w:sz w:val="20"/>
+      </w:rPr>
+    </w:lvl>
+    <w:lvl w:ilvl="7" w:tentative="1">
+      <w:start w:val="1"/>
+      <w:numFmt w:val="bullet"/>
+      <w:lvlText w:val=""/>
+      <w:lvlJc w:val="left"/>
+      <w:pPr>
+        <w:tabs>
+          <w:tab w:val="num" w:pos="5760"/>
+        </w:tabs>
+        <w:ind w:left="5760" w:hanging="360"/>
+      </w:pPr>
+      <w:rPr>
+        <w:rFonts w:ascii="Wingdings" w:hAnsi="Wingdings" w:hint="default"/>
+        <w:sz w:val="20"/>
+      </w:rPr>
+    </w:lvl>
+    <w:lvl w:ilvl="8" w:tentative="1">
+      <w:start w:val="1"/>
+      <w:numFmt w:val="bullet"/>
+      <w:lvlText w:val=""/>
+      <w:lvlJc w:val="left"/>
+      <w:pPr>
+        <w:tabs>
+          <w:tab w:val="num" w:pos="6480"/>
+        </w:tabs>
+        <w:ind w:left="6480" w:hanging="360"/>
+      </w:pPr>
+      <w:rPr>
+        <w:rFonts w:ascii="Wingdings" w:hAnsi="Wingdings" w:hint="default"/>
+        <w:sz w:val="20"/>
+      </w:rPr>
+    </w:lvl>
+  </w:abstractNum>
+  <w:abstractNum w:abstractNumId="103" w15:restartNumberingAfterBreak="0">
     <w:nsid w:val="6B974FD3"/>
     <w:multiLevelType w:val="multilevel"/>
     <w:tmpl w:val="19F0708A"/>
@@ -20298,7 +25069,7 @@
       </w:rPr>
     </w:lvl>
   </w:abstractNum>
-  <w:abstractNum w:abstractNumId="81" w15:restartNumberingAfterBreak="0">
+  <w:abstractNum w:abstractNumId="104" w15:restartNumberingAfterBreak="0">
     <w:nsid w:val="6C204BF9"/>
     <w:multiLevelType w:val="multilevel"/>
     <w:tmpl w:val="83EA3AF6"/>
@@ -20447,7 +25218,156 @@
       </w:rPr>
     </w:lvl>
   </w:abstractNum>
-  <w:abstractNum w:abstractNumId="82" w15:restartNumberingAfterBreak="0">
+  <w:abstractNum w:abstractNumId="105" w15:restartNumberingAfterBreak="0">
+    <w:nsid w:val="6CA95029"/>
+    <w:multiLevelType w:val="multilevel"/>
+    <w:tmpl w:val="EA66F08E"/>
+    <w:lvl w:ilvl="0">
+      <w:start w:val="1"/>
+      <w:numFmt w:val="bullet"/>
+      <w:lvlText w:val=""/>
+      <w:lvlJc w:val="left"/>
+      <w:pPr>
+        <w:tabs>
+          <w:tab w:val="num" w:pos="720"/>
+        </w:tabs>
+        <w:ind w:left="720" w:hanging="360"/>
+      </w:pPr>
+      <w:rPr>
+        <w:rFonts w:ascii="Symbol" w:hAnsi="Symbol" w:hint="default"/>
+        <w:sz w:val="20"/>
+      </w:rPr>
+    </w:lvl>
+    <w:lvl w:ilvl="1" w:tentative="1">
+      <w:start w:val="1"/>
+      <w:numFmt w:val="bullet"/>
+      <w:lvlText w:val="o"/>
+      <w:lvlJc w:val="left"/>
+      <w:pPr>
+        <w:tabs>
+          <w:tab w:val="num" w:pos="1440"/>
+        </w:tabs>
+        <w:ind w:left="1440" w:hanging="360"/>
+      </w:pPr>
+      <w:rPr>
+        <w:rFonts w:ascii="Courier New" w:hAnsi="Courier New" w:hint="default"/>
+        <w:sz w:val="20"/>
+      </w:rPr>
+    </w:lvl>
+    <w:lvl w:ilvl="2" w:tentative="1">
+      <w:start w:val="1"/>
+      <w:numFmt w:val="bullet"/>
+      <w:lvlText w:val=""/>
+      <w:lvlJc w:val="left"/>
+      <w:pPr>
+        <w:tabs>
+          <w:tab w:val="num" w:pos="2160"/>
+        </w:tabs>
+        <w:ind w:left="2160" w:hanging="360"/>
+      </w:pPr>
+      <w:rPr>
+        <w:rFonts w:ascii="Wingdings" w:hAnsi="Wingdings" w:hint="default"/>
+        <w:sz w:val="20"/>
+      </w:rPr>
+    </w:lvl>
+    <w:lvl w:ilvl="3" w:tentative="1">
+      <w:start w:val="1"/>
+      <w:numFmt w:val="bullet"/>
+      <w:lvlText w:val=""/>
+      <w:lvlJc w:val="left"/>
+      <w:pPr>
+        <w:tabs>
+          <w:tab w:val="num" w:pos="2880"/>
+        </w:tabs>
+        <w:ind w:left="2880" w:hanging="360"/>
+      </w:pPr>
+      <w:rPr>
+        <w:rFonts w:ascii="Wingdings" w:hAnsi="Wingdings" w:hint="default"/>
+        <w:sz w:val="20"/>
+      </w:rPr>
+    </w:lvl>
+    <w:lvl w:ilvl="4" w:tentative="1">
+      <w:start w:val="1"/>
+      <w:numFmt w:val="bullet"/>
+      <w:lvlText w:val=""/>
+      <w:lvlJc w:val="left"/>
+      <w:pPr>
+        <w:tabs>
+          <w:tab w:val="num" w:pos="3600"/>
+        </w:tabs>
+        <w:ind w:left="3600" w:hanging="360"/>
+      </w:pPr>
+      <w:rPr>
+        <w:rFonts w:ascii="Wingdings" w:hAnsi="Wingdings" w:hint="default"/>
+        <w:sz w:val="20"/>
+      </w:rPr>
+    </w:lvl>
+    <w:lvl w:ilvl="5" w:tentative="1">
+      <w:start w:val="1"/>
+      <w:numFmt w:val="bullet"/>
+      <w:lvlText w:val=""/>
+      <w:lvlJc w:val="left"/>
+      <w:pPr>
+        <w:tabs>
+          <w:tab w:val="num" w:pos="4320"/>
+        </w:tabs>
+        <w:ind w:left="4320" w:hanging="360"/>
+      </w:pPr>
+      <w:rPr>
+        <w:rFonts w:ascii="Wingdings" w:hAnsi="Wingdings" w:hint="default"/>
+        <w:sz w:val="20"/>
+      </w:rPr>
+    </w:lvl>
+    <w:lvl w:ilvl="6" w:tentative="1">
+      <w:start w:val="1"/>
+      <w:numFmt w:val="bullet"/>
+      <w:lvlText w:val=""/>
+      <w:lvlJc w:val="left"/>
+      <w:pPr>
+        <w:tabs>
+          <w:tab w:val="num" w:pos="5040"/>
+        </w:tabs>
+        <w:ind w:left="5040" w:hanging="360"/>
+      </w:pPr>
+      <w:rPr>
+        <w:rFonts w:ascii="Wingdings" w:hAnsi="Wingdings" w:hint="default"/>
+        <w:sz w:val="20"/>
+      </w:rPr>
+    </w:lvl>
+    <w:lvl w:ilvl="7" w:tentative="1">
+      <w:start w:val="1"/>
+      <w:numFmt w:val="bullet"/>
+      <w:lvlText w:val=""/>
+      <w:lvlJc w:val="left"/>
+      <w:pPr>
+        <w:tabs>
+          <w:tab w:val="num" w:pos="5760"/>
+        </w:tabs>
+        <w:ind w:left="5760" w:hanging="360"/>
+      </w:pPr>
+      <w:rPr>
+        <w:rFonts w:ascii="Wingdings" w:hAnsi="Wingdings" w:hint="default"/>
+        <w:sz w:val="20"/>
+      </w:rPr>
+    </w:lvl>
+    <w:lvl w:ilvl="8" w:tentative="1">
+      <w:start w:val="1"/>
+      <w:numFmt w:val="bullet"/>
+      <w:lvlText w:val=""/>
+      <w:lvlJc w:val="left"/>
+      <w:pPr>
+        <w:tabs>
+          <w:tab w:val="num" w:pos="6480"/>
+        </w:tabs>
+        <w:ind w:left="6480" w:hanging="360"/>
+      </w:pPr>
+      <w:rPr>
+        <w:rFonts w:ascii="Wingdings" w:hAnsi="Wingdings" w:hint="default"/>
+        <w:sz w:val="20"/>
+      </w:rPr>
+    </w:lvl>
+  </w:abstractNum>
+  <w:abstractNum w:abstractNumId="106" w15:restartNumberingAfterBreak="0">
     <w:nsid w:val="6D053221"/>
     <w:multiLevelType w:val="multilevel"/>
     <w:tmpl w:val="C1A68750"/>
@@ -20596,7 +25516,7 @@
       </w:rPr>
     </w:lvl>
   </w:abstractNum>
-  <w:abstractNum w:abstractNumId="83" w15:restartNumberingAfterBreak="0">
+  <w:abstractNum w:abstractNumId="107" w15:restartNumberingAfterBreak="0">
     <w:nsid w:val="6F8A5A41"/>
     <w:multiLevelType w:val="multilevel"/>
     <w:tmpl w:val="8AC0768A"/>
@@ -20745,7 +25665,156 @@
       </w:rPr>
     </w:lvl>
   </w:abstractNum>
-  <w:abstractNum w:abstractNumId="84" w15:restartNumberingAfterBreak="0">
+  <w:abstractNum w:abstractNumId="108" w15:restartNumberingAfterBreak="0">
+    <w:nsid w:val="6FE8578C"/>
+    <w:multiLevelType w:val="multilevel"/>
+    <w:tmpl w:val="D1FC5FA0"/>
+    <w:lvl w:ilvl="0">
+      <w:start w:val="1"/>
+      <w:numFmt w:val="bullet"/>
+      <w:lvlText w:val=""/>
+      <w:lvlJc w:val="left"/>
+      <w:pPr>
+        <w:tabs>
+          <w:tab w:val="num" w:pos="720"/>
+        </w:tabs>
+        <w:ind w:left="720" w:hanging="360"/>
+      </w:pPr>
+      <w:rPr>
+        <w:rFonts w:ascii="Symbol" w:hAnsi="Symbol" w:hint="default"/>
+        <w:sz w:val="20"/>
+      </w:rPr>
+    </w:lvl>
+    <w:lvl w:ilvl="1">
+      <w:start w:val="1"/>
+      <w:numFmt w:val="bullet"/>
+      <w:lvlText w:val="o"/>
+      <w:lvlJc w:val="left"/>
+      <w:pPr>
+        <w:tabs>
+          <w:tab w:val="num" w:pos="1440"/>
+        </w:tabs>
+        <w:ind w:left="1440" w:hanging="360"/>
+      </w:pPr>
+      <w:rPr>
+        <w:rFonts w:ascii="Courier New" w:hAnsi="Courier New" w:hint="default"/>
+        <w:sz w:val="20"/>
+      </w:rPr>
+    </w:lvl>
+    <w:lvl w:ilvl="2" w:tentative="1">
+      <w:start w:val="1"/>
+      <w:numFmt w:val="bullet"/>
+      <w:lvlText w:val=""/>
+      <w:lvlJc w:val="left"/>
+      <w:pPr>
+        <w:tabs>
+          <w:tab w:val="num" w:pos="2160"/>
+        </w:tabs>
+        <w:ind w:left="2160" w:hanging="360"/>
+      </w:pPr>
+      <w:rPr>
+        <w:rFonts w:ascii="Wingdings" w:hAnsi="Wingdings" w:hint="default"/>
+        <w:sz w:val="20"/>
+      </w:rPr>
+    </w:lvl>
+    <w:lvl w:ilvl="3" w:tentative="1">
+      <w:start w:val="1"/>
+      <w:numFmt w:val="bullet"/>
+      <w:lvlText w:val=""/>
+      <w:lvlJc w:val="left"/>
+      <w:pPr>
+        <w:tabs>
+          <w:tab w:val="num" w:pos="2880"/>
+        </w:tabs>
+        <w:ind w:left="2880" w:hanging="360"/>
+      </w:pPr>
+      <w:rPr>
+        <w:rFonts w:ascii="Wingdings" w:hAnsi="Wingdings" w:hint="default"/>
+        <w:sz w:val="20"/>
+      </w:rPr>
+    </w:lvl>
+    <w:lvl w:ilvl="4" w:tentative="1">
+      <w:start w:val="1"/>
+      <w:numFmt w:val="bullet"/>
+      <w:lvlText w:val=""/>
+      <w:lvlJc w:val="left"/>
+      <w:pPr>
+        <w:tabs>
+          <w:tab w:val="num" w:pos="3600"/>
+        </w:tabs>
+        <w:ind w:left="3600" w:hanging="360"/>
+      </w:pPr>
+      <w:rPr>
+        <w:rFonts w:ascii="Wingdings" w:hAnsi="Wingdings" w:hint="default"/>
+        <w:sz w:val="20"/>
+      </w:rPr>
+    </w:lvl>
+    <w:lvl w:ilvl="5" w:tentative="1">
+      <w:start w:val="1"/>
+      <w:numFmt w:val="bullet"/>
+      <w:lvlText w:val=""/>
+      <w:lvlJc w:val="left"/>
+      <w:pPr>
+        <w:tabs>
+          <w:tab w:val="num" w:pos="4320"/>
+        </w:tabs>
+        <w:ind w:left="4320" w:hanging="360"/>
+      </w:pPr>
+      <w:rPr>
+        <w:rFonts w:ascii="Wingdings" w:hAnsi="Wingdings" w:hint="default"/>
+        <w:sz w:val="20"/>
+      </w:rPr>
+    </w:lvl>
+    <w:lvl w:ilvl="6" w:tentative="1">
+      <w:start w:val="1"/>
+      <w:numFmt w:val="bullet"/>
+      <w:lvlText w:val=""/>
+      <w:lvlJc w:val="left"/>
+      <w:pPr>
+        <w:tabs>
+          <w:tab w:val="num" w:pos="5040"/>
+        </w:tabs>
+        <w:ind w:left="5040" w:hanging="360"/>
+      </w:pPr>
+      <w:rPr>
+        <w:rFonts w:ascii="Wingdings" w:hAnsi="Wingdings" w:hint="default"/>
+        <w:sz w:val="20"/>
+      </w:rPr>
+    </w:lvl>
+    <w:lvl w:ilvl="7" w:tentative="1">
+      <w:start w:val="1"/>
+      <w:numFmt w:val="bullet"/>
+      <w:lvlText w:val=""/>
+      <w:lvlJc w:val="left"/>
+      <w:pPr>
+        <w:tabs>
+          <w:tab w:val="num" w:pos="5760"/>
+        </w:tabs>
+        <w:ind w:left="5760" w:hanging="360"/>
+      </w:pPr>
+      <w:rPr>
+        <w:rFonts w:ascii="Wingdings" w:hAnsi="Wingdings" w:hint="default"/>
+        <w:sz w:val="20"/>
+      </w:rPr>
+    </w:lvl>
+    <w:lvl w:ilvl="8" w:tentative="1">
+      <w:start w:val="1"/>
+      <w:numFmt w:val="bullet"/>
+      <w:lvlText w:val=""/>
+      <w:lvlJc w:val="left"/>
+      <w:pPr>
+        <w:tabs>
+          <w:tab w:val="num" w:pos="6480"/>
+        </w:tabs>
+        <w:ind w:left="6480" w:hanging="360"/>
+      </w:pPr>
+      <w:rPr>
+        <w:rFonts w:ascii="Wingdings" w:hAnsi="Wingdings" w:hint="default"/>
+        <w:sz w:val="20"/>
+      </w:rPr>
+    </w:lvl>
+  </w:abstractNum>
+  <w:abstractNum w:abstractNumId="109" w15:restartNumberingAfterBreak="0">
     <w:nsid w:val="71883AA8"/>
     <w:multiLevelType w:val="multilevel"/>
     <w:tmpl w:val="2138B41A"/>
@@ -20894,7 +25963,7 @@
       </w:rPr>
     </w:lvl>
   </w:abstractNum>
-  <w:abstractNum w:abstractNumId="85" w15:restartNumberingAfterBreak="0">
+  <w:abstractNum w:abstractNumId="110" w15:restartNumberingAfterBreak="0">
     <w:nsid w:val="74DC5E5D"/>
     <w:multiLevelType w:val="multilevel"/>
     <w:tmpl w:val="BA9C82F6"/>
@@ -21043,7 +26112,7 @@
       </w:rPr>
     </w:lvl>
   </w:abstractNum>
-  <w:abstractNum w:abstractNumId="86" w15:restartNumberingAfterBreak="0">
+  <w:abstractNum w:abstractNumId="111" w15:restartNumberingAfterBreak="0">
     <w:nsid w:val="74E554BA"/>
     <w:multiLevelType w:val="multilevel"/>
     <w:tmpl w:val="51989F48"/>
@@ -21164,7 +26233,7 @@
       </w:pPr>
     </w:lvl>
   </w:abstractNum>
-  <w:abstractNum w:abstractNumId="87" w15:restartNumberingAfterBreak="0">
+  <w:abstractNum w:abstractNumId="112" w15:restartNumberingAfterBreak="0">
     <w:nsid w:val="79353F1A"/>
     <w:multiLevelType w:val="multilevel"/>
     <w:tmpl w:val="F8BAA408"/>
@@ -21313,7 +26382,7 @@
       </w:rPr>
     </w:lvl>
   </w:abstractNum>
-  <w:abstractNum w:abstractNumId="88" w15:restartNumberingAfterBreak="0">
+  <w:abstractNum w:abstractNumId="113" w15:restartNumberingAfterBreak="0">
     <w:nsid w:val="79852E40"/>
     <w:multiLevelType w:val="multilevel"/>
     <w:tmpl w:val="2E02733A"/>
@@ -21442,7 +26511,7 @@
       </w:pPr>
     </w:lvl>
   </w:abstractNum>
-  <w:abstractNum w:abstractNumId="89" w15:restartNumberingAfterBreak="0">
+  <w:abstractNum w:abstractNumId="114" w15:restartNumberingAfterBreak="0">
     <w:nsid w:val="799A60B3"/>
     <w:multiLevelType w:val="multilevel"/>
     <w:tmpl w:val="1082A9DE"/>
@@ -21591,7 +26660,7 @@
       </w:rPr>
     </w:lvl>
   </w:abstractNum>
-  <w:abstractNum w:abstractNumId="90" w15:restartNumberingAfterBreak="0">
+  <w:abstractNum w:abstractNumId="115" w15:restartNumberingAfterBreak="0">
     <w:nsid w:val="79A32C01"/>
     <w:multiLevelType w:val="multilevel"/>
     <w:tmpl w:val="B680CE4C"/>
@@ -21740,7 +26809,7 @@
       </w:rPr>
     </w:lvl>
   </w:abstractNum>
-  <w:abstractNum w:abstractNumId="91" w15:restartNumberingAfterBreak="0">
+  <w:abstractNum w:abstractNumId="116" w15:restartNumberingAfterBreak="0">
     <w:nsid w:val="79F92AF7"/>
     <w:multiLevelType w:val="multilevel"/>
     <w:tmpl w:val="E716E5B4"/>
@@ -21889,7 +26958,7 @@
       </w:rPr>
     </w:lvl>
   </w:abstractNum>
-  <w:abstractNum w:abstractNumId="92" w15:restartNumberingAfterBreak="0">
+  <w:abstractNum w:abstractNumId="117" w15:restartNumberingAfterBreak="0">
     <w:nsid w:val="7AC52A60"/>
     <w:multiLevelType w:val="multilevel"/>
     <w:tmpl w:val="A446AC20"/>
@@ -22038,7 +27107,7 @@
       </w:rPr>
     </w:lvl>
   </w:abstractNum>
-  <w:abstractNum w:abstractNumId="93" w15:restartNumberingAfterBreak="0">
+  <w:abstractNum w:abstractNumId="118" w15:restartNumberingAfterBreak="0">
     <w:nsid w:val="7BB074CF"/>
     <w:multiLevelType w:val="multilevel"/>
     <w:tmpl w:val="0A8A8DC4"/>
@@ -22187,7 +27256,156 @@
       </w:rPr>
     </w:lvl>
   </w:abstractNum>
-  <w:abstractNum w:abstractNumId="94" w15:restartNumberingAfterBreak="0">
+  <w:abstractNum w:abstractNumId="119" w15:restartNumberingAfterBreak="0">
+    <w:nsid w:val="7CB44C60"/>
+    <w:multiLevelType w:val="multilevel"/>
+    <w:tmpl w:val="759690B2"/>
+    <w:lvl w:ilvl="0">
+      <w:start w:val="1"/>
+      <w:numFmt w:val="bullet"/>
+      <w:lvlText w:val=""/>
+      <w:lvlJc w:val="left"/>
+      <w:pPr>
+        <w:tabs>
+          <w:tab w:val="num" w:pos="720"/>
+        </w:tabs>
+        <w:ind w:left="720" w:hanging="360"/>
+      </w:pPr>
+      <w:rPr>
+        <w:rFonts w:ascii="Symbol" w:hAnsi="Symbol" w:hint="default"/>
+        <w:sz w:val="20"/>
+      </w:rPr>
+    </w:lvl>
+    <w:lvl w:ilvl="1" w:tentative="1">
+      <w:start w:val="1"/>
+      <w:numFmt w:val="bullet"/>
+      <w:lvlText w:val="o"/>
+      <w:lvlJc w:val="left"/>
+      <w:pPr>
+        <w:tabs>
+          <w:tab w:val="num" w:pos="1440"/>
+        </w:tabs>
+        <w:ind w:left="1440" w:hanging="360"/>
+      </w:pPr>
+      <w:rPr>
+        <w:rFonts w:ascii="Courier New" w:hAnsi="Courier New" w:hint="default"/>
+        <w:sz w:val="20"/>
+      </w:rPr>
+    </w:lvl>
+    <w:lvl w:ilvl="2" w:tentative="1">
+      <w:start w:val="1"/>
+      <w:numFmt w:val="bullet"/>
+      <w:lvlText w:val=""/>
+      <w:lvlJc w:val="left"/>
+      <w:pPr>
+        <w:tabs>
+          <w:tab w:val="num" w:pos="2160"/>
+        </w:tabs>
+        <w:ind w:left="2160" w:hanging="360"/>
+      </w:pPr>
+      <w:rPr>
+        <w:rFonts w:ascii="Wingdings" w:hAnsi="Wingdings" w:hint="default"/>
+        <w:sz w:val="20"/>
+      </w:rPr>
+    </w:lvl>
+    <w:lvl w:ilvl="3" w:tentative="1">
+      <w:start w:val="1"/>
+      <w:numFmt w:val="bullet"/>
+      <w:lvlText w:val=""/>
+      <w:lvlJc w:val="left"/>
+      <w:pPr>
+        <w:tabs>
+          <w:tab w:val="num" w:pos="2880"/>
+        </w:tabs>
+        <w:ind w:left="2880" w:hanging="360"/>
+      </w:pPr>
+      <w:rPr>
+        <w:rFonts w:ascii="Wingdings" w:hAnsi="Wingdings" w:hint="default"/>
+        <w:sz w:val="20"/>
+      </w:rPr>
+    </w:lvl>
+    <w:lvl w:ilvl="4" w:tentative="1">
+      <w:start w:val="1"/>
+      <w:numFmt w:val="bullet"/>
+      <w:lvlText w:val=""/>
+      <w:lvlJc w:val="left"/>
+      <w:pPr>
+        <w:tabs>
+          <w:tab w:val="num" w:pos="3600"/>
+        </w:tabs>
+        <w:ind w:left="3600" w:hanging="360"/>
+      </w:pPr>
+      <w:rPr>
+        <w:rFonts w:ascii="Wingdings" w:hAnsi="Wingdings" w:hint="default"/>
+        <w:sz w:val="20"/>
+      </w:rPr>
+    </w:lvl>
+    <w:lvl w:ilvl="5" w:tentative="1">
+      <w:start w:val="1"/>
+      <w:numFmt w:val="bullet"/>
+      <w:lvlText w:val=""/>
+      <w:lvlJc w:val="left"/>
+      <w:pPr>
+        <w:tabs>
+          <w:tab w:val="num" w:pos="4320"/>
+        </w:tabs>
+        <w:ind w:left="4320" w:hanging="360"/>
+      </w:pPr>
+      <w:rPr>
+        <w:rFonts w:ascii="Wingdings" w:hAnsi="Wingdings" w:hint="default"/>
+        <w:sz w:val="20"/>
+      </w:rPr>
+    </w:lvl>
+    <w:lvl w:ilvl="6" w:tentative="1">
+      <w:start w:val="1"/>
+      <w:numFmt w:val="bullet"/>
+      <w:lvlText w:val=""/>
+      <w:lvlJc w:val="left"/>
+      <w:pPr>
+        <w:tabs>
+          <w:tab w:val="num" w:pos="5040"/>
+        </w:tabs>
+        <w:ind w:left="5040" w:hanging="360"/>
+      </w:pPr>
+      <w:rPr>
+        <w:rFonts w:ascii="Wingdings" w:hAnsi="Wingdings" w:hint="default"/>
+        <w:sz w:val="20"/>
+      </w:rPr>
+    </w:lvl>
+    <w:lvl w:ilvl="7" w:tentative="1">
+      <w:start w:val="1"/>
+      <w:numFmt w:val="bullet"/>
+      <w:lvlText w:val=""/>
+      <w:lvlJc w:val="left"/>
+      <w:pPr>
+        <w:tabs>
+          <w:tab w:val="num" w:pos="5760"/>
+        </w:tabs>
+        <w:ind w:left="5760" w:hanging="360"/>
+      </w:pPr>
+      <w:rPr>
+        <w:rFonts w:ascii="Wingdings" w:hAnsi="Wingdings" w:hint="default"/>
+        <w:sz w:val="20"/>
+      </w:rPr>
+    </w:lvl>
+    <w:lvl w:ilvl="8" w:tentative="1">
+      <w:start w:val="1"/>
+      <w:numFmt w:val="bullet"/>
+      <w:lvlText w:val=""/>
+      <w:lvlJc w:val="left"/>
+      <w:pPr>
+        <w:tabs>
+          <w:tab w:val="num" w:pos="6480"/>
+        </w:tabs>
+        <w:ind w:left="6480" w:hanging="360"/>
+      </w:pPr>
+      <w:rPr>
+        <w:rFonts w:ascii="Wingdings" w:hAnsi="Wingdings" w:hint="default"/>
+        <w:sz w:val="20"/>
+      </w:rPr>
+    </w:lvl>
+  </w:abstractNum>
+  <w:abstractNum w:abstractNumId="120" w15:restartNumberingAfterBreak="0">
     <w:nsid w:val="7D6268A3"/>
     <w:multiLevelType w:val="multilevel"/>
     <w:tmpl w:val="0F86DEC6"/>
@@ -22336,7 +27554,156 @@
       </w:rPr>
     </w:lvl>
   </w:abstractNum>
-  <w:abstractNum w:abstractNumId="95" w15:restartNumberingAfterBreak="0">
+  <w:abstractNum w:abstractNumId="121" w15:restartNumberingAfterBreak="0">
+    <w:nsid w:val="7D8C2A83"/>
+    <w:multiLevelType w:val="multilevel"/>
+    <w:tmpl w:val="502E4C74"/>
+    <w:lvl w:ilvl="0">
+      <w:start w:val="1"/>
+      <w:numFmt w:val="bullet"/>
+      <w:lvlText w:val=""/>
+      <w:lvlJc w:val="left"/>
+      <w:pPr>
+        <w:tabs>
+          <w:tab w:val="num" w:pos="720"/>
+        </w:tabs>
+        <w:ind w:left="720" w:hanging="360"/>
+      </w:pPr>
+      <w:rPr>
+        <w:rFonts w:ascii="Symbol" w:hAnsi="Symbol" w:hint="default"/>
+        <w:sz w:val="20"/>
+      </w:rPr>
+    </w:lvl>
+    <w:lvl w:ilvl="1" w:tentative="1">
+      <w:start w:val="1"/>
+      <w:numFmt w:val="bullet"/>
+      <w:lvlText w:val="o"/>
+      <w:lvlJc w:val="left"/>
+      <w:pPr>
+        <w:tabs>
+          <w:tab w:val="num" w:pos="1440"/>
+        </w:tabs>
+        <w:ind w:left="1440" w:hanging="360"/>
+      </w:pPr>
+      <w:rPr>
+        <w:rFonts w:ascii="Courier New" w:hAnsi="Courier New" w:hint="default"/>
+        <w:sz w:val="20"/>
+      </w:rPr>
+    </w:lvl>
+    <w:lvl w:ilvl="2" w:tentative="1">
+      <w:start w:val="1"/>
+      <w:numFmt w:val="bullet"/>
+      <w:lvlText w:val=""/>
+      <w:lvlJc w:val="left"/>
+      <w:pPr>
+        <w:tabs>
+          <w:tab w:val="num" w:pos="2160"/>
+        </w:tabs>
+        <w:ind w:left="2160" w:hanging="360"/>
+      </w:pPr>
+      <w:rPr>
+        <w:rFonts w:ascii="Wingdings" w:hAnsi="Wingdings" w:hint="default"/>
+        <w:sz w:val="20"/>
+      </w:rPr>
+    </w:lvl>
+    <w:lvl w:ilvl="3" w:tentative="1">
+      <w:start w:val="1"/>
+      <w:numFmt w:val="bullet"/>
+      <w:lvlText w:val=""/>
+      <w:lvlJc w:val="left"/>
+      <w:pPr>
+        <w:tabs>
+          <w:tab w:val="num" w:pos="2880"/>
+        </w:tabs>
+        <w:ind w:left="2880" w:hanging="360"/>
+      </w:pPr>
+      <w:rPr>
+        <w:rFonts w:ascii="Wingdings" w:hAnsi="Wingdings" w:hint="default"/>
+        <w:sz w:val="20"/>
+      </w:rPr>
+    </w:lvl>
+    <w:lvl w:ilvl="4" w:tentative="1">
+      <w:start w:val="1"/>
+      <w:numFmt w:val="bullet"/>
+      <w:lvlText w:val=""/>
+      <w:lvlJc w:val="left"/>
+      <w:pPr>
+        <w:tabs>
+          <w:tab w:val="num" w:pos="3600"/>
+        </w:tabs>
+        <w:ind w:left="3600" w:hanging="360"/>
+      </w:pPr>
+      <w:rPr>
+        <w:rFonts w:ascii="Wingdings" w:hAnsi="Wingdings" w:hint="default"/>
+        <w:sz w:val="20"/>
+      </w:rPr>
+    </w:lvl>
+    <w:lvl w:ilvl="5" w:tentative="1">
+      <w:start w:val="1"/>
+      <w:numFmt w:val="bullet"/>
+      <w:lvlText w:val=""/>
+      <w:lvlJc w:val="left"/>
+      <w:pPr>
+        <w:tabs>
+          <w:tab w:val="num" w:pos="4320"/>
+        </w:tabs>
+        <w:ind w:left="4320" w:hanging="360"/>
+      </w:pPr>
+      <w:rPr>
+        <w:rFonts w:ascii="Wingdings" w:hAnsi="Wingdings" w:hint="default"/>
+        <w:sz w:val="20"/>
+      </w:rPr>
+    </w:lvl>
+    <w:lvl w:ilvl="6" w:tentative="1">
+      <w:start w:val="1"/>
+      <w:numFmt w:val="bullet"/>
+      <w:lvlText w:val=""/>
+      <w:lvlJc w:val="left"/>
+      <w:pPr>
+        <w:tabs>
+          <w:tab w:val="num" w:pos="5040"/>
+        </w:tabs>
+        <w:ind w:left="5040" w:hanging="360"/>
+      </w:pPr>
+      <w:rPr>
+        <w:rFonts w:ascii="Wingdings" w:hAnsi="Wingdings" w:hint="default"/>
+        <w:sz w:val="20"/>
+      </w:rPr>
+    </w:lvl>
+    <w:lvl w:ilvl="7" w:tentative="1">
+      <w:start w:val="1"/>
+      <w:numFmt w:val="bullet"/>
+      <w:lvlText w:val=""/>
+      <w:lvlJc w:val="left"/>
+      <w:pPr>
+        <w:tabs>
+          <w:tab w:val="num" w:pos="5760"/>
+        </w:tabs>
+        <w:ind w:left="5760" w:hanging="360"/>
+      </w:pPr>
+      <w:rPr>
+        <w:rFonts w:ascii="Wingdings" w:hAnsi="Wingdings" w:hint="default"/>
+        <w:sz w:val="20"/>
+      </w:rPr>
+    </w:lvl>
+    <w:lvl w:ilvl="8" w:tentative="1">
+      <w:start w:val="1"/>
+      <w:numFmt w:val="bullet"/>
+      <w:lvlText w:val=""/>
+      <w:lvlJc w:val="left"/>
+      <w:pPr>
+        <w:tabs>
+          <w:tab w:val="num" w:pos="6480"/>
+        </w:tabs>
+        <w:ind w:left="6480" w:hanging="360"/>
+      </w:pPr>
+      <w:rPr>
+        <w:rFonts w:ascii="Wingdings" w:hAnsi="Wingdings" w:hint="default"/>
+        <w:sz w:val="20"/>
+      </w:rPr>
+    </w:lvl>
+  </w:abstractNum>
+  <w:abstractNum w:abstractNumId="122" w15:restartNumberingAfterBreak="0">
     <w:nsid w:val="7DD77901"/>
     <w:multiLevelType w:val="multilevel"/>
     <w:tmpl w:val="EA9AABE0"/>
@@ -22449,7 +27816,7 @@
       </w:pPr>
     </w:lvl>
   </w:abstractNum>
-  <w:abstractNum w:abstractNumId="96" w15:restartNumberingAfterBreak="0">
+  <w:abstractNum w:abstractNumId="123" w15:restartNumberingAfterBreak="0">
     <w:nsid w:val="7F5E017C"/>
     <w:multiLevelType w:val="multilevel"/>
     <w:tmpl w:val="6234E9F8"/>
@@ -22599,295 +27966,376 @@
     </w:lvl>
   </w:abstractNum>
   <w:num w:numId="1" w16cid:durableId="1907373742">
-    <w:abstractNumId w:val="90"/>
+    <w:abstractNumId w:val="115"/>
   </w:num>
   <w:num w:numId="2" w16cid:durableId="166603721">
+    <w:abstractNumId w:val="96"/>
+  </w:num>
+  <w:num w:numId="3" w16cid:durableId="1160345144">
+    <w:abstractNumId w:val="34"/>
+  </w:num>
+  <w:num w:numId="4" w16cid:durableId="149635420">
+    <w:abstractNumId w:val="113"/>
+  </w:num>
+  <w:num w:numId="5" w16cid:durableId="988443634">
+    <w:abstractNumId w:val="100"/>
+  </w:num>
+  <w:num w:numId="6" w16cid:durableId="235284980">
+    <w:abstractNumId w:val="9"/>
+  </w:num>
+  <w:num w:numId="7" w16cid:durableId="1939095694">
+    <w:abstractNumId w:val="66"/>
+  </w:num>
+  <w:num w:numId="8" w16cid:durableId="1995913250">
+    <w:abstractNumId w:val="45"/>
+  </w:num>
+  <w:num w:numId="9" w16cid:durableId="1188643845">
+    <w:abstractNumId w:val="51"/>
+  </w:num>
+  <w:num w:numId="10" w16cid:durableId="1673684164">
+    <w:abstractNumId w:val="40"/>
+  </w:num>
+  <w:num w:numId="11" w16cid:durableId="549462984">
+    <w:abstractNumId w:val="118"/>
+  </w:num>
+  <w:num w:numId="12" w16cid:durableId="1584413196">
+    <w:abstractNumId w:val="93"/>
+  </w:num>
+  <w:num w:numId="13" w16cid:durableId="266427716">
+    <w:abstractNumId w:val="35"/>
+  </w:num>
+  <w:num w:numId="14" w16cid:durableId="1416899387">
+    <w:abstractNumId w:val="78"/>
+  </w:num>
+  <w:num w:numId="15" w16cid:durableId="128977015">
+    <w:abstractNumId w:val="44"/>
+  </w:num>
+  <w:num w:numId="16" w16cid:durableId="664281608">
+    <w:abstractNumId w:val="114"/>
+  </w:num>
+  <w:num w:numId="17" w16cid:durableId="1626623327">
+    <w:abstractNumId w:val="69"/>
+  </w:num>
+  <w:num w:numId="18" w16cid:durableId="1865290237">
+    <w:abstractNumId w:val="117"/>
+  </w:num>
+  <w:num w:numId="19" w16cid:durableId="1036732530">
+    <w:abstractNumId w:val="53"/>
+  </w:num>
+  <w:num w:numId="20" w16cid:durableId="987636294">
+    <w:abstractNumId w:val="4"/>
+  </w:num>
+  <w:num w:numId="21" w16cid:durableId="661353383">
+    <w:abstractNumId w:val="18"/>
+  </w:num>
+  <w:num w:numId="22" w16cid:durableId="172033594">
+    <w:abstractNumId w:val="21"/>
+  </w:num>
+  <w:num w:numId="23" w16cid:durableId="904220495">
+    <w:abstractNumId w:val="123"/>
+  </w:num>
+  <w:num w:numId="24" w16cid:durableId="701979484">
+    <w:abstractNumId w:val="86"/>
+  </w:num>
+  <w:num w:numId="25" w16cid:durableId="1298875221">
+    <w:abstractNumId w:val="42"/>
+  </w:num>
+  <w:num w:numId="26" w16cid:durableId="2077505945">
+    <w:abstractNumId w:val="76"/>
+  </w:num>
+  <w:num w:numId="27" w16cid:durableId="1564369009">
+    <w:abstractNumId w:val="81"/>
+  </w:num>
+  <w:num w:numId="28" w16cid:durableId="801077892">
+    <w:abstractNumId w:val="5"/>
+  </w:num>
+  <w:num w:numId="29" w16cid:durableId="2052876897">
+    <w:abstractNumId w:val="107"/>
+  </w:num>
+  <w:num w:numId="30" w16cid:durableId="78645964">
+    <w:abstractNumId w:val="88"/>
+  </w:num>
+  <w:num w:numId="31" w16cid:durableId="490144003">
+    <w:abstractNumId w:val="101"/>
+  </w:num>
+  <w:num w:numId="32" w16cid:durableId="627510053">
+    <w:abstractNumId w:val="112"/>
+  </w:num>
+  <w:num w:numId="33" w16cid:durableId="174001878">
+    <w:abstractNumId w:val="72"/>
+  </w:num>
+  <w:num w:numId="34" w16cid:durableId="1890265444">
+    <w:abstractNumId w:val="95"/>
+  </w:num>
+  <w:num w:numId="35" w16cid:durableId="576789729">
+    <w:abstractNumId w:val="38"/>
+  </w:num>
+  <w:num w:numId="36" w16cid:durableId="161508544">
+    <w:abstractNumId w:val="36"/>
+  </w:num>
+  <w:num w:numId="37" w16cid:durableId="692531753">
+    <w:abstractNumId w:val="122"/>
+  </w:num>
+  <w:num w:numId="38" w16cid:durableId="981929238">
+    <w:abstractNumId w:val="26"/>
+  </w:num>
+  <w:num w:numId="39" w16cid:durableId="698892288">
+    <w:abstractNumId w:val="56"/>
+  </w:num>
+  <w:num w:numId="40" w16cid:durableId="869415051">
+    <w:abstractNumId w:val="12"/>
+  </w:num>
+  <w:num w:numId="41" w16cid:durableId="862015093">
+    <w:abstractNumId w:val="98"/>
+  </w:num>
+  <w:num w:numId="42" w16cid:durableId="1913078625">
+    <w:abstractNumId w:val="15"/>
+  </w:num>
+  <w:num w:numId="43" w16cid:durableId="1020162203">
+    <w:abstractNumId w:val="19"/>
+  </w:num>
+  <w:num w:numId="44" w16cid:durableId="1352100934">
+    <w:abstractNumId w:val="60"/>
+  </w:num>
+  <w:num w:numId="45" w16cid:durableId="48572228">
+    <w:abstractNumId w:val="17"/>
+  </w:num>
+  <w:num w:numId="46" w16cid:durableId="1296528369">
+    <w:abstractNumId w:val="11"/>
+  </w:num>
+  <w:num w:numId="47" w16cid:durableId="387612650">
+    <w:abstractNumId w:val="46"/>
+  </w:num>
+  <w:num w:numId="48" w16cid:durableId="752243143">
+    <w:abstractNumId w:val="20"/>
+  </w:num>
+  <w:num w:numId="49" w16cid:durableId="1199004891">
+    <w:abstractNumId w:val="110"/>
+  </w:num>
+  <w:num w:numId="50" w16cid:durableId="198327111">
+    <w:abstractNumId w:val="111"/>
+  </w:num>
+  <w:num w:numId="51" w16cid:durableId="652412742">
+    <w:abstractNumId w:val="91"/>
+  </w:num>
+  <w:num w:numId="52" w16cid:durableId="1921022979">
+    <w:abstractNumId w:val="59"/>
+  </w:num>
+  <w:num w:numId="53" w16cid:durableId="1953856989">
+    <w:abstractNumId w:val="77"/>
+  </w:num>
+  <w:num w:numId="54" w16cid:durableId="987396029">
     <w:abstractNumId w:val="75"/>
   </w:num>
-  <w:num w:numId="3" w16cid:durableId="1160345144">
-    <w:abstractNumId w:val="26"/>
-  </w:num>
-  <w:num w:numId="4" w16cid:durableId="149635420">
-    <w:abstractNumId w:val="88"/>
-  </w:num>
-  <w:num w:numId="5" w16cid:durableId="988443634">
-    <w:abstractNumId w:val="78"/>
-  </w:num>
-  <w:num w:numId="6" w16cid:durableId="235284980">
-    <w:abstractNumId w:val="8"/>
-  </w:num>
-  <w:num w:numId="7" w16cid:durableId="1939095694">
-    <w:abstractNumId w:val="50"/>
-  </w:num>
-  <w:num w:numId="8" w16cid:durableId="1995913250">
-    <w:abstractNumId w:val="35"/>
-  </w:num>
-  <w:num w:numId="9" w16cid:durableId="1188643845">
-    <w:abstractNumId w:val="40"/>
-  </w:num>
-  <w:num w:numId="10" w16cid:durableId="1673684164">
-    <w:abstractNumId w:val="30"/>
-  </w:num>
-  <w:num w:numId="11" w16cid:durableId="549462984">
-    <w:abstractNumId w:val="93"/>
-  </w:num>
-  <w:num w:numId="12" w16cid:durableId="1584413196">
-    <w:abstractNumId w:val="72"/>
-  </w:num>
-  <w:num w:numId="13" w16cid:durableId="266427716">
-    <w:abstractNumId w:val="27"/>
-  </w:num>
-  <w:num w:numId="14" w16cid:durableId="1416899387">
-    <w:abstractNumId w:val="60"/>
-  </w:num>
-  <w:num w:numId="15" w16cid:durableId="128977015">
-    <w:abstractNumId w:val="34"/>
-  </w:num>
-  <w:num w:numId="16" w16cid:durableId="664281608">
-    <w:abstractNumId w:val="89"/>
-  </w:num>
-  <w:num w:numId="17" w16cid:durableId="1626623327">
-    <w:abstractNumId w:val="53"/>
-  </w:num>
-  <w:num w:numId="18" w16cid:durableId="1865290237">
-    <w:abstractNumId w:val="92"/>
-  </w:num>
-  <w:num w:numId="19" w16cid:durableId="1036732530">
-    <w:abstractNumId w:val="42"/>
-  </w:num>
-  <w:num w:numId="20" w16cid:durableId="987636294">
-    <w:abstractNumId w:val="3"/>
-  </w:num>
-  <w:num w:numId="21" w16cid:durableId="661353383">
-    <w:abstractNumId w:val="14"/>
-  </w:num>
-  <w:num w:numId="22" w16cid:durableId="172033594">
-    <w:abstractNumId w:val="17"/>
-  </w:num>
-  <w:num w:numId="23" w16cid:durableId="904220495">
-    <w:abstractNumId w:val="96"/>
-  </w:num>
-  <w:num w:numId="24" w16cid:durableId="701979484">
-    <w:abstractNumId w:val="67"/>
-  </w:num>
-  <w:num w:numId="25" w16cid:durableId="1298875221">
-    <w:abstractNumId w:val="32"/>
-  </w:num>
-  <w:num w:numId="26" w16cid:durableId="2077505945">
-    <w:abstractNumId w:val="58"/>
-  </w:num>
-  <w:num w:numId="27" w16cid:durableId="1564369009">
-    <w:abstractNumId w:val="62"/>
-  </w:num>
-  <w:num w:numId="28" w16cid:durableId="801077892">
-    <w:abstractNumId w:val="4"/>
-  </w:num>
-  <w:num w:numId="29" w16cid:durableId="2052876897">
-    <w:abstractNumId w:val="83"/>
-  </w:num>
-  <w:num w:numId="30" w16cid:durableId="78645964">
-    <w:abstractNumId w:val="69"/>
-  </w:num>
-  <w:num w:numId="31" w16cid:durableId="490144003">
-    <w:abstractNumId w:val="79"/>
-  </w:num>
-  <w:num w:numId="32" w16cid:durableId="627510053">
-    <w:abstractNumId w:val="87"/>
-  </w:num>
-  <w:num w:numId="33" w16cid:durableId="174001878">
-    <w:abstractNumId w:val="55"/>
-  </w:num>
-  <w:num w:numId="34" w16cid:durableId="1890265444">
-    <w:abstractNumId w:val="74"/>
-  </w:num>
-  <w:num w:numId="35" w16cid:durableId="576789729">
-    <w:abstractNumId w:val="29"/>
-  </w:num>
-  <w:num w:numId="36" w16cid:durableId="161508544">
-    <w:abstractNumId w:val="28"/>
-  </w:num>
-  <w:num w:numId="37" w16cid:durableId="692531753">
-    <w:abstractNumId w:val="95"/>
-  </w:num>
-  <w:num w:numId="38" w16cid:durableId="981929238">
-    <w:abstractNumId w:val="20"/>
-  </w:num>
-  <w:num w:numId="39" w16cid:durableId="698892288">
-    <w:abstractNumId w:val="45"/>
-  </w:num>
-  <w:num w:numId="40" w16cid:durableId="869415051">
-    <w:abstractNumId w:val="10"/>
-  </w:num>
-  <w:num w:numId="41" w16cid:durableId="862015093">
-    <w:abstractNumId w:val="77"/>
-  </w:num>
-  <w:num w:numId="42" w16cid:durableId="1913078625">
-    <w:abstractNumId w:val="12"/>
-  </w:num>
-  <w:num w:numId="43" w16cid:durableId="1020162203">
-    <w:abstractNumId w:val="15"/>
-  </w:num>
-  <w:num w:numId="44" w16cid:durableId="1352100934">
-    <w:abstractNumId w:val="49"/>
-  </w:num>
-  <w:num w:numId="45" w16cid:durableId="48572228">
-    <w:abstractNumId w:val="13"/>
-  </w:num>
-  <w:num w:numId="46" w16cid:durableId="1296528369">
-    <w:abstractNumId w:val="9"/>
-  </w:num>
-  <w:num w:numId="47" w16cid:durableId="387612650">
-    <w:abstractNumId w:val="36"/>
-  </w:num>
-  <w:num w:numId="48" w16cid:durableId="752243143">
-    <w:abstractNumId w:val="16"/>
-  </w:num>
-  <w:num w:numId="49" w16cid:durableId="1199004891">
-    <w:abstractNumId w:val="85"/>
-  </w:num>
-  <w:num w:numId="50" w16cid:durableId="198327111">
-    <w:abstractNumId w:val="86"/>
-  </w:num>
-  <w:num w:numId="51" w16cid:durableId="652412742">
-    <w:abstractNumId w:val="71"/>
-  </w:num>
-  <w:num w:numId="52" w16cid:durableId="1921022979">
-    <w:abstractNumId w:val="48"/>
-  </w:num>
-  <w:num w:numId="53" w16cid:durableId="1953856989">
-    <w:abstractNumId w:val="59"/>
-  </w:num>
-  <w:num w:numId="54" w16cid:durableId="987396029">
-    <w:abstractNumId w:val="57"/>
-  </w:num>
   <w:num w:numId="55" w16cid:durableId="1791195013">
-    <w:abstractNumId w:val="80"/>
+    <w:abstractNumId w:val="103"/>
   </w:num>
   <w:num w:numId="56" w16cid:durableId="1332831420">
     <w:abstractNumId w:val="2"/>
   </w:num>
   <w:num w:numId="57" w16cid:durableId="64375156">
-    <w:abstractNumId w:val="44"/>
+    <w:abstractNumId w:val="55"/>
   </w:num>
   <w:num w:numId="58" w16cid:durableId="907761497">
-    <w:abstractNumId w:val="47"/>
+    <w:abstractNumId w:val="58"/>
   </w:num>
   <w:num w:numId="59" w16cid:durableId="1421373525">
-    <w:abstractNumId w:val="51"/>
+    <w:abstractNumId w:val="67"/>
   </w:num>
   <w:num w:numId="60" w16cid:durableId="2082360113">
-    <w:abstractNumId w:val="43"/>
+    <w:abstractNumId w:val="54"/>
   </w:num>
   <w:num w:numId="61" w16cid:durableId="102116021">
-    <w:abstractNumId w:val="63"/>
+    <w:abstractNumId w:val="82"/>
   </w:num>
   <w:num w:numId="62" w16cid:durableId="1324973437">
-    <w:abstractNumId w:val="22"/>
+    <w:abstractNumId w:val="28"/>
   </w:num>
   <w:num w:numId="63" w16cid:durableId="498888800">
     <w:abstractNumId w:val="1"/>
   </w:num>
   <w:num w:numId="64" w16cid:durableId="167603551">
-    <w:abstractNumId w:val="76"/>
+    <w:abstractNumId w:val="97"/>
   </w:num>
   <w:num w:numId="65" w16cid:durableId="198468573">
-    <w:abstractNumId w:val="33"/>
+    <w:abstractNumId w:val="43"/>
   </w:num>
   <w:num w:numId="66" w16cid:durableId="850031056">
-    <w:abstractNumId w:val="65"/>
+    <w:abstractNumId w:val="84"/>
   </w:num>
   <w:num w:numId="67" w16cid:durableId="1738745416">
-    <w:abstractNumId w:val="91"/>
+    <w:abstractNumId w:val="116"/>
   </w:num>
   <w:num w:numId="68" w16cid:durableId="1511873763">
-    <w:abstractNumId w:val="66"/>
+    <w:abstractNumId w:val="85"/>
   </w:num>
   <w:num w:numId="69" w16cid:durableId="350378290">
-    <w:abstractNumId w:val="56"/>
+    <w:abstractNumId w:val="73"/>
   </w:num>
   <w:num w:numId="70" w16cid:durableId="915168606">
+    <w:abstractNumId w:val="8"/>
+  </w:num>
+  <w:num w:numId="71" w16cid:durableId="1429496448">
+    <w:abstractNumId w:val="30"/>
+  </w:num>
+  <w:num w:numId="72" w16cid:durableId="431433720">
+    <w:abstractNumId w:val="24"/>
+  </w:num>
+  <w:num w:numId="73" w16cid:durableId="1487209361">
+    <w:abstractNumId w:val="27"/>
+  </w:num>
+  <w:num w:numId="74" w16cid:durableId="1275210839">
+    <w:abstractNumId w:val="6"/>
+  </w:num>
+  <w:num w:numId="75" w16cid:durableId="1404599636">
+    <w:abstractNumId w:val="41"/>
+  </w:num>
+  <w:num w:numId="76" w16cid:durableId="1255825903">
+    <w:abstractNumId w:val="94"/>
+  </w:num>
+  <w:num w:numId="77" w16cid:durableId="1914898770">
+    <w:abstractNumId w:val="87"/>
+  </w:num>
+  <w:num w:numId="78" w16cid:durableId="1289317831">
+    <w:abstractNumId w:val="68"/>
+  </w:num>
+  <w:num w:numId="79" w16cid:durableId="489564985">
+    <w:abstractNumId w:val="52"/>
+  </w:num>
+  <w:num w:numId="80" w16cid:durableId="1698389665">
+    <w:abstractNumId w:val="89"/>
+  </w:num>
+  <w:num w:numId="81" w16cid:durableId="811140662">
     <w:abstractNumId w:val="7"/>
   </w:num>
-  <w:num w:numId="71" w16cid:durableId="1429496448">
-    <w:abstractNumId w:val="23"/>
-  </w:num>
-  <w:num w:numId="72" w16cid:durableId="431433720">
-    <w:abstractNumId w:val="18"/>
-  </w:num>
-  <w:num w:numId="73" w16cid:durableId="1487209361">
-    <w:abstractNumId w:val="21"/>
-  </w:num>
-  <w:num w:numId="74" w16cid:durableId="1275210839">
-    <w:abstractNumId w:val="5"/>
-  </w:num>
-  <w:num w:numId="75" w16cid:durableId="1404599636">
-    <w:abstractNumId w:val="31"/>
-  </w:num>
-  <w:num w:numId="76" w16cid:durableId="1255825903">
-    <w:abstractNumId w:val="73"/>
-  </w:num>
-  <w:num w:numId="77" w16cid:durableId="1914898770">
-    <w:abstractNumId w:val="68"/>
-  </w:num>
-  <w:num w:numId="78" w16cid:durableId="1289317831">
-    <w:abstractNumId w:val="52"/>
-  </w:num>
-  <w:num w:numId="79" w16cid:durableId="489564985">
-    <w:abstractNumId w:val="41"/>
-  </w:num>
-  <w:num w:numId="80" w16cid:durableId="1698389665">
-    <w:abstractNumId w:val="70"/>
-  </w:num>
-  <w:num w:numId="81" w16cid:durableId="811140662">
-    <w:abstractNumId w:val="6"/>
-  </w:num>
   <w:num w:numId="82" w16cid:durableId="1328021943">
-    <w:abstractNumId w:val="82"/>
+    <w:abstractNumId w:val="106"/>
   </w:num>
   <w:num w:numId="83" w16cid:durableId="1884445804">
-    <w:abstractNumId w:val="94"/>
+    <w:abstractNumId w:val="120"/>
   </w:num>
   <w:num w:numId="84" w16cid:durableId="555093935">
-    <w:abstractNumId w:val="81"/>
+    <w:abstractNumId w:val="104"/>
   </w:num>
   <w:num w:numId="85" w16cid:durableId="1745301963">
-    <w:abstractNumId w:val="84"/>
+    <w:abstractNumId w:val="109"/>
   </w:num>
   <w:num w:numId="86" w16cid:durableId="1826242218">
     <w:abstractNumId w:val="0"/>
   </w:num>
   <w:num w:numId="87" w16cid:durableId="784301879">
-    <w:abstractNumId w:val="37"/>
+    <w:abstractNumId w:val="47"/>
   </w:num>
   <w:num w:numId="88" w16cid:durableId="1908415493">
-    <w:abstractNumId w:val="38"/>
+    <w:abstractNumId w:val="48"/>
   </w:num>
   <w:num w:numId="89" w16cid:durableId="490799639">
-    <w:abstractNumId w:val="19"/>
+    <w:abstractNumId w:val="25"/>
   </w:num>
   <w:num w:numId="90" w16cid:durableId="1268079579">
+    <w:abstractNumId w:val="83"/>
+  </w:num>
+  <w:num w:numId="91" w16cid:durableId="119154769">
+    <w:abstractNumId w:val="32"/>
+  </w:num>
+  <w:num w:numId="92" w16cid:durableId="513807826">
+    <w:abstractNumId w:val="80"/>
+  </w:num>
+  <w:num w:numId="93" w16cid:durableId="1999189239">
+    <w:abstractNumId w:val="57"/>
+  </w:num>
+  <w:num w:numId="94" w16cid:durableId="174349935">
+    <w:abstractNumId w:val="49"/>
+  </w:num>
+  <w:num w:numId="95" w16cid:durableId="1867519341">
+    <w:abstractNumId w:val="14"/>
+  </w:num>
+  <w:num w:numId="96" w16cid:durableId="1560366226">
+    <w:abstractNumId w:val="33"/>
+  </w:num>
+  <w:num w:numId="97" w16cid:durableId="576482336">
+    <w:abstractNumId w:val="71"/>
+  </w:num>
+  <w:num w:numId="98" w16cid:durableId="743378487">
+    <w:abstractNumId w:val="23"/>
+  </w:num>
+  <w:num w:numId="99" w16cid:durableId="131798905">
+    <w:abstractNumId w:val="29"/>
+  </w:num>
+  <w:num w:numId="100" w16cid:durableId="326399188">
+    <w:abstractNumId w:val="65"/>
+  </w:num>
+  <w:num w:numId="101" w16cid:durableId="1727561711">
     <w:abstractNumId w:val="64"/>
   </w:num>
-  <w:num w:numId="91" w16cid:durableId="119154769">
-    <w:abstractNumId w:val="24"/>
+  <w:num w:numId="102" w16cid:durableId="630747260">
+    <w:abstractNumId w:val="70"/>
   </w:num>
-  <w:num w:numId="92" w16cid:durableId="513807826">
+  <w:num w:numId="103" w16cid:durableId="220603217">
+    <w:abstractNumId w:val="3"/>
+  </w:num>
+  <w:num w:numId="104" w16cid:durableId="734745686">
+    <w:abstractNumId w:val="10"/>
+  </w:num>
+  <w:num w:numId="105" w16cid:durableId="131140306">
+    <w:abstractNumId w:val="39"/>
+  </w:num>
+  <w:num w:numId="106" w16cid:durableId="756289469">
+    <w:abstractNumId w:val="90"/>
+  </w:num>
+  <w:num w:numId="107" w16cid:durableId="461117766">
+    <w:abstractNumId w:val="105"/>
+  </w:num>
+  <w:num w:numId="108" w16cid:durableId="513418058">
+    <w:abstractNumId w:val="63"/>
+  </w:num>
+  <w:num w:numId="109" w16cid:durableId="1044519971">
+    <w:abstractNumId w:val="16"/>
+  </w:num>
+  <w:num w:numId="110" w16cid:durableId="2116707602">
+    <w:abstractNumId w:val="22"/>
+  </w:num>
+  <w:num w:numId="111" w16cid:durableId="71172271">
+    <w:abstractNumId w:val="50"/>
+  </w:num>
+  <w:num w:numId="112" w16cid:durableId="177546304">
+    <w:abstractNumId w:val="108"/>
+  </w:num>
+  <w:num w:numId="113" w16cid:durableId="347411173">
+    <w:abstractNumId w:val="99"/>
+  </w:num>
+  <w:num w:numId="114" w16cid:durableId="242882351">
+    <w:abstractNumId w:val="13"/>
+  </w:num>
+  <w:num w:numId="115" w16cid:durableId="69430911">
+    <w:abstractNumId w:val="31"/>
+  </w:num>
+  <w:num w:numId="116" w16cid:durableId="217938050">
+    <w:abstractNumId w:val="74"/>
+  </w:num>
+  <w:num w:numId="117" w16cid:durableId="416442059">
+    <w:abstractNumId w:val="92"/>
+  </w:num>
+  <w:num w:numId="118" w16cid:durableId="1600673583">
+    <w:abstractNumId w:val="62"/>
+  </w:num>
+  <w:num w:numId="119" w16cid:durableId="1126658253">
+    <w:abstractNumId w:val="121"/>
+  </w:num>
+  <w:num w:numId="120" w16cid:durableId="1047796503">
     <w:abstractNumId w:val="61"/>
   </w:num>
-  <w:num w:numId="93" w16cid:durableId="1999189239">
-    <w:abstractNumId w:val="46"/>
+  <w:num w:numId="121" w16cid:durableId="1358265540">
+    <w:abstractNumId w:val="119"/>
   </w:num>
-  <w:num w:numId="94" w16cid:durableId="174349935">
-    <w:abstractNumId w:val="39"/>
+  <w:num w:numId="122" w16cid:durableId="1646930305">
+    <w:abstractNumId w:val="79"/>
   </w:num>
-  <w:num w:numId="95" w16cid:durableId="1867519341">
-    <w:abstractNumId w:val="11"/>
+  <w:num w:numId="123" w16cid:durableId="870337258">
+    <w:abstractNumId w:val="102"/>
   </w:num>
-  <w:num w:numId="96" w16cid:durableId="1560366226">
-    <w:abstractNumId w:val="25"/>
-  </w:num>
-  <w:num w:numId="97" w16cid:durableId="576482336">
-    <w:abstractNumId w:val="54"/>
+  <w:num w:numId="124" w16cid:durableId="1472140487">
+    <w:abstractNumId w:val="37"/>
   </w:num>
   <w:numIdMacAtCleanup w:val="97"/>
 </w:numbering>

--- a/rd edit.docx
+++ b/rd edit.docx
@@ -20,7 +20,7 @@
           <w:noProof/>
         </w:rPr>
         <w:pict w14:anchorId="54DABAB7">
-          <v:rect id="_x0000_i1378" alt="" style="width:468pt;height:.05pt;mso-width-percent:0;mso-height-percent:0;mso-width-percent:0;mso-height-percent:0" o:hralign="center" o:hrstd="t" o:hr="t" fillcolor="#a0a0a0" stroked="f"/>
+          <v:rect id="_x0000_i1071" alt="" style="width:468pt;height:.05pt;mso-width-percent:0;mso-height-percent:0;mso-width-percent:0;mso-height-percent:0" o:hralign="center" o:hrstd="t" o:hr="t" fillcolor="#a0a0a0" stroked="f"/>
         </w:pict>
       </w:r>
     </w:p>
@@ -92,7 +92,7 @@
           <w:noProof/>
         </w:rPr>
         <w:pict w14:anchorId="4D02E16F">
-          <v:rect id="_x0000_i1377" alt="" style="width:468pt;height:.05pt;mso-width-percent:0;mso-height-percent:0;mso-width-percent:0;mso-height-percent:0" o:hralign="center" o:hrstd="t" o:hr="t" fillcolor="#a0a0a0" stroked="f"/>
+          <v:rect id="_x0000_i1070" alt="" style="width:468pt;height:.05pt;mso-width-percent:0;mso-height-percent:0;mso-width-percent:0;mso-height-percent:0" o:hralign="center" o:hrstd="t" o:hr="t" fillcolor="#a0a0a0" stroked="f"/>
         </w:pict>
       </w:r>
     </w:p>
@@ -155,13 +155,7 @@
         </w:numPr>
       </w:pPr>
       <w:r>
-        <w:t xml:space="preserve">Change start date/time (duration / </w:t>
-      </w:r>
-      <w:r>
-        <w:t>time zone</w:t>
-      </w:r>
-      <w:r>
-        <w:t xml:space="preserve"> as allowed).</w:t>
+        <w:t>Change start date/time (duration / time zone as allowed).</w:t>
       </w:r>
     </w:p>
     <w:p>
@@ -301,7 +295,7 @@
           <w:noProof/>
         </w:rPr>
         <w:pict w14:anchorId="3322071E">
-          <v:rect id="_x0000_i1376" alt="" style="width:468pt;height:.05pt;mso-width-percent:0;mso-height-percent:0;mso-width-percent:0;mso-height-percent:0" o:hralign="center" o:hrstd="t" o:hr="t" fillcolor="#a0a0a0" stroked="f"/>
+          <v:rect id="_x0000_i1069" alt="" style="width:468pt;height:.05pt;mso-width-percent:0;mso-height-percent:0;mso-width-percent:0;mso-height-percent:0" o:hralign="center" o:hrstd="t" o:hr="t" fillcolor="#a0a0a0" stroked="f"/>
         </w:pict>
       </w:r>
     </w:p>
@@ -575,7 +569,7 @@
           <w:noProof/>
         </w:rPr>
         <w:pict w14:anchorId="69EA7A41">
-          <v:rect id="_x0000_i1375" alt="" style="width:468pt;height:.05pt;mso-width-percent:0;mso-height-percent:0;mso-width-percent:0;mso-height-percent:0" o:hralign="center" o:hrstd="t" o:hr="t" fillcolor="#a0a0a0" stroked="f"/>
+          <v:rect id="_x0000_i1068" alt="" style="width:468pt;height:.05pt;mso-width-percent:0;mso-height-percent:0;mso-width-percent:0;mso-height-percent:0" o:hralign="center" o:hrstd="t" o:hr="t" fillcolor="#a0a0a0" stroked="f"/>
         </w:pict>
       </w:r>
     </w:p>
@@ -848,7 +842,7 @@
           <w:noProof/>
         </w:rPr>
         <w:pict w14:anchorId="3B1BCF69">
-          <v:rect id="_x0000_i1374" alt="" style="width:468pt;height:.05pt;mso-width-percent:0;mso-height-percent:0;mso-width-percent:0;mso-height-percent:0" o:hralign="center" o:hrstd="t" o:hr="t" fillcolor="#a0a0a0" stroked="f"/>
+          <v:rect id="_x0000_i1067" alt="" style="width:468pt;height:.05pt;mso-width-percent:0;mso-height-percent:0;mso-width-percent:0;mso-height-percent:0" o:hralign="center" o:hrstd="t" o:hr="t" fillcolor="#a0a0a0" stroked="f"/>
         </w:pict>
       </w:r>
     </w:p>
@@ -1034,7 +1028,7 @@
           <w:noProof/>
         </w:rPr>
         <w:pict w14:anchorId="3E30AAB5">
-          <v:rect id="_x0000_i1373" alt="" style="width:468pt;height:.05pt;mso-width-percent:0;mso-height-percent:0;mso-width-percent:0;mso-height-percent:0" o:hralign="center" o:hrstd="t" o:hr="t" fillcolor="#a0a0a0" stroked="f"/>
+          <v:rect id="_x0000_i1066" alt="" style="width:468pt;height:.05pt;mso-width-percent:0;mso-height-percent:0;mso-width-percent:0;mso-height-percent:0" o:hralign="center" o:hrstd="t" o:hr="t" fillcolor="#a0a0a0" stroked="f"/>
         </w:pict>
       </w:r>
     </w:p>
@@ -1322,7 +1316,7 @@
           <w:noProof/>
         </w:rPr>
         <w:pict w14:anchorId="287784A9">
-          <v:rect id="_x0000_i1372" alt="" style="width:468pt;height:.05pt;mso-width-percent:0;mso-height-percent:0;mso-width-percent:0;mso-height-percent:0" o:hralign="center" o:hrstd="t" o:hr="t" fillcolor="#a0a0a0" stroked="f"/>
+          <v:rect id="_x0000_i1065" alt="" style="width:468pt;height:.05pt;mso-width-percent:0;mso-height-percent:0;mso-width-percent:0;mso-height-percent:0" o:hralign="center" o:hrstd="t" o:hr="t" fillcolor="#a0a0a0" stroked="f"/>
         </w:pict>
       </w:r>
     </w:p>
@@ -1567,7 +1561,7 @@
           <w:noProof/>
         </w:rPr>
         <w:pict w14:anchorId="69594223">
-          <v:rect id="_x0000_i1371" alt="" style="width:468pt;height:.05pt;mso-width-percent:0;mso-height-percent:0;mso-width-percent:0;mso-height-percent:0" o:hralign="center" o:hrstd="t" o:hr="t" fillcolor="#a0a0a0" stroked="f"/>
+          <v:rect id="_x0000_i1064" alt="" style="width:468pt;height:.05pt;mso-width-percent:0;mso-height-percent:0;mso-width-percent:0;mso-height-percent:0" o:hralign="center" o:hrstd="t" o:hr="t" fillcolor="#a0a0a0" stroked="f"/>
         </w:pict>
       </w:r>
     </w:p>
@@ -1771,7 +1765,7 @@
           <w:noProof/>
         </w:rPr>
         <w:pict w14:anchorId="64FD8E94">
-          <v:rect id="_x0000_i1370" alt="" style="width:468pt;height:.05pt;mso-width-percent:0;mso-height-percent:0;mso-width-percent:0;mso-height-percent:0" o:hralign="center" o:hrstd="t" o:hr="t" fillcolor="#a0a0a0" stroked="f"/>
+          <v:rect id="_x0000_i1063" alt="" style="width:468pt;height:.05pt;mso-width-percent:0;mso-height-percent:0;mso-width-percent:0;mso-height-percent:0" o:hralign="center" o:hrstd="t" o:hr="t" fillcolor="#a0a0a0" stroked="f"/>
         </w:pict>
       </w:r>
     </w:p>
@@ -2122,7 +2116,7 @@
           <w:noProof/>
         </w:rPr>
         <w:pict w14:anchorId="7534E09A">
-          <v:rect id="_x0000_i1369" alt="" style="width:468pt;height:.05pt;mso-width-percent:0;mso-height-percent:0;mso-width-percent:0;mso-height-percent:0" o:hralign="center" o:hrstd="t" o:hr="t" fillcolor="#a0a0a0" stroked="f"/>
+          <v:rect id="_x0000_i1062" alt="" style="width:468pt;height:.05pt;mso-width-percent:0;mso-height-percent:0;mso-width-percent:0;mso-height-percent:0" o:hralign="center" o:hrstd="t" o:hr="t" fillcolor="#a0a0a0" stroked="f"/>
         </w:pict>
       </w:r>
     </w:p>
@@ -2355,7 +2349,7 @@
           <w:noProof/>
         </w:rPr>
         <w:pict w14:anchorId="2F5FCFCF">
-          <v:rect id="_x0000_i1368" alt="" style="width:468pt;height:.05pt;mso-width-percent:0;mso-height-percent:0;mso-width-percent:0;mso-height-percent:0" o:hralign="center" o:hrstd="t" o:hr="t" fillcolor="#a0a0a0" stroked="f"/>
+          <v:rect id="_x0000_i1061" alt="" style="width:468pt;height:.05pt;mso-width-percent:0;mso-height-percent:0;mso-width-percent:0;mso-height-percent:0" o:hralign="center" o:hrstd="t" o:hr="t" fillcolor="#a0a0a0" stroked="f"/>
         </w:pict>
       </w:r>
     </w:p>
@@ -2586,7 +2580,7 @@
           <w:noProof/>
         </w:rPr>
         <w:pict w14:anchorId="68612532">
-          <v:rect id="_x0000_i1367" alt="" style="width:468pt;height:.05pt;mso-width-percent:0;mso-height-percent:0;mso-width-percent:0;mso-height-percent:0" o:hralign="center" o:hrstd="t" o:hr="t" fillcolor="#a0a0a0" stroked="f"/>
+          <v:rect id="_x0000_i1060" alt="" style="width:468pt;height:.05pt;mso-width-percent:0;mso-height-percent:0;mso-width-percent:0;mso-height-percent:0" o:hralign="center" o:hrstd="t" o:hr="t" fillcolor="#a0a0a0" stroked="f"/>
         </w:pict>
       </w:r>
     </w:p>
@@ -2770,7 +2764,7 @@
           <w:noProof/>
         </w:rPr>
         <w:pict w14:anchorId="012C5CCF">
-          <v:rect id="_x0000_i1366" alt="" style="width:468pt;height:.05pt;mso-width-percent:0;mso-height-percent:0;mso-width-percent:0;mso-height-percent:0" o:hralign="center" o:hrstd="t" o:hr="t" fillcolor="#a0a0a0" stroked="f"/>
+          <v:rect id="_x0000_i1059" alt="" style="width:468pt;height:.05pt;mso-width-percent:0;mso-height-percent:0;mso-width-percent:0;mso-height-percent:0" o:hralign="center" o:hrstd="t" o:hr="t" fillcolor="#a0a0a0" stroked="f"/>
         </w:pict>
       </w:r>
     </w:p>
@@ -3144,7 +3138,7 @@
           <w:noProof/>
         </w:rPr>
         <w:pict w14:anchorId="30FC1346">
-          <v:rect id="_x0000_i1365" alt="" style="width:468pt;height:.05pt;mso-width-percent:0;mso-height-percent:0;mso-width-percent:0;mso-height-percent:0" o:hralign="center" o:hrstd="t" o:hr="t" fillcolor="#a0a0a0" stroked="f"/>
+          <v:rect id="_x0000_i1058" alt="" style="width:468pt;height:.05pt;mso-width-percent:0;mso-height-percent:0;mso-width-percent:0;mso-height-percent:0" o:hralign="center" o:hrstd="t" o:hr="t" fillcolor="#a0a0a0" stroked="f"/>
         </w:pict>
       </w:r>
     </w:p>
@@ -3403,7 +3397,7 @@
           <w:noProof/>
         </w:rPr>
         <w:pict w14:anchorId="0D759DF2">
-          <v:rect id="_x0000_i1364" alt="" style="width:468pt;height:.05pt;mso-width-percent:0;mso-height-percent:0;mso-width-percent:0;mso-height-percent:0" o:hralign="center" o:hrstd="t" o:hr="t" fillcolor="#a0a0a0" stroked="f"/>
+          <v:rect id="_x0000_i1057" alt="" style="width:468pt;height:.05pt;mso-width-percent:0;mso-height-percent:0;mso-width-percent:0;mso-height-percent:0" o:hralign="center" o:hrstd="t" o:hr="t" fillcolor="#a0a0a0" stroked="f"/>
         </w:pict>
       </w:r>
     </w:p>
@@ -3692,7 +3686,7 @@
           <w:noProof/>
         </w:rPr>
         <w:pict w14:anchorId="3F3A68FA">
-          <v:rect id="_x0000_i1363" alt="" style="width:468pt;height:.05pt;mso-width-percent:0;mso-height-percent:0;mso-width-percent:0;mso-height-percent:0" o:hralign="center" o:hrstd="t" o:hr="t" fillcolor="#a0a0a0" stroked="f"/>
+          <v:rect id="_x0000_i1056" alt="" style="width:468pt;height:.05pt;mso-width-percent:0;mso-height-percent:0;mso-width-percent:0;mso-height-percent:0" o:hralign="center" o:hrstd="t" o:hr="t" fillcolor="#a0a0a0" stroked="f"/>
         </w:pict>
       </w:r>
     </w:p>
@@ -4300,7 +4294,7 @@
           <w:noProof/>
         </w:rPr>
         <w:pict w14:anchorId="6FB6DFF6">
-          <v:rect id="_x0000_i1362" alt="" style="width:468pt;height:.05pt;mso-width-percent:0;mso-height-percent:0;mso-width-percent:0;mso-height-percent:0" o:hralign="center" o:hrstd="t" o:hr="t" fillcolor="#a0a0a0" stroked="f"/>
+          <v:rect id="_x0000_i1055" alt="" style="width:468pt;height:.05pt;mso-width-percent:0;mso-height-percent:0;mso-width-percent:0;mso-height-percent:0" o:hralign="center" o:hrstd="t" o:hr="t" fillcolor="#a0a0a0" stroked="f"/>
         </w:pict>
       </w:r>
     </w:p>
@@ -4522,7 +4516,7 @@
           <w:noProof/>
         </w:rPr>
         <w:pict w14:anchorId="3B4B73E2">
-          <v:rect id="_x0000_i1361" alt="" style="width:468pt;height:.05pt;mso-width-percent:0;mso-height-percent:0;mso-width-percent:0;mso-height-percent:0" o:hralign="center" o:hrstd="t" o:hr="t" fillcolor="#a0a0a0" stroked="f"/>
+          <v:rect id="_x0000_i1054" alt="" style="width:468pt;height:.05pt;mso-width-percent:0;mso-height-percent:0;mso-width-percent:0;mso-height-percent:0" o:hralign="center" o:hrstd="t" o:hr="t" fillcolor="#a0a0a0" stroked="f"/>
         </w:pict>
       </w:r>
     </w:p>
@@ -4826,7 +4820,7 @@
           <w:noProof/>
         </w:rPr>
         <w:pict w14:anchorId="00753CFD">
-          <v:rect id="_x0000_i1360" alt="" style="width:468pt;height:.05pt;mso-width-percent:0;mso-height-percent:0;mso-width-percent:0;mso-height-percent:0" o:hralign="center" o:hrstd="t" o:hr="t" fillcolor="#a0a0a0" stroked="f"/>
+          <v:rect id="_x0000_i1053" alt="" style="width:468pt;height:.05pt;mso-width-percent:0;mso-height-percent:0;mso-width-percent:0;mso-height-percent:0" o:hralign="center" o:hrstd="t" o:hr="t" fillcolor="#a0a0a0" stroked="f"/>
         </w:pict>
       </w:r>
     </w:p>
@@ -5143,7 +5137,7 @@
           <w:noProof/>
         </w:rPr>
         <w:pict w14:anchorId="2CB1717B">
-          <v:rect id="_x0000_i1359" alt="" style="width:468pt;height:.05pt;mso-width-percent:0;mso-height-percent:0;mso-width-percent:0;mso-height-percent:0" o:hralign="center" o:hrstd="t" o:hr="t" fillcolor="#a0a0a0" stroked="f"/>
+          <v:rect id="_x0000_i1052" alt="" style="width:468pt;height:.05pt;mso-width-percent:0;mso-height-percent:0;mso-width-percent:0;mso-height-percent:0" o:hralign="center" o:hrstd="t" o:hr="t" fillcolor="#a0a0a0" stroked="f"/>
         </w:pict>
       </w:r>
     </w:p>
@@ -5363,7 +5357,7 @@
           <w:noProof/>
         </w:rPr>
         <w:pict w14:anchorId="2E5B3EAC">
-          <v:rect id="_x0000_i1358" alt="" style="width:468pt;height:.05pt;mso-width-percent:0;mso-height-percent:0;mso-width-percent:0;mso-height-percent:0" o:hralign="center" o:hrstd="t" o:hr="t" fillcolor="#a0a0a0" stroked="f"/>
+          <v:rect id="_x0000_i1051" alt="" style="width:468pt;height:.05pt;mso-width-percent:0;mso-height-percent:0;mso-width-percent:0;mso-height-percent:0" o:hralign="center" o:hrstd="t" o:hr="t" fillcolor="#a0a0a0" stroked="f"/>
         </w:pict>
       </w:r>
     </w:p>
@@ -5650,7 +5644,7 @@
           <w:noProof/>
         </w:rPr>
         <w:pict w14:anchorId="7D801A4B">
-          <v:rect id="_x0000_i1357" alt="" style="width:468pt;height:.05pt;mso-width-percent:0;mso-height-percent:0;mso-width-percent:0;mso-height-percent:0" o:hralign="center" o:hrstd="t" o:hr="t" fillcolor="#a0a0a0" stroked="f"/>
+          <v:rect id="_x0000_i1050" alt="" style="width:468pt;height:.05pt;mso-width-percent:0;mso-height-percent:0;mso-width-percent:0;mso-height-percent:0" o:hralign="center" o:hrstd="t" o:hr="t" fillcolor="#a0a0a0" stroked="f"/>
         </w:pict>
       </w:r>
     </w:p>
@@ -5872,7 +5866,7 @@
           <w:noProof/>
         </w:rPr>
         <w:pict w14:anchorId="367DB495">
-          <v:rect id="_x0000_i1356" alt="" style="width:468pt;height:.05pt;mso-width-percent:0;mso-height-percent:0;mso-width-percent:0;mso-height-percent:0" o:hralign="center" o:hrstd="t" o:hr="t" fillcolor="#a0a0a0" stroked="f"/>
+          <v:rect id="_x0000_i1049" alt="" style="width:468pt;height:.05pt;mso-width-percent:0;mso-height-percent:0;mso-width-percent:0;mso-height-percent:0" o:hralign="center" o:hrstd="t" o:hr="t" fillcolor="#a0a0a0" stroked="f"/>
         </w:pict>
       </w:r>
     </w:p>
@@ -5946,7 +5940,7 @@
           <w:noProof/>
         </w:rPr>
         <w:pict w14:anchorId="0F8587A2">
-          <v:rect id="_x0000_i1355" alt="" style="width:468pt;height:.05pt;mso-width-percent:0;mso-height-percent:0;mso-width-percent:0;mso-height-percent:0" o:hralign="center" o:hrstd="t" o:hr="t" fillcolor="#a0a0a0" stroked="f"/>
+          <v:rect id="_x0000_i1048" alt="" style="width:468pt;height:.05pt;mso-width-percent:0;mso-height-percent:0;mso-width-percent:0;mso-height-percent:0" o:hralign="center" o:hrstd="t" o:hr="t" fillcolor="#a0a0a0" stroked="f"/>
         </w:pict>
       </w:r>
     </w:p>
@@ -6163,7 +6157,7 @@
           <w:noProof/>
         </w:rPr>
         <w:pict w14:anchorId="10B0FA9E">
-          <v:rect id="_x0000_i1354" alt="" style="width:468pt;height:.05pt;mso-width-percent:0;mso-height-percent:0;mso-width-percent:0;mso-height-percent:0" o:hralign="center" o:hrstd="t" o:hr="t" fillcolor="#a0a0a0" stroked="f"/>
+          <v:rect id="_x0000_i1047" alt="" style="width:468pt;height:.05pt;mso-width-percent:0;mso-height-percent:0;mso-width-percent:0;mso-height-percent:0" o:hralign="center" o:hrstd="t" o:hr="t" fillcolor="#a0a0a0" stroked="f"/>
         </w:pict>
       </w:r>
     </w:p>
@@ -6523,7 +6517,7 @@
           <w:noProof/>
         </w:rPr>
         <w:pict w14:anchorId="708B2BAE">
-          <v:rect id="_x0000_i1353" alt="" style="width:468pt;height:.05pt;mso-width-percent:0;mso-height-percent:0;mso-width-percent:0;mso-height-percent:0" o:hralign="center" o:hrstd="t" o:hr="t" fillcolor="#a0a0a0" stroked="f"/>
+          <v:rect id="_x0000_i1046" alt="" style="width:468pt;height:.05pt;mso-width-percent:0;mso-height-percent:0;mso-width-percent:0;mso-height-percent:0" o:hralign="center" o:hrstd="t" o:hr="t" fillcolor="#a0a0a0" stroked="f"/>
         </w:pict>
       </w:r>
     </w:p>
@@ -6782,7 +6776,7 @@
           <w:noProof/>
         </w:rPr>
         <w:pict w14:anchorId="26179977">
-          <v:rect id="_x0000_i1352" alt="" style="width:468pt;height:.05pt;mso-width-percent:0;mso-height-percent:0;mso-width-percent:0;mso-height-percent:0" o:hralign="center" o:hrstd="t" o:hr="t" fillcolor="#a0a0a0" stroked="f"/>
+          <v:rect id="_x0000_i1045" alt="" style="width:468pt;height:.05pt;mso-width-percent:0;mso-height-percent:0;mso-width-percent:0;mso-height-percent:0" o:hralign="center" o:hrstd="t" o:hr="t" fillcolor="#a0a0a0" stroked="f"/>
         </w:pict>
       </w:r>
     </w:p>
@@ -7014,7 +7008,7 @@
           <w:noProof/>
         </w:rPr>
         <w:pict w14:anchorId="7267293E">
-          <v:rect id="_x0000_i1351" alt="" style="width:468pt;height:.05pt;mso-width-percent:0;mso-height-percent:0;mso-width-percent:0;mso-height-percent:0" o:hralign="center" o:hrstd="t" o:hr="t" fillcolor="#a0a0a0" stroked="f"/>
+          <v:rect id="_x0000_i1044" alt="" style="width:468pt;height:.05pt;mso-width-percent:0;mso-height-percent:0;mso-width-percent:0;mso-height-percent:0" o:hralign="center" o:hrstd="t" o:hr="t" fillcolor="#a0a0a0" stroked="f"/>
         </w:pict>
       </w:r>
     </w:p>
@@ -7183,7 +7177,7 @@
         </w:rPr>
         <w:lastRenderedPageBreak/>
         <w:pict w14:anchorId="7AA62682">
-          <v:rect id="_x0000_i1350" alt="" style="width:468pt;height:.05pt;mso-width-percent:0;mso-height-percent:0;mso-width-percent:0;mso-height-percent:0" o:hralign="center" o:hrstd="t" o:hr="t" fillcolor="#a0a0a0" stroked="f"/>
+          <v:rect id="_x0000_i1043" alt="" style="width:468pt;height:.05pt;mso-width-percent:0;mso-height-percent:0;mso-width-percent:0;mso-height-percent:0" o:hralign="center" o:hrstd="t" o:hr="t" fillcolor="#a0a0a0" stroked="f"/>
         </w:pict>
       </w:r>
     </w:p>
@@ -7379,7 +7373,7 @@
           <w:noProof/>
         </w:rPr>
         <w:pict w14:anchorId="53203426">
-          <v:rect id="_x0000_i1349" alt="" style="width:468pt;height:.05pt;mso-width-percent:0;mso-height-percent:0;mso-width-percent:0;mso-height-percent:0" o:hralign="center" o:hrstd="t" o:hr="t" fillcolor="#a0a0a0" stroked="f"/>
+          <v:rect id="_x0000_i1042" alt="" style="width:468pt;height:.05pt;mso-width-percent:0;mso-height-percent:0;mso-width-percent:0;mso-height-percent:0" o:hralign="center" o:hrstd="t" o:hr="t" fillcolor="#a0a0a0" stroked="f"/>
         </w:pict>
       </w:r>
     </w:p>
@@ -7534,7 +7528,7 @@
           <w:noProof/>
         </w:rPr>
         <w:pict w14:anchorId="157D7770">
-          <v:rect id="_x0000_i1348" alt="" style="width:468pt;height:.05pt;mso-width-percent:0;mso-height-percent:0;mso-width-percent:0;mso-height-percent:0" o:hralign="center" o:hrstd="t" o:hr="t" fillcolor="#a0a0a0" stroked="f"/>
+          <v:rect id="_x0000_i1041" alt="" style="width:468pt;height:.05pt;mso-width-percent:0;mso-height-percent:0;mso-width-percent:0;mso-height-percent:0" o:hralign="center" o:hrstd="t" o:hr="t" fillcolor="#a0a0a0" stroked="f"/>
         </w:pict>
       </w:r>
     </w:p>
@@ -7748,7 +7742,7 @@
           <w:noProof/>
         </w:rPr>
         <w:pict w14:anchorId="095BD12B">
-          <v:rect id="_x0000_i1347" alt="" style="width:468pt;height:.05pt;mso-width-percent:0;mso-height-percent:0;mso-width-percent:0;mso-height-percent:0" o:hralign="center" o:hrstd="t" o:hr="t" fillcolor="#a0a0a0" stroked="f"/>
+          <v:rect id="_x0000_i1040" alt="" style="width:468pt;height:.05pt;mso-width-percent:0;mso-height-percent:0;mso-width-percent:0;mso-height-percent:0" o:hralign="center" o:hrstd="t" o:hr="t" fillcolor="#a0a0a0" stroked="f"/>
         </w:pict>
       </w:r>
     </w:p>
@@ -7961,7 +7955,7 @@
           <w:noProof/>
         </w:rPr>
         <w:pict w14:anchorId="22740B0E">
-          <v:rect id="_x0000_i1346" alt="" style="width:468pt;height:.05pt;mso-width-percent:0;mso-height-percent:0;mso-width-percent:0;mso-height-percent:0" o:hralign="center" o:hrstd="t" o:hr="t" fillcolor="#a0a0a0" stroked="f"/>
+          <v:rect id="_x0000_i1039" alt="" style="width:468pt;height:.05pt;mso-width-percent:0;mso-height-percent:0;mso-width-percent:0;mso-height-percent:0" o:hralign="center" o:hrstd="t" o:hr="t" fillcolor="#a0a0a0" stroked="f"/>
         </w:pict>
       </w:r>
     </w:p>
@@ -8711,8 +8705,11 @@
     </w:p>
     <w:p>
       <w:r>
+        <w:rPr>
+          <w:noProof/>
+        </w:rPr>
         <w:pict w14:anchorId="1A3071F7">
-          <v:rect id="_x0000_i1340" style="width:0;height:1.5pt" o:hralign="center" o:hrstd="t" o:hr="t" fillcolor="#a0a0a0" stroked="f"/>
+          <v:rect id="_x0000_i1038" alt="" style="width:468pt;height:.05pt;mso-width-percent:0;mso-height-percent:0;mso-width-percent:0;mso-height-percent:0" o:hralign="center" o:hrstd="t" o:hr="t" fillcolor="#a0a0a0" stroked="f"/>
         </w:pict>
       </w:r>
     </w:p>
@@ -8916,8 +8913,11 @@
     </w:p>
     <w:p>
       <w:r>
+        <w:rPr>
+          <w:noProof/>
+        </w:rPr>
         <w:pict w14:anchorId="4F90D6A3">
-          <v:rect id="_x0000_i1341" style="width:0;height:1.5pt" o:hralign="center" o:hrstd="t" o:hr="t" fillcolor="#a0a0a0" stroked="f"/>
+          <v:rect id="_x0000_i1037" alt="" style="width:468pt;height:.05pt;mso-width-percent:0;mso-height-percent:0;mso-width-percent:0;mso-height-percent:0" o:hralign="center" o:hrstd="t" o:hr="t" fillcolor="#a0a0a0" stroked="f"/>
         </w:pict>
       </w:r>
     </w:p>
@@ -9217,7 +9217,7 @@
           <w:noProof/>
         </w:rPr>
         <w:pict w14:anchorId="0287171E">
-          <v:rect id="_x0000_i1345" alt="" style="width:468pt;height:.05pt;mso-width-percent:0;mso-height-percent:0;mso-width-percent:0;mso-height-percent:0" o:hralign="center" o:hrstd="t" o:hr="t" fillcolor="#a0a0a0" stroked="f"/>
+          <v:rect id="_x0000_i1036" alt="" style="width:468pt;height:.05pt;mso-width-percent:0;mso-height-percent:0;mso-width-percent:0;mso-height-percent:0" o:hralign="center" o:hrstd="t" o:hr="t" fillcolor="#a0a0a0" stroked="f"/>
         </w:pict>
       </w:r>
     </w:p>
@@ -9418,7 +9418,7 @@
           <w:noProof/>
         </w:rPr>
         <w:pict w14:anchorId="138E7C98">
-          <v:rect id="_x0000_i1344" alt="" style="width:468pt;height:.05pt;mso-width-percent:0;mso-height-percent:0;mso-width-percent:0;mso-height-percent:0" o:hralign="center" o:hrstd="t" o:hr="t" fillcolor="#a0a0a0" stroked="f"/>
+          <v:rect id="_x0000_i1035" alt="" style="width:468pt;height:.05pt;mso-width-percent:0;mso-height-percent:0;mso-width-percent:0;mso-height-percent:0" o:hralign="center" o:hrstd="t" o:hr="t" fillcolor="#a0a0a0" stroked="f"/>
         </w:pict>
       </w:r>
     </w:p>
@@ -9568,7 +9568,7 @@
           <w:noProof/>
         </w:rPr>
         <w:pict w14:anchorId="5C4E8A84">
-          <v:rect id="_x0000_i1343" alt="" style="width:468pt;height:.05pt;mso-width-percent:0;mso-height-percent:0;mso-width-percent:0;mso-height-percent:0" o:hralign="center" o:hrstd="t" o:hr="t" fillcolor="#a0a0a0" stroked="f"/>
+          <v:rect id="_x0000_i1034" alt="" style="width:468pt;height:.05pt;mso-width-percent:0;mso-height-percent:0;mso-width-percent:0;mso-height-percent:0" o:hralign="center" o:hrstd="t" o:hr="t" fillcolor="#a0a0a0" stroked="f"/>
         </w:pict>
       </w:r>
     </w:p>
@@ -9856,7 +9856,7 @@
           <w:noProof/>
         </w:rPr>
         <w:pict w14:anchorId="4C24DCBE">
-          <v:rect id="_x0000_i1342" alt="" style="width:468pt;height:.05pt;mso-width-percent:0;mso-height-percent:0;mso-width-percent:0;mso-height-percent:0" o:hralign="center" o:hrstd="t" o:hr="t" fillcolor="#a0a0a0" stroked="f"/>
+          <v:rect id="_x0000_i1033" alt="" style="width:468pt;height:.05pt;mso-width-percent:0;mso-height-percent:0;mso-width-percent:0;mso-height-percent:0" o:hralign="center" o:hrstd="t" o:hr="t" fillcolor="#a0a0a0" stroked="f"/>
         </w:pict>
       </w:r>
     </w:p>
@@ -9994,6 +9994,2274 @@
     <w:p>
       <w:r>
         <w:t>“Comments are editable at any time, for both 1:1 and 1:Many events, in any status. This field is internal, does not affect publishing, and does not require verification.”</w:t>
+      </w:r>
+    </w:p>
+    <w:p/>
+    <w:p>
+      <w:pPr>
+        <w:pBdr>
+          <w:bottom w:val="single" w:sz="6" w:space="1" w:color="auto"/>
+        </w:pBdr>
+      </w:pPr>
+    </w:p>
+    <w:p>
+      <w:pPr>
+        <w:rPr>
+          <w:b/>
+          <w:bCs/>
+        </w:rPr>
+      </w:pPr>
+      <w:r>
+        <w:rPr>
+          <w:b/>
+          <w:bCs/>
+        </w:rPr>
+        <w:lastRenderedPageBreak/>
+        <w:t>1. Target Audience Flows (Who) – UPDATED</w:t>
+      </w:r>
+    </w:p>
+    <w:p>
+      <w:pPr>
+        <w:rPr>
+          <w:b/>
+          <w:bCs/>
+        </w:rPr>
+      </w:pPr>
+      <w:r>
+        <w:rPr>
+          <w:b/>
+          <w:bCs/>
+        </w:rPr>
+        <w:t>1.1 What we know</w:t>
+      </w:r>
+    </w:p>
+    <w:p>
+      <w:pPr>
+        <w:numPr>
+          <w:ilvl w:val="0"/>
+          <w:numId w:val="125"/>
+        </w:numPr>
+      </w:pPr>
+      <w:r>
+        <w:t xml:space="preserve">“Who (Target Audience)” = </w:t>
+      </w:r>
+      <w:r>
+        <w:rPr>
+          <w:b/>
+          <w:bCs/>
+        </w:rPr>
+        <w:t>Plan Sponsor + Plans</w:t>
+      </w:r>
+      <w:r>
+        <w:t xml:space="preserve"> (and sometimes “Any Plan”).</w:t>
+      </w:r>
+    </w:p>
+    <w:p>
+      <w:pPr>
+        <w:numPr>
+          <w:ilvl w:val="0"/>
+          <w:numId w:val="125"/>
+        </w:numPr>
+      </w:pPr>
+      <w:r>
+        <w:t>From the business rules:</w:t>
+      </w:r>
+    </w:p>
+    <w:tbl>
+      <w:tblPr>
+        <w:tblW w:w="0" w:type="auto"/>
+        <w:tblCellSpacing w:w="15" w:type="dxa"/>
+        <w:tblInd w:w="720" w:type="dxa"/>
+        <w:tblCellMar>
+          <w:top w:w="15" w:type="dxa"/>
+          <w:left w:w="15" w:type="dxa"/>
+          <w:bottom w:w="15" w:type="dxa"/>
+          <w:right w:w="15" w:type="dxa"/>
+        </w:tblCellMar>
+        <w:tblLook w:val="04A0" w:firstRow="1" w:lastRow="0" w:firstColumn="1" w:lastColumn="0" w:noHBand="0" w:noVBand="1"/>
+      </w:tblPr>
+      <w:tblGrid>
+        <w:gridCol w:w="3136"/>
+        <w:gridCol w:w="1881"/>
+        <w:gridCol w:w="1746"/>
+        <w:gridCol w:w="1877"/>
+      </w:tblGrid>
+      <w:tr>
+        <w:trPr>
+          <w:tblHeader/>
+          <w:tblCellSpacing w:w="15" w:type="dxa"/>
+        </w:trPr>
+        <w:tc>
+          <w:tcPr>
+            <w:tcW w:w="0" w:type="auto"/>
+            <w:vAlign w:val="center"/>
+            <w:hideMark/>
+          </w:tcPr>
+          <w:p>
+            <w:pPr>
+              <w:rPr>
+                <w:b/>
+                <w:bCs/>
+              </w:rPr>
+            </w:pPr>
+            <w:r>
+              <w:rPr>
+                <w:b/>
+                <w:bCs/>
+              </w:rPr>
+              <w:t>Attribute Group</w:t>
+            </w:r>
+          </w:p>
+        </w:tc>
+        <w:tc>
+          <w:tcPr>
+            <w:tcW w:w="0" w:type="auto"/>
+            <w:vAlign w:val="center"/>
+            <w:hideMark/>
+          </w:tcPr>
+          <w:p>
+            <w:pPr>
+              <w:rPr>
+                <w:b/>
+                <w:bCs/>
+              </w:rPr>
+            </w:pPr>
+            <w:r>
+              <w:rPr>
+                <w:b/>
+                <w:bCs/>
+              </w:rPr>
+              <w:t>Editable Before Publish</w:t>
+            </w:r>
+          </w:p>
+        </w:tc>
+        <w:tc>
+          <w:tcPr>
+            <w:tcW w:w="0" w:type="auto"/>
+            <w:vAlign w:val="center"/>
+            <w:hideMark/>
+          </w:tcPr>
+          <w:p>
+            <w:pPr>
+              <w:rPr>
+                <w:b/>
+                <w:bCs/>
+              </w:rPr>
+            </w:pPr>
+            <w:r>
+              <w:rPr>
+                <w:b/>
+                <w:bCs/>
+              </w:rPr>
+              <w:t>After Publish (No Reg)</w:t>
+            </w:r>
+          </w:p>
+        </w:tc>
+        <w:tc>
+          <w:tcPr>
+            <w:tcW w:w="0" w:type="auto"/>
+            <w:vAlign w:val="center"/>
+            <w:hideMark/>
+          </w:tcPr>
+          <w:p>
+            <w:pPr>
+              <w:rPr>
+                <w:b/>
+                <w:bCs/>
+              </w:rPr>
+            </w:pPr>
+            <w:r>
+              <w:rPr>
+                <w:b/>
+                <w:bCs/>
+              </w:rPr>
+              <w:t>After Publish (With Reg)</w:t>
+            </w:r>
+          </w:p>
+        </w:tc>
+      </w:tr>
+      <w:tr>
+        <w:trPr>
+          <w:tblCellSpacing w:w="15" w:type="dxa"/>
+        </w:trPr>
+        <w:tc>
+          <w:tcPr>
+            <w:tcW w:w="0" w:type="auto"/>
+            <w:vAlign w:val="center"/>
+            <w:hideMark/>
+          </w:tcPr>
+          <w:p>
+            <w:r>
+              <w:t>Who (Target Audience) – Plan Sponsor / Plans</w:t>
+            </w:r>
+          </w:p>
+        </w:tc>
+        <w:tc>
+          <w:tcPr>
+            <w:tcW w:w="0" w:type="auto"/>
+            <w:vAlign w:val="center"/>
+            <w:hideMark/>
+          </w:tcPr>
+          <w:p>
+            <w:r>
+              <w:t>Yes</w:t>
+            </w:r>
+          </w:p>
+        </w:tc>
+        <w:tc>
+          <w:tcPr>
+            <w:tcW w:w="0" w:type="auto"/>
+            <w:vAlign w:val="center"/>
+            <w:hideMark/>
+          </w:tcPr>
+          <w:p>
+            <w:r>
+              <w:t>Yes – Add Only</w:t>
+            </w:r>
+          </w:p>
+        </w:tc>
+        <w:tc>
+          <w:tcPr>
+            <w:tcW w:w="0" w:type="auto"/>
+            <w:vAlign w:val="center"/>
+            <w:hideMark/>
+          </w:tcPr>
+          <w:p>
+            <w:r>
+              <w:t>Yes – Add Only</w:t>
+            </w:r>
+          </w:p>
+        </w:tc>
+      </w:tr>
+    </w:tbl>
+    <w:p>
+      <w:pPr>
+        <w:numPr>
+          <w:ilvl w:val="0"/>
+          <w:numId w:val="125"/>
+        </w:numPr>
+      </w:pPr>
+      <w:r>
+        <w:t xml:space="preserve">Figma: Event Details has a </w:t>
+      </w:r>
+      <w:r>
+        <w:rPr>
+          <w:b/>
+          <w:bCs/>
+        </w:rPr>
+        <w:t>Target Audience</w:t>
+      </w:r>
+      <w:r>
+        <w:t xml:space="preserve"> block showing:</w:t>
+      </w:r>
+    </w:p>
+    <w:p>
+      <w:pPr>
+        <w:numPr>
+          <w:ilvl w:val="1"/>
+          <w:numId w:val="125"/>
+        </w:numPr>
+      </w:pPr>
+      <w:r>
+        <w:t>Plan Sponsor</w:t>
+      </w:r>
+    </w:p>
+    <w:p>
+      <w:pPr>
+        <w:numPr>
+          <w:ilvl w:val="1"/>
+          <w:numId w:val="125"/>
+        </w:numPr>
+      </w:pPr>
+      <w:r>
+        <w:t>Plan(s)</w:t>
+      </w:r>
+    </w:p>
+    <w:p>
+      <w:pPr>
+        <w:numPr>
+          <w:ilvl w:val="1"/>
+          <w:numId w:val="125"/>
+        </w:numPr>
+      </w:pPr>
+      <w:r>
+        <w:t>“Add to Target Audience” button.</w:t>
+      </w:r>
+    </w:p>
+    <w:p>
+      <w:pPr>
+        <w:numPr>
+          <w:ilvl w:val="0"/>
+          <w:numId w:val="125"/>
+        </w:numPr>
+      </w:pPr>
+      <w:r>
+        <w:rPr>
+          <w:b/>
+          <w:bCs/>
+        </w:rPr>
+        <w:t>New rule (skills):</w:t>
+      </w:r>
+      <w:r>
+        <w:br/>
+        <w:t xml:space="preserve">The </w:t>
+      </w:r>
+      <w:r>
+        <w:rPr>
+          <w:b/>
+          <w:bCs/>
+        </w:rPr>
+        <w:t>assigned resource must be eligible</w:t>
+      </w:r>
+      <w:r>
+        <w:t xml:space="preserve"> for the full Target Audience (all selected plans/plan sponsors).</w:t>
+      </w:r>
+      <w:r>
+        <w:br/>
+        <w:t xml:space="preserve">Whenever Target Audience is changed and user tries to </w:t>
+      </w:r>
+      <w:r>
+        <w:rPr>
+          <w:b/>
+          <w:bCs/>
+        </w:rPr>
+        <w:t>Save</w:t>
+      </w:r>
+      <w:r>
+        <w:t>, we:</w:t>
+      </w:r>
+    </w:p>
+    <w:p>
+      <w:pPr>
+        <w:numPr>
+          <w:ilvl w:val="1"/>
+          <w:numId w:val="126"/>
+        </w:numPr>
+      </w:pPr>
+      <w:r>
+        <w:t>Validate the Target Audience itself.</w:t>
+      </w:r>
+    </w:p>
+    <w:p>
+      <w:pPr>
+        <w:numPr>
+          <w:ilvl w:val="1"/>
+          <w:numId w:val="126"/>
+        </w:numPr>
+      </w:pPr>
+      <w:r>
+        <w:t xml:space="preserve">Check </w:t>
+      </w:r>
+      <w:r>
+        <w:rPr>
+          <w:b/>
+          <w:bCs/>
+        </w:rPr>
+        <w:t>current resource eligibility</w:t>
+      </w:r>
+      <w:r>
+        <w:t xml:space="preserve"> against the </w:t>
+      </w:r>
+      <w:r>
+        <w:rPr>
+          <w:b/>
+          <w:bCs/>
+        </w:rPr>
+        <w:t>updated Target Audience</w:t>
+      </w:r>
+      <w:r>
+        <w:t>.</w:t>
+      </w:r>
+    </w:p>
+    <w:p>
+      <w:pPr>
+        <w:numPr>
+          <w:ilvl w:val="1"/>
+          <w:numId w:val="126"/>
+        </w:numPr>
+      </w:pPr>
+      <w:r>
+        <w:t>If the resource is not eligible, we prompt the user to either:</w:t>
+      </w:r>
+    </w:p>
+    <w:p>
+      <w:pPr>
+        <w:numPr>
+          <w:ilvl w:val="2"/>
+          <w:numId w:val="126"/>
+        </w:numPr>
+      </w:pPr>
+      <w:r>
+        <w:rPr>
+          <w:b/>
+          <w:bCs/>
+        </w:rPr>
+        <w:t>Change Resource</w:t>
+      </w:r>
+      <w:r>
+        <w:t xml:space="preserve"> (jump into Resource edit flows), or</w:t>
+      </w:r>
+    </w:p>
+    <w:p>
+      <w:pPr>
+        <w:numPr>
+          <w:ilvl w:val="2"/>
+          <w:numId w:val="126"/>
+        </w:numPr>
+      </w:pPr>
+      <w:r>
+        <w:rPr>
+          <w:b/>
+          <w:bCs/>
+        </w:rPr>
+        <w:t>Go Back</w:t>
+      </w:r>
+      <w:r>
+        <w:t xml:space="preserve"> and adjust Target Audience.</w:t>
+      </w:r>
+    </w:p>
+    <w:p>
+      <w:r>
+        <w:rPr>
+          <w:noProof/>
+        </w:rPr>
+        <w:pict w14:anchorId="4CD80E43">
+          <v:rect id="_x0000_i1032" alt="" style="width:468pt;height:.05pt;mso-width-percent:0;mso-height-percent:0;mso-width-percent:0;mso-height-percent:0" o:hralign="center" o:hrstd="t" o:hr="t" fillcolor="#a0a0a0" stroked="f"/>
+        </w:pict>
+      </w:r>
+    </w:p>
+    <w:p>
+      <w:pPr>
+        <w:rPr>
+          <w:b/>
+          <w:bCs/>
+        </w:rPr>
+      </w:pPr>
+      <w:r>
+        <w:rPr>
+          <w:b/>
+          <w:bCs/>
+        </w:rPr>
+        <w:t>TA-1 – Add Target Audience (Draft / Pre-Publish)</w:t>
+      </w:r>
+    </w:p>
+    <w:p>
+      <w:r>
+        <w:rPr>
+          <w:b/>
+          <w:bCs/>
+        </w:rPr>
+        <w:t>Entry</w:t>
+      </w:r>
+    </w:p>
+    <w:p>
+      <w:pPr>
+        <w:numPr>
+          <w:ilvl w:val="0"/>
+          <w:numId w:val="127"/>
+        </w:numPr>
+      </w:pPr>
+      <w:r>
+        <w:t xml:space="preserve">Event Details (1:Many) → Target Audience card → </w:t>
+      </w:r>
+      <w:r>
+        <w:rPr>
+          <w:b/>
+          <w:bCs/>
+        </w:rPr>
+        <w:t>Add to Target Audience</w:t>
+      </w:r>
+      <w:r>
+        <w:t xml:space="preserve"> (or Edit).</w:t>
+      </w:r>
+    </w:p>
+    <w:p>
+      <w:r>
+        <w:rPr>
+          <w:b/>
+          <w:bCs/>
+        </w:rPr>
+        <w:t>User actions</w:t>
+      </w:r>
+    </w:p>
+    <w:p>
+      <w:r>
+        <w:t>In “Edit Target Audience” modal:</w:t>
+      </w:r>
+    </w:p>
+    <w:p>
+      <w:pPr>
+        <w:numPr>
+          <w:ilvl w:val="0"/>
+          <w:numId w:val="128"/>
+        </w:numPr>
+      </w:pPr>
+      <w:r>
+        <w:t xml:space="preserve">Choose </w:t>
+      </w:r>
+      <w:r>
+        <w:rPr>
+          <w:b/>
+          <w:bCs/>
+        </w:rPr>
+        <w:t>Plan Sponsor</w:t>
+      </w:r>
+      <w:r>
+        <w:t xml:space="preserve"> (search/lookup).</w:t>
+      </w:r>
+    </w:p>
+    <w:p>
+      <w:pPr>
+        <w:numPr>
+          <w:ilvl w:val="0"/>
+          <w:numId w:val="128"/>
+        </w:numPr>
+      </w:pPr>
+      <w:r>
+        <w:t xml:space="preserve">Choose one or more </w:t>
+      </w:r>
+      <w:r>
+        <w:rPr>
+          <w:b/>
+          <w:bCs/>
+        </w:rPr>
+        <w:t>Plans</w:t>
+      </w:r>
+      <w:r>
+        <w:t xml:space="preserve"> under that sponsor, or select </w:t>
+      </w:r>
+      <w:r>
+        <w:rPr>
+          <w:b/>
+          <w:bCs/>
+        </w:rPr>
+        <w:t>“Any Plan”</w:t>
+      </w:r>
+      <w:r>
+        <w:t>.</w:t>
+      </w:r>
+    </w:p>
+    <w:p>
+      <w:pPr>
+        <w:numPr>
+          <w:ilvl w:val="0"/>
+          <w:numId w:val="128"/>
+        </w:numPr>
+      </w:pPr>
+      <w:r>
+        <w:t xml:space="preserve">Click </w:t>
+      </w:r>
+      <w:r>
+        <w:rPr>
+          <w:b/>
+          <w:bCs/>
+        </w:rPr>
+        <w:t>Save</w:t>
+      </w:r>
+      <w:r>
+        <w:t>.</w:t>
+      </w:r>
+    </w:p>
+    <w:p>
+      <w:r>
+        <w:rPr>
+          <w:b/>
+          <w:bCs/>
+        </w:rPr>
+        <w:t>System behavior</w:t>
+      </w:r>
+    </w:p>
+    <w:p>
+      <w:pPr>
+        <w:numPr>
+          <w:ilvl w:val="0"/>
+          <w:numId w:val="129"/>
+        </w:numPr>
+      </w:pPr>
+      <w:r>
+        <w:t>Validate Target Audience:</w:t>
+      </w:r>
+    </w:p>
+    <w:p>
+      <w:pPr>
+        <w:numPr>
+          <w:ilvl w:val="1"/>
+          <w:numId w:val="129"/>
+        </w:numPr>
+      </w:pPr>
+      <w:r>
+        <w:t>At least one plan sponsor.</w:t>
+      </w:r>
+    </w:p>
+    <w:p>
+      <w:pPr>
+        <w:numPr>
+          <w:ilvl w:val="1"/>
+          <w:numId w:val="129"/>
+        </w:numPr>
+      </w:pPr>
+      <w:r>
+        <w:t>At least one plan OR “Any Plan”.</w:t>
+      </w:r>
+    </w:p>
+    <w:p>
+      <w:pPr>
+        <w:numPr>
+          <w:ilvl w:val="0"/>
+          <w:numId w:val="129"/>
+        </w:numPr>
+      </w:pPr>
+      <w:r>
+        <w:rPr>
+          <w:b/>
+          <w:bCs/>
+        </w:rPr>
+        <w:t>Run resource eligibility check</w:t>
+      </w:r>
+      <w:r>
+        <w:t xml:space="preserve"> for the </w:t>
+      </w:r>
+      <w:r>
+        <w:rPr>
+          <w:b/>
+          <w:bCs/>
+        </w:rPr>
+        <w:t>current resource</w:t>
+      </w:r>
+      <w:r>
+        <w:t xml:space="preserve"> vs the </w:t>
+      </w:r>
+      <w:r>
+        <w:rPr>
+          <w:b/>
+          <w:bCs/>
+        </w:rPr>
+        <w:t>new full Target Audience</w:t>
+      </w:r>
+      <w:r>
+        <w:t>:</w:t>
+      </w:r>
+    </w:p>
+    <w:p>
+      <w:pPr>
+        <w:numPr>
+          <w:ilvl w:val="1"/>
+          <w:numId w:val="129"/>
+        </w:numPr>
+      </w:pPr>
+      <w:r>
+        <w:t xml:space="preserve">If </w:t>
+      </w:r>
+      <w:r>
+        <w:rPr>
+          <w:b/>
+          <w:bCs/>
+        </w:rPr>
+        <w:t>eligible</w:t>
+      </w:r>
+      <w:r>
+        <w:t xml:space="preserve"> → TA-SK-1 (happy path).</w:t>
+      </w:r>
+    </w:p>
+    <w:p>
+      <w:pPr>
+        <w:numPr>
+          <w:ilvl w:val="1"/>
+          <w:numId w:val="129"/>
+        </w:numPr>
+      </w:pPr>
+      <w:r>
+        <w:t xml:space="preserve">If </w:t>
+      </w:r>
+      <w:r>
+        <w:rPr>
+          <w:b/>
+          <w:bCs/>
+        </w:rPr>
+        <w:t>not eligible</w:t>
+      </w:r>
+      <w:r>
+        <w:t xml:space="preserve"> → TA-SK-2 (resource not eligible).</w:t>
+      </w:r>
+    </w:p>
+    <w:p>
+      <w:pPr>
+        <w:numPr>
+          <w:ilvl w:val="0"/>
+          <w:numId w:val="129"/>
+        </w:numPr>
+      </w:pPr>
+      <w:r>
+        <w:t>See TA-SK flows below for branching.</w:t>
+      </w:r>
+    </w:p>
+    <w:p>
+      <w:r>
+        <w:rPr>
+          <w:b/>
+          <w:bCs/>
+        </w:rPr>
+        <w:t>Outcome</w:t>
+      </w:r>
+    </w:p>
+    <w:p>
+      <w:pPr>
+        <w:numPr>
+          <w:ilvl w:val="0"/>
+          <w:numId w:val="130"/>
+        </w:numPr>
+      </w:pPr>
+      <w:r>
+        <w:t>Target Audience defined/expanded, and resource either:</w:t>
+      </w:r>
+    </w:p>
+    <w:p>
+      <w:pPr>
+        <w:numPr>
+          <w:ilvl w:val="1"/>
+          <w:numId w:val="130"/>
+        </w:numPr>
+      </w:pPr>
+      <w:r>
+        <w:t>remains as-is (if eligible), or</w:t>
+      </w:r>
+    </w:p>
+    <w:p>
+      <w:pPr>
+        <w:numPr>
+          <w:ilvl w:val="1"/>
+          <w:numId w:val="130"/>
+        </w:numPr>
+      </w:pPr>
+      <w:r>
+        <w:t>is changed via Resource flows (if not eligible), or</w:t>
+      </w:r>
+    </w:p>
+    <w:p>
+      <w:pPr>
+        <w:numPr>
+          <w:ilvl w:val="1"/>
+          <w:numId w:val="130"/>
+        </w:numPr>
+      </w:pPr>
+      <w:r>
+        <w:lastRenderedPageBreak/>
+        <w:t>Target Audience change is cancelled.</w:t>
+      </w:r>
+    </w:p>
+    <w:p>
+      <w:r>
+        <w:rPr>
+          <w:noProof/>
+        </w:rPr>
+        <w:pict w14:anchorId="17A7FBFB">
+          <v:rect id="_x0000_i1031" alt="" style="width:468pt;height:.05pt;mso-width-percent:0;mso-height-percent:0;mso-width-percent:0;mso-height-percent:0" o:hralign="center" o:hrstd="t" o:hr="t" fillcolor="#a0a0a0" stroked="f"/>
+        </w:pict>
+      </w:r>
+    </w:p>
+    <w:p>
+      <w:pPr>
+        <w:rPr>
+          <w:b/>
+          <w:bCs/>
+        </w:rPr>
+      </w:pPr>
+      <w:r>
+        <w:rPr>
+          <w:b/>
+          <w:bCs/>
+        </w:rPr>
+        <w:t>TA-2 – Edit / Remove Target Audience (Draft / Pre-Publish, full edit)</w:t>
+      </w:r>
+    </w:p>
+    <w:p>
+      <w:r>
+        <w:rPr>
+          <w:b/>
+          <w:bCs/>
+        </w:rPr>
+        <w:t>Entry</w:t>
+      </w:r>
+    </w:p>
+    <w:p>
+      <w:pPr>
+        <w:numPr>
+          <w:ilvl w:val="0"/>
+          <w:numId w:val="131"/>
+        </w:numPr>
+      </w:pPr>
+      <w:r>
+        <w:t>Event Details → Target Audience → Edit/Add.</w:t>
+      </w:r>
+    </w:p>
+    <w:p>
+      <w:r>
+        <w:rPr>
+          <w:b/>
+          <w:bCs/>
+        </w:rPr>
+        <w:t>User actions</w:t>
+      </w:r>
+      <w:r>
+        <w:t xml:space="preserve"> (Status != Published)</w:t>
+      </w:r>
+    </w:p>
+    <w:p>
+      <w:pPr>
+        <w:numPr>
+          <w:ilvl w:val="0"/>
+          <w:numId w:val="132"/>
+        </w:numPr>
+      </w:pPr>
+      <w:r>
+        <w:t>May change plan sponsor(s).</w:t>
+      </w:r>
+    </w:p>
+    <w:p>
+      <w:pPr>
+        <w:numPr>
+          <w:ilvl w:val="0"/>
+          <w:numId w:val="132"/>
+        </w:numPr>
+      </w:pPr>
+      <w:r>
+        <w:t>May add/remove plans.</w:t>
+      </w:r>
+    </w:p>
+    <w:p>
+      <w:pPr>
+        <w:numPr>
+          <w:ilvl w:val="0"/>
+          <w:numId w:val="132"/>
+        </w:numPr>
+      </w:pPr>
+      <w:r>
+        <w:t>May toggle “Any Plan”.</w:t>
+      </w:r>
+    </w:p>
+    <w:p>
+      <w:pPr>
+        <w:numPr>
+          <w:ilvl w:val="0"/>
+          <w:numId w:val="132"/>
+        </w:numPr>
+      </w:pPr>
+      <w:r>
+        <w:t>May completely replace Target Audience.</w:t>
+      </w:r>
+    </w:p>
+    <w:p>
+      <w:r>
+        <w:rPr>
+          <w:b/>
+          <w:bCs/>
+        </w:rPr>
+        <w:t>System behavior</w:t>
+      </w:r>
+    </w:p>
+    <w:p>
+      <w:pPr>
+        <w:numPr>
+          <w:ilvl w:val="0"/>
+          <w:numId w:val="133"/>
+        </w:numPr>
+      </w:pPr>
+      <w:r>
+        <w:t>Allow full CRUD while event is draft.</w:t>
+      </w:r>
+    </w:p>
+    <w:p>
+      <w:pPr>
+        <w:numPr>
+          <w:ilvl w:val="0"/>
+          <w:numId w:val="133"/>
+        </w:numPr>
+      </w:pPr>
+      <w:r>
+        <w:t xml:space="preserve">On </w:t>
+      </w:r>
+      <w:r>
+        <w:rPr>
+          <w:b/>
+          <w:bCs/>
+        </w:rPr>
+        <w:t>Save</w:t>
+      </w:r>
+      <w:r>
+        <w:t>:</w:t>
+      </w:r>
+    </w:p>
+    <w:p>
+      <w:pPr>
+        <w:numPr>
+          <w:ilvl w:val="1"/>
+          <w:numId w:val="133"/>
+        </w:numPr>
+      </w:pPr>
+      <w:r>
+        <w:t>Validate new Target Audience.</w:t>
+      </w:r>
+    </w:p>
+    <w:p>
+      <w:pPr>
+        <w:numPr>
+          <w:ilvl w:val="1"/>
+          <w:numId w:val="133"/>
+        </w:numPr>
+      </w:pPr>
+      <w:r>
+        <w:rPr>
+          <w:b/>
+          <w:bCs/>
+        </w:rPr>
+        <w:t>Run resource eligibility check</w:t>
+      </w:r>
+      <w:r>
+        <w:t xml:space="preserve"> (same as TA-1).</w:t>
+      </w:r>
+    </w:p>
+    <w:p>
+      <w:pPr>
+        <w:numPr>
+          <w:ilvl w:val="1"/>
+          <w:numId w:val="133"/>
+        </w:numPr>
+      </w:pPr>
+      <w:r>
+        <w:t>Branch into TA-SK-1 or TA-SK-2.</w:t>
+      </w:r>
+    </w:p>
+    <w:p>
+      <w:r>
+        <w:rPr>
+          <w:b/>
+          <w:bCs/>
+        </w:rPr>
+        <w:t>Outcome</w:t>
+      </w:r>
+    </w:p>
+    <w:p>
+      <w:pPr>
+        <w:numPr>
+          <w:ilvl w:val="0"/>
+          <w:numId w:val="134"/>
+        </w:numPr>
+      </w:pPr>
+      <w:r>
+        <w:t xml:space="preserve">Target Audience fully editable before publish, but </w:t>
+      </w:r>
+      <w:r>
+        <w:rPr>
+          <w:b/>
+          <w:bCs/>
+        </w:rPr>
+        <w:t>resource + audience must remain compatible</w:t>
+      </w:r>
+      <w:r>
+        <w:t>.</w:t>
+      </w:r>
+    </w:p>
+    <w:p>
+      <w:r>
+        <w:rPr>
+          <w:noProof/>
+        </w:rPr>
+        <w:pict w14:anchorId="227A8548">
+          <v:rect id="_x0000_i1030" alt="" style="width:468pt;height:.05pt;mso-width-percent:0;mso-height-percent:0;mso-width-percent:0;mso-height-percent:0" o:hralign="center" o:hrstd="t" o:hr="t" fillcolor="#a0a0a0" stroked="f"/>
+        </w:pict>
+      </w:r>
+    </w:p>
+    <w:p>
+      <w:pPr>
+        <w:rPr>
+          <w:b/>
+          <w:bCs/>
+        </w:rPr>
+      </w:pPr>
+      <w:r>
+        <w:rPr>
+          <w:b/>
+          <w:bCs/>
+        </w:rPr>
+        <w:t>TA-3 – Add Target Audience After Publish (No Registrations)</w:t>
+      </w:r>
+    </w:p>
+    <w:p>
+      <w:r>
+        <w:rPr>
+          <w:b/>
+          <w:bCs/>
+        </w:rPr>
+        <w:t>Entry</w:t>
+      </w:r>
+    </w:p>
+    <w:p>
+      <w:pPr>
+        <w:numPr>
+          <w:ilvl w:val="0"/>
+          <w:numId w:val="135"/>
+        </w:numPr>
+      </w:pPr>
+      <w:r>
+        <w:t xml:space="preserve">Event Details → Status = </w:t>
+      </w:r>
+      <w:r>
+        <w:rPr>
+          <w:b/>
+          <w:bCs/>
+        </w:rPr>
+        <w:t>Published</w:t>
+      </w:r>
+      <w:r>
+        <w:t>, Registrations = 0.</w:t>
+      </w:r>
+    </w:p>
+    <w:p>
+      <w:pPr>
+        <w:numPr>
+          <w:ilvl w:val="0"/>
+          <w:numId w:val="135"/>
+        </w:numPr>
+      </w:pPr>
+      <w:r>
+        <w:t>Target Audience → Edit/Add.</w:t>
+      </w:r>
+    </w:p>
+    <w:p>
+      <w:r>
+        <w:rPr>
+          <w:b/>
+          <w:bCs/>
+        </w:rPr>
+        <w:t>User actions</w:t>
+      </w:r>
+    </w:p>
+    <w:p>
+      <w:pPr>
+        <w:numPr>
+          <w:ilvl w:val="0"/>
+          <w:numId w:val="136"/>
+        </w:numPr>
+      </w:pPr>
+      <w:r>
+        <w:rPr>
+          <w:b/>
+          <w:bCs/>
+        </w:rPr>
+        <w:t>Can:</w:t>
+      </w:r>
+    </w:p>
+    <w:p>
+      <w:pPr>
+        <w:numPr>
+          <w:ilvl w:val="1"/>
+          <w:numId w:val="136"/>
+        </w:numPr>
+      </w:pPr>
+      <w:r>
+        <w:t>Add additional plan sponsors.</w:t>
+      </w:r>
+    </w:p>
+    <w:p>
+      <w:pPr>
+        <w:numPr>
+          <w:ilvl w:val="1"/>
+          <w:numId w:val="136"/>
+        </w:numPr>
+      </w:pPr>
+      <w:r>
+        <w:t>Add additional plans under existing sponsors.</w:t>
+      </w:r>
+    </w:p>
+    <w:p>
+      <w:pPr>
+        <w:numPr>
+          <w:ilvl w:val="0"/>
+          <w:numId w:val="136"/>
+        </w:numPr>
+      </w:pPr>
+      <w:r>
+        <w:rPr>
+          <w:b/>
+          <w:bCs/>
+        </w:rPr>
+        <w:t>Cannot:</w:t>
+      </w:r>
+    </w:p>
+    <w:p>
+      <w:pPr>
+        <w:numPr>
+          <w:ilvl w:val="1"/>
+          <w:numId w:val="136"/>
+        </w:numPr>
+      </w:pPr>
+      <w:r>
+        <w:t>Remove existing plan sponsors.</w:t>
+      </w:r>
+    </w:p>
+    <w:p>
+      <w:pPr>
+        <w:numPr>
+          <w:ilvl w:val="1"/>
+          <w:numId w:val="136"/>
+        </w:numPr>
+      </w:pPr>
+      <w:r>
+        <w:t>Remove existing plans.</w:t>
+      </w:r>
+    </w:p>
+    <w:p>
+      <w:pPr>
+        <w:numPr>
+          <w:ilvl w:val="1"/>
+          <w:numId w:val="136"/>
+        </w:numPr>
+      </w:pPr>
+      <w:r>
+        <w:t>Narrow “Any Plan” down to specific plans.</w:t>
+      </w:r>
+    </w:p>
+    <w:p>
+      <w:r>
+        <w:rPr>
+          <w:b/>
+          <w:bCs/>
+        </w:rPr>
+        <w:t>System behavior</w:t>
+      </w:r>
+    </w:p>
+    <w:p>
+      <w:pPr>
+        <w:numPr>
+          <w:ilvl w:val="0"/>
+          <w:numId w:val="137"/>
+        </w:numPr>
+      </w:pPr>
+      <w:r>
+        <w:t xml:space="preserve">Enforce </w:t>
+      </w:r>
+      <w:r>
+        <w:rPr>
+          <w:b/>
+          <w:bCs/>
+        </w:rPr>
+        <w:t>add-only</w:t>
+      </w:r>
+      <w:r>
+        <w:t xml:space="preserve"> semantics in UI and validation.</w:t>
+      </w:r>
+    </w:p>
+    <w:p>
+      <w:pPr>
+        <w:numPr>
+          <w:ilvl w:val="0"/>
+          <w:numId w:val="137"/>
+        </w:numPr>
+      </w:pPr>
+      <w:r>
+        <w:t>On Save:</w:t>
+      </w:r>
+    </w:p>
+    <w:p>
+      <w:pPr>
+        <w:numPr>
+          <w:ilvl w:val="1"/>
+          <w:numId w:val="137"/>
+        </w:numPr>
+      </w:pPr>
+      <w:r>
+        <w:t>Validate updated audience.</w:t>
+      </w:r>
+    </w:p>
+    <w:p>
+      <w:pPr>
+        <w:numPr>
+          <w:ilvl w:val="1"/>
+          <w:numId w:val="137"/>
+        </w:numPr>
+      </w:pPr>
+      <w:r>
+        <w:rPr>
+          <w:b/>
+          <w:bCs/>
+        </w:rPr>
+        <w:t>Run resource eligibility check</w:t>
+      </w:r>
+      <w:r>
+        <w:t xml:space="preserve"> (TA-SK-1 / TA-SK-2).</w:t>
+      </w:r>
+    </w:p>
+    <w:p>
+      <w:r>
+        <w:rPr>
+          <w:b/>
+          <w:bCs/>
+        </w:rPr>
+        <w:t>Outcome</w:t>
+      </w:r>
+    </w:p>
+    <w:p>
+      <w:pPr>
+        <w:numPr>
+          <w:ilvl w:val="0"/>
+          <w:numId w:val="138"/>
+        </w:numPr>
+      </w:pPr>
+      <w:r>
+        <w:t xml:space="preserve">Audience scope can </w:t>
+      </w:r>
+      <w:r>
+        <w:rPr>
+          <w:b/>
+          <w:bCs/>
+        </w:rPr>
+        <w:t>grow</w:t>
+      </w:r>
+      <w:r>
+        <w:t xml:space="preserve"> but not shrink after publish, and resource must still be eligible.</w:t>
+      </w:r>
+    </w:p>
+    <w:p>
+      <w:r>
+        <w:rPr>
+          <w:noProof/>
+        </w:rPr>
+        <w:pict w14:anchorId="5157DE5E">
+          <v:rect id="_x0000_i1029" alt="" style="width:468pt;height:.05pt;mso-width-percent:0;mso-height-percent:0;mso-width-percent:0;mso-height-percent:0" o:hralign="center" o:hrstd="t" o:hr="t" fillcolor="#a0a0a0" stroked="f"/>
+        </w:pict>
+      </w:r>
+    </w:p>
+    <w:p>
+      <w:pPr>
+        <w:rPr>
+          <w:b/>
+          <w:bCs/>
+        </w:rPr>
+      </w:pPr>
+      <w:r>
+        <w:rPr>
+          <w:b/>
+          <w:bCs/>
+        </w:rPr>
+        <w:t>TA-4 – Add Target Audience After Publish (With Registrations)</w:t>
+      </w:r>
+    </w:p>
+    <w:p>
+      <w:r>
+        <w:rPr>
+          <w:b/>
+          <w:bCs/>
+        </w:rPr>
+        <w:t>Entry</w:t>
+      </w:r>
+    </w:p>
+    <w:p>
+      <w:pPr>
+        <w:numPr>
+          <w:ilvl w:val="0"/>
+          <w:numId w:val="139"/>
+        </w:numPr>
+      </w:pPr>
+      <w:r>
+        <w:t xml:space="preserve">Event Details → Status = </w:t>
+      </w:r>
+      <w:r>
+        <w:rPr>
+          <w:b/>
+          <w:bCs/>
+        </w:rPr>
+        <w:t>Published</w:t>
+      </w:r>
+      <w:r>
+        <w:t>, Registrations &gt; 0.</w:t>
+      </w:r>
+    </w:p>
+    <w:p>
+      <w:pPr>
+        <w:numPr>
+          <w:ilvl w:val="0"/>
+          <w:numId w:val="139"/>
+        </w:numPr>
+      </w:pPr>
+      <w:r>
+        <w:lastRenderedPageBreak/>
+        <w:t>Target Audience → Edit/Add.</w:t>
+      </w:r>
+    </w:p>
+    <w:p>
+      <w:r>
+        <w:rPr>
+          <w:b/>
+          <w:bCs/>
+        </w:rPr>
+        <w:t>User actions</w:t>
+      </w:r>
+    </w:p>
+    <w:p>
+      <w:pPr>
+        <w:numPr>
+          <w:ilvl w:val="0"/>
+          <w:numId w:val="140"/>
+        </w:numPr>
+      </w:pPr>
+      <w:r>
+        <w:t>Same as TA-3 (add-only).</w:t>
+      </w:r>
+    </w:p>
+    <w:p>
+      <w:r>
+        <w:rPr>
+          <w:b/>
+          <w:bCs/>
+        </w:rPr>
+        <w:t>System behavior</w:t>
+      </w:r>
+    </w:p>
+    <w:p>
+      <w:pPr>
+        <w:numPr>
+          <w:ilvl w:val="0"/>
+          <w:numId w:val="141"/>
+        </w:numPr>
+      </w:pPr>
+      <w:r>
+        <w:t>Enforce add-only.</w:t>
+      </w:r>
+    </w:p>
+    <w:p>
+      <w:pPr>
+        <w:numPr>
+          <w:ilvl w:val="0"/>
+          <w:numId w:val="141"/>
+        </w:numPr>
+      </w:pPr>
+      <w:r>
+        <w:t>On Save:</w:t>
+      </w:r>
+    </w:p>
+    <w:p>
+      <w:pPr>
+        <w:numPr>
+          <w:ilvl w:val="1"/>
+          <w:numId w:val="141"/>
+        </w:numPr>
+      </w:pPr>
+      <w:r>
+        <w:t>Validate updated audience.</w:t>
+      </w:r>
+    </w:p>
+    <w:p>
+      <w:pPr>
+        <w:numPr>
+          <w:ilvl w:val="1"/>
+          <w:numId w:val="141"/>
+        </w:numPr>
+      </w:pPr>
+      <w:r>
+        <w:rPr>
+          <w:b/>
+          <w:bCs/>
+        </w:rPr>
+        <w:t>Run resource eligibility check</w:t>
+      </w:r>
+      <w:r>
+        <w:t xml:space="preserve"> (TA-SK-1 / TA-SK-2).</w:t>
+      </w:r>
+    </w:p>
+    <w:p>
+      <w:r>
+        <w:rPr>
+          <w:b/>
+          <w:bCs/>
+        </w:rPr>
+        <w:t>Outcome</w:t>
+      </w:r>
+    </w:p>
+    <w:p>
+      <w:pPr>
+        <w:numPr>
+          <w:ilvl w:val="0"/>
+          <w:numId w:val="142"/>
+        </w:numPr>
+      </w:pPr>
+      <w:r>
+        <w:t>Target Audience can still be expanded even after registrations, but:</w:t>
+      </w:r>
+    </w:p>
+    <w:p>
+      <w:pPr>
+        <w:numPr>
+          <w:ilvl w:val="1"/>
+          <w:numId w:val="142"/>
+        </w:numPr>
+      </w:pPr>
+      <w:r>
+        <w:t>Existing audience cannot be removed.</w:t>
+      </w:r>
+    </w:p>
+    <w:p>
+      <w:pPr>
+        <w:numPr>
+          <w:ilvl w:val="1"/>
+          <w:numId w:val="142"/>
+        </w:numPr>
+      </w:pPr>
+      <w:r>
+        <w:t>Current resource must remain eligible for the expanded audience, or be changed.</w:t>
+      </w:r>
+    </w:p>
+    <w:p>
+      <w:r>
+        <w:rPr>
+          <w:noProof/>
+        </w:rPr>
+        <w:pict w14:anchorId="32FA935E">
+          <v:rect id="_x0000_i1028" alt="" style="width:468pt;height:.05pt;mso-width-percent:0;mso-height-percent:0;mso-width-percent:0;mso-height-percent:0" o:hralign="center" o:hrstd="t" o:hr="t" fillcolor="#a0a0a0" stroked="f"/>
+        </w:pict>
+      </w:r>
+    </w:p>
+    <w:p>
+      <w:pPr>
+        <w:rPr>
+          <w:b/>
+          <w:bCs/>
+        </w:rPr>
+      </w:pPr>
+      <w:r>
+        <w:rPr>
+          <w:b/>
+          <w:bCs/>
+        </w:rPr>
+        <w:t>TA-5 – Validation at Publish</w:t>
+      </w:r>
+    </w:p>
+    <w:p>
+      <w:r>
+        <w:rPr>
+          <w:b/>
+          <w:bCs/>
+        </w:rPr>
+        <w:t>Trigger</w:t>
+      </w:r>
+    </w:p>
+    <w:p>
+      <w:pPr>
+        <w:numPr>
+          <w:ilvl w:val="0"/>
+          <w:numId w:val="143"/>
+        </w:numPr>
+      </w:pPr>
+      <w:r>
+        <w:t xml:space="preserve">User clicks </w:t>
+      </w:r>
+      <w:r>
+        <w:rPr>
+          <w:b/>
+          <w:bCs/>
+        </w:rPr>
+        <w:t>Publish</w:t>
+      </w:r>
+      <w:r>
+        <w:t xml:space="preserve"> for a 1:Many event.</w:t>
+      </w:r>
+    </w:p>
+    <w:p>
+      <w:r>
+        <w:rPr>
+          <w:b/>
+          <w:bCs/>
+        </w:rPr>
+        <w:t>System</w:t>
+      </w:r>
+    </w:p>
+    <w:p>
+      <w:pPr>
+        <w:numPr>
+          <w:ilvl w:val="0"/>
+          <w:numId w:val="144"/>
+        </w:numPr>
+      </w:pPr>
+      <w:r>
+        <w:t>Validate Target Audience is populated:</w:t>
+      </w:r>
+    </w:p>
+    <w:p>
+      <w:pPr>
+        <w:numPr>
+          <w:ilvl w:val="1"/>
+          <w:numId w:val="144"/>
+        </w:numPr>
+      </w:pPr>
+      <w:r>
+        <w:t>At least one plan sponsor.</w:t>
+      </w:r>
+    </w:p>
+    <w:p>
+      <w:pPr>
+        <w:numPr>
+          <w:ilvl w:val="1"/>
+          <w:numId w:val="144"/>
+        </w:numPr>
+      </w:pPr>
+      <w:r>
+        <w:t>At least one plan or “Any Plan”.</w:t>
+      </w:r>
+    </w:p>
+    <w:p>
+      <w:pPr>
+        <w:numPr>
+          <w:ilvl w:val="0"/>
+          <w:numId w:val="144"/>
+        </w:numPr>
+      </w:pPr>
+      <w:r>
+        <w:t xml:space="preserve">(Optional but recommended) Validate </w:t>
+      </w:r>
+      <w:r>
+        <w:rPr>
+          <w:b/>
+          <w:bCs/>
+        </w:rPr>
+        <w:t>current resource is eligible</w:t>
+      </w:r>
+      <w:r>
+        <w:t xml:space="preserve"> for Target Audience.</w:t>
+      </w:r>
+    </w:p>
+    <w:p>
+      <w:pPr>
+        <w:numPr>
+          <w:ilvl w:val="0"/>
+          <w:numId w:val="144"/>
+        </w:numPr>
+      </w:pPr>
+      <w:r>
+        <w:t>If missing or invalid:</w:t>
+      </w:r>
+    </w:p>
+    <w:p>
+      <w:pPr>
+        <w:numPr>
+          <w:ilvl w:val="1"/>
+          <w:numId w:val="144"/>
+        </w:numPr>
+      </w:pPr>
+      <w:r>
+        <w:t>Block publish.</w:t>
+      </w:r>
+    </w:p>
+    <w:p>
+      <w:pPr>
+        <w:numPr>
+          <w:ilvl w:val="1"/>
+          <w:numId w:val="144"/>
+        </w:numPr>
+      </w:pPr>
+      <w:r>
+        <w:t>Show error (e.g., “Target Audience is required before publishing” or “Assigned resource is not eligible for the selected Target Audience.”).</w:t>
+      </w:r>
+    </w:p>
+    <w:p>
+      <w:r>
+        <w:rPr>
+          <w:b/>
+          <w:bCs/>
+        </w:rPr>
+        <w:t>Outcome</w:t>
+      </w:r>
+    </w:p>
+    <w:p>
+      <w:pPr>
+        <w:numPr>
+          <w:ilvl w:val="0"/>
+          <w:numId w:val="145"/>
+        </w:numPr>
+      </w:pPr>
+      <w:r>
+        <w:t xml:space="preserve">Published events always have </w:t>
+      </w:r>
+      <w:r>
+        <w:rPr>
+          <w:b/>
+          <w:bCs/>
+        </w:rPr>
+        <w:t>Who</w:t>
+      </w:r>
+      <w:r>
+        <w:t xml:space="preserve"> populated and a resource who is allowed to serve that audience.</w:t>
+      </w:r>
+    </w:p>
+    <w:p>
+      <w:r>
+        <w:rPr>
+          <w:noProof/>
+        </w:rPr>
+        <w:pict w14:anchorId="51F4411C">
+          <v:rect id="_x0000_i1027" alt="" style="width:468pt;height:.05pt;mso-width-percent:0;mso-height-percent:0;mso-width-percent:0;mso-height-percent:0" o:hralign="center" o:hrstd="t" o:hr="t" fillcolor="#a0a0a0" stroked="f"/>
+        </w:pict>
+      </w:r>
+    </w:p>
+    <w:p>
+      <w:pPr>
+        <w:rPr>
+          <w:b/>
+          <w:bCs/>
+        </w:rPr>
+      </w:pPr>
+      <w:r>
+        <w:rPr>
+          <w:b/>
+          <w:bCs/>
+        </w:rPr>
+        <w:t>1.2 Resource Eligibility Flows when Target Audience Changes</w:t>
+      </w:r>
+    </w:p>
+    <w:p>
+      <w:r>
+        <w:t xml:space="preserve">These are the </w:t>
+      </w:r>
+      <w:r>
+        <w:rPr>
+          <w:b/>
+          <w:bCs/>
+        </w:rPr>
+        <w:t>new pieces</w:t>
+      </w:r>
+      <w:r>
+        <w:t xml:space="preserve"> you’ll call out in grooming.</w:t>
+      </w:r>
+    </w:p>
+    <w:p>
+      <w:pPr>
+        <w:rPr>
+          <w:b/>
+          <w:bCs/>
+        </w:rPr>
+      </w:pPr>
+      <w:r>
+        <w:rPr>
+          <w:b/>
+          <w:bCs/>
+        </w:rPr>
+        <w:t>TA-SK-1 – Current resource still eligible</w:t>
+      </w:r>
+    </w:p>
+    <w:p>
+      <w:r>
+        <w:rPr>
+          <w:b/>
+          <w:bCs/>
+        </w:rPr>
+        <w:t>When used</w:t>
+      </w:r>
+    </w:p>
+    <w:p>
+      <w:pPr>
+        <w:numPr>
+          <w:ilvl w:val="0"/>
+          <w:numId w:val="146"/>
+        </w:numPr>
+      </w:pPr>
+      <w:r>
+        <w:t>Called from TA-1/2/3/4 after Target Audience validation.</w:t>
+      </w:r>
+    </w:p>
+    <w:p>
+      <w:r>
+        <w:rPr>
+          <w:b/>
+          <w:bCs/>
+        </w:rPr>
+        <w:t>System</w:t>
+      </w:r>
+    </w:p>
+    <w:p>
+      <w:pPr>
+        <w:numPr>
+          <w:ilvl w:val="0"/>
+          <w:numId w:val="147"/>
+        </w:numPr>
+      </w:pPr>
+      <w:r>
+        <w:t>isResourceEligible(currentResource, updatedTargetAudience) = true.</w:t>
+      </w:r>
+    </w:p>
+    <w:p>
+      <w:r>
+        <w:rPr>
+          <w:b/>
+          <w:bCs/>
+        </w:rPr>
+        <w:t>Result</w:t>
+      </w:r>
+    </w:p>
+    <w:p>
+      <w:pPr>
+        <w:numPr>
+          <w:ilvl w:val="0"/>
+          <w:numId w:val="148"/>
+        </w:numPr>
+      </w:pPr>
+      <w:r>
+        <w:t>Commit Target Audience change.</w:t>
+      </w:r>
+    </w:p>
+    <w:p>
+      <w:pPr>
+        <w:numPr>
+          <w:ilvl w:val="0"/>
+          <w:numId w:val="148"/>
+        </w:numPr>
+      </w:pPr>
+      <w:r>
+        <w:t>Keep resource unchanged.</w:t>
+      </w:r>
+    </w:p>
+    <w:p>
+      <w:pPr>
+        <w:numPr>
+          <w:ilvl w:val="0"/>
+          <w:numId w:val="148"/>
+        </w:numPr>
+      </w:pPr>
+      <w:r>
+        <w:t>Back to Event Details.</w:t>
+      </w:r>
+    </w:p>
+    <w:p>
+      <w:r>
+        <w:rPr>
+          <w:noProof/>
+        </w:rPr>
+        <w:pict w14:anchorId="22729F59">
+          <v:rect id="_x0000_i1026" alt="" style="width:468pt;height:.05pt;mso-width-percent:0;mso-height-percent:0;mso-width-percent:0;mso-height-percent:0" o:hralign="center" o:hrstd="t" o:hr="t" fillcolor="#a0a0a0" stroked="f"/>
+        </w:pict>
+      </w:r>
+    </w:p>
+    <w:p>
+      <w:pPr>
+        <w:rPr>
+          <w:b/>
+          <w:bCs/>
+        </w:rPr>
+      </w:pPr>
+      <w:r>
+        <w:rPr>
+          <w:b/>
+          <w:bCs/>
+        </w:rPr>
+        <w:t>TA-SK-2 – Current resource NOT eligible</w:t>
+      </w:r>
+    </w:p>
+    <w:p>
+      <w:r>
+        <w:rPr>
+          <w:b/>
+          <w:bCs/>
+        </w:rPr>
+        <w:lastRenderedPageBreak/>
+        <w:t>When used</w:t>
+      </w:r>
+    </w:p>
+    <w:p>
+      <w:pPr>
+        <w:numPr>
+          <w:ilvl w:val="0"/>
+          <w:numId w:val="149"/>
+        </w:numPr>
+      </w:pPr>
+      <w:r>
+        <w:t>Called from TA-1/2/3/4 when eligibility check fails.</w:t>
+      </w:r>
+    </w:p>
+    <w:p>
+      <w:r>
+        <w:rPr>
+          <w:b/>
+          <w:bCs/>
+        </w:rPr>
+        <w:t>System</w:t>
+      </w:r>
+    </w:p>
+    <w:p>
+      <w:pPr>
+        <w:numPr>
+          <w:ilvl w:val="0"/>
+          <w:numId w:val="150"/>
+        </w:numPr>
+      </w:pPr>
+      <w:r>
+        <w:t xml:space="preserve">Show </w:t>
+      </w:r>
+      <w:r>
+        <w:rPr>
+          <w:b/>
+          <w:bCs/>
+        </w:rPr>
+        <w:t>“Current resource not eligible”</w:t>
+      </w:r>
+      <w:r>
+        <w:t xml:space="preserve"> modal, e.g.:</w:t>
+      </w:r>
+    </w:p>
+    <w:p>
+      <w:pPr>
+        <w:numPr>
+          <w:ilvl w:val="1"/>
+          <w:numId w:val="150"/>
+        </w:numPr>
+      </w:pPr>
+      <w:r>
+        <w:t>Title: “Current resource not eligible for this audience”</w:t>
+      </w:r>
+    </w:p>
+    <w:p>
+      <w:pPr>
+        <w:numPr>
+          <w:ilvl w:val="1"/>
+          <w:numId w:val="150"/>
+        </w:numPr>
+      </w:pPr>
+      <w:r>
+        <w:t>Message: “The assigned resource is not eligible to deliver this event for the updated Target Audience.”</w:t>
+      </w:r>
+    </w:p>
+    <w:p>
+      <w:pPr>
+        <w:numPr>
+          <w:ilvl w:val="1"/>
+          <w:numId w:val="150"/>
+        </w:numPr>
+      </w:pPr>
+      <w:r>
+        <w:t>Buttons:</w:t>
+      </w:r>
+    </w:p>
+    <w:p>
+      <w:pPr>
+        <w:numPr>
+          <w:ilvl w:val="2"/>
+          <w:numId w:val="150"/>
+        </w:numPr>
+      </w:pPr>
+      <w:r>
+        <w:rPr>
+          <w:b/>
+          <w:bCs/>
+        </w:rPr>
+        <w:t>Change Resource</w:t>
+      </w:r>
+    </w:p>
+    <w:p>
+      <w:pPr>
+        <w:numPr>
+          <w:ilvl w:val="2"/>
+          <w:numId w:val="150"/>
+        </w:numPr>
+      </w:pPr>
+      <w:r>
+        <w:rPr>
+          <w:b/>
+          <w:bCs/>
+        </w:rPr>
+        <w:t>Go Back</w:t>
+      </w:r>
+      <w:r>
+        <w:t xml:space="preserve"> (or Cancel)</w:t>
+      </w:r>
+    </w:p>
+    <w:p>
+      <w:pPr>
+        <w:numPr>
+          <w:ilvl w:val="0"/>
+          <w:numId w:val="150"/>
+        </w:numPr>
+      </w:pPr>
+      <w:r>
+        <w:rPr>
+          <w:b/>
+          <w:bCs/>
+        </w:rPr>
+        <w:t>User → Go Back</w:t>
+      </w:r>
+    </w:p>
+    <w:p>
+      <w:pPr>
+        <w:numPr>
+          <w:ilvl w:val="1"/>
+          <w:numId w:val="150"/>
+        </w:numPr>
+      </w:pPr>
+      <w:r>
+        <w:t>Return to Target Audience edit screen.</w:t>
+      </w:r>
+    </w:p>
+    <w:p>
+      <w:pPr>
+        <w:numPr>
+          <w:ilvl w:val="1"/>
+          <w:numId w:val="150"/>
+        </w:numPr>
+      </w:pPr>
+      <w:r>
+        <w:t>User can adjust audience or cancel; no changes saved.</w:t>
+      </w:r>
+    </w:p>
+    <w:p>
+      <w:pPr>
+        <w:numPr>
+          <w:ilvl w:val="0"/>
+          <w:numId w:val="150"/>
+        </w:numPr>
+      </w:pPr>
+      <w:r>
+        <w:rPr>
+          <w:b/>
+          <w:bCs/>
+        </w:rPr>
+        <w:t>User → Change Resource</w:t>
+      </w:r>
+    </w:p>
+    <w:p>
+      <w:pPr>
+        <w:numPr>
+          <w:ilvl w:val="1"/>
+          <w:numId w:val="150"/>
+        </w:numPr>
+      </w:pPr>
+      <w:r>
+        <w:t xml:space="preserve">Jump into standard </w:t>
+      </w:r>
+      <w:r>
+        <w:rPr>
+          <w:b/>
+          <w:bCs/>
+        </w:rPr>
+        <w:t>Edit Resource</w:t>
+      </w:r>
+      <w:r>
+        <w:t xml:space="preserve"> flows, but:</w:t>
+      </w:r>
+    </w:p>
+    <w:p>
+      <w:pPr>
+        <w:numPr>
+          <w:ilvl w:val="2"/>
+          <w:numId w:val="150"/>
+        </w:numPr>
+      </w:pPr>
+      <w:r>
+        <w:rPr>
+          <w:b/>
+          <w:bCs/>
+        </w:rPr>
+        <w:t>Recommended Resources</w:t>
+      </w:r>
+      <w:r>
+        <w:t xml:space="preserve"> must be:</w:t>
+      </w:r>
+    </w:p>
+    <w:p>
+      <w:pPr>
+        <w:numPr>
+          <w:ilvl w:val="3"/>
+          <w:numId w:val="150"/>
+        </w:numPr>
+      </w:pPr>
+      <w:r>
+        <w:t>Eligible for updated Target Audience.</w:t>
+      </w:r>
+    </w:p>
+    <w:p>
+      <w:pPr>
+        <w:numPr>
+          <w:ilvl w:val="3"/>
+          <w:numId w:val="150"/>
+        </w:numPr>
+      </w:pPr>
+      <w:r>
+        <w:t>Available at the current date/time.</w:t>
+      </w:r>
+    </w:p>
+    <w:p>
+      <w:pPr>
+        <w:numPr>
+          <w:ilvl w:val="2"/>
+          <w:numId w:val="150"/>
+        </w:numPr>
+      </w:pPr>
+      <w:r>
+        <w:rPr>
+          <w:b/>
+          <w:bCs/>
+        </w:rPr>
+        <w:t>Specific Resource</w:t>
+      </w:r>
+      <w:r>
+        <w:t>:</w:t>
+      </w:r>
+    </w:p>
+    <w:p>
+      <w:pPr>
+        <w:numPr>
+          <w:ilvl w:val="3"/>
+          <w:numId w:val="150"/>
+        </w:numPr>
+      </w:pPr>
+      <w:r>
+        <w:t>When user chooses X, system must ensure:</w:t>
+      </w:r>
+    </w:p>
+    <w:p>
+      <w:pPr>
+        <w:numPr>
+          <w:ilvl w:val="4"/>
+          <w:numId w:val="150"/>
+        </w:numPr>
+      </w:pPr>
+      <w:r>
+        <w:t>X is eligible for updated Target Audience.</w:t>
+      </w:r>
+    </w:p>
+    <w:p>
+      <w:pPr>
+        <w:numPr>
+          <w:ilvl w:val="4"/>
+          <w:numId w:val="150"/>
+        </w:numPr>
+      </w:pPr>
+      <w:r>
+        <w:t>X is available (or follow the conflict flows if not).</w:t>
+      </w:r>
+    </w:p>
+    <w:p>
+      <w:r>
+        <w:rPr>
+          <w:b/>
+          <w:bCs/>
+        </w:rPr>
+        <w:t>Outcome</w:t>
+      </w:r>
+    </w:p>
+    <w:p>
+      <w:pPr>
+        <w:numPr>
+          <w:ilvl w:val="0"/>
+          <w:numId w:val="151"/>
+        </w:numPr>
+      </w:pPr>
+      <w:r>
+        <w:t>Final state always satisfies:</w:t>
+      </w:r>
+    </w:p>
+    <w:p>
+      <w:pPr>
+        <w:numPr>
+          <w:ilvl w:val="1"/>
+          <w:numId w:val="151"/>
+        </w:numPr>
+      </w:pPr>
+      <w:r>
+        <w:t>A) New Target Audience saved.</w:t>
+      </w:r>
+    </w:p>
+    <w:p>
+      <w:pPr>
+        <w:numPr>
+          <w:ilvl w:val="1"/>
+          <w:numId w:val="151"/>
+        </w:numPr>
+      </w:pPr>
+      <w:r>
+        <w:t xml:space="preserve">B) Assigned resource is eligible for </w:t>
+      </w:r>
+      <w:r>
+        <w:rPr>
+          <w:b/>
+          <w:bCs/>
+        </w:rPr>
+        <w:t>all</w:t>
+      </w:r>
+      <w:r>
+        <w:t xml:space="preserve"> of that audience (and passes availability rules or conflict overrides).</w:t>
+      </w:r>
+    </w:p>
+    <w:p>
+      <w:r>
+        <w:rPr>
+          <w:noProof/>
+        </w:rPr>
+        <w:pict w14:anchorId="2257DA72">
+          <v:rect id="_x0000_i1025" alt="" style="width:468pt;height:.05pt;mso-width-percent:0;mso-height-percent:0;mso-width-percent:0;mso-height-percent:0" o:hralign="center" o:hrstd="t" o:hr="t" fillcolor="#a0a0a0" stroked="f"/>
+        </w:pict>
+      </w:r>
+    </w:p>
+    <w:p>
+      <w:pPr>
+        <w:rPr>
+          <w:b/>
+          <w:bCs/>
+        </w:rPr>
+      </w:pPr>
+      <w:r>
+        <w:rPr>
+          <w:b/>
+          <w:bCs/>
+        </w:rPr>
+        <w:t>2. Comments Flows – NO CHANGE</w:t>
+      </w:r>
+    </w:p>
+    <w:p>
+      <w:r>
+        <w:t>Your earlier analysis for Comments still stands; nothing about the new skills rule affects Comments.</w:t>
+      </w:r>
+    </w:p>
+    <w:p>
+      <w:pPr>
+        <w:rPr>
+          <w:b/>
+          <w:bCs/>
+        </w:rPr>
+      </w:pPr>
+      <w:r>
+        <w:rPr>
+          <w:b/>
+          <w:bCs/>
+        </w:rPr>
+        <w:t>C-1 – Add/Edit Comments (Any Event State)</w:t>
+      </w:r>
+    </w:p>
+    <w:p>
+      <w:r>
+        <w:rPr>
+          <w:b/>
+          <w:bCs/>
+        </w:rPr>
+        <w:t>Entry</w:t>
+      </w:r>
+    </w:p>
+    <w:p>
+      <w:pPr>
+        <w:numPr>
+          <w:ilvl w:val="0"/>
+          <w:numId w:val="152"/>
+        </w:numPr>
+      </w:pPr>
+      <w:r>
+        <w:t xml:space="preserve">Event Details → </w:t>
+      </w:r>
+      <w:r>
+        <w:rPr>
+          <w:b/>
+          <w:bCs/>
+        </w:rPr>
+        <w:t>Comments</w:t>
+      </w:r>
+      <w:r>
+        <w:t xml:space="preserve"> card → Edit (pencil).</w:t>
+      </w:r>
+    </w:p>
+    <w:p>
+      <w:r>
+        <w:rPr>
+          <w:b/>
+          <w:bCs/>
+        </w:rPr>
+        <w:t>User actions</w:t>
+      </w:r>
+    </w:p>
+    <w:p>
+      <w:pPr>
+        <w:numPr>
+          <w:ilvl w:val="0"/>
+          <w:numId w:val="153"/>
+        </w:numPr>
+      </w:pPr>
+      <w:r>
+        <w:t>Modal/textarea opens with existing text (or empty).</w:t>
+      </w:r>
+    </w:p>
+    <w:p>
+      <w:pPr>
+        <w:numPr>
+          <w:ilvl w:val="0"/>
+          <w:numId w:val="153"/>
+        </w:numPr>
+      </w:pPr>
+      <w:r>
+        <w:t>User writes/updates comment.</w:t>
+      </w:r>
+    </w:p>
+    <w:p>
+      <w:pPr>
+        <w:numPr>
+          <w:ilvl w:val="0"/>
+          <w:numId w:val="153"/>
+        </w:numPr>
+      </w:pPr>
+      <w:r>
+        <w:t xml:space="preserve">Clicks </w:t>
+      </w:r>
+      <w:r>
+        <w:rPr>
+          <w:b/>
+          <w:bCs/>
+        </w:rPr>
+        <w:t>Save</w:t>
+      </w:r>
+      <w:r>
+        <w:t>.</w:t>
+      </w:r>
+    </w:p>
+    <w:p>
+      <w:r>
+        <w:rPr>
+          <w:b/>
+          <w:bCs/>
+        </w:rPr>
+        <w:t>System behavior</w:t>
+      </w:r>
+    </w:p>
+    <w:p>
+      <w:pPr>
+        <w:numPr>
+          <w:ilvl w:val="0"/>
+          <w:numId w:val="154"/>
+        </w:numPr>
+      </w:pPr>
+      <w:r>
+        <w:t>Persist comment text.</w:t>
+      </w:r>
+    </w:p>
+    <w:p>
+      <w:pPr>
+        <w:numPr>
+          <w:ilvl w:val="0"/>
+          <w:numId w:val="154"/>
+        </w:numPr>
+      </w:pPr>
+      <w:r>
+        <w:t>Close modal; show updated comment on card.</w:t>
+      </w:r>
+    </w:p>
+    <w:p>
+      <w:r>
+        <w:rPr>
+          <w:b/>
+          <w:bCs/>
+        </w:rPr>
+        <w:t>Outcome</w:t>
+      </w:r>
+    </w:p>
+    <w:p>
+      <w:pPr>
+        <w:numPr>
+          <w:ilvl w:val="0"/>
+          <w:numId w:val="155"/>
+        </w:numPr>
+      </w:pPr>
+      <w:r>
+        <w:t>Comments updated; no impact on publish, availability, or eligibility.</w:t>
       </w:r>
     </w:p>
     <w:p/>
@@ -10159,6 +12427,155 @@
     </w:lvl>
   </w:abstractNum>
   <w:abstractNum w:abstractNumId="1" w15:restartNumberingAfterBreak="0">
+    <w:nsid w:val="05611962"/>
+    <w:multiLevelType w:val="multilevel"/>
+    <w:tmpl w:val="F8E87B80"/>
+    <w:lvl w:ilvl="0">
+      <w:start w:val="1"/>
+      <w:numFmt w:val="bullet"/>
+      <w:lvlText w:val=""/>
+      <w:lvlJc w:val="left"/>
+      <w:pPr>
+        <w:tabs>
+          <w:tab w:val="num" w:pos="720"/>
+        </w:tabs>
+        <w:ind w:left="720" w:hanging="360"/>
+      </w:pPr>
+      <w:rPr>
+        <w:rFonts w:ascii="Symbol" w:hAnsi="Symbol" w:hint="default"/>
+        <w:sz w:val="20"/>
+      </w:rPr>
+    </w:lvl>
+    <w:lvl w:ilvl="1" w:tentative="1">
+      <w:start w:val="1"/>
+      <w:numFmt w:val="bullet"/>
+      <w:lvlText w:val="o"/>
+      <w:lvlJc w:val="left"/>
+      <w:pPr>
+        <w:tabs>
+          <w:tab w:val="num" w:pos="1440"/>
+        </w:tabs>
+        <w:ind w:left="1440" w:hanging="360"/>
+      </w:pPr>
+      <w:rPr>
+        <w:rFonts w:ascii="Courier New" w:hAnsi="Courier New" w:hint="default"/>
+        <w:sz w:val="20"/>
+      </w:rPr>
+    </w:lvl>
+    <w:lvl w:ilvl="2" w:tentative="1">
+      <w:start w:val="1"/>
+      <w:numFmt w:val="bullet"/>
+      <w:lvlText w:val=""/>
+      <w:lvlJc w:val="left"/>
+      <w:pPr>
+        <w:tabs>
+          <w:tab w:val="num" w:pos="2160"/>
+        </w:tabs>
+        <w:ind w:left="2160" w:hanging="360"/>
+      </w:pPr>
+      <w:rPr>
+        <w:rFonts w:ascii="Wingdings" w:hAnsi="Wingdings" w:hint="default"/>
+        <w:sz w:val="20"/>
+      </w:rPr>
+    </w:lvl>
+    <w:lvl w:ilvl="3" w:tentative="1">
+      <w:start w:val="1"/>
+      <w:numFmt w:val="bullet"/>
+      <w:lvlText w:val=""/>
+      <w:lvlJc w:val="left"/>
+      <w:pPr>
+        <w:tabs>
+          <w:tab w:val="num" w:pos="2880"/>
+        </w:tabs>
+        <w:ind w:left="2880" w:hanging="360"/>
+      </w:pPr>
+      <w:rPr>
+        <w:rFonts w:ascii="Wingdings" w:hAnsi="Wingdings" w:hint="default"/>
+        <w:sz w:val="20"/>
+      </w:rPr>
+    </w:lvl>
+    <w:lvl w:ilvl="4" w:tentative="1">
+      <w:start w:val="1"/>
+      <w:numFmt w:val="bullet"/>
+      <w:lvlText w:val=""/>
+      <w:lvlJc w:val="left"/>
+      <w:pPr>
+        <w:tabs>
+          <w:tab w:val="num" w:pos="3600"/>
+        </w:tabs>
+        <w:ind w:left="3600" w:hanging="360"/>
+      </w:pPr>
+      <w:rPr>
+        <w:rFonts w:ascii="Wingdings" w:hAnsi="Wingdings" w:hint="default"/>
+        <w:sz w:val="20"/>
+      </w:rPr>
+    </w:lvl>
+    <w:lvl w:ilvl="5" w:tentative="1">
+      <w:start w:val="1"/>
+      <w:numFmt w:val="bullet"/>
+      <w:lvlText w:val=""/>
+      <w:lvlJc w:val="left"/>
+      <w:pPr>
+        <w:tabs>
+          <w:tab w:val="num" w:pos="4320"/>
+        </w:tabs>
+        <w:ind w:left="4320" w:hanging="360"/>
+      </w:pPr>
+      <w:rPr>
+        <w:rFonts w:ascii="Wingdings" w:hAnsi="Wingdings" w:hint="default"/>
+        <w:sz w:val="20"/>
+      </w:rPr>
+    </w:lvl>
+    <w:lvl w:ilvl="6" w:tentative="1">
+      <w:start w:val="1"/>
+      <w:numFmt w:val="bullet"/>
+      <w:lvlText w:val=""/>
+      <w:lvlJc w:val="left"/>
+      <w:pPr>
+        <w:tabs>
+          <w:tab w:val="num" w:pos="5040"/>
+        </w:tabs>
+        <w:ind w:left="5040" w:hanging="360"/>
+      </w:pPr>
+      <w:rPr>
+        <w:rFonts w:ascii="Wingdings" w:hAnsi="Wingdings" w:hint="default"/>
+        <w:sz w:val="20"/>
+      </w:rPr>
+    </w:lvl>
+    <w:lvl w:ilvl="7" w:tentative="1">
+      <w:start w:val="1"/>
+      <w:numFmt w:val="bullet"/>
+      <w:lvlText w:val=""/>
+      <w:lvlJc w:val="left"/>
+      <w:pPr>
+        <w:tabs>
+          <w:tab w:val="num" w:pos="5760"/>
+        </w:tabs>
+        <w:ind w:left="5760" w:hanging="360"/>
+      </w:pPr>
+      <w:rPr>
+        <w:rFonts w:ascii="Wingdings" w:hAnsi="Wingdings" w:hint="default"/>
+        <w:sz w:val="20"/>
+      </w:rPr>
+    </w:lvl>
+    <w:lvl w:ilvl="8" w:tentative="1">
+      <w:start w:val="1"/>
+      <w:numFmt w:val="bullet"/>
+      <w:lvlText w:val=""/>
+      <w:lvlJc w:val="left"/>
+      <w:pPr>
+        <w:tabs>
+          <w:tab w:val="num" w:pos="6480"/>
+        </w:tabs>
+        <w:ind w:left="6480" w:hanging="360"/>
+      </w:pPr>
+      <w:rPr>
+        <w:rFonts w:ascii="Wingdings" w:hAnsi="Wingdings" w:hint="default"/>
+        <w:sz w:val="20"/>
+      </w:rPr>
+    </w:lvl>
+  </w:abstractNum>
+  <w:abstractNum w:abstractNumId="2" w15:restartNumberingAfterBreak="0">
     <w:nsid w:val="05CF0ABF"/>
     <w:multiLevelType w:val="multilevel"/>
     <w:tmpl w:val="06D8FEF8"/>
@@ -10307,7 +12724,7 @@
       </w:rPr>
     </w:lvl>
   </w:abstractNum>
-  <w:abstractNum w:abstractNumId="2" w15:restartNumberingAfterBreak="0">
+  <w:abstractNum w:abstractNumId="3" w15:restartNumberingAfterBreak="0">
     <w:nsid w:val="05D74889"/>
     <w:multiLevelType w:val="multilevel"/>
     <w:tmpl w:val="E7A2E0B2"/>
@@ -10456,7 +12873,7 @@
       </w:rPr>
     </w:lvl>
   </w:abstractNum>
-  <w:abstractNum w:abstractNumId="3" w15:restartNumberingAfterBreak="0">
+  <w:abstractNum w:abstractNumId="4" w15:restartNumberingAfterBreak="0">
     <w:nsid w:val="0773668F"/>
     <w:multiLevelType w:val="multilevel"/>
     <w:tmpl w:val="956CC800"/>
@@ -10605,7 +13022,7 @@
       </w:rPr>
     </w:lvl>
   </w:abstractNum>
-  <w:abstractNum w:abstractNumId="4" w15:restartNumberingAfterBreak="0">
+  <w:abstractNum w:abstractNumId="5" w15:restartNumberingAfterBreak="0">
     <w:nsid w:val="07AF75FC"/>
     <w:multiLevelType w:val="multilevel"/>
     <w:tmpl w:val="0DDE3D06"/>
@@ -10754,7 +13171,156 @@
       </w:rPr>
     </w:lvl>
   </w:abstractNum>
-  <w:abstractNum w:abstractNumId="5" w15:restartNumberingAfterBreak="0">
+  <w:abstractNum w:abstractNumId="6" w15:restartNumberingAfterBreak="0">
+    <w:nsid w:val="08C343D4"/>
+    <w:multiLevelType w:val="multilevel"/>
+    <w:tmpl w:val="CAC6B1D4"/>
+    <w:lvl w:ilvl="0">
+      <w:start w:val="1"/>
+      <w:numFmt w:val="bullet"/>
+      <w:lvlText w:val=""/>
+      <w:lvlJc w:val="left"/>
+      <w:pPr>
+        <w:tabs>
+          <w:tab w:val="num" w:pos="720"/>
+        </w:tabs>
+        <w:ind w:left="720" w:hanging="360"/>
+      </w:pPr>
+      <w:rPr>
+        <w:rFonts w:ascii="Symbol" w:hAnsi="Symbol" w:hint="default"/>
+        <w:sz w:val="20"/>
+      </w:rPr>
+    </w:lvl>
+    <w:lvl w:ilvl="1" w:tentative="1">
+      <w:start w:val="1"/>
+      <w:numFmt w:val="bullet"/>
+      <w:lvlText w:val="o"/>
+      <w:lvlJc w:val="left"/>
+      <w:pPr>
+        <w:tabs>
+          <w:tab w:val="num" w:pos="1440"/>
+        </w:tabs>
+        <w:ind w:left="1440" w:hanging="360"/>
+      </w:pPr>
+      <w:rPr>
+        <w:rFonts w:ascii="Courier New" w:hAnsi="Courier New" w:hint="default"/>
+        <w:sz w:val="20"/>
+      </w:rPr>
+    </w:lvl>
+    <w:lvl w:ilvl="2" w:tentative="1">
+      <w:start w:val="1"/>
+      <w:numFmt w:val="bullet"/>
+      <w:lvlText w:val=""/>
+      <w:lvlJc w:val="left"/>
+      <w:pPr>
+        <w:tabs>
+          <w:tab w:val="num" w:pos="2160"/>
+        </w:tabs>
+        <w:ind w:left="2160" w:hanging="360"/>
+      </w:pPr>
+      <w:rPr>
+        <w:rFonts w:ascii="Wingdings" w:hAnsi="Wingdings" w:hint="default"/>
+        <w:sz w:val="20"/>
+      </w:rPr>
+    </w:lvl>
+    <w:lvl w:ilvl="3" w:tentative="1">
+      <w:start w:val="1"/>
+      <w:numFmt w:val="bullet"/>
+      <w:lvlText w:val=""/>
+      <w:lvlJc w:val="left"/>
+      <w:pPr>
+        <w:tabs>
+          <w:tab w:val="num" w:pos="2880"/>
+        </w:tabs>
+        <w:ind w:left="2880" w:hanging="360"/>
+      </w:pPr>
+      <w:rPr>
+        <w:rFonts w:ascii="Wingdings" w:hAnsi="Wingdings" w:hint="default"/>
+        <w:sz w:val="20"/>
+      </w:rPr>
+    </w:lvl>
+    <w:lvl w:ilvl="4" w:tentative="1">
+      <w:start w:val="1"/>
+      <w:numFmt w:val="bullet"/>
+      <w:lvlText w:val=""/>
+      <w:lvlJc w:val="left"/>
+      <w:pPr>
+        <w:tabs>
+          <w:tab w:val="num" w:pos="3600"/>
+        </w:tabs>
+        <w:ind w:left="3600" w:hanging="360"/>
+      </w:pPr>
+      <w:rPr>
+        <w:rFonts w:ascii="Wingdings" w:hAnsi="Wingdings" w:hint="default"/>
+        <w:sz w:val="20"/>
+      </w:rPr>
+    </w:lvl>
+    <w:lvl w:ilvl="5" w:tentative="1">
+      <w:start w:val="1"/>
+      <w:numFmt w:val="bullet"/>
+      <w:lvlText w:val=""/>
+      <w:lvlJc w:val="left"/>
+      <w:pPr>
+        <w:tabs>
+          <w:tab w:val="num" w:pos="4320"/>
+        </w:tabs>
+        <w:ind w:left="4320" w:hanging="360"/>
+      </w:pPr>
+      <w:rPr>
+        <w:rFonts w:ascii="Wingdings" w:hAnsi="Wingdings" w:hint="default"/>
+        <w:sz w:val="20"/>
+      </w:rPr>
+    </w:lvl>
+    <w:lvl w:ilvl="6" w:tentative="1">
+      <w:start w:val="1"/>
+      <w:numFmt w:val="bullet"/>
+      <w:lvlText w:val=""/>
+      <w:lvlJc w:val="left"/>
+      <w:pPr>
+        <w:tabs>
+          <w:tab w:val="num" w:pos="5040"/>
+        </w:tabs>
+        <w:ind w:left="5040" w:hanging="360"/>
+      </w:pPr>
+      <w:rPr>
+        <w:rFonts w:ascii="Wingdings" w:hAnsi="Wingdings" w:hint="default"/>
+        <w:sz w:val="20"/>
+      </w:rPr>
+    </w:lvl>
+    <w:lvl w:ilvl="7" w:tentative="1">
+      <w:start w:val="1"/>
+      <w:numFmt w:val="bullet"/>
+      <w:lvlText w:val=""/>
+      <w:lvlJc w:val="left"/>
+      <w:pPr>
+        <w:tabs>
+          <w:tab w:val="num" w:pos="5760"/>
+        </w:tabs>
+        <w:ind w:left="5760" w:hanging="360"/>
+      </w:pPr>
+      <w:rPr>
+        <w:rFonts w:ascii="Wingdings" w:hAnsi="Wingdings" w:hint="default"/>
+        <w:sz w:val="20"/>
+      </w:rPr>
+    </w:lvl>
+    <w:lvl w:ilvl="8" w:tentative="1">
+      <w:start w:val="1"/>
+      <w:numFmt w:val="bullet"/>
+      <w:lvlText w:val=""/>
+      <w:lvlJc w:val="left"/>
+      <w:pPr>
+        <w:tabs>
+          <w:tab w:val="num" w:pos="6480"/>
+        </w:tabs>
+        <w:ind w:left="6480" w:hanging="360"/>
+      </w:pPr>
+      <w:rPr>
+        <w:rFonts w:ascii="Wingdings" w:hAnsi="Wingdings" w:hint="default"/>
+        <w:sz w:val="20"/>
+      </w:rPr>
+    </w:lvl>
+  </w:abstractNum>
+  <w:abstractNum w:abstractNumId="7" w15:restartNumberingAfterBreak="0">
     <w:nsid w:val="08E85C43"/>
     <w:multiLevelType w:val="multilevel"/>
     <w:tmpl w:val="6D5AA61E"/>
@@ -10903,7 +13469,7 @@
       </w:rPr>
     </w:lvl>
   </w:abstractNum>
-  <w:abstractNum w:abstractNumId="6" w15:restartNumberingAfterBreak="0">
+  <w:abstractNum w:abstractNumId="8" w15:restartNumberingAfterBreak="0">
     <w:nsid w:val="08EF60D8"/>
     <w:multiLevelType w:val="multilevel"/>
     <w:tmpl w:val="2F18397C"/>
@@ -11020,7 +13586,7 @@
       </w:pPr>
     </w:lvl>
   </w:abstractNum>
-  <w:abstractNum w:abstractNumId="7" w15:restartNumberingAfterBreak="0">
+  <w:abstractNum w:abstractNumId="9" w15:restartNumberingAfterBreak="0">
     <w:nsid w:val="09262B32"/>
     <w:multiLevelType w:val="multilevel"/>
     <w:tmpl w:val="C722E69A"/>
@@ -11169,7 +13735,7 @@
       </w:rPr>
     </w:lvl>
   </w:abstractNum>
-  <w:abstractNum w:abstractNumId="8" w15:restartNumberingAfterBreak="0">
+  <w:abstractNum w:abstractNumId="10" w15:restartNumberingAfterBreak="0">
     <w:nsid w:val="0C1F4197"/>
     <w:multiLevelType w:val="multilevel"/>
     <w:tmpl w:val="223EF082"/>
@@ -11282,7 +13848,7 @@
       </w:pPr>
     </w:lvl>
   </w:abstractNum>
-  <w:abstractNum w:abstractNumId="9" w15:restartNumberingAfterBreak="0">
+  <w:abstractNum w:abstractNumId="11" w15:restartNumberingAfterBreak="0">
     <w:nsid w:val="0D010619"/>
     <w:multiLevelType w:val="multilevel"/>
     <w:tmpl w:val="35847E2E"/>
@@ -11407,7 +13973,7 @@
       </w:pPr>
     </w:lvl>
   </w:abstractNum>
-  <w:abstractNum w:abstractNumId="10" w15:restartNumberingAfterBreak="0">
+  <w:abstractNum w:abstractNumId="12" w15:restartNumberingAfterBreak="0">
     <w:nsid w:val="0D330593"/>
     <w:multiLevelType w:val="multilevel"/>
     <w:tmpl w:val="2E862FFC"/>
@@ -11556,7 +14122,7 @@
       </w:rPr>
     </w:lvl>
   </w:abstractNum>
-  <w:abstractNum w:abstractNumId="11" w15:restartNumberingAfterBreak="0">
+  <w:abstractNum w:abstractNumId="13" w15:restartNumberingAfterBreak="0">
     <w:nsid w:val="0D342464"/>
     <w:multiLevelType w:val="multilevel"/>
     <w:tmpl w:val="7FFC6CF6"/>
@@ -11673,7 +14239,7 @@
       </w:pPr>
     </w:lvl>
   </w:abstractNum>
-  <w:abstractNum w:abstractNumId="12" w15:restartNumberingAfterBreak="0">
+  <w:abstractNum w:abstractNumId="14" w15:restartNumberingAfterBreak="0">
     <w:nsid w:val="0D477BF9"/>
     <w:multiLevelType w:val="multilevel"/>
     <w:tmpl w:val="CAEEAB26"/>
@@ -11790,7 +14356,7 @@
       </w:pPr>
     </w:lvl>
   </w:abstractNum>
-  <w:abstractNum w:abstractNumId="13" w15:restartNumberingAfterBreak="0">
+  <w:abstractNum w:abstractNumId="15" w15:restartNumberingAfterBreak="0">
     <w:nsid w:val="1192447E"/>
     <w:multiLevelType w:val="multilevel"/>
     <w:tmpl w:val="8D206CCA"/>
@@ -11939,7 +14505,7 @@
       </w:rPr>
     </w:lvl>
   </w:abstractNum>
-  <w:abstractNum w:abstractNumId="14" w15:restartNumberingAfterBreak="0">
+  <w:abstractNum w:abstractNumId="16" w15:restartNumberingAfterBreak="0">
     <w:nsid w:val="136B15D8"/>
     <w:multiLevelType w:val="multilevel"/>
     <w:tmpl w:val="76A28B3C"/>
@@ -12088,7 +14654,7 @@
       </w:rPr>
     </w:lvl>
   </w:abstractNum>
-  <w:abstractNum w:abstractNumId="15" w15:restartNumberingAfterBreak="0">
+  <w:abstractNum w:abstractNumId="17" w15:restartNumberingAfterBreak="0">
     <w:nsid w:val="136E21FC"/>
     <w:multiLevelType w:val="multilevel"/>
     <w:tmpl w:val="F0D6C494"/>
@@ -12237,7 +14803,7 @@
       </w:rPr>
     </w:lvl>
   </w:abstractNum>
-  <w:abstractNum w:abstractNumId="16" w15:restartNumberingAfterBreak="0">
+  <w:abstractNum w:abstractNumId="18" w15:restartNumberingAfterBreak="0">
     <w:nsid w:val="145A736E"/>
     <w:multiLevelType w:val="multilevel"/>
     <w:tmpl w:val="377CD964"/>
@@ -12386,7 +14952,7 @@
       </w:rPr>
     </w:lvl>
   </w:abstractNum>
-  <w:abstractNum w:abstractNumId="17" w15:restartNumberingAfterBreak="0">
+  <w:abstractNum w:abstractNumId="19" w15:restartNumberingAfterBreak="0">
     <w:nsid w:val="14844424"/>
     <w:multiLevelType w:val="multilevel"/>
     <w:tmpl w:val="A678E0AE"/>
@@ -12535,7 +15101,7 @@
       </w:rPr>
     </w:lvl>
   </w:abstractNum>
-  <w:abstractNum w:abstractNumId="18" w15:restartNumberingAfterBreak="0">
+  <w:abstractNum w:abstractNumId="20" w15:restartNumberingAfterBreak="0">
     <w:nsid w:val="162244D9"/>
     <w:multiLevelType w:val="multilevel"/>
     <w:tmpl w:val="174AAF9A"/>
@@ -12684,7 +15250,7 @@
       </w:rPr>
     </w:lvl>
   </w:abstractNum>
-  <w:abstractNum w:abstractNumId="19" w15:restartNumberingAfterBreak="0">
+  <w:abstractNum w:abstractNumId="21" w15:restartNumberingAfterBreak="0">
     <w:nsid w:val="16C77C40"/>
     <w:multiLevelType w:val="multilevel"/>
     <w:tmpl w:val="CB16A9C4"/>
@@ -12805,7 +15371,7 @@
       </w:pPr>
     </w:lvl>
   </w:abstractNum>
-  <w:abstractNum w:abstractNumId="20" w15:restartNumberingAfterBreak="0">
+  <w:abstractNum w:abstractNumId="22" w15:restartNumberingAfterBreak="0">
     <w:nsid w:val="173208DA"/>
     <w:multiLevelType w:val="multilevel"/>
     <w:tmpl w:val="8140D894"/>
@@ -12954,7 +15520,7 @@
       </w:rPr>
     </w:lvl>
   </w:abstractNum>
-  <w:abstractNum w:abstractNumId="21" w15:restartNumberingAfterBreak="0">
+  <w:abstractNum w:abstractNumId="23" w15:restartNumberingAfterBreak="0">
     <w:nsid w:val="17443958"/>
     <w:multiLevelType w:val="multilevel"/>
     <w:tmpl w:val="483E06BE"/>
@@ -13103,7 +15669,7 @@
       </w:rPr>
     </w:lvl>
   </w:abstractNum>
-  <w:abstractNum w:abstractNumId="22" w15:restartNumberingAfterBreak="0">
+  <w:abstractNum w:abstractNumId="24" w15:restartNumberingAfterBreak="0">
     <w:nsid w:val="17455A0B"/>
     <w:multiLevelType w:val="multilevel"/>
     <w:tmpl w:val="309AFCA6"/>
@@ -13252,7 +15818,7 @@
       </w:rPr>
     </w:lvl>
   </w:abstractNum>
-  <w:abstractNum w:abstractNumId="23" w15:restartNumberingAfterBreak="0">
+  <w:abstractNum w:abstractNumId="25" w15:restartNumberingAfterBreak="0">
     <w:nsid w:val="179E30F7"/>
     <w:multiLevelType w:val="multilevel"/>
     <w:tmpl w:val="80942C1A"/>
@@ -13401,7 +15967,7 @@
       </w:rPr>
     </w:lvl>
   </w:abstractNum>
-  <w:abstractNum w:abstractNumId="24" w15:restartNumberingAfterBreak="0">
+  <w:abstractNum w:abstractNumId="26" w15:restartNumberingAfterBreak="0">
     <w:nsid w:val="181752E9"/>
     <w:multiLevelType w:val="multilevel"/>
     <w:tmpl w:val="EB945354"/>
@@ -13550,7 +16116,7 @@
       </w:rPr>
     </w:lvl>
   </w:abstractNum>
-  <w:abstractNum w:abstractNumId="25" w15:restartNumberingAfterBreak="0">
+  <w:abstractNum w:abstractNumId="27" w15:restartNumberingAfterBreak="0">
     <w:nsid w:val="1A9C7C07"/>
     <w:multiLevelType w:val="multilevel"/>
     <w:tmpl w:val="DD3C0230"/>
@@ -13699,7 +16265,7 @@
       </w:rPr>
     </w:lvl>
   </w:abstractNum>
-  <w:abstractNum w:abstractNumId="26" w15:restartNumberingAfterBreak="0">
+  <w:abstractNum w:abstractNumId="28" w15:restartNumberingAfterBreak="0">
     <w:nsid w:val="1BCA54BC"/>
     <w:multiLevelType w:val="multilevel"/>
     <w:tmpl w:val="CF08E436"/>
@@ -13848,7 +16414,7 @@
       </w:rPr>
     </w:lvl>
   </w:abstractNum>
-  <w:abstractNum w:abstractNumId="27" w15:restartNumberingAfterBreak="0">
+  <w:abstractNum w:abstractNumId="29" w15:restartNumberingAfterBreak="0">
     <w:nsid w:val="1CF75E3A"/>
     <w:multiLevelType w:val="multilevel"/>
     <w:tmpl w:val="5100CC42"/>
@@ -13997,7 +16563,7 @@
       </w:rPr>
     </w:lvl>
   </w:abstractNum>
-  <w:abstractNum w:abstractNumId="28" w15:restartNumberingAfterBreak="0">
+  <w:abstractNum w:abstractNumId="30" w15:restartNumberingAfterBreak="0">
     <w:nsid w:val="1DA32040"/>
     <w:multiLevelType w:val="multilevel"/>
     <w:tmpl w:val="DA265C48"/>
@@ -14146,7 +16712,7 @@
       </w:rPr>
     </w:lvl>
   </w:abstractNum>
-  <w:abstractNum w:abstractNumId="29" w15:restartNumberingAfterBreak="0">
+  <w:abstractNum w:abstractNumId="31" w15:restartNumberingAfterBreak="0">
     <w:nsid w:val="1DB731E9"/>
     <w:multiLevelType w:val="multilevel"/>
     <w:tmpl w:val="D1D6B032"/>
@@ -14295,7 +16861,7 @@
       </w:rPr>
     </w:lvl>
   </w:abstractNum>
-  <w:abstractNum w:abstractNumId="30" w15:restartNumberingAfterBreak="0">
+  <w:abstractNum w:abstractNumId="32" w15:restartNumberingAfterBreak="0">
     <w:nsid w:val="1E526795"/>
     <w:multiLevelType w:val="multilevel"/>
     <w:tmpl w:val="20FCD6B0"/>
@@ -14444,7 +17010,156 @@
       </w:rPr>
     </w:lvl>
   </w:abstractNum>
-  <w:abstractNum w:abstractNumId="31" w15:restartNumberingAfterBreak="0">
+  <w:abstractNum w:abstractNumId="33" w15:restartNumberingAfterBreak="0">
+    <w:nsid w:val="1E640BAE"/>
+    <w:multiLevelType w:val="multilevel"/>
+    <w:tmpl w:val="72DAB0B0"/>
+    <w:lvl w:ilvl="0">
+      <w:start w:val="1"/>
+      <w:numFmt w:val="bullet"/>
+      <w:lvlText w:val=""/>
+      <w:lvlJc w:val="left"/>
+      <w:pPr>
+        <w:tabs>
+          <w:tab w:val="num" w:pos="720"/>
+        </w:tabs>
+        <w:ind w:left="720" w:hanging="360"/>
+      </w:pPr>
+      <w:rPr>
+        <w:rFonts w:ascii="Symbol" w:hAnsi="Symbol" w:hint="default"/>
+        <w:sz w:val="20"/>
+      </w:rPr>
+    </w:lvl>
+    <w:lvl w:ilvl="1" w:tentative="1">
+      <w:start w:val="1"/>
+      <w:numFmt w:val="bullet"/>
+      <w:lvlText w:val="o"/>
+      <w:lvlJc w:val="left"/>
+      <w:pPr>
+        <w:tabs>
+          <w:tab w:val="num" w:pos="1440"/>
+        </w:tabs>
+        <w:ind w:left="1440" w:hanging="360"/>
+      </w:pPr>
+      <w:rPr>
+        <w:rFonts w:ascii="Courier New" w:hAnsi="Courier New" w:hint="default"/>
+        <w:sz w:val="20"/>
+      </w:rPr>
+    </w:lvl>
+    <w:lvl w:ilvl="2" w:tentative="1">
+      <w:start w:val="1"/>
+      <w:numFmt w:val="bullet"/>
+      <w:lvlText w:val=""/>
+      <w:lvlJc w:val="left"/>
+      <w:pPr>
+        <w:tabs>
+          <w:tab w:val="num" w:pos="2160"/>
+        </w:tabs>
+        <w:ind w:left="2160" w:hanging="360"/>
+      </w:pPr>
+      <w:rPr>
+        <w:rFonts w:ascii="Wingdings" w:hAnsi="Wingdings" w:hint="default"/>
+        <w:sz w:val="20"/>
+      </w:rPr>
+    </w:lvl>
+    <w:lvl w:ilvl="3" w:tentative="1">
+      <w:start w:val="1"/>
+      <w:numFmt w:val="bullet"/>
+      <w:lvlText w:val=""/>
+      <w:lvlJc w:val="left"/>
+      <w:pPr>
+        <w:tabs>
+          <w:tab w:val="num" w:pos="2880"/>
+        </w:tabs>
+        <w:ind w:left="2880" w:hanging="360"/>
+      </w:pPr>
+      <w:rPr>
+        <w:rFonts w:ascii="Wingdings" w:hAnsi="Wingdings" w:hint="default"/>
+        <w:sz w:val="20"/>
+      </w:rPr>
+    </w:lvl>
+    <w:lvl w:ilvl="4" w:tentative="1">
+      <w:start w:val="1"/>
+      <w:numFmt w:val="bullet"/>
+      <w:lvlText w:val=""/>
+      <w:lvlJc w:val="left"/>
+      <w:pPr>
+        <w:tabs>
+          <w:tab w:val="num" w:pos="3600"/>
+        </w:tabs>
+        <w:ind w:left="3600" w:hanging="360"/>
+      </w:pPr>
+      <w:rPr>
+        <w:rFonts w:ascii="Wingdings" w:hAnsi="Wingdings" w:hint="default"/>
+        <w:sz w:val="20"/>
+      </w:rPr>
+    </w:lvl>
+    <w:lvl w:ilvl="5" w:tentative="1">
+      <w:start w:val="1"/>
+      <w:numFmt w:val="bullet"/>
+      <w:lvlText w:val=""/>
+      <w:lvlJc w:val="left"/>
+      <w:pPr>
+        <w:tabs>
+          <w:tab w:val="num" w:pos="4320"/>
+        </w:tabs>
+        <w:ind w:left="4320" w:hanging="360"/>
+      </w:pPr>
+      <w:rPr>
+        <w:rFonts w:ascii="Wingdings" w:hAnsi="Wingdings" w:hint="default"/>
+        <w:sz w:val="20"/>
+      </w:rPr>
+    </w:lvl>
+    <w:lvl w:ilvl="6" w:tentative="1">
+      <w:start w:val="1"/>
+      <w:numFmt w:val="bullet"/>
+      <w:lvlText w:val=""/>
+      <w:lvlJc w:val="left"/>
+      <w:pPr>
+        <w:tabs>
+          <w:tab w:val="num" w:pos="5040"/>
+        </w:tabs>
+        <w:ind w:left="5040" w:hanging="360"/>
+      </w:pPr>
+      <w:rPr>
+        <w:rFonts w:ascii="Wingdings" w:hAnsi="Wingdings" w:hint="default"/>
+        <w:sz w:val="20"/>
+      </w:rPr>
+    </w:lvl>
+    <w:lvl w:ilvl="7" w:tentative="1">
+      <w:start w:val="1"/>
+      <w:numFmt w:val="bullet"/>
+      <w:lvlText w:val=""/>
+      <w:lvlJc w:val="left"/>
+      <w:pPr>
+        <w:tabs>
+          <w:tab w:val="num" w:pos="5760"/>
+        </w:tabs>
+        <w:ind w:left="5760" w:hanging="360"/>
+      </w:pPr>
+      <w:rPr>
+        <w:rFonts w:ascii="Wingdings" w:hAnsi="Wingdings" w:hint="default"/>
+        <w:sz w:val="20"/>
+      </w:rPr>
+    </w:lvl>
+    <w:lvl w:ilvl="8" w:tentative="1">
+      <w:start w:val="1"/>
+      <w:numFmt w:val="bullet"/>
+      <w:lvlText w:val=""/>
+      <w:lvlJc w:val="left"/>
+      <w:pPr>
+        <w:tabs>
+          <w:tab w:val="num" w:pos="6480"/>
+        </w:tabs>
+        <w:ind w:left="6480" w:hanging="360"/>
+      </w:pPr>
+      <w:rPr>
+        <w:rFonts w:ascii="Wingdings" w:hAnsi="Wingdings" w:hint="default"/>
+        <w:sz w:val="20"/>
+      </w:rPr>
+    </w:lvl>
+  </w:abstractNum>
+  <w:abstractNum w:abstractNumId="34" w15:restartNumberingAfterBreak="0">
     <w:nsid w:val="1F9844C0"/>
     <w:multiLevelType w:val="multilevel"/>
     <w:tmpl w:val="712C413C"/>
@@ -14593,7 +17308,124 @@
       </w:rPr>
     </w:lvl>
   </w:abstractNum>
-  <w:abstractNum w:abstractNumId="32" w15:restartNumberingAfterBreak="0">
+  <w:abstractNum w:abstractNumId="35" w15:restartNumberingAfterBreak="0">
+    <w:nsid w:val="22FE250B"/>
+    <w:multiLevelType w:val="multilevel"/>
+    <w:tmpl w:val="AB4606AC"/>
+    <w:lvl w:ilvl="0">
+      <w:start w:val="1"/>
+      <w:numFmt w:val="decimal"/>
+      <w:lvlText w:val="%1."/>
+      <w:lvlJc w:val="left"/>
+      <w:pPr>
+        <w:tabs>
+          <w:tab w:val="num" w:pos="720"/>
+        </w:tabs>
+        <w:ind w:left="720" w:hanging="360"/>
+      </w:pPr>
+    </w:lvl>
+    <w:lvl w:ilvl="1">
+      <w:start w:val="1"/>
+      <w:numFmt w:val="bullet"/>
+      <w:lvlText w:val="o"/>
+      <w:lvlJc w:val="left"/>
+      <w:pPr>
+        <w:tabs>
+          <w:tab w:val="num" w:pos="1440"/>
+        </w:tabs>
+        <w:ind w:left="1440" w:hanging="360"/>
+      </w:pPr>
+      <w:rPr>
+        <w:rFonts w:ascii="Courier New" w:hAnsi="Courier New" w:hint="default"/>
+        <w:sz w:val="20"/>
+      </w:rPr>
+    </w:lvl>
+    <w:lvl w:ilvl="2" w:tentative="1">
+      <w:start w:val="1"/>
+      <w:numFmt w:val="decimal"/>
+      <w:lvlText w:val="%3."/>
+      <w:lvlJc w:val="left"/>
+      <w:pPr>
+        <w:tabs>
+          <w:tab w:val="num" w:pos="2160"/>
+        </w:tabs>
+        <w:ind w:left="2160" w:hanging="360"/>
+      </w:pPr>
+    </w:lvl>
+    <w:lvl w:ilvl="3" w:tentative="1">
+      <w:start w:val="1"/>
+      <w:numFmt w:val="decimal"/>
+      <w:lvlText w:val="%4."/>
+      <w:lvlJc w:val="left"/>
+      <w:pPr>
+        <w:tabs>
+          <w:tab w:val="num" w:pos="2880"/>
+        </w:tabs>
+        <w:ind w:left="2880" w:hanging="360"/>
+      </w:pPr>
+    </w:lvl>
+    <w:lvl w:ilvl="4" w:tentative="1">
+      <w:start w:val="1"/>
+      <w:numFmt w:val="decimal"/>
+      <w:lvlText w:val="%5."/>
+      <w:lvlJc w:val="left"/>
+      <w:pPr>
+        <w:tabs>
+          <w:tab w:val="num" w:pos="3600"/>
+        </w:tabs>
+        <w:ind w:left="3600" w:hanging="360"/>
+      </w:pPr>
+    </w:lvl>
+    <w:lvl w:ilvl="5" w:tentative="1">
+      <w:start w:val="1"/>
+      <w:numFmt w:val="decimal"/>
+      <w:lvlText w:val="%6."/>
+      <w:lvlJc w:val="left"/>
+      <w:pPr>
+        <w:tabs>
+          <w:tab w:val="num" w:pos="4320"/>
+        </w:tabs>
+        <w:ind w:left="4320" w:hanging="360"/>
+      </w:pPr>
+    </w:lvl>
+    <w:lvl w:ilvl="6" w:tentative="1">
+      <w:start w:val="1"/>
+      <w:numFmt w:val="decimal"/>
+      <w:lvlText w:val="%7."/>
+      <w:lvlJc w:val="left"/>
+      <w:pPr>
+        <w:tabs>
+          <w:tab w:val="num" w:pos="5040"/>
+        </w:tabs>
+        <w:ind w:left="5040" w:hanging="360"/>
+      </w:pPr>
+    </w:lvl>
+    <w:lvl w:ilvl="7" w:tentative="1">
+      <w:start w:val="1"/>
+      <w:numFmt w:val="decimal"/>
+      <w:lvlText w:val="%8."/>
+      <w:lvlJc w:val="left"/>
+      <w:pPr>
+        <w:tabs>
+          <w:tab w:val="num" w:pos="5760"/>
+        </w:tabs>
+        <w:ind w:left="5760" w:hanging="360"/>
+      </w:pPr>
+    </w:lvl>
+    <w:lvl w:ilvl="8" w:tentative="1">
+      <w:start w:val="1"/>
+      <w:numFmt w:val="decimal"/>
+      <w:lvlText w:val="%9."/>
+      <w:lvlJc w:val="left"/>
+      <w:pPr>
+        <w:tabs>
+          <w:tab w:val="num" w:pos="6480"/>
+        </w:tabs>
+        <w:ind w:left="6480" w:hanging="360"/>
+      </w:pPr>
+    </w:lvl>
+  </w:abstractNum>
+  <w:abstractNum w:abstractNumId="36" w15:restartNumberingAfterBreak="0">
     <w:nsid w:val="272036C2"/>
     <w:multiLevelType w:val="multilevel"/>
     <w:tmpl w:val="D8C477A2"/>
@@ -14742,7 +17574,7 @@
       </w:rPr>
     </w:lvl>
   </w:abstractNum>
-  <w:abstractNum w:abstractNumId="33" w15:restartNumberingAfterBreak="0">
+  <w:abstractNum w:abstractNumId="37" w15:restartNumberingAfterBreak="0">
     <w:nsid w:val="27423E85"/>
     <w:multiLevelType w:val="multilevel"/>
     <w:tmpl w:val="90A221AA"/>
@@ -14891,7 +17723,7 @@
       </w:rPr>
     </w:lvl>
   </w:abstractNum>
-  <w:abstractNum w:abstractNumId="34" w15:restartNumberingAfterBreak="0">
+  <w:abstractNum w:abstractNumId="38" w15:restartNumberingAfterBreak="0">
     <w:nsid w:val="29765D7D"/>
     <w:multiLevelType w:val="multilevel"/>
     <w:tmpl w:val="B2700E4A"/>
@@ -15012,7 +17844,7 @@
       </w:pPr>
     </w:lvl>
   </w:abstractNum>
-  <w:abstractNum w:abstractNumId="35" w15:restartNumberingAfterBreak="0">
+  <w:abstractNum w:abstractNumId="39" w15:restartNumberingAfterBreak="0">
     <w:nsid w:val="2A042344"/>
     <w:multiLevelType w:val="multilevel"/>
     <w:tmpl w:val="1BB2EFC6"/>
@@ -15161,7 +17993,7 @@
       </w:rPr>
     </w:lvl>
   </w:abstractNum>
-  <w:abstractNum w:abstractNumId="36" w15:restartNumberingAfterBreak="0">
+  <w:abstractNum w:abstractNumId="40" w15:restartNumberingAfterBreak="0">
     <w:nsid w:val="2A9A20D7"/>
     <w:multiLevelType w:val="multilevel"/>
     <w:tmpl w:val="1BC4B472"/>
@@ -15310,7 +18142,7 @@
       </w:rPr>
     </w:lvl>
   </w:abstractNum>
-  <w:abstractNum w:abstractNumId="37" w15:restartNumberingAfterBreak="0">
+  <w:abstractNum w:abstractNumId="41" w15:restartNumberingAfterBreak="0">
     <w:nsid w:val="2B627D29"/>
     <w:multiLevelType w:val="multilevel"/>
     <w:tmpl w:val="C03AEB12"/>
@@ -15459,7 +18291,7 @@
       </w:rPr>
     </w:lvl>
   </w:abstractNum>
-  <w:abstractNum w:abstractNumId="38" w15:restartNumberingAfterBreak="0">
+  <w:abstractNum w:abstractNumId="42" w15:restartNumberingAfterBreak="0">
     <w:nsid w:val="2D484CF2"/>
     <w:multiLevelType w:val="multilevel"/>
     <w:tmpl w:val="3FE83518"/>
@@ -15608,7 +18440,7 @@
       </w:rPr>
     </w:lvl>
   </w:abstractNum>
-  <w:abstractNum w:abstractNumId="39" w15:restartNumberingAfterBreak="0">
+  <w:abstractNum w:abstractNumId="43" w15:restartNumberingAfterBreak="0">
     <w:nsid w:val="2E49598E"/>
     <w:multiLevelType w:val="multilevel"/>
     <w:tmpl w:val="E24C335E"/>
@@ -15757,7 +18589,7 @@
       </w:rPr>
     </w:lvl>
   </w:abstractNum>
-  <w:abstractNum w:abstractNumId="40" w15:restartNumberingAfterBreak="0">
+  <w:abstractNum w:abstractNumId="44" w15:restartNumberingAfterBreak="0">
     <w:nsid w:val="2E970E59"/>
     <w:multiLevelType w:val="multilevel"/>
     <w:tmpl w:val="4A3C7046"/>
@@ -15906,7 +18738,7 @@
       </w:rPr>
     </w:lvl>
   </w:abstractNum>
-  <w:abstractNum w:abstractNumId="41" w15:restartNumberingAfterBreak="0">
+  <w:abstractNum w:abstractNumId="45" w15:restartNumberingAfterBreak="0">
     <w:nsid w:val="2EEE2FB0"/>
     <w:multiLevelType w:val="multilevel"/>
     <w:tmpl w:val="53DCAA44"/>
@@ -16055,7 +18887,7 @@
       </w:rPr>
     </w:lvl>
   </w:abstractNum>
-  <w:abstractNum w:abstractNumId="42" w15:restartNumberingAfterBreak="0">
+  <w:abstractNum w:abstractNumId="46" w15:restartNumberingAfterBreak="0">
     <w:nsid w:val="2FA20E4F"/>
     <w:multiLevelType w:val="multilevel"/>
     <w:tmpl w:val="293A2534"/>
@@ -16204,7 +19036,273 @@
       </w:rPr>
     </w:lvl>
   </w:abstractNum>
-  <w:abstractNum w:abstractNumId="43" w15:restartNumberingAfterBreak="0">
+  <w:abstractNum w:abstractNumId="47" w15:restartNumberingAfterBreak="0">
+    <w:nsid w:val="2FF579FF"/>
+    <w:multiLevelType w:val="multilevel"/>
+    <w:tmpl w:val="03589206"/>
+    <w:lvl w:ilvl="0">
+      <w:start w:val="1"/>
+      <w:numFmt w:val="bullet"/>
+      <w:lvlText w:val=""/>
+      <w:lvlJc w:val="left"/>
+      <w:pPr>
+        <w:tabs>
+          <w:tab w:val="num" w:pos="720"/>
+        </w:tabs>
+        <w:ind w:left="720" w:hanging="360"/>
+      </w:pPr>
+      <w:rPr>
+        <w:rFonts w:ascii="Symbol" w:hAnsi="Symbol" w:hint="default"/>
+        <w:sz w:val="20"/>
+      </w:rPr>
+    </w:lvl>
+    <w:lvl w:ilvl="1">
+      <w:start w:val="1"/>
+      <w:numFmt w:val="bullet"/>
+      <w:lvlText w:val="o"/>
+      <w:lvlJc w:val="left"/>
+      <w:pPr>
+        <w:tabs>
+          <w:tab w:val="num" w:pos="1440"/>
+        </w:tabs>
+        <w:ind w:left="1440" w:hanging="360"/>
+      </w:pPr>
+      <w:rPr>
+        <w:rFonts w:ascii="Courier New" w:hAnsi="Courier New" w:hint="default"/>
+        <w:sz w:val="20"/>
+      </w:rPr>
+    </w:lvl>
+    <w:lvl w:ilvl="2" w:tentative="1">
+      <w:start w:val="1"/>
+      <w:numFmt w:val="bullet"/>
+      <w:lvlText w:val=""/>
+      <w:lvlJc w:val="left"/>
+      <w:pPr>
+        <w:tabs>
+          <w:tab w:val="num" w:pos="2160"/>
+        </w:tabs>
+        <w:ind w:left="2160" w:hanging="360"/>
+      </w:pPr>
+      <w:rPr>
+        <w:rFonts w:ascii="Wingdings" w:hAnsi="Wingdings" w:hint="default"/>
+        <w:sz w:val="20"/>
+      </w:rPr>
+    </w:lvl>
+    <w:lvl w:ilvl="3" w:tentative="1">
+      <w:start w:val="1"/>
+      <w:numFmt w:val="bullet"/>
+      <w:lvlText w:val=""/>
+      <w:lvlJc w:val="left"/>
+      <w:pPr>
+        <w:tabs>
+          <w:tab w:val="num" w:pos="2880"/>
+        </w:tabs>
+        <w:ind w:left="2880" w:hanging="360"/>
+      </w:pPr>
+      <w:rPr>
+        <w:rFonts w:ascii="Wingdings" w:hAnsi="Wingdings" w:hint="default"/>
+        <w:sz w:val="20"/>
+      </w:rPr>
+    </w:lvl>
+    <w:lvl w:ilvl="4" w:tentative="1">
+      <w:start w:val="1"/>
+      <w:numFmt w:val="bullet"/>
+      <w:lvlText w:val=""/>
+      <w:lvlJc w:val="left"/>
+      <w:pPr>
+        <w:tabs>
+          <w:tab w:val="num" w:pos="3600"/>
+        </w:tabs>
+        <w:ind w:left="3600" w:hanging="360"/>
+      </w:pPr>
+      <w:rPr>
+        <w:rFonts w:ascii="Wingdings" w:hAnsi="Wingdings" w:hint="default"/>
+        <w:sz w:val="20"/>
+      </w:rPr>
+    </w:lvl>
+    <w:lvl w:ilvl="5" w:tentative="1">
+      <w:start w:val="1"/>
+      <w:numFmt w:val="bullet"/>
+      <w:lvlText w:val=""/>
+      <w:lvlJc w:val="left"/>
+      <w:pPr>
+        <w:tabs>
+          <w:tab w:val="num" w:pos="4320"/>
+        </w:tabs>
+        <w:ind w:left="4320" w:hanging="360"/>
+      </w:pPr>
+      <w:rPr>
+        <w:rFonts w:ascii="Wingdings" w:hAnsi="Wingdings" w:hint="default"/>
+        <w:sz w:val="20"/>
+      </w:rPr>
+    </w:lvl>
+    <w:lvl w:ilvl="6" w:tentative="1">
+      <w:start w:val="1"/>
+      <w:numFmt w:val="bullet"/>
+      <w:lvlText w:val=""/>
+      <w:lvlJc w:val="left"/>
+      <w:pPr>
+        <w:tabs>
+          <w:tab w:val="num" w:pos="5040"/>
+        </w:tabs>
+        <w:ind w:left="5040" w:hanging="360"/>
+      </w:pPr>
+      <w:rPr>
+        <w:rFonts w:ascii="Wingdings" w:hAnsi="Wingdings" w:hint="default"/>
+        <w:sz w:val="20"/>
+      </w:rPr>
+    </w:lvl>
+    <w:lvl w:ilvl="7" w:tentative="1">
+      <w:start w:val="1"/>
+      <w:numFmt w:val="bullet"/>
+      <w:lvlText w:val=""/>
+      <w:lvlJc w:val="left"/>
+      <w:pPr>
+        <w:tabs>
+          <w:tab w:val="num" w:pos="5760"/>
+        </w:tabs>
+        <w:ind w:left="5760" w:hanging="360"/>
+      </w:pPr>
+      <w:rPr>
+        <w:rFonts w:ascii="Wingdings" w:hAnsi="Wingdings" w:hint="default"/>
+        <w:sz w:val="20"/>
+      </w:rPr>
+    </w:lvl>
+    <w:lvl w:ilvl="8" w:tentative="1">
+      <w:start w:val="1"/>
+      <w:numFmt w:val="bullet"/>
+      <w:lvlText w:val=""/>
+      <w:lvlJc w:val="left"/>
+      <w:pPr>
+        <w:tabs>
+          <w:tab w:val="num" w:pos="6480"/>
+        </w:tabs>
+        <w:ind w:left="6480" w:hanging="360"/>
+      </w:pPr>
+      <w:rPr>
+        <w:rFonts w:ascii="Wingdings" w:hAnsi="Wingdings" w:hint="default"/>
+        <w:sz w:val="20"/>
+      </w:rPr>
+    </w:lvl>
+  </w:abstractNum>
+  <w:abstractNum w:abstractNumId="48" w15:restartNumberingAfterBreak="0">
+    <w:nsid w:val="31664B93"/>
+    <w:multiLevelType w:val="multilevel"/>
+    <w:tmpl w:val="053C23B2"/>
+    <w:lvl w:ilvl="0">
+      <w:start w:val="1"/>
+      <w:numFmt w:val="decimal"/>
+      <w:lvlText w:val="%1."/>
+      <w:lvlJc w:val="left"/>
+      <w:pPr>
+        <w:tabs>
+          <w:tab w:val="num" w:pos="720"/>
+        </w:tabs>
+        <w:ind w:left="720" w:hanging="360"/>
+      </w:pPr>
+    </w:lvl>
+    <w:lvl w:ilvl="1">
+      <w:start w:val="1"/>
+      <w:numFmt w:val="bullet"/>
+      <w:lvlText w:val="o"/>
+      <w:lvlJc w:val="left"/>
+      <w:pPr>
+        <w:tabs>
+          <w:tab w:val="num" w:pos="1440"/>
+        </w:tabs>
+        <w:ind w:left="1440" w:hanging="360"/>
+      </w:pPr>
+      <w:rPr>
+        <w:rFonts w:ascii="Courier New" w:hAnsi="Courier New" w:hint="default"/>
+        <w:sz w:val="20"/>
+      </w:rPr>
+    </w:lvl>
+    <w:lvl w:ilvl="2" w:tentative="1">
+      <w:start w:val="1"/>
+      <w:numFmt w:val="decimal"/>
+      <w:lvlText w:val="%3."/>
+      <w:lvlJc w:val="left"/>
+      <w:pPr>
+        <w:tabs>
+          <w:tab w:val="num" w:pos="2160"/>
+        </w:tabs>
+        <w:ind w:left="2160" w:hanging="360"/>
+      </w:pPr>
+    </w:lvl>
+    <w:lvl w:ilvl="3" w:tentative="1">
+      <w:start w:val="1"/>
+      <w:numFmt w:val="decimal"/>
+      <w:lvlText w:val="%4."/>
+      <w:lvlJc w:val="left"/>
+      <w:pPr>
+        <w:tabs>
+          <w:tab w:val="num" w:pos="2880"/>
+        </w:tabs>
+        <w:ind w:left="2880" w:hanging="360"/>
+      </w:pPr>
+    </w:lvl>
+    <w:lvl w:ilvl="4" w:tentative="1">
+      <w:start w:val="1"/>
+      <w:numFmt w:val="decimal"/>
+      <w:lvlText w:val="%5."/>
+      <w:lvlJc w:val="left"/>
+      <w:pPr>
+        <w:tabs>
+          <w:tab w:val="num" w:pos="3600"/>
+        </w:tabs>
+        <w:ind w:left="3600" w:hanging="360"/>
+      </w:pPr>
+    </w:lvl>
+    <w:lvl w:ilvl="5" w:tentative="1">
+      <w:start w:val="1"/>
+      <w:numFmt w:val="decimal"/>
+      <w:lvlText w:val="%6."/>
+      <w:lvlJc w:val="left"/>
+      <w:pPr>
+        <w:tabs>
+          <w:tab w:val="num" w:pos="4320"/>
+        </w:tabs>
+        <w:ind w:left="4320" w:hanging="360"/>
+      </w:pPr>
+    </w:lvl>
+    <w:lvl w:ilvl="6" w:tentative="1">
+      <w:start w:val="1"/>
+      <w:numFmt w:val="decimal"/>
+      <w:lvlText w:val="%7."/>
+      <w:lvlJc w:val="left"/>
+      <w:pPr>
+        <w:tabs>
+          <w:tab w:val="num" w:pos="5040"/>
+        </w:tabs>
+        <w:ind w:left="5040" w:hanging="360"/>
+      </w:pPr>
+    </w:lvl>
+    <w:lvl w:ilvl="7" w:tentative="1">
+      <w:start w:val="1"/>
+      <w:numFmt w:val="decimal"/>
+      <w:lvlText w:val="%8."/>
+      <w:lvlJc w:val="left"/>
+      <w:pPr>
+        <w:tabs>
+          <w:tab w:val="num" w:pos="5760"/>
+        </w:tabs>
+        <w:ind w:left="5760" w:hanging="360"/>
+      </w:pPr>
+    </w:lvl>
+    <w:lvl w:ilvl="8" w:tentative="1">
+      <w:start w:val="1"/>
+      <w:numFmt w:val="decimal"/>
+      <w:lvlText w:val="%9."/>
+      <w:lvlJc w:val="left"/>
+      <w:pPr>
+        <w:tabs>
+          <w:tab w:val="num" w:pos="6480"/>
+        </w:tabs>
+        <w:ind w:left="6480" w:hanging="360"/>
+      </w:pPr>
+    </w:lvl>
+  </w:abstractNum>
+  <w:abstractNum w:abstractNumId="49" w15:restartNumberingAfterBreak="0">
     <w:nsid w:val="321E6153"/>
     <w:multiLevelType w:val="multilevel"/>
     <w:tmpl w:val="047680A8"/>
@@ -16317,7 +19415,7 @@
       </w:pPr>
     </w:lvl>
   </w:abstractNum>
-  <w:abstractNum w:abstractNumId="44" w15:restartNumberingAfterBreak="0">
+  <w:abstractNum w:abstractNumId="50" w15:restartNumberingAfterBreak="0">
     <w:nsid w:val="32D41B5E"/>
     <w:multiLevelType w:val="multilevel"/>
     <w:tmpl w:val="42A2BF08"/>
@@ -16466,7 +19564,156 @@
       </w:rPr>
     </w:lvl>
   </w:abstractNum>
-  <w:abstractNum w:abstractNumId="45" w15:restartNumberingAfterBreak="0">
+  <w:abstractNum w:abstractNumId="51" w15:restartNumberingAfterBreak="0">
+    <w:nsid w:val="33033247"/>
+    <w:multiLevelType w:val="multilevel"/>
+    <w:tmpl w:val="0896A64E"/>
+    <w:lvl w:ilvl="0">
+      <w:start w:val="1"/>
+      <w:numFmt w:val="bullet"/>
+      <w:lvlText w:val=""/>
+      <w:lvlJc w:val="left"/>
+      <w:pPr>
+        <w:tabs>
+          <w:tab w:val="num" w:pos="720"/>
+        </w:tabs>
+        <w:ind w:left="720" w:hanging="360"/>
+      </w:pPr>
+      <w:rPr>
+        <w:rFonts w:ascii="Symbol" w:hAnsi="Symbol" w:hint="default"/>
+        <w:sz w:val="20"/>
+      </w:rPr>
+    </w:lvl>
+    <w:lvl w:ilvl="1" w:tentative="1">
+      <w:start w:val="1"/>
+      <w:numFmt w:val="bullet"/>
+      <w:lvlText w:val="o"/>
+      <w:lvlJc w:val="left"/>
+      <w:pPr>
+        <w:tabs>
+          <w:tab w:val="num" w:pos="1440"/>
+        </w:tabs>
+        <w:ind w:left="1440" w:hanging="360"/>
+      </w:pPr>
+      <w:rPr>
+        <w:rFonts w:ascii="Courier New" w:hAnsi="Courier New" w:hint="default"/>
+        <w:sz w:val="20"/>
+      </w:rPr>
+    </w:lvl>
+    <w:lvl w:ilvl="2" w:tentative="1">
+      <w:start w:val="1"/>
+      <w:numFmt w:val="bullet"/>
+      <w:lvlText w:val=""/>
+      <w:lvlJc w:val="left"/>
+      <w:pPr>
+        <w:tabs>
+          <w:tab w:val="num" w:pos="2160"/>
+        </w:tabs>
+        <w:ind w:left="2160" w:hanging="360"/>
+      </w:pPr>
+      <w:rPr>
+        <w:rFonts w:ascii="Wingdings" w:hAnsi="Wingdings" w:hint="default"/>
+        <w:sz w:val="20"/>
+      </w:rPr>
+    </w:lvl>
+    <w:lvl w:ilvl="3" w:tentative="1">
+      <w:start w:val="1"/>
+      <w:numFmt w:val="bullet"/>
+      <w:lvlText w:val=""/>
+      <w:lvlJc w:val="left"/>
+      <w:pPr>
+        <w:tabs>
+          <w:tab w:val="num" w:pos="2880"/>
+        </w:tabs>
+        <w:ind w:left="2880" w:hanging="360"/>
+      </w:pPr>
+      <w:rPr>
+        <w:rFonts w:ascii="Wingdings" w:hAnsi="Wingdings" w:hint="default"/>
+        <w:sz w:val="20"/>
+      </w:rPr>
+    </w:lvl>
+    <w:lvl w:ilvl="4" w:tentative="1">
+      <w:start w:val="1"/>
+      <w:numFmt w:val="bullet"/>
+      <w:lvlText w:val=""/>
+      <w:lvlJc w:val="left"/>
+      <w:pPr>
+        <w:tabs>
+          <w:tab w:val="num" w:pos="3600"/>
+        </w:tabs>
+        <w:ind w:left="3600" w:hanging="360"/>
+      </w:pPr>
+      <w:rPr>
+        <w:rFonts w:ascii="Wingdings" w:hAnsi="Wingdings" w:hint="default"/>
+        <w:sz w:val="20"/>
+      </w:rPr>
+    </w:lvl>
+    <w:lvl w:ilvl="5" w:tentative="1">
+      <w:start w:val="1"/>
+      <w:numFmt w:val="bullet"/>
+      <w:lvlText w:val=""/>
+      <w:lvlJc w:val="left"/>
+      <w:pPr>
+        <w:tabs>
+          <w:tab w:val="num" w:pos="4320"/>
+        </w:tabs>
+        <w:ind w:left="4320" w:hanging="360"/>
+      </w:pPr>
+      <w:rPr>
+        <w:rFonts w:ascii="Wingdings" w:hAnsi="Wingdings" w:hint="default"/>
+        <w:sz w:val="20"/>
+      </w:rPr>
+    </w:lvl>
+    <w:lvl w:ilvl="6" w:tentative="1">
+      <w:start w:val="1"/>
+      <w:numFmt w:val="bullet"/>
+      <w:lvlText w:val=""/>
+      <w:lvlJc w:val="left"/>
+      <w:pPr>
+        <w:tabs>
+          <w:tab w:val="num" w:pos="5040"/>
+        </w:tabs>
+        <w:ind w:left="5040" w:hanging="360"/>
+      </w:pPr>
+      <w:rPr>
+        <w:rFonts w:ascii="Wingdings" w:hAnsi="Wingdings" w:hint="default"/>
+        <w:sz w:val="20"/>
+      </w:rPr>
+    </w:lvl>
+    <w:lvl w:ilvl="7" w:tentative="1">
+      <w:start w:val="1"/>
+      <w:numFmt w:val="bullet"/>
+      <w:lvlText w:val=""/>
+      <w:lvlJc w:val="left"/>
+      <w:pPr>
+        <w:tabs>
+          <w:tab w:val="num" w:pos="5760"/>
+        </w:tabs>
+        <w:ind w:left="5760" w:hanging="360"/>
+      </w:pPr>
+      <w:rPr>
+        <w:rFonts w:ascii="Wingdings" w:hAnsi="Wingdings" w:hint="default"/>
+        <w:sz w:val="20"/>
+      </w:rPr>
+    </w:lvl>
+    <w:lvl w:ilvl="8" w:tentative="1">
+      <w:start w:val="1"/>
+      <w:numFmt w:val="bullet"/>
+      <w:lvlText w:val=""/>
+      <w:lvlJc w:val="left"/>
+      <w:pPr>
+        <w:tabs>
+          <w:tab w:val="num" w:pos="6480"/>
+        </w:tabs>
+        <w:ind w:left="6480" w:hanging="360"/>
+      </w:pPr>
+      <w:rPr>
+        <w:rFonts w:ascii="Wingdings" w:hAnsi="Wingdings" w:hint="default"/>
+        <w:sz w:val="20"/>
+      </w:rPr>
+    </w:lvl>
+  </w:abstractNum>
+  <w:abstractNum w:abstractNumId="52" w15:restartNumberingAfterBreak="0">
     <w:nsid w:val="33D77CFF"/>
     <w:multiLevelType w:val="multilevel"/>
     <w:tmpl w:val="3E86F7EE"/>
@@ -16615,7 +19862,7 @@
       </w:rPr>
     </w:lvl>
   </w:abstractNum>
-  <w:abstractNum w:abstractNumId="46" w15:restartNumberingAfterBreak="0">
+  <w:abstractNum w:abstractNumId="53" w15:restartNumberingAfterBreak="0">
     <w:nsid w:val="341368CB"/>
     <w:multiLevelType w:val="multilevel"/>
     <w:tmpl w:val="021EAF1A"/>
@@ -16764,7 +20011,7 @@
       </w:rPr>
     </w:lvl>
   </w:abstractNum>
-  <w:abstractNum w:abstractNumId="47" w15:restartNumberingAfterBreak="0">
+  <w:abstractNum w:abstractNumId="54" w15:restartNumberingAfterBreak="0">
     <w:nsid w:val="34347EB5"/>
     <w:multiLevelType w:val="multilevel"/>
     <w:tmpl w:val="78000DC4"/>
@@ -16913,7 +20160,7 @@
       </w:rPr>
     </w:lvl>
   </w:abstractNum>
-  <w:abstractNum w:abstractNumId="48" w15:restartNumberingAfterBreak="0">
+  <w:abstractNum w:abstractNumId="55" w15:restartNumberingAfterBreak="0">
     <w:nsid w:val="351C2569"/>
     <w:multiLevelType w:val="multilevel"/>
     <w:tmpl w:val="D9589828"/>
@@ -17062,7 +20309,7 @@
       </w:rPr>
     </w:lvl>
   </w:abstractNum>
-  <w:abstractNum w:abstractNumId="49" w15:restartNumberingAfterBreak="0">
+  <w:abstractNum w:abstractNumId="56" w15:restartNumberingAfterBreak="0">
     <w:nsid w:val="35984E2C"/>
     <w:multiLevelType w:val="multilevel"/>
     <w:tmpl w:val="8032666E"/>
@@ -17211,7 +20458,273 @@
       </w:rPr>
     </w:lvl>
   </w:abstractNum>
-  <w:abstractNum w:abstractNumId="50" w15:restartNumberingAfterBreak="0">
+  <w:abstractNum w:abstractNumId="57" w15:restartNumberingAfterBreak="0">
+    <w:nsid w:val="35C048F9"/>
+    <w:multiLevelType w:val="multilevel"/>
+    <w:tmpl w:val="5690261E"/>
+    <w:lvl w:ilvl="0">
+      <w:start w:val="1"/>
+      <w:numFmt w:val="decimal"/>
+      <w:lvlText w:val="%1."/>
+      <w:lvlJc w:val="left"/>
+      <w:pPr>
+        <w:tabs>
+          <w:tab w:val="num" w:pos="720"/>
+        </w:tabs>
+        <w:ind w:left="720" w:hanging="360"/>
+      </w:pPr>
+    </w:lvl>
+    <w:lvl w:ilvl="1">
+      <w:start w:val="1"/>
+      <w:numFmt w:val="bullet"/>
+      <w:lvlText w:val="o"/>
+      <w:lvlJc w:val="left"/>
+      <w:pPr>
+        <w:tabs>
+          <w:tab w:val="num" w:pos="1440"/>
+        </w:tabs>
+        <w:ind w:left="1440" w:hanging="360"/>
+      </w:pPr>
+      <w:rPr>
+        <w:rFonts w:ascii="Courier New" w:hAnsi="Courier New" w:hint="default"/>
+        <w:sz w:val="20"/>
+      </w:rPr>
+    </w:lvl>
+    <w:lvl w:ilvl="2" w:tentative="1">
+      <w:start w:val="1"/>
+      <w:numFmt w:val="decimal"/>
+      <w:lvlText w:val="%3."/>
+      <w:lvlJc w:val="left"/>
+      <w:pPr>
+        <w:tabs>
+          <w:tab w:val="num" w:pos="2160"/>
+        </w:tabs>
+        <w:ind w:left="2160" w:hanging="360"/>
+      </w:pPr>
+    </w:lvl>
+    <w:lvl w:ilvl="3" w:tentative="1">
+      <w:start w:val="1"/>
+      <w:numFmt w:val="decimal"/>
+      <w:lvlText w:val="%4."/>
+      <w:lvlJc w:val="left"/>
+      <w:pPr>
+        <w:tabs>
+          <w:tab w:val="num" w:pos="2880"/>
+        </w:tabs>
+        <w:ind w:left="2880" w:hanging="360"/>
+      </w:pPr>
+    </w:lvl>
+    <w:lvl w:ilvl="4" w:tentative="1">
+      <w:start w:val="1"/>
+      <w:numFmt w:val="decimal"/>
+      <w:lvlText w:val="%5."/>
+      <w:lvlJc w:val="left"/>
+      <w:pPr>
+        <w:tabs>
+          <w:tab w:val="num" w:pos="3600"/>
+        </w:tabs>
+        <w:ind w:left="3600" w:hanging="360"/>
+      </w:pPr>
+    </w:lvl>
+    <w:lvl w:ilvl="5" w:tentative="1">
+      <w:start w:val="1"/>
+      <w:numFmt w:val="decimal"/>
+      <w:lvlText w:val="%6."/>
+      <w:lvlJc w:val="left"/>
+      <w:pPr>
+        <w:tabs>
+          <w:tab w:val="num" w:pos="4320"/>
+        </w:tabs>
+        <w:ind w:left="4320" w:hanging="360"/>
+      </w:pPr>
+    </w:lvl>
+    <w:lvl w:ilvl="6" w:tentative="1">
+      <w:start w:val="1"/>
+      <w:numFmt w:val="decimal"/>
+      <w:lvlText w:val="%7."/>
+      <w:lvlJc w:val="left"/>
+      <w:pPr>
+        <w:tabs>
+          <w:tab w:val="num" w:pos="5040"/>
+        </w:tabs>
+        <w:ind w:left="5040" w:hanging="360"/>
+      </w:pPr>
+    </w:lvl>
+    <w:lvl w:ilvl="7" w:tentative="1">
+      <w:start w:val="1"/>
+      <w:numFmt w:val="decimal"/>
+      <w:lvlText w:val="%8."/>
+      <w:lvlJc w:val="left"/>
+      <w:pPr>
+        <w:tabs>
+          <w:tab w:val="num" w:pos="5760"/>
+        </w:tabs>
+        <w:ind w:left="5760" w:hanging="360"/>
+      </w:pPr>
+    </w:lvl>
+    <w:lvl w:ilvl="8" w:tentative="1">
+      <w:start w:val="1"/>
+      <w:numFmt w:val="decimal"/>
+      <w:lvlText w:val="%9."/>
+      <w:lvlJc w:val="left"/>
+      <w:pPr>
+        <w:tabs>
+          <w:tab w:val="num" w:pos="6480"/>
+        </w:tabs>
+        <w:ind w:left="6480" w:hanging="360"/>
+      </w:pPr>
+    </w:lvl>
+  </w:abstractNum>
+  <w:abstractNum w:abstractNumId="58" w15:restartNumberingAfterBreak="0">
+    <w:nsid w:val="35DB630D"/>
+    <w:multiLevelType w:val="multilevel"/>
+    <w:tmpl w:val="7ECCBECA"/>
+    <w:lvl w:ilvl="0">
+      <w:start w:val="1"/>
+      <w:numFmt w:val="bullet"/>
+      <w:lvlText w:val=""/>
+      <w:lvlJc w:val="left"/>
+      <w:pPr>
+        <w:tabs>
+          <w:tab w:val="num" w:pos="720"/>
+        </w:tabs>
+        <w:ind w:left="720" w:hanging="360"/>
+      </w:pPr>
+      <w:rPr>
+        <w:rFonts w:ascii="Symbol" w:hAnsi="Symbol" w:hint="default"/>
+        <w:sz w:val="20"/>
+      </w:rPr>
+    </w:lvl>
+    <w:lvl w:ilvl="1" w:tentative="1">
+      <w:start w:val="1"/>
+      <w:numFmt w:val="bullet"/>
+      <w:lvlText w:val="o"/>
+      <w:lvlJc w:val="left"/>
+      <w:pPr>
+        <w:tabs>
+          <w:tab w:val="num" w:pos="1440"/>
+        </w:tabs>
+        <w:ind w:left="1440" w:hanging="360"/>
+      </w:pPr>
+      <w:rPr>
+        <w:rFonts w:ascii="Courier New" w:hAnsi="Courier New" w:hint="default"/>
+        <w:sz w:val="20"/>
+      </w:rPr>
+    </w:lvl>
+    <w:lvl w:ilvl="2" w:tentative="1">
+      <w:start w:val="1"/>
+      <w:numFmt w:val="bullet"/>
+      <w:lvlText w:val=""/>
+      <w:lvlJc w:val="left"/>
+      <w:pPr>
+        <w:tabs>
+          <w:tab w:val="num" w:pos="2160"/>
+        </w:tabs>
+        <w:ind w:left="2160" w:hanging="360"/>
+      </w:pPr>
+      <w:rPr>
+        <w:rFonts w:ascii="Wingdings" w:hAnsi="Wingdings" w:hint="default"/>
+        <w:sz w:val="20"/>
+      </w:rPr>
+    </w:lvl>
+    <w:lvl w:ilvl="3" w:tentative="1">
+      <w:start w:val="1"/>
+      <w:numFmt w:val="bullet"/>
+      <w:lvlText w:val=""/>
+      <w:lvlJc w:val="left"/>
+      <w:pPr>
+        <w:tabs>
+          <w:tab w:val="num" w:pos="2880"/>
+        </w:tabs>
+        <w:ind w:left="2880" w:hanging="360"/>
+      </w:pPr>
+      <w:rPr>
+        <w:rFonts w:ascii="Wingdings" w:hAnsi="Wingdings" w:hint="default"/>
+        <w:sz w:val="20"/>
+      </w:rPr>
+    </w:lvl>
+    <w:lvl w:ilvl="4" w:tentative="1">
+      <w:start w:val="1"/>
+      <w:numFmt w:val="bullet"/>
+      <w:lvlText w:val=""/>
+      <w:lvlJc w:val="left"/>
+      <w:pPr>
+        <w:tabs>
+          <w:tab w:val="num" w:pos="3600"/>
+        </w:tabs>
+        <w:ind w:left="3600" w:hanging="360"/>
+      </w:pPr>
+      <w:rPr>
+        <w:rFonts w:ascii="Wingdings" w:hAnsi="Wingdings" w:hint="default"/>
+        <w:sz w:val="20"/>
+      </w:rPr>
+    </w:lvl>
+    <w:lvl w:ilvl="5" w:tentative="1">
+      <w:start w:val="1"/>
+      <w:numFmt w:val="bullet"/>
+      <w:lvlText w:val=""/>
+      <w:lvlJc w:val="left"/>
+      <w:pPr>
+        <w:tabs>
+          <w:tab w:val="num" w:pos="4320"/>
+        </w:tabs>
+        <w:ind w:left="4320" w:hanging="360"/>
+      </w:pPr>
+      <w:rPr>
+        <w:rFonts w:ascii="Wingdings" w:hAnsi="Wingdings" w:hint="default"/>
+        <w:sz w:val="20"/>
+      </w:rPr>
+    </w:lvl>
+    <w:lvl w:ilvl="6" w:tentative="1">
+      <w:start w:val="1"/>
+      <w:numFmt w:val="bullet"/>
+      <w:lvlText w:val=""/>
+      <w:lvlJc w:val="left"/>
+      <w:pPr>
+        <w:tabs>
+          <w:tab w:val="num" w:pos="5040"/>
+        </w:tabs>
+        <w:ind w:left="5040" w:hanging="360"/>
+      </w:pPr>
+      <w:rPr>
+        <w:rFonts w:ascii="Wingdings" w:hAnsi="Wingdings" w:hint="default"/>
+        <w:sz w:val="20"/>
+      </w:rPr>
+    </w:lvl>
+    <w:lvl w:ilvl="7" w:tentative="1">
+      <w:start w:val="1"/>
+      <w:numFmt w:val="bullet"/>
+      <w:lvlText w:val=""/>
+      <w:lvlJc w:val="left"/>
+      <w:pPr>
+        <w:tabs>
+          <w:tab w:val="num" w:pos="5760"/>
+        </w:tabs>
+        <w:ind w:left="5760" w:hanging="360"/>
+      </w:pPr>
+      <w:rPr>
+        <w:rFonts w:ascii="Wingdings" w:hAnsi="Wingdings" w:hint="default"/>
+        <w:sz w:val="20"/>
+      </w:rPr>
+    </w:lvl>
+    <w:lvl w:ilvl="8" w:tentative="1">
+      <w:start w:val="1"/>
+      <w:numFmt w:val="bullet"/>
+      <w:lvlText w:val=""/>
+      <w:lvlJc w:val="left"/>
+      <w:pPr>
+        <w:tabs>
+          <w:tab w:val="num" w:pos="6480"/>
+        </w:tabs>
+        <w:ind w:left="6480" w:hanging="360"/>
+      </w:pPr>
+      <w:rPr>
+        <w:rFonts w:ascii="Wingdings" w:hAnsi="Wingdings" w:hint="default"/>
+        <w:sz w:val="20"/>
+      </w:rPr>
+    </w:lvl>
+  </w:abstractNum>
+  <w:abstractNum w:abstractNumId="59" w15:restartNumberingAfterBreak="0">
     <w:nsid w:val="37476E92"/>
     <w:multiLevelType w:val="multilevel"/>
     <w:tmpl w:val="71D69378"/>
@@ -17360,7 +20873,7 @@
       </w:rPr>
     </w:lvl>
   </w:abstractNum>
-  <w:abstractNum w:abstractNumId="51" w15:restartNumberingAfterBreak="0">
+  <w:abstractNum w:abstractNumId="60" w15:restartNumberingAfterBreak="0">
     <w:nsid w:val="377845B8"/>
     <w:multiLevelType w:val="multilevel"/>
     <w:tmpl w:val="E2CC6650"/>
@@ -17509,7 +21022,7 @@
       </w:rPr>
     </w:lvl>
   </w:abstractNum>
-  <w:abstractNum w:abstractNumId="52" w15:restartNumberingAfterBreak="0">
+  <w:abstractNum w:abstractNumId="61" w15:restartNumberingAfterBreak="0">
     <w:nsid w:val="38E015BC"/>
     <w:multiLevelType w:val="multilevel"/>
     <w:tmpl w:val="E29E631A"/>
@@ -17658,7 +21171,7 @@
       </w:rPr>
     </w:lvl>
   </w:abstractNum>
-  <w:abstractNum w:abstractNumId="53" w15:restartNumberingAfterBreak="0">
+  <w:abstractNum w:abstractNumId="62" w15:restartNumberingAfterBreak="0">
     <w:nsid w:val="38F26581"/>
     <w:multiLevelType w:val="multilevel"/>
     <w:tmpl w:val="B03ED030"/>
@@ -17807,7 +21320,7 @@
       </w:rPr>
     </w:lvl>
   </w:abstractNum>
-  <w:abstractNum w:abstractNumId="54" w15:restartNumberingAfterBreak="0">
+  <w:abstractNum w:abstractNumId="63" w15:restartNumberingAfterBreak="0">
     <w:nsid w:val="38F84271"/>
     <w:multiLevelType w:val="multilevel"/>
     <w:tmpl w:val="44CCC4D0"/>
@@ -17956,7 +21469,156 @@
       </w:rPr>
     </w:lvl>
   </w:abstractNum>
-  <w:abstractNum w:abstractNumId="55" w15:restartNumberingAfterBreak="0">
+  <w:abstractNum w:abstractNumId="64" w15:restartNumberingAfterBreak="0">
+    <w:nsid w:val="3AC72DB6"/>
+    <w:multiLevelType w:val="multilevel"/>
+    <w:tmpl w:val="C00409FC"/>
+    <w:lvl w:ilvl="0">
+      <w:start w:val="1"/>
+      <w:numFmt w:val="bullet"/>
+      <w:lvlText w:val=""/>
+      <w:lvlJc w:val="left"/>
+      <w:pPr>
+        <w:tabs>
+          <w:tab w:val="num" w:pos="720"/>
+        </w:tabs>
+        <w:ind w:left="720" w:hanging="360"/>
+      </w:pPr>
+      <w:rPr>
+        <w:rFonts w:ascii="Symbol" w:hAnsi="Symbol" w:hint="default"/>
+        <w:sz w:val="20"/>
+      </w:rPr>
+    </w:lvl>
+    <w:lvl w:ilvl="1" w:tentative="1">
+      <w:start w:val="1"/>
+      <w:numFmt w:val="bullet"/>
+      <w:lvlText w:val="o"/>
+      <w:lvlJc w:val="left"/>
+      <w:pPr>
+        <w:tabs>
+          <w:tab w:val="num" w:pos="1440"/>
+        </w:tabs>
+        <w:ind w:left="1440" w:hanging="360"/>
+      </w:pPr>
+      <w:rPr>
+        <w:rFonts w:ascii="Courier New" w:hAnsi="Courier New" w:hint="default"/>
+        <w:sz w:val="20"/>
+      </w:rPr>
+    </w:lvl>
+    <w:lvl w:ilvl="2" w:tentative="1">
+      <w:start w:val="1"/>
+      <w:numFmt w:val="bullet"/>
+      <w:lvlText w:val=""/>
+      <w:lvlJc w:val="left"/>
+      <w:pPr>
+        <w:tabs>
+          <w:tab w:val="num" w:pos="2160"/>
+        </w:tabs>
+        <w:ind w:left="2160" w:hanging="360"/>
+      </w:pPr>
+      <w:rPr>
+        <w:rFonts w:ascii="Wingdings" w:hAnsi="Wingdings" w:hint="default"/>
+        <w:sz w:val="20"/>
+      </w:rPr>
+    </w:lvl>
+    <w:lvl w:ilvl="3" w:tentative="1">
+      <w:start w:val="1"/>
+      <w:numFmt w:val="bullet"/>
+      <w:lvlText w:val=""/>
+      <w:lvlJc w:val="left"/>
+      <w:pPr>
+        <w:tabs>
+          <w:tab w:val="num" w:pos="2880"/>
+        </w:tabs>
+        <w:ind w:left="2880" w:hanging="360"/>
+      </w:pPr>
+      <w:rPr>
+        <w:rFonts w:ascii="Wingdings" w:hAnsi="Wingdings" w:hint="default"/>
+        <w:sz w:val="20"/>
+      </w:rPr>
+    </w:lvl>
+    <w:lvl w:ilvl="4" w:tentative="1">
+      <w:start w:val="1"/>
+      <w:numFmt w:val="bullet"/>
+      <w:lvlText w:val=""/>
+      <w:lvlJc w:val="left"/>
+      <w:pPr>
+        <w:tabs>
+          <w:tab w:val="num" w:pos="3600"/>
+        </w:tabs>
+        <w:ind w:left="3600" w:hanging="360"/>
+      </w:pPr>
+      <w:rPr>
+        <w:rFonts w:ascii="Wingdings" w:hAnsi="Wingdings" w:hint="default"/>
+        <w:sz w:val="20"/>
+      </w:rPr>
+    </w:lvl>
+    <w:lvl w:ilvl="5" w:tentative="1">
+      <w:start w:val="1"/>
+      <w:numFmt w:val="bullet"/>
+      <w:lvlText w:val=""/>
+      <w:lvlJc w:val="left"/>
+      <w:pPr>
+        <w:tabs>
+          <w:tab w:val="num" w:pos="4320"/>
+        </w:tabs>
+        <w:ind w:left="4320" w:hanging="360"/>
+      </w:pPr>
+      <w:rPr>
+        <w:rFonts w:ascii="Wingdings" w:hAnsi="Wingdings" w:hint="default"/>
+        <w:sz w:val="20"/>
+      </w:rPr>
+    </w:lvl>
+    <w:lvl w:ilvl="6" w:tentative="1">
+      <w:start w:val="1"/>
+      <w:numFmt w:val="bullet"/>
+      <w:lvlText w:val=""/>
+      <w:lvlJc w:val="left"/>
+      <w:pPr>
+        <w:tabs>
+          <w:tab w:val="num" w:pos="5040"/>
+        </w:tabs>
+        <w:ind w:left="5040" w:hanging="360"/>
+      </w:pPr>
+      <w:rPr>
+        <w:rFonts w:ascii="Wingdings" w:hAnsi="Wingdings" w:hint="default"/>
+        <w:sz w:val="20"/>
+      </w:rPr>
+    </w:lvl>
+    <w:lvl w:ilvl="7" w:tentative="1">
+      <w:start w:val="1"/>
+      <w:numFmt w:val="bullet"/>
+      <w:lvlText w:val=""/>
+      <w:lvlJc w:val="left"/>
+      <w:pPr>
+        <w:tabs>
+          <w:tab w:val="num" w:pos="5760"/>
+        </w:tabs>
+        <w:ind w:left="5760" w:hanging="360"/>
+      </w:pPr>
+      <w:rPr>
+        <w:rFonts w:ascii="Wingdings" w:hAnsi="Wingdings" w:hint="default"/>
+        <w:sz w:val="20"/>
+      </w:rPr>
+    </w:lvl>
+    <w:lvl w:ilvl="8" w:tentative="1">
+      <w:start w:val="1"/>
+      <w:numFmt w:val="bullet"/>
+      <w:lvlText w:val=""/>
+      <w:lvlJc w:val="left"/>
+      <w:pPr>
+        <w:tabs>
+          <w:tab w:val="num" w:pos="6480"/>
+        </w:tabs>
+        <w:ind w:left="6480" w:hanging="360"/>
+      </w:pPr>
+      <w:rPr>
+        <w:rFonts w:ascii="Wingdings" w:hAnsi="Wingdings" w:hint="default"/>
+        <w:sz w:val="20"/>
+      </w:rPr>
+    </w:lvl>
+  </w:abstractNum>
+  <w:abstractNum w:abstractNumId="65" w15:restartNumberingAfterBreak="0">
     <w:nsid w:val="3CB06A0F"/>
     <w:multiLevelType w:val="multilevel"/>
     <w:tmpl w:val="08C8303E"/>
@@ -18073,7 +21735,7 @@
       </w:pPr>
     </w:lvl>
   </w:abstractNum>
-  <w:abstractNum w:abstractNumId="56" w15:restartNumberingAfterBreak="0">
+  <w:abstractNum w:abstractNumId="66" w15:restartNumberingAfterBreak="0">
     <w:nsid w:val="3D120ECD"/>
     <w:multiLevelType w:val="multilevel"/>
     <w:tmpl w:val="0EAE9CDC"/>
@@ -18222,7 +21884,7 @@
       </w:rPr>
     </w:lvl>
   </w:abstractNum>
-  <w:abstractNum w:abstractNumId="57" w15:restartNumberingAfterBreak="0">
+  <w:abstractNum w:abstractNumId="67" w15:restartNumberingAfterBreak="0">
     <w:nsid w:val="3D1A52E7"/>
     <w:multiLevelType w:val="multilevel"/>
     <w:tmpl w:val="6CEAEC46"/>
@@ -18371,7 +22033,156 @@
       </w:rPr>
     </w:lvl>
   </w:abstractNum>
-  <w:abstractNum w:abstractNumId="58" w15:restartNumberingAfterBreak="0">
+  <w:abstractNum w:abstractNumId="68" w15:restartNumberingAfterBreak="0">
+    <w:nsid w:val="3D54067B"/>
+    <w:multiLevelType w:val="multilevel"/>
+    <w:tmpl w:val="79C86FD2"/>
+    <w:lvl w:ilvl="0">
+      <w:start w:val="1"/>
+      <w:numFmt w:val="bullet"/>
+      <w:lvlText w:val=""/>
+      <w:lvlJc w:val="left"/>
+      <w:pPr>
+        <w:tabs>
+          <w:tab w:val="num" w:pos="720"/>
+        </w:tabs>
+        <w:ind w:left="720" w:hanging="360"/>
+      </w:pPr>
+      <w:rPr>
+        <w:rFonts w:ascii="Symbol" w:hAnsi="Symbol" w:hint="default"/>
+        <w:sz w:val="20"/>
+      </w:rPr>
+    </w:lvl>
+    <w:lvl w:ilvl="1" w:tentative="1">
+      <w:start w:val="1"/>
+      <w:numFmt w:val="bullet"/>
+      <w:lvlText w:val="o"/>
+      <w:lvlJc w:val="left"/>
+      <w:pPr>
+        <w:tabs>
+          <w:tab w:val="num" w:pos="1440"/>
+        </w:tabs>
+        <w:ind w:left="1440" w:hanging="360"/>
+      </w:pPr>
+      <w:rPr>
+        <w:rFonts w:ascii="Courier New" w:hAnsi="Courier New" w:hint="default"/>
+        <w:sz w:val="20"/>
+      </w:rPr>
+    </w:lvl>
+    <w:lvl w:ilvl="2" w:tentative="1">
+      <w:start w:val="1"/>
+      <w:numFmt w:val="bullet"/>
+      <w:lvlText w:val=""/>
+      <w:lvlJc w:val="left"/>
+      <w:pPr>
+        <w:tabs>
+          <w:tab w:val="num" w:pos="2160"/>
+        </w:tabs>
+        <w:ind w:left="2160" w:hanging="360"/>
+      </w:pPr>
+      <w:rPr>
+        <w:rFonts w:ascii="Wingdings" w:hAnsi="Wingdings" w:hint="default"/>
+        <w:sz w:val="20"/>
+      </w:rPr>
+    </w:lvl>
+    <w:lvl w:ilvl="3" w:tentative="1">
+      <w:start w:val="1"/>
+      <w:numFmt w:val="bullet"/>
+      <w:lvlText w:val=""/>
+      <w:lvlJc w:val="left"/>
+      <w:pPr>
+        <w:tabs>
+          <w:tab w:val="num" w:pos="2880"/>
+        </w:tabs>
+        <w:ind w:left="2880" w:hanging="360"/>
+      </w:pPr>
+      <w:rPr>
+        <w:rFonts w:ascii="Wingdings" w:hAnsi="Wingdings" w:hint="default"/>
+        <w:sz w:val="20"/>
+      </w:rPr>
+    </w:lvl>
+    <w:lvl w:ilvl="4" w:tentative="1">
+      <w:start w:val="1"/>
+      <w:numFmt w:val="bullet"/>
+      <w:lvlText w:val=""/>
+      <w:lvlJc w:val="left"/>
+      <w:pPr>
+        <w:tabs>
+          <w:tab w:val="num" w:pos="3600"/>
+        </w:tabs>
+        <w:ind w:left="3600" w:hanging="360"/>
+      </w:pPr>
+      <w:rPr>
+        <w:rFonts w:ascii="Wingdings" w:hAnsi="Wingdings" w:hint="default"/>
+        <w:sz w:val="20"/>
+      </w:rPr>
+    </w:lvl>
+    <w:lvl w:ilvl="5" w:tentative="1">
+      <w:start w:val="1"/>
+      <w:numFmt w:val="bullet"/>
+      <w:lvlText w:val=""/>
+      <w:lvlJc w:val="left"/>
+      <w:pPr>
+        <w:tabs>
+          <w:tab w:val="num" w:pos="4320"/>
+        </w:tabs>
+        <w:ind w:left="4320" w:hanging="360"/>
+      </w:pPr>
+      <w:rPr>
+        <w:rFonts w:ascii="Wingdings" w:hAnsi="Wingdings" w:hint="default"/>
+        <w:sz w:val="20"/>
+      </w:rPr>
+    </w:lvl>
+    <w:lvl w:ilvl="6" w:tentative="1">
+      <w:start w:val="1"/>
+      <w:numFmt w:val="bullet"/>
+      <w:lvlText w:val=""/>
+      <w:lvlJc w:val="left"/>
+      <w:pPr>
+        <w:tabs>
+          <w:tab w:val="num" w:pos="5040"/>
+        </w:tabs>
+        <w:ind w:left="5040" w:hanging="360"/>
+      </w:pPr>
+      <w:rPr>
+        <w:rFonts w:ascii="Wingdings" w:hAnsi="Wingdings" w:hint="default"/>
+        <w:sz w:val="20"/>
+      </w:rPr>
+    </w:lvl>
+    <w:lvl w:ilvl="7" w:tentative="1">
+      <w:start w:val="1"/>
+      <w:numFmt w:val="bullet"/>
+      <w:lvlText w:val=""/>
+      <w:lvlJc w:val="left"/>
+      <w:pPr>
+        <w:tabs>
+          <w:tab w:val="num" w:pos="5760"/>
+        </w:tabs>
+        <w:ind w:left="5760" w:hanging="360"/>
+      </w:pPr>
+      <w:rPr>
+        <w:rFonts w:ascii="Wingdings" w:hAnsi="Wingdings" w:hint="default"/>
+        <w:sz w:val="20"/>
+      </w:rPr>
+    </w:lvl>
+    <w:lvl w:ilvl="8" w:tentative="1">
+      <w:start w:val="1"/>
+      <w:numFmt w:val="bullet"/>
+      <w:lvlText w:val=""/>
+      <w:lvlJc w:val="left"/>
+      <w:pPr>
+        <w:tabs>
+          <w:tab w:val="num" w:pos="6480"/>
+        </w:tabs>
+        <w:ind w:left="6480" w:hanging="360"/>
+      </w:pPr>
+      <w:rPr>
+        <w:rFonts w:ascii="Wingdings" w:hAnsi="Wingdings" w:hint="default"/>
+        <w:sz w:val="20"/>
+      </w:rPr>
+    </w:lvl>
+  </w:abstractNum>
+  <w:abstractNum w:abstractNumId="69" w15:restartNumberingAfterBreak="0">
     <w:nsid w:val="3D872488"/>
     <w:multiLevelType w:val="multilevel"/>
     <w:tmpl w:val="556EF25C"/>
@@ -18520,7 +22331,7 @@
       </w:rPr>
     </w:lvl>
   </w:abstractNum>
-  <w:abstractNum w:abstractNumId="59" w15:restartNumberingAfterBreak="0">
+  <w:abstractNum w:abstractNumId="70" w15:restartNumberingAfterBreak="0">
     <w:nsid w:val="3DAC3496"/>
     <w:multiLevelType w:val="multilevel"/>
     <w:tmpl w:val="39D86116"/>
@@ -18669,7 +22480,124 @@
       </w:rPr>
     </w:lvl>
   </w:abstractNum>
-  <w:abstractNum w:abstractNumId="60" w15:restartNumberingAfterBreak="0">
+  <w:abstractNum w:abstractNumId="71" w15:restartNumberingAfterBreak="0">
+    <w:nsid w:val="3DD3061D"/>
+    <w:multiLevelType w:val="multilevel"/>
+    <w:tmpl w:val="6DCCC198"/>
+    <w:lvl w:ilvl="0">
+      <w:start w:val="1"/>
+      <w:numFmt w:val="decimal"/>
+      <w:lvlText w:val="%1."/>
+      <w:lvlJc w:val="left"/>
+      <w:pPr>
+        <w:tabs>
+          <w:tab w:val="num" w:pos="720"/>
+        </w:tabs>
+        <w:ind w:left="720" w:hanging="360"/>
+      </w:pPr>
+    </w:lvl>
+    <w:lvl w:ilvl="1">
+      <w:start w:val="1"/>
+      <w:numFmt w:val="bullet"/>
+      <w:lvlText w:val="o"/>
+      <w:lvlJc w:val="left"/>
+      <w:pPr>
+        <w:tabs>
+          <w:tab w:val="num" w:pos="1440"/>
+        </w:tabs>
+        <w:ind w:left="1440" w:hanging="360"/>
+      </w:pPr>
+      <w:rPr>
+        <w:rFonts w:ascii="Courier New" w:hAnsi="Courier New" w:hint="default"/>
+        <w:sz w:val="20"/>
+      </w:rPr>
+    </w:lvl>
+    <w:lvl w:ilvl="2" w:tentative="1">
+      <w:start w:val="1"/>
+      <w:numFmt w:val="decimal"/>
+      <w:lvlText w:val="%3."/>
+      <w:lvlJc w:val="left"/>
+      <w:pPr>
+        <w:tabs>
+          <w:tab w:val="num" w:pos="2160"/>
+        </w:tabs>
+        <w:ind w:left="2160" w:hanging="360"/>
+      </w:pPr>
+    </w:lvl>
+    <w:lvl w:ilvl="3" w:tentative="1">
+      <w:start w:val="1"/>
+      <w:numFmt w:val="decimal"/>
+      <w:lvlText w:val="%4."/>
+      <w:lvlJc w:val="left"/>
+      <w:pPr>
+        <w:tabs>
+          <w:tab w:val="num" w:pos="2880"/>
+        </w:tabs>
+        <w:ind w:left="2880" w:hanging="360"/>
+      </w:pPr>
+    </w:lvl>
+    <w:lvl w:ilvl="4" w:tentative="1">
+      <w:start w:val="1"/>
+      <w:numFmt w:val="decimal"/>
+      <w:lvlText w:val="%5."/>
+      <w:lvlJc w:val="left"/>
+      <w:pPr>
+        <w:tabs>
+          <w:tab w:val="num" w:pos="3600"/>
+        </w:tabs>
+        <w:ind w:left="3600" w:hanging="360"/>
+      </w:pPr>
+    </w:lvl>
+    <w:lvl w:ilvl="5" w:tentative="1">
+      <w:start w:val="1"/>
+      <w:numFmt w:val="decimal"/>
+      <w:lvlText w:val="%6."/>
+      <w:lvlJc w:val="left"/>
+      <w:pPr>
+        <w:tabs>
+          <w:tab w:val="num" w:pos="4320"/>
+        </w:tabs>
+        <w:ind w:left="4320" w:hanging="360"/>
+      </w:pPr>
+    </w:lvl>
+    <w:lvl w:ilvl="6" w:tentative="1">
+      <w:start w:val="1"/>
+      <w:numFmt w:val="decimal"/>
+      <w:lvlText w:val="%7."/>
+      <w:lvlJc w:val="left"/>
+      <w:pPr>
+        <w:tabs>
+          <w:tab w:val="num" w:pos="5040"/>
+        </w:tabs>
+        <w:ind w:left="5040" w:hanging="360"/>
+      </w:pPr>
+    </w:lvl>
+    <w:lvl w:ilvl="7" w:tentative="1">
+      <w:start w:val="1"/>
+      <w:numFmt w:val="decimal"/>
+      <w:lvlText w:val="%8."/>
+      <w:lvlJc w:val="left"/>
+      <w:pPr>
+        <w:tabs>
+          <w:tab w:val="num" w:pos="5760"/>
+        </w:tabs>
+        <w:ind w:left="5760" w:hanging="360"/>
+      </w:pPr>
+    </w:lvl>
+    <w:lvl w:ilvl="8" w:tentative="1">
+      <w:start w:val="1"/>
+      <w:numFmt w:val="decimal"/>
+      <w:lvlText w:val="%9."/>
+      <w:lvlJc w:val="left"/>
+      <w:pPr>
+        <w:tabs>
+          <w:tab w:val="num" w:pos="6480"/>
+        </w:tabs>
+        <w:ind w:left="6480" w:hanging="360"/>
+      </w:pPr>
+    </w:lvl>
+  </w:abstractNum>
+  <w:abstractNum w:abstractNumId="72" w15:restartNumberingAfterBreak="0">
     <w:nsid w:val="3DD41F99"/>
     <w:multiLevelType w:val="multilevel"/>
     <w:tmpl w:val="F6107B82"/>
@@ -18818,7 +22746,7 @@
       </w:rPr>
     </w:lvl>
   </w:abstractNum>
-  <w:abstractNum w:abstractNumId="61" w15:restartNumberingAfterBreak="0">
+  <w:abstractNum w:abstractNumId="73" w15:restartNumberingAfterBreak="0">
     <w:nsid w:val="3DE84028"/>
     <w:multiLevelType w:val="multilevel"/>
     <w:tmpl w:val="E326B216"/>
@@ -18967,7 +22895,7 @@
       </w:rPr>
     </w:lvl>
   </w:abstractNum>
-  <w:abstractNum w:abstractNumId="62" w15:restartNumberingAfterBreak="0">
+  <w:abstractNum w:abstractNumId="74" w15:restartNumberingAfterBreak="0">
     <w:nsid w:val="3EE50C16"/>
     <w:multiLevelType w:val="multilevel"/>
     <w:tmpl w:val="9B1280F6"/>
@@ -19116,7 +23044,156 @@
       </w:rPr>
     </w:lvl>
   </w:abstractNum>
-  <w:abstractNum w:abstractNumId="63" w15:restartNumberingAfterBreak="0">
+  <w:abstractNum w:abstractNumId="75" w15:restartNumberingAfterBreak="0">
+    <w:nsid w:val="40205B34"/>
+    <w:multiLevelType w:val="multilevel"/>
+    <w:tmpl w:val="572C94D6"/>
+    <w:lvl w:ilvl="0">
+      <w:start w:val="1"/>
+      <w:numFmt w:val="bullet"/>
+      <w:lvlText w:val=""/>
+      <w:lvlJc w:val="left"/>
+      <w:pPr>
+        <w:tabs>
+          <w:tab w:val="num" w:pos="720"/>
+        </w:tabs>
+        <w:ind w:left="720" w:hanging="360"/>
+      </w:pPr>
+      <w:rPr>
+        <w:rFonts w:ascii="Symbol" w:hAnsi="Symbol" w:hint="default"/>
+        <w:sz w:val="20"/>
+      </w:rPr>
+    </w:lvl>
+    <w:lvl w:ilvl="1" w:tentative="1">
+      <w:start w:val="1"/>
+      <w:numFmt w:val="bullet"/>
+      <w:lvlText w:val="o"/>
+      <w:lvlJc w:val="left"/>
+      <w:pPr>
+        <w:tabs>
+          <w:tab w:val="num" w:pos="1440"/>
+        </w:tabs>
+        <w:ind w:left="1440" w:hanging="360"/>
+      </w:pPr>
+      <w:rPr>
+        <w:rFonts w:ascii="Courier New" w:hAnsi="Courier New" w:hint="default"/>
+        <w:sz w:val="20"/>
+      </w:rPr>
+    </w:lvl>
+    <w:lvl w:ilvl="2" w:tentative="1">
+      <w:start w:val="1"/>
+      <w:numFmt w:val="bullet"/>
+      <w:lvlText w:val=""/>
+      <w:lvlJc w:val="left"/>
+      <w:pPr>
+        <w:tabs>
+          <w:tab w:val="num" w:pos="2160"/>
+        </w:tabs>
+        <w:ind w:left="2160" w:hanging="360"/>
+      </w:pPr>
+      <w:rPr>
+        <w:rFonts w:ascii="Wingdings" w:hAnsi="Wingdings" w:hint="default"/>
+        <w:sz w:val="20"/>
+      </w:rPr>
+    </w:lvl>
+    <w:lvl w:ilvl="3" w:tentative="1">
+      <w:start w:val="1"/>
+      <w:numFmt w:val="bullet"/>
+      <w:lvlText w:val=""/>
+      <w:lvlJc w:val="left"/>
+      <w:pPr>
+        <w:tabs>
+          <w:tab w:val="num" w:pos="2880"/>
+        </w:tabs>
+        <w:ind w:left="2880" w:hanging="360"/>
+      </w:pPr>
+      <w:rPr>
+        <w:rFonts w:ascii="Wingdings" w:hAnsi="Wingdings" w:hint="default"/>
+        <w:sz w:val="20"/>
+      </w:rPr>
+    </w:lvl>
+    <w:lvl w:ilvl="4" w:tentative="1">
+      <w:start w:val="1"/>
+      <w:numFmt w:val="bullet"/>
+      <w:lvlText w:val=""/>
+      <w:lvlJc w:val="left"/>
+      <w:pPr>
+        <w:tabs>
+          <w:tab w:val="num" w:pos="3600"/>
+        </w:tabs>
+        <w:ind w:left="3600" w:hanging="360"/>
+      </w:pPr>
+      <w:rPr>
+        <w:rFonts w:ascii="Wingdings" w:hAnsi="Wingdings" w:hint="default"/>
+        <w:sz w:val="20"/>
+      </w:rPr>
+    </w:lvl>
+    <w:lvl w:ilvl="5" w:tentative="1">
+      <w:start w:val="1"/>
+      <w:numFmt w:val="bullet"/>
+      <w:lvlText w:val=""/>
+      <w:lvlJc w:val="left"/>
+      <w:pPr>
+        <w:tabs>
+          <w:tab w:val="num" w:pos="4320"/>
+        </w:tabs>
+        <w:ind w:left="4320" w:hanging="360"/>
+      </w:pPr>
+      <w:rPr>
+        <w:rFonts w:ascii="Wingdings" w:hAnsi="Wingdings" w:hint="default"/>
+        <w:sz w:val="20"/>
+      </w:rPr>
+    </w:lvl>
+    <w:lvl w:ilvl="6" w:tentative="1">
+      <w:start w:val="1"/>
+      <w:numFmt w:val="bullet"/>
+      <w:lvlText w:val=""/>
+      <w:lvlJc w:val="left"/>
+      <w:pPr>
+        <w:tabs>
+          <w:tab w:val="num" w:pos="5040"/>
+        </w:tabs>
+        <w:ind w:left="5040" w:hanging="360"/>
+      </w:pPr>
+      <w:rPr>
+        <w:rFonts w:ascii="Wingdings" w:hAnsi="Wingdings" w:hint="default"/>
+        <w:sz w:val="20"/>
+      </w:rPr>
+    </w:lvl>
+    <w:lvl w:ilvl="7" w:tentative="1">
+      <w:start w:val="1"/>
+      <w:numFmt w:val="bullet"/>
+      <w:lvlText w:val=""/>
+      <w:lvlJc w:val="left"/>
+      <w:pPr>
+        <w:tabs>
+          <w:tab w:val="num" w:pos="5760"/>
+        </w:tabs>
+        <w:ind w:left="5760" w:hanging="360"/>
+      </w:pPr>
+      <w:rPr>
+        <w:rFonts w:ascii="Wingdings" w:hAnsi="Wingdings" w:hint="default"/>
+        <w:sz w:val="20"/>
+      </w:rPr>
+    </w:lvl>
+    <w:lvl w:ilvl="8" w:tentative="1">
+      <w:start w:val="1"/>
+      <w:numFmt w:val="bullet"/>
+      <w:lvlText w:val=""/>
+      <w:lvlJc w:val="left"/>
+      <w:pPr>
+        <w:tabs>
+          <w:tab w:val="num" w:pos="6480"/>
+        </w:tabs>
+        <w:ind w:left="6480" w:hanging="360"/>
+      </w:pPr>
+      <w:rPr>
+        <w:rFonts w:ascii="Wingdings" w:hAnsi="Wingdings" w:hint="default"/>
+        <w:sz w:val="20"/>
+      </w:rPr>
+    </w:lvl>
+  </w:abstractNum>
+  <w:abstractNum w:abstractNumId="76" w15:restartNumberingAfterBreak="0">
     <w:nsid w:val="407F7AAF"/>
     <w:multiLevelType w:val="multilevel"/>
     <w:tmpl w:val="D638B22E"/>
@@ -19265,7 +23342,7 @@
       </w:rPr>
     </w:lvl>
   </w:abstractNum>
-  <w:abstractNum w:abstractNumId="64" w15:restartNumberingAfterBreak="0">
+  <w:abstractNum w:abstractNumId="77" w15:restartNumberingAfterBreak="0">
     <w:nsid w:val="40A37828"/>
     <w:multiLevelType w:val="multilevel"/>
     <w:tmpl w:val="E3AA7512"/>
@@ -19414,7 +23491,7 @@
       </w:rPr>
     </w:lvl>
   </w:abstractNum>
-  <w:abstractNum w:abstractNumId="65" w15:restartNumberingAfterBreak="0">
+  <w:abstractNum w:abstractNumId="78" w15:restartNumberingAfterBreak="0">
     <w:nsid w:val="40E25DC8"/>
     <w:multiLevelType w:val="multilevel"/>
     <w:tmpl w:val="24CE48B2"/>
@@ -19563,7 +23640,7 @@
       </w:rPr>
     </w:lvl>
   </w:abstractNum>
-  <w:abstractNum w:abstractNumId="66" w15:restartNumberingAfterBreak="0">
+  <w:abstractNum w:abstractNumId="79" w15:restartNumberingAfterBreak="0">
     <w:nsid w:val="42A20228"/>
     <w:multiLevelType w:val="multilevel"/>
     <w:tmpl w:val="CD3AD9B8"/>
@@ -19684,7 +23761,124 @@
       </w:pPr>
     </w:lvl>
   </w:abstractNum>
-  <w:abstractNum w:abstractNumId="67" w15:restartNumberingAfterBreak="0">
+  <w:abstractNum w:abstractNumId="80" w15:restartNumberingAfterBreak="0">
+    <w:nsid w:val="42B27896"/>
+    <w:multiLevelType w:val="multilevel"/>
+    <w:tmpl w:val="E56055A6"/>
+    <w:lvl w:ilvl="0">
+      <w:start w:val="1"/>
+      <w:numFmt w:val="decimal"/>
+      <w:lvlText w:val="%1."/>
+      <w:lvlJc w:val="left"/>
+      <w:pPr>
+        <w:tabs>
+          <w:tab w:val="num" w:pos="720"/>
+        </w:tabs>
+        <w:ind w:left="720" w:hanging="360"/>
+      </w:pPr>
+    </w:lvl>
+    <w:lvl w:ilvl="1">
+      <w:start w:val="1"/>
+      <w:numFmt w:val="bullet"/>
+      <w:lvlText w:val="o"/>
+      <w:lvlJc w:val="left"/>
+      <w:pPr>
+        <w:tabs>
+          <w:tab w:val="num" w:pos="1440"/>
+        </w:tabs>
+        <w:ind w:left="1440" w:hanging="360"/>
+      </w:pPr>
+      <w:rPr>
+        <w:rFonts w:ascii="Courier New" w:hAnsi="Courier New" w:hint="default"/>
+        <w:sz w:val="20"/>
+      </w:rPr>
+    </w:lvl>
+    <w:lvl w:ilvl="2" w:tentative="1">
+      <w:start w:val="1"/>
+      <w:numFmt w:val="decimal"/>
+      <w:lvlText w:val="%3."/>
+      <w:lvlJc w:val="left"/>
+      <w:pPr>
+        <w:tabs>
+          <w:tab w:val="num" w:pos="2160"/>
+        </w:tabs>
+        <w:ind w:left="2160" w:hanging="360"/>
+      </w:pPr>
+    </w:lvl>
+    <w:lvl w:ilvl="3" w:tentative="1">
+      <w:start w:val="1"/>
+      <w:numFmt w:val="decimal"/>
+      <w:lvlText w:val="%4."/>
+      <w:lvlJc w:val="left"/>
+      <w:pPr>
+        <w:tabs>
+          <w:tab w:val="num" w:pos="2880"/>
+        </w:tabs>
+        <w:ind w:left="2880" w:hanging="360"/>
+      </w:pPr>
+    </w:lvl>
+    <w:lvl w:ilvl="4" w:tentative="1">
+      <w:start w:val="1"/>
+      <w:numFmt w:val="decimal"/>
+      <w:lvlText w:val="%5."/>
+      <w:lvlJc w:val="left"/>
+      <w:pPr>
+        <w:tabs>
+          <w:tab w:val="num" w:pos="3600"/>
+        </w:tabs>
+        <w:ind w:left="3600" w:hanging="360"/>
+      </w:pPr>
+    </w:lvl>
+    <w:lvl w:ilvl="5" w:tentative="1">
+      <w:start w:val="1"/>
+      <w:numFmt w:val="decimal"/>
+      <w:lvlText w:val="%6."/>
+      <w:lvlJc w:val="left"/>
+      <w:pPr>
+        <w:tabs>
+          <w:tab w:val="num" w:pos="4320"/>
+        </w:tabs>
+        <w:ind w:left="4320" w:hanging="360"/>
+      </w:pPr>
+    </w:lvl>
+    <w:lvl w:ilvl="6" w:tentative="1">
+      <w:start w:val="1"/>
+      <w:numFmt w:val="decimal"/>
+      <w:lvlText w:val="%7."/>
+      <w:lvlJc w:val="left"/>
+      <w:pPr>
+        <w:tabs>
+          <w:tab w:val="num" w:pos="5040"/>
+        </w:tabs>
+        <w:ind w:left="5040" w:hanging="360"/>
+      </w:pPr>
+    </w:lvl>
+    <w:lvl w:ilvl="7" w:tentative="1">
+      <w:start w:val="1"/>
+      <w:numFmt w:val="decimal"/>
+      <w:lvlText w:val="%8."/>
+      <w:lvlJc w:val="left"/>
+      <w:pPr>
+        <w:tabs>
+          <w:tab w:val="num" w:pos="5760"/>
+        </w:tabs>
+        <w:ind w:left="5760" w:hanging="360"/>
+      </w:pPr>
+    </w:lvl>
+    <w:lvl w:ilvl="8" w:tentative="1">
+      <w:start w:val="1"/>
+      <w:numFmt w:val="decimal"/>
+      <w:lvlText w:val="%9."/>
+      <w:lvlJc w:val="left"/>
+      <w:pPr>
+        <w:tabs>
+          <w:tab w:val="num" w:pos="6480"/>
+        </w:tabs>
+        <w:ind w:left="6480" w:hanging="360"/>
+      </w:pPr>
+    </w:lvl>
+  </w:abstractNum>
+  <w:abstractNum w:abstractNumId="81" w15:restartNumberingAfterBreak="0">
     <w:nsid w:val="443E4822"/>
     <w:multiLevelType w:val="multilevel"/>
     <w:tmpl w:val="E9700A40"/>
@@ -19833,7 +24027,285 @@
       </w:rPr>
     </w:lvl>
   </w:abstractNum>
-  <w:abstractNum w:abstractNumId="68" w15:restartNumberingAfterBreak="0">
+  <w:abstractNum w:abstractNumId="82" w15:restartNumberingAfterBreak="0">
+    <w:nsid w:val="449707C8"/>
+    <w:multiLevelType w:val="multilevel"/>
+    <w:tmpl w:val="525E5814"/>
+    <w:lvl w:ilvl="0">
+      <w:start w:val="1"/>
+      <w:numFmt w:val="bullet"/>
+      <w:lvlText w:val=""/>
+      <w:lvlJc w:val="left"/>
+      <w:pPr>
+        <w:tabs>
+          <w:tab w:val="num" w:pos="720"/>
+        </w:tabs>
+        <w:ind w:left="720" w:hanging="360"/>
+      </w:pPr>
+      <w:rPr>
+        <w:rFonts w:ascii="Symbol" w:hAnsi="Symbol" w:hint="default"/>
+        <w:sz w:val="20"/>
+      </w:rPr>
+    </w:lvl>
+    <w:lvl w:ilvl="1" w:tentative="1">
+      <w:start w:val="1"/>
+      <w:numFmt w:val="bullet"/>
+      <w:lvlText w:val="o"/>
+      <w:lvlJc w:val="left"/>
+      <w:pPr>
+        <w:tabs>
+          <w:tab w:val="num" w:pos="1440"/>
+        </w:tabs>
+        <w:ind w:left="1440" w:hanging="360"/>
+      </w:pPr>
+      <w:rPr>
+        <w:rFonts w:ascii="Courier New" w:hAnsi="Courier New" w:hint="default"/>
+        <w:sz w:val="20"/>
+      </w:rPr>
+    </w:lvl>
+    <w:lvl w:ilvl="2" w:tentative="1">
+      <w:start w:val="1"/>
+      <w:numFmt w:val="bullet"/>
+      <w:lvlText w:val=""/>
+      <w:lvlJc w:val="left"/>
+      <w:pPr>
+        <w:tabs>
+          <w:tab w:val="num" w:pos="2160"/>
+        </w:tabs>
+        <w:ind w:left="2160" w:hanging="360"/>
+      </w:pPr>
+      <w:rPr>
+        <w:rFonts w:ascii="Wingdings" w:hAnsi="Wingdings" w:hint="default"/>
+        <w:sz w:val="20"/>
+      </w:rPr>
+    </w:lvl>
+    <w:lvl w:ilvl="3" w:tentative="1">
+      <w:start w:val="1"/>
+      <w:numFmt w:val="bullet"/>
+      <w:lvlText w:val=""/>
+      <w:lvlJc w:val="left"/>
+      <w:pPr>
+        <w:tabs>
+          <w:tab w:val="num" w:pos="2880"/>
+        </w:tabs>
+        <w:ind w:left="2880" w:hanging="360"/>
+      </w:pPr>
+      <w:rPr>
+        <w:rFonts w:ascii="Wingdings" w:hAnsi="Wingdings" w:hint="default"/>
+        <w:sz w:val="20"/>
+      </w:rPr>
+    </w:lvl>
+    <w:lvl w:ilvl="4" w:tentative="1">
+      <w:start w:val="1"/>
+      <w:numFmt w:val="bullet"/>
+      <w:lvlText w:val=""/>
+      <w:lvlJc w:val="left"/>
+      <w:pPr>
+        <w:tabs>
+          <w:tab w:val="num" w:pos="3600"/>
+        </w:tabs>
+        <w:ind w:left="3600" w:hanging="360"/>
+      </w:pPr>
+      <w:rPr>
+        <w:rFonts w:ascii="Wingdings" w:hAnsi="Wingdings" w:hint="default"/>
+        <w:sz w:val="20"/>
+      </w:rPr>
+    </w:lvl>
+    <w:lvl w:ilvl="5" w:tentative="1">
+      <w:start w:val="1"/>
+      <w:numFmt w:val="bullet"/>
+      <w:lvlText w:val=""/>
+      <w:lvlJc w:val="left"/>
+      <w:pPr>
+        <w:tabs>
+          <w:tab w:val="num" w:pos="4320"/>
+        </w:tabs>
+        <w:ind w:left="4320" w:hanging="360"/>
+      </w:pPr>
+      <w:rPr>
+        <w:rFonts w:ascii="Wingdings" w:hAnsi="Wingdings" w:hint="default"/>
+        <w:sz w:val="20"/>
+      </w:rPr>
+    </w:lvl>
+    <w:lvl w:ilvl="6" w:tentative="1">
+      <w:start w:val="1"/>
+      <w:numFmt w:val="bullet"/>
+      <w:lvlText w:val=""/>
+      <w:lvlJc w:val="left"/>
+      <w:pPr>
+        <w:tabs>
+          <w:tab w:val="num" w:pos="5040"/>
+        </w:tabs>
+        <w:ind w:left="5040" w:hanging="360"/>
+      </w:pPr>
+      <w:rPr>
+        <w:rFonts w:ascii="Wingdings" w:hAnsi="Wingdings" w:hint="default"/>
+        <w:sz w:val="20"/>
+      </w:rPr>
+    </w:lvl>
+    <w:lvl w:ilvl="7" w:tentative="1">
+      <w:start w:val="1"/>
+      <w:numFmt w:val="bullet"/>
+      <w:lvlText w:val=""/>
+      <w:lvlJc w:val="left"/>
+      <w:pPr>
+        <w:tabs>
+          <w:tab w:val="num" w:pos="5760"/>
+        </w:tabs>
+        <w:ind w:left="5760" w:hanging="360"/>
+      </w:pPr>
+      <w:rPr>
+        <w:rFonts w:ascii="Wingdings" w:hAnsi="Wingdings" w:hint="default"/>
+        <w:sz w:val="20"/>
+      </w:rPr>
+    </w:lvl>
+    <w:lvl w:ilvl="8" w:tentative="1">
+      <w:start w:val="1"/>
+      <w:numFmt w:val="bullet"/>
+      <w:lvlText w:val=""/>
+      <w:lvlJc w:val="left"/>
+      <w:pPr>
+        <w:tabs>
+          <w:tab w:val="num" w:pos="6480"/>
+        </w:tabs>
+        <w:ind w:left="6480" w:hanging="360"/>
+      </w:pPr>
+      <w:rPr>
+        <w:rFonts w:ascii="Wingdings" w:hAnsi="Wingdings" w:hint="default"/>
+        <w:sz w:val="20"/>
+      </w:rPr>
+    </w:lvl>
+  </w:abstractNum>
+  <w:abstractNum w:abstractNumId="83" w15:restartNumberingAfterBreak="0">
+    <w:nsid w:val="46BD0C07"/>
+    <w:multiLevelType w:val="multilevel"/>
+    <w:tmpl w:val="312EF7B2"/>
+    <w:lvl w:ilvl="0">
+      <w:start w:val="1"/>
+      <w:numFmt w:val="decimal"/>
+      <w:lvlText w:val="%1."/>
+      <w:lvlJc w:val="left"/>
+      <w:pPr>
+        <w:tabs>
+          <w:tab w:val="num" w:pos="720"/>
+        </w:tabs>
+        <w:ind w:left="720" w:hanging="360"/>
+      </w:pPr>
+    </w:lvl>
+    <w:lvl w:ilvl="1">
+      <w:start w:val="1"/>
+      <w:numFmt w:val="bullet"/>
+      <w:lvlText w:val="o"/>
+      <w:lvlJc w:val="left"/>
+      <w:pPr>
+        <w:tabs>
+          <w:tab w:val="num" w:pos="1440"/>
+        </w:tabs>
+        <w:ind w:left="1440" w:hanging="360"/>
+      </w:pPr>
+      <w:rPr>
+        <w:rFonts w:ascii="Courier New" w:hAnsi="Courier New" w:hint="default"/>
+        <w:sz w:val="20"/>
+      </w:rPr>
+    </w:lvl>
+    <w:lvl w:ilvl="2">
+      <w:start w:val="1"/>
+      <w:numFmt w:val="bullet"/>
+      <w:lvlText w:val=""/>
+      <w:lvlJc w:val="left"/>
+      <w:pPr>
+        <w:tabs>
+          <w:tab w:val="num" w:pos="2160"/>
+        </w:tabs>
+        <w:ind w:left="2160" w:hanging="360"/>
+      </w:pPr>
+      <w:rPr>
+        <w:rFonts w:ascii="Wingdings" w:hAnsi="Wingdings" w:hint="default"/>
+        <w:sz w:val="20"/>
+      </w:rPr>
+    </w:lvl>
+    <w:lvl w:ilvl="3">
+      <w:start w:val="1"/>
+      <w:numFmt w:val="bullet"/>
+      <w:lvlText w:val=""/>
+      <w:lvlJc w:val="left"/>
+      <w:pPr>
+        <w:tabs>
+          <w:tab w:val="num" w:pos="2880"/>
+        </w:tabs>
+        <w:ind w:left="2880" w:hanging="360"/>
+      </w:pPr>
+      <w:rPr>
+        <w:rFonts w:ascii="Wingdings" w:hAnsi="Wingdings" w:hint="default"/>
+        <w:sz w:val="20"/>
+      </w:rPr>
+    </w:lvl>
+    <w:lvl w:ilvl="4">
+      <w:start w:val="1"/>
+      <w:numFmt w:val="bullet"/>
+      <w:lvlText w:val=""/>
+      <w:lvlJc w:val="left"/>
+      <w:pPr>
+        <w:tabs>
+          <w:tab w:val="num" w:pos="3600"/>
+        </w:tabs>
+        <w:ind w:left="3600" w:hanging="360"/>
+      </w:pPr>
+      <w:rPr>
+        <w:rFonts w:ascii="Wingdings" w:hAnsi="Wingdings" w:hint="default"/>
+        <w:sz w:val="20"/>
+      </w:rPr>
+    </w:lvl>
+    <w:lvl w:ilvl="5" w:tentative="1">
+      <w:start w:val="1"/>
+      <w:numFmt w:val="decimal"/>
+      <w:lvlText w:val="%6."/>
+      <w:lvlJc w:val="left"/>
+      <w:pPr>
+        <w:tabs>
+          <w:tab w:val="num" w:pos="4320"/>
+        </w:tabs>
+        <w:ind w:left="4320" w:hanging="360"/>
+      </w:pPr>
+    </w:lvl>
+    <w:lvl w:ilvl="6" w:tentative="1">
+      <w:start w:val="1"/>
+      <w:numFmt w:val="decimal"/>
+      <w:lvlText w:val="%7."/>
+      <w:lvlJc w:val="left"/>
+      <w:pPr>
+        <w:tabs>
+          <w:tab w:val="num" w:pos="5040"/>
+        </w:tabs>
+        <w:ind w:left="5040" w:hanging="360"/>
+      </w:pPr>
+    </w:lvl>
+    <w:lvl w:ilvl="7" w:tentative="1">
+      <w:start w:val="1"/>
+      <w:numFmt w:val="decimal"/>
+      <w:lvlText w:val="%8."/>
+      <w:lvlJc w:val="left"/>
+      <w:pPr>
+        <w:tabs>
+          <w:tab w:val="num" w:pos="5760"/>
+        </w:tabs>
+        <w:ind w:left="5760" w:hanging="360"/>
+      </w:pPr>
+    </w:lvl>
+    <w:lvl w:ilvl="8" w:tentative="1">
+      <w:start w:val="1"/>
+      <w:numFmt w:val="decimal"/>
+      <w:lvlText w:val="%9."/>
+      <w:lvlJc w:val="left"/>
+      <w:pPr>
+        <w:tabs>
+          <w:tab w:val="num" w:pos="6480"/>
+        </w:tabs>
+        <w:ind w:left="6480" w:hanging="360"/>
+      </w:pPr>
+    </w:lvl>
+  </w:abstractNum>
+  <w:abstractNum w:abstractNumId="84" w15:restartNumberingAfterBreak="0">
     <w:nsid w:val="4710714A"/>
     <w:multiLevelType w:val="multilevel"/>
     <w:tmpl w:val="CB32BEFE"/>
@@ -19982,7 +24454,7 @@
       </w:rPr>
     </w:lvl>
   </w:abstractNum>
-  <w:abstractNum w:abstractNumId="69" w15:restartNumberingAfterBreak="0">
+  <w:abstractNum w:abstractNumId="85" w15:restartNumberingAfterBreak="0">
     <w:nsid w:val="47DA334C"/>
     <w:multiLevelType w:val="multilevel"/>
     <w:tmpl w:val="4AECB3A8"/>
@@ -20131,7 +24603,7 @@
       </w:rPr>
     </w:lvl>
   </w:abstractNum>
-  <w:abstractNum w:abstractNumId="70" w15:restartNumberingAfterBreak="0">
+  <w:abstractNum w:abstractNumId="86" w15:restartNumberingAfterBreak="0">
     <w:nsid w:val="492C4F27"/>
     <w:multiLevelType w:val="multilevel"/>
     <w:tmpl w:val="8B42F9AE"/>
@@ -20280,7 +24752,7 @@
       </w:rPr>
     </w:lvl>
   </w:abstractNum>
-  <w:abstractNum w:abstractNumId="71" w15:restartNumberingAfterBreak="0">
+  <w:abstractNum w:abstractNumId="87" w15:restartNumberingAfterBreak="0">
     <w:nsid w:val="496D1E5D"/>
     <w:multiLevelType w:val="multilevel"/>
     <w:tmpl w:val="1828FCF8"/>
@@ -20429,7 +24901,7 @@
       </w:rPr>
     </w:lvl>
   </w:abstractNum>
-  <w:abstractNum w:abstractNumId="72" w15:restartNumberingAfterBreak="0">
+  <w:abstractNum w:abstractNumId="88" w15:restartNumberingAfterBreak="0">
     <w:nsid w:val="49C9595F"/>
     <w:multiLevelType w:val="multilevel"/>
     <w:tmpl w:val="C8E696A0"/>
@@ -20578,7 +25050,7 @@
       </w:rPr>
     </w:lvl>
   </w:abstractNum>
-  <w:abstractNum w:abstractNumId="73" w15:restartNumberingAfterBreak="0">
+  <w:abstractNum w:abstractNumId="89" w15:restartNumberingAfterBreak="0">
     <w:nsid w:val="4A637453"/>
     <w:multiLevelType w:val="multilevel"/>
     <w:tmpl w:val="EBE8D57A"/>
@@ -20727,7 +25199,7 @@
       </w:rPr>
     </w:lvl>
   </w:abstractNum>
-  <w:abstractNum w:abstractNumId="74" w15:restartNumberingAfterBreak="0">
+  <w:abstractNum w:abstractNumId="90" w15:restartNumberingAfterBreak="0">
     <w:nsid w:val="4A7E0188"/>
     <w:multiLevelType w:val="multilevel"/>
     <w:tmpl w:val="C910E5A8"/>
@@ -20876,7 +25348,7 @@
       </w:rPr>
     </w:lvl>
   </w:abstractNum>
-  <w:abstractNum w:abstractNumId="75" w15:restartNumberingAfterBreak="0">
+  <w:abstractNum w:abstractNumId="91" w15:restartNumberingAfterBreak="0">
     <w:nsid w:val="4B734F62"/>
     <w:multiLevelType w:val="multilevel"/>
     <w:tmpl w:val="2EEEDA90"/>
@@ -21025,7 +25497,7 @@
       </w:rPr>
     </w:lvl>
   </w:abstractNum>
-  <w:abstractNum w:abstractNumId="76" w15:restartNumberingAfterBreak="0">
+  <w:abstractNum w:abstractNumId="92" w15:restartNumberingAfterBreak="0">
     <w:nsid w:val="4BEF54E9"/>
     <w:multiLevelType w:val="multilevel"/>
     <w:tmpl w:val="79869672"/>
@@ -21174,7 +25646,156 @@
       </w:rPr>
     </w:lvl>
   </w:abstractNum>
-  <w:abstractNum w:abstractNumId="77" w15:restartNumberingAfterBreak="0">
+  <w:abstractNum w:abstractNumId="93" w15:restartNumberingAfterBreak="0">
+    <w:nsid w:val="4CCB5830"/>
+    <w:multiLevelType w:val="multilevel"/>
+    <w:tmpl w:val="C8BA0C4A"/>
+    <w:lvl w:ilvl="0">
+      <w:start w:val="1"/>
+      <w:numFmt w:val="bullet"/>
+      <w:lvlText w:val=""/>
+      <w:lvlJc w:val="left"/>
+      <w:pPr>
+        <w:tabs>
+          <w:tab w:val="num" w:pos="720"/>
+        </w:tabs>
+        <w:ind w:left="720" w:hanging="360"/>
+      </w:pPr>
+      <w:rPr>
+        <w:rFonts w:ascii="Symbol" w:hAnsi="Symbol" w:hint="default"/>
+        <w:sz w:val="20"/>
+      </w:rPr>
+    </w:lvl>
+    <w:lvl w:ilvl="1" w:tentative="1">
+      <w:start w:val="1"/>
+      <w:numFmt w:val="bullet"/>
+      <w:lvlText w:val="o"/>
+      <w:lvlJc w:val="left"/>
+      <w:pPr>
+        <w:tabs>
+          <w:tab w:val="num" w:pos="1440"/>
+        </w:tabs>
+        <w:ind w:left="1440" w:hanging="360"/>
+      </w:pPr>
+      <w:rPr>
+        <w:rFonts w:ascii="Courier New" w:hAnsi="Courier New" w:hint="default"/>
+        <w:sz w:val="20"/>
+      </w:rPr>
+    </w:lvl>
+    <w:lvl w:ilvl="2" w:tentative="1">
+      <w:start w:val="1"/>
+      <w:numFmt w:val="bullet"/>
+      <w:lvlText w:val=""/>
+      <w:lvlJc w:val="left"/>
+      <w:pPr>
+        <w:tabs>
+          <w:tab w:val="num" w:pos="2160"/>
+        </w:tabs>
+        <w:ind w:left="2160" w:hanging="360"/>
+      </w:pPr>
+      <w:rPr>
+        <w:rFonts w:ascii="Wingdings" w:hAnsi="Wingdings" w:hint="default"/>
+        <w:sz w:val="20"/>
+      </w:rPr>
+    </w:lvl>
+    <w:lvl w:ilvl="3" w:tentative="1">
+      <w:start w:val="1"/>
+      <w:numFmt w:val="bullet"/>
+      <w:lvlText w:val=""/>
+      <w:lvlJc w:val="left"/>
+      <w:pPr>
+        <w:tabs>
+          <w:tab w:val="num" w:pos="2880"/>
+        </w:tabs>
+        <w:ind w:left="2880" w:hanging="360"/>
+      </w:pPr>
+      <w:rPr>
+        <w:rFonts w:ascii="Wingdings" w:hAnsi="Wingdings" w:hint="default"/>
+        <w:sz w:val="20"/>
+      </w:rPr>
+    </w:lvl>
+    <w:lvl w:ilvl="4" w:tentative="1">
+      <w:start w:val="1"/>
+      <w:numFmt w:val="bullet"/>
+      <w:lvlText w:val=""/>
+      <w:lvlJc w:val="left"/>
+      <w:pPr>
+        <w:tabs>
+          <w:tab w:val="num" w:pos="3600"/>
+        </w:tabs>
+        <w:ind w:left="3600" w:hanging="360"/>
+      </w:pPr>
+      <w:rPr>
+        <w:rFonts w:ascii="Wingdings" w:hAnsi="Wingdings" w:hint="default"/>
+        <w:sz w:val="20"/>
+      </w:rPr>
+    </w:lvl>
+    <w:lvl w:ilvl="5" w:tentative="1">
+      <w:start w:val="1"/>
+      <w:numFmt w:val="bullet"/>
+      <w:lvlText w:val=""/>
+      <w:lvlJc w:val="left"/>
+      <w:pPr>
+        <w:tabs>
+          <w:tab w:val="num" w:pos="4320"/>
+        </w:tabs>
+        <w:ind w:left="4320" w:hanging="360"/>
+      </w:pPr>
+      <w:rPr>
+        <w:rFonts w:ascii="Wingdings" w:hAnsi="Wingdings" w:hint="default"/>
+        <w:sz w:val="20"/>
+      </w:rPr>
+    </w:lvl>
+    <w:lvl w:ilvl="6" w:tentative="1">
+      <w:start w:val="1"/>
+      <w:numFmt w:val="bullet"/>
+      <w:lvlText w:val=""/>
+      <w:lvlJc w:val="left"/>
+      <w:pPr>
+        <w:tabs>
+          <w:tab w:val="num" w:pos="5040"/>
+        </w:tabs>
+        <w:ind w:left="5040" w:hanging="360"/>
+      </w:pPr>
+      <w:rPr>
+        <w:rFonts w:ascii="Wingdings" w:hAnsi="Wingdings" w:hint="default"/>
+        <w:sz w:val="20"/>
+      </w:rPr>
+    </w:lvl>
+    <w:lvl w:ilvl="7" w:tentative="1">
+      <w:start w:val="1"/>
+      <w:numFmt w:val="bullet"/>
+      <w:lvlText w:val=""/>
+      <w:lvlJc w:val="left"/>
+      <w:pPr>
+        <w:tabs>
+          <w:tab w:val="num" w:pos="5760"/>
+        </w:tabs>
+        <w:ind w:left="5760" w:hanging="360"/>
+      </w:pPr>
+      <w:rPr>
+        <w:rFonts w:ascii="Wingdings" w:hAnsi="Wingdings" w:hint="default"/>
+        <w:sz w:val="20"/>
+      </w:rPr>
+    </w:lvl>
+    <w:lvl w:ilvl="8" w:tentative="1">
+      <w:start w:val="1"/>
+      <w:numFmt w:val="bullet"/>
+      <w:lvlText w:val=""/>
+      <w:lvlJc w:val="left"/>
+      <w:pPr>
+        <w:tabs>
+          <w:tab w:val="num" w:pos="6480"/>
+        </w:tabs>
+        <w:ind w:left="6480" w:hanging="360"/>
+      </w:pPr>
+      <w:rPr>
+        <w:rFonts w:ascii="Wingdings" w:hAnsi="Wingdings" w:hint="default"/>
+        <w:sz w:val="20"/>
+      </w:rPr>
+    </w:lvl>
+  </w:abstractNum>
+  <w:abstractNum w:abstractNumId="94" w15:restartNumberingAfterBreak="0">
     <w:nsid w:val="4CE70491"/>
     <w:multiLevelType w:val="multilevel"/>
     <w:tmpl w:val="B3184114"/>
@@ -21291,7 +25912,7 @@
       </w:pPr>
     </w:lvl>
   </w:abstractNum>
-  <w:abstractNum w:abstractNumId="78" w15:restartNumberingAfterBreak="0">
+  <w:abstractNum w:abstractNumId="95" w15:restartNumberingAfterBreak="0">
     <w:nsid w:val="4DB55CCA"/>
     <w:multiLevelType w:val="multilevel"/>
     <w:tmpl w:val="1614657C"/>
@@ -21440,7 +26061,7 @@
       </w:rPr>
     </w:lvl>
   </w:abstractNum>
-  <w:abstractNum w:abstractNumId="79" w15:restartNumberingAfterBreak="0">
+  <w:abstractNum w:abstractNumId="96" w15:restartNumberingAfterBreak="0">
     <w:nsid w:val="501E48F7"/>
     <w:multiLevelType w:val="multilevel"/>
     <w:tmpl w:val="F6D4C010"/>
@@ -21589,7 +26210,156 @@
       </w:rPr>
     </w:lvl>
   </w:abstractNum>
-  <w:abstractNum w:abstractNumId="80" w15:restartNumberingAfterBreak="0">
+  <w:abstractNum w:abstractNumId="97" w15:restartNumberingAfterBreak="0">
+    <w:nsid w:val="52A41167"/>
+    <w:multiLevelType w:val="multilevel"/>
+    <w:tmpl w:val="BE80BBF8"/>
+    <w:lvl w:ilvl="0">
+      <w:start w:val="1"/>
+      <w:numFmt w:val="bullet"/>
+      <w:lvlText w:val=""/>
+      <w:lvlJc w:val="left"/>
+      <w:pPr>
+        <w:tabs>
+          <w:tab w:val="num" w:pos="720"/>
+        </w:tabs>
+        <w:ind w:left="720" w:hanging="360"/>
+      </w:pPr>
+      <w:rPr>
+        <w:rFonts w:ascii="Symbol" w:hAnsi="Symbol" w:hint="default"/>
+        <w:sz w:val="20"/>
+      </w:rPr>
+    </w:lvl>
+    <w:lvl w:ilvl="1">
+      <w:start w:val="1"/>
+      <w:numFmt w:val="bullet"/>
+      <w:lvlText w:val="o"/>
+      <w:lvlJc w:val="left"/>
+      <w:pPr>
+        <w:tabs>
+          <w:tab w:val="num" w:pos="1440"/>
+        </w:tabs>
+        <w:ind w:left="1440" w:hanging="360"/>
+      </w:pPr>
+      <w:rPr>
+        <w:rFonts w:ascii="Courier New" w:hAnsi="Courier New" w:hint="default"/>
+        <w:sz w:val="20"/>
+      </w:rPr>
+    </w:lvl>
+    <w:lvl w:ilvl="2" w:tentative="1">
+      <w:start w:val="1"/>
+      <w:numFmt w:val="bullet"/>
+      <w:lvlText w:val=""/>
+      <w:lvlJc w:val="left"/>
+      <w:pPr>
+        <w:tabs>
+          <w:tab w:val="num" w:pos="2160"/>
+        </w:tabs>
+        <w:ind w:left="2160" w:hanging="360"/>
+      </w:pPr>
+      <w:rPr>
+        <w:rFonts w:ascii="Wingdings" w:hAnsi="Wingdings" w:hint="default"/>
+        <w:sz w:val="20"/>
+      </w:rPr>
+    </w:lvl>
+    <w:lvl w:ilvl="3" w:tentative="1">
+      <w:start w:val="1"/>
+      <w:numFmt w:val="bullet"/>
+      <w:lvlText w:val=""/>
+      <w:lvlJc w:val="left"/>
+      <w:pPr>
+        <w:tabs>
+          <w:tab w:val="num" w:pos="2880"/>
+        </w:tabs>
+        <w:ind w:left="2880" w:hanging="360"/>
+      </w:pPr>
+      <w:rPr>
+        <w:rFonts w:ascii="Wingdings" w:hAnsi="Wingdings" w:hint="default"/>
+        <w:sz w:val="20"/>
+      </w:rPr>
+    </w:lvl>
+    <w:lvl w:ilvl="4" w:tentative="1">
+      <w:start w:val="1"/>
+      <w:numFmt w:val="bullet"/>
+      <w:lvlText w:val=""/>
+      <w:lvlJc w:val="left"/>
+      <w:pPr>
+        <w:tabs>
+          <w:tab w:val="num" w:pos="3600"/>
+        </w:tabs>
+        <w:ind w:left="3600" w:hanging="360"/>
+      </w:pPr>
+      <w:rPr>
+        <w:rFonts w:ascii="Wingdings" w:hAnsi="Wingdings" w:hint="default"/>
+        <w:sz w:val="20"/>
+      </w:rPr>
+    </w:lvl>
+    <w:lvl w:ilvl="5" w:tentative="1">
+      <w:start w:val="1"/>
+      <w:numFmt w:val="bullet"/>
+      <w:lvlText w:val=""/>
+      <w:lvlJc w:val="left"/>
+      <w:pPr>
+        <w:tabs>
+          <w:tab w:val="num" w:pos="4320"/>
+        </w:tabs>
+        <w:ind w:left="4320" w:hanging="360"/>
+      </w:pPr>
+      <w:rPr>
+        <w:rFonts w:ascii="Wingdings" w:hAnsi="Wingdings" w:hint="default"/>
+        <w:sz w:val="20"/>
+      </w:rPr>
+    </w:lvl>
+    <w:lvl w:ilvl="6" w:tentative="1">
+      <w:start w:val="1"/>
+      <w:numFmt w:val="bullet"/>
+      <w:lvlText w:val=""/>
+      <w:lvlJc w:val="left"/>
+      <w:pPr>
+        <w:tabs>
+          <w:tab w:val="num" w:pos="5040"/>
+        </w:tabs>
+        <w:ind w:left="5040" w:hanging="360"/>
+      </w:pPr>
+      <w:rPr>
+        <w:rFonts w:ascii="Wingdings" w:hAnsi="Wingdings" w:hint="default"/>
+        <w:sz w:val="20"/>
+      </w:rPr>
+    </w:lvl>
+    <w:lvl w:ilvl="7" w:tentative="1">
+      <w:start w:val="1"/>
+      <w:numFmt w:val="bullet"/>
+      <w:lvlText w:val=""/>
+      <w:lvlJc w:val="left"/>
+      <w:pPr>
+        <w:tabs>
+          <w:tab w:val="num" w:pos="5760"/>
+        </w:tabs>
+        <w:ind w:left="5760" w:hanging="360"/>
+      </w:pPr>
+      <w:rPr>
+        <w:rFonts w:ascii="Wingdings" w:hAnsi="Wingdings" w:hint="default"/>
+        <w:sz w:val="20"/>
+      </w:rPr>
+    </w:lvl>
+    <w:lvl w:ilvl="8" w:tentative="1">
+      <w:start w:val="1"/>
+      <w:numFmt w:val="bullet"/>
+      <w:lvlText w:val=""/>
+      <w:lvlJc w:val="left"/>
+      <w:pPr>
+        <w:tabs>
+          <w:tab w:val="num" w:pos="6480"/>
+        </w:tabs>
+        <w:ind w:left="6480" w:hanging="360"/>
+      </w:pPr>
+      <w:rPr>
+        <w:rFonts w:ascii="Wingdings" w:hAnsi="Wingdings" w:hint="default"/>
+        <w:sz w:val="20"/>
+      </w:rPr>
+    </w:lvl>
+  </w:abstractNum>
+  <w:abstractNum w:abstractNumId="98" w15:restartNumberingAfterBreak="0">
     <w:nsid w:val="530D65D1"/>
     <w:multiLevelType w:val="multilevel"/>
     <w:tmpl w:val="964684C0"/>
@@ -21738,7 +26508,7 @@
       </w:rPr>
     </w:lvl>
   </w:abstractNum>
-  <w:abstractNum w:abstractNumId="81" w15:restartNumberingAfterBreak="0">
+  <w:abstractNum w:abstractNumId="99" w15:restartNumberingAfterBreak="0">
     <w:nsid w:val="547E1B95"/>
     <w:multiLevelType w:val="multilevel"/>
     <w:tmpl w:val="D360B02A"/>
@@ -21887,7 +26657,7 @@
       </w:rPr>
     </w:lvl>
   </w:abstractNum>
-  <w:abstractNum w:abstractNumId="82" w15:restartNumberingAfterBreak="0">
+  <w:abstractNum w:abstractNumId="100" w15:restartNumberingAfterBreak="0">
     <w:nsid w:val="557F38BD"/>
     <w:multiLevelType w:val="multilevel"/>
     <w:tmpl w:val="DB4C7F16"/>
@@ -22036,7 +26806,7 @@
       </w:rPr>
     </w:lvl>
   </w:abstractNum>
-  <w:abstractNum w:abstractNumId="83" w15:restartNumberingAfterBreak="0">
+  <w:abstractNum w:abstractNumId="101" w15:restartNumberingAfterBreak="0">
     <w:nsid w:val="55B55B2D"/>
     <w:multiLevelType w:val="multilevel"/>
     <w:tmpl w:val="4072A306"/>
@@ -22185,7 +26955,7 @@
       </w:rPr>
     </w:lvl>
   </w:abstractNum>
-  <w:abstractNum w:abstractNumId="84" w15:restartNumberingAfterBreak="0">
+  <w:abstractNum w:abstractNumId="102" w15:restartNumberingAfterBreak="0">
     <w:nsid w:val="56833419"/>
     <w:multiLevelType w:val="multilevel"/>
     <w:tmpl w:val="D29C2450"/>
@@ -22298,7 +27068,7 @@
       </w:pPr>
     </w:lvl>
   </w:abstractNum>
-  <w:abstractNum w:abstractNumId="85" w15:restartNumberingAfterBreak="0">
+  <w:abstractNum w:abstractNumId="103" w15:restartNumberingAfterBreak="0">
     <w:nsid w:val="57CF69F0"/>
     <w:multiLevelType w:val="multilevel"/>
     <w:tmpl w:val="D30E7CC2"/>
@@ -22447,7 +27217,7 @@
       </w:rPr>
     </w:lvl>
   </w:abstractNum>
-  <w:abstractNum w:abstractNumId="86" w15:restartNumberingAfterBreak="0">
+  <w:abstractNum w:abstractNumId="104" w15:restartNumberingAfterBreak="0">
     <w:nsid w:val="59607325"/>
     <w:multiLevelType w:val="multilevel"/>
     <w:tmpl w:val="35763E60"/>
@@ -22596,7 +27366,7 @@
       </w:rPr>
     </w:lvl>
   </w:abstractNum>
-  <w:abstractNum w:abstractNumId="87" w15:restartNumberingAfterBreak="0">
+  <w:abstractNum w:abstractNumId="105" w15:restartNumberingAfterBreak="0">
     <w:nsid w:val="5B7F6573"/>
     <w:multiLevelType w:val="multilevel"/>
     <w:tmpl w:val="702EEDB6"/>
@@ -22745,7 +27515,7 @@
       </w:rPr>
     </w:lvl>
   </w:abstractNum>
-  <w:abstractNum w:abstractNumId="88" w15:restartNumberingAfterBreak="0">
+  <w:abstractNum w:abstractNumId="106" w15:restartNumberingAfterBreak="0">
     <w:nsid w:val="5BD37AB2"/>
     <w:multiLevelType w:val="multilevel"/>
     <w:tmpl w:val="C12E855E"/>
@@ -22894,7 +27664,7 @@
       </w:rPr>
     </w:lvl>
   </w:abstractNum>
-  <w:abstractNum w:abstractNumId="89" w15:restartNumberingAfterBreak="0">
+  <w:abstractNum w:abstractNumId="107" w15:restartNumberingAfterBreak="0">
     <w:nsid w:val="5D50207E"/>
     <w:multiLevelType w:val="multilevel"/>
     <w:tmpl w:val="923C8864"/>
@@ -23043,7 +27813,7 @@
       </w:rPr>
     </w:lvl>
   </w:abstractNum>
-  <w:abstractNum w:abstractNumId="90" w15:restartNumberingAfterBreak="0">
+  <w:abstractNum w:abstractNumId="108" w15:restartNumberingAfterBreak="0">
     <w:nsid w:val="5D817B3F"/>
     <w:multiLevelType w:val="multilevel"/>
     <w:tmpl w:val="D1844EC6"/>
@@ -23192,7 +27962,7 @@
       </w:rPr>
     </w:lvl>
   </w:abstractNum>
-  <w:abstractNum w:abstractNumId="91" w15:restartNumberingAfterBreak="0">
+  <w:abstractNum w:abstractNumId="109" w15:restartNumberingAfterBreak="0">
     <w:nsid w:val="5F896216"/>
     <w:multiLevelType w:val="multilevel"/>
     <w:tmpl w:val="632050E2"/>
@@ -23341,7 +28111,7 @@
       </w:rPr>
     </w:lvl>
   </w:abstractNum>
-  <w:abstractNum w:abstractNumId="92" w15:restartNumberingAfterBreak="0">
+  <w:abstractNum w:abstractNumId="110" w15:restartNumberingAfterBreak="0">
     <w:nsid w:val="603761EE"/>
     <w:multiLevelType w:val="multilevel"/>
     <w:tmpl w:val="66BA6FEC"/>
@@ -23490,7 +28260,305 @@
       </w:rPr>
     </w:lvl>
   </w:abstractNum>
-  <w:abstractNum w:abstractNumId="93" w15:restartNumberingAfterBreak="0">
+  <w:abstractNum w:abstractNumId="111" w15:restartNumberingAfterBreak="0">
+    <w:nsid w:val="60F019C2"/>
+    <w:multiLevelType w:val="multilevel"/>
+    <w:tmpl w:val="B6347458"/>
+    <w:lvl w:ilvl="0">
+      <w:start w:val="1"/>
+      <w:numFmt w:val="bullet"/>
+      <w:lvlText w:val=""/>
+      <w:lvlJc w:val="left"/>
+      <w:pPr>
+        <w:tabs>
+          <w:tab w:val="num" w:pos="720"/>
+        </w:tabs>
+        <w:ind w:left="720" w:hanging="360"/>
+      </w:pPr>
+      <w:rPr>
+        <w:rFonts w:ascii="Symbol" w:hAnsi="Symbol" w:hint="default"/>
+        <w:sz w:val="20"/>
+      </w:rPr>
+    </w:lvl>
+    <w:lvl w:ilvl="1" w:tentative="1">
+      <w:start w:val="1"/>
+      <w:numFmt w:val="bullet"/>
+      <w:lvlText w:val="o"/>
+      <w:lvlJc w:val="left"/>
+      <w:pPr>
+        <w:tabs>
+          <w:tab w:val="num" w:pos="1440"/>
+        </w:tabs>
+        <w:ind w:left="1440" w:hanging="360"/>
+      </w:pPr>
+      <w:rPr>
+        <w:rFonts w:ascii="Courier New" w:hAnsi="Courier New" w:hint="default"/>
+        <w:sz w:val="20"/>
+      </w:rPr>
+    </w:lvl>
+    <w:lvl w:ilvl="2" w:tentative="1">
+      <w:start w:val="1"/>
+      <w:numFmt w:val="bullet"/>
+      <w:lvlText w:val=""/>
+      <w:lvlJc w:val="left"/>
+      <w:pPr>
+        <w:tabs>
+          <w:tab w:val="num" w:pos="2160"/>
+        </w:tabs>
+        <w:ind w:left="2160" w:hanging="360"/>
+      </w:pPr>
+      <w:rPr>
+        <w:rFonts w:ascii="Wingdings" w:hAnsi="Wingdings" w:hint="default"/>
+        <w:sz w:val="20"/>
+      </w:rPr>
+    </w:lvl>
+    <w:lvl w:ilvl="3" w:tentative="1">
+      <w:start w:val="1"/>
+      <w:numFmt w:val="bullet"/>
+      <w:lvlText w:val=""/>
+      <w:lvlJc w:val="left"/>
+      <w:pPr>
+        <w:tabs>
+          <w:tab w:val="num" w:pos="2880"/>
+        </w:tabs>
+        <w:ind w:left="2880" w:hanging="360"/>
+      </w:pPr>
+      <w:rPr>
+        <w:rFonts w:ascii="Wingdings" w:hAnsi="Wingdings" w:hint="default"/>
+        <w:sz w:val="20"/>
+      </w:rPr>
+    </w:lvl>
+    <w:lvl w:ilvl="4" w:tentative="1">
+      <w:start w:val="1"/>
+      <w:numFmt w:val="bullet"/>
+      <w:lvlText w:val=""/>
+      <w:lvlJc w:val="left"/>
+      <w:pPr>
+        <w:tabs>
+          <w:tab w:val="num" w:pos="3600"/>
+        </w:tabs>
+        <w:ind w:left="3600" w:hanging="360"/>
+      </w:pPr>
+      <w:rPr>
+        <w:rFonts w:ascii="Wingdings" w:hAnsi="Wingdings" w:hint="default"/>
+        <w:sz w:val="20"/>
+      </w:rPr>
+    </w:lvl>
+    <w:lvl w:ilvl="5" w:tentative="1">
+      <w:start w:val="1"/>
+      <w:numFmt w:val="bullet"/>
+      <w:lvlText w:val=""/>
+      <w:lvlJc w:val="left"/>
+      <w:pPr>
+        <w:tabs>
+          <w:tab w:val="num" w:pos="4320"/>
+        </w:tabs>
+        <w:ind w:left="4320" w:hanging="360"/>
+      </w:pPr>
+      <w:rPr>
+        <w:rFonts w:ascii="Wingdings" w:hAnsi="Wingdings" w:hint="default"/>
+        <w:sz w:val="20"/>
+      </w:rPr>
+    </w:lvl>
+    <w:lvl w:ilvl="6" w:tentative="1">
+      <w:start w:val="1"/>
+      <w:numFmt w:val="bullet"/>
+      <w:lvlText w:val=""/>
+      <w:lvlJc w:val="left"/>
+      <w:pPr>
+        <w:tabs>
+          <w:tab w:val="num" w:pos="5040"/>
+        </w:tabs>
+        <w:ind w:left="5040" w:hanging="360"/>
+      </w:pPr>
+      <w:rPr>
+        <w:rFonts w:ascii="Wingdings" w:hAnsi="Wingdings" w:hint="default"/>
+        <w:sz w:val="20"/>
+      </w:rPr>
+    </w:lvl>
+    <w:lvl w:ilvl="7" w:tentative="1">
+      <w:start w:val="1"/>
+      <w:numFmt w:val="bullet"/>
+      <w:lvlText w:val=""/>
+      <w:lvlJc w:val="left"/>
+      <w:pPr>
+        <w:tabs>
+          <w:tab w:val="num" w:pos="5760"/>
+        </w:tabs>
+        <w:ind w:left="5760" w:hanging="360"/>
+      </w:pPr>
+      <w:rPr>
+        <w:rFonts w:ascii="Wingdings" w:hAnsi="Wingdings" w:hint="default"/>
+        <w:sz w:val="20"/>
+      </w:rPr>
+    </w:lvl>
+    <w:lvl w:ilvl="8" w:tentative="1">
+      <w:start w:val="1"/>
+      <w:numFmt w:val="bullet"/>
+      <w:lvlText w:val=""/>
+      <w:lvlJc w:val="left"/>
+      <w:pPr>
+        <w:tabs>
+          <w:tab w:val="num" w:pos="6480"/>
+        </w:tabs>
+        <w:ind w:left="6480" w:hanging="360"/>
+      </w:pPr>
+      <w:rPr>
+        <w:rFonts w:ascii="Wingdings" w:hAnsi="Wingdings" w:hint="default"/>
+        <w:sz w:val="20"/>
+      </w:rPr>
+    </w:lvl>
+  </w:abstractNum>
+  <w:abstractNum w:abstractNumId="112" w15:restartNumberingAfterBreak="0">
+    <w:nsid w:val="619E417A"/>
+    <w:multiLevelType w:val="multilevel"/>
+    <w:tmpl w:val="4C9EE226"/>
+    <w:lvl w:ilvl="0">
+      <w:start w:val="1"/>
+      <w:numFmt w:val="bullet"/>
+      <w:lvlText w:val=""/>
+      <w:lvlJc w:val="left"/>
+      <w:pPr>
+        <w:tabs>
+          <w:tab w:val="num" w:pos="720"/>
+        </w:tabs>
+        <w:ind w:left="720" w:hanging="360"/>
+      </w:pPr>
+      <w:rPr>
+        <w:rFonts w:ascii="Symbol" w:hAnsi="Symbol" w:hint="default"/>
+        <w:sz w:val="20"/>
+      </w:rPr>
+    </w:lvl>
+    <w:lvl w:ilvl="1" w:tentative="1">
+      <w:start w:val="1"/>
+      <w:numFmt w:val="bullet"/>
+      <w:lvlText w:val="o"/>
+      <w:lvlJc w:val="left"/>
+      <w:pPr>
+        <w:tabs>
+          <w:tab w:val="num" w:pos="1440"/>
+        </w:tabs>
+        <w:ind w:left="1440" w:hanging="360"/>
+      </w:pPr>
+      <w:rPr>
+        <w:rFonts w:ascii="Courier New" w:hAnsi="Courier New" w:hint="default"/>
+        <w:sz w:val="20"/>
+      </w:rPr>
+    </w:lvl>
+    <w:lvl w:ilvl="2" w:tentative="1">
+      <w:start w:val="1"/>
+      <w:numFmt w:val="bullet"/>
+      <w:lvlText w:val=""/>
+      <w:lvlJc w:val="left"/>
+      <w:pPr>
+        <w:tabs>
+          <w:tab w:val="num" w:pos="2160"/>
+        </w:tabs>
+        <w:ind w:left="2160" w:hanging="360"/>
+      </w:pPr>
+      <w:rPr>
+        <w:rFonts w:ascii="Wingdings" w:hAnsi="Wingdings" w:hint="default"/>
+        <w:sz w:val="20"/>
+      </w:rPr>
+    </w:lvl>
+    <w:lvl w:ilvl="3" w:tentative="1">
+      <w:start w:val="1"/>
+      <w:numFmt w:val="bullet"/>
+      <w:lvlText w:val=""/>
+      <w:lvlJc w:val="left"/>
+      <w:pPr>
+        <w:tabs>
+          <w:tab w:val="num" w:pos="2880"/>
+        </w:tabs>
+        <w:ind w:left="2880" w:hanging="360"/>
+      </w:pPr>
+      <w:rPr>
+        <w:rFonts w:ascii="Wingdings" w:hAnsi="Wingdings" w:hint="default"/>
+        <w:sz w:val="20"/>
+      </w:rPr>
+    </w:lvl>
+    <w:lvl w:ilvl="4" w:tentative="1">
+      <w:start w:val="1"/>
+      <w:numFmt w:val="bullet"/>
+      <w:lvlText w:val=""/>
+      <w:lvlJc w:val="left"/>
+      <w:pPr>
+        <w:tabs>
+          <w:tab w:val="num" w:pos="3600"/>
+        </w:tabs>
+        <w:ind w:left="3600" w:hanging="360"/>
+      </w:pPr>
+      <w:rPr>
+        <w:rFonts w:ascii="Wingdings" w:hAnsi="Wingdings" w:hint="default"/>
+        <w:sz w:val="20"/>
+      </w:rPr>
+    </w:lvl>
+    <w:lvl w:ilvl="5" w:tentative="1">
+      <w:start w:val="1"/>
+      <w:numFmt w:val="bullet"/>
+      <w:lvlText w:val=""/>
+      <w:lvlJc w:val="left"/>
+      <w:pPr>
+        <w:tabs>
+          <w:tab w:val="num" w:pos="4320"/>
+        </w:tabs>
+        <w:ind w:left="4320" w:hanging="360"/>
+      </w:pPr>
+      <w:rPr>
+        <w:rFonts w:ascii="Wingdings" w:hAnsi="Wingdings" w:hint="default"/>
+        <w:sz w:val="20"/>
+      </w:rPr>
+    </w:lvl>
+    <w:lvl w:ilvl="6" w:tentative="1">
+      <w:start w:val="1"/>
+      <w:numFmt w:val="bullet"/>
+      <w:lvlText w:val=""/>
+      <w:lvlJc w:val="left"/>
+      <w:pPr>
+        <w:tabs>
+          <w:tab w:val="num" w:pos="5040"/>
+        </w:tabs>
+        <w:ind w:left="5040" w:hanging="360"/>
+      </w:pPr>
+      <w:rPr>
+        <w:rFonts w:ascii="Wingdings" w:hAnsi="Wingdings" w:hint="default"/>
+        <w:sz w:val="20"/>
+      </w:rPr>
+    </w:lvl>
+    <w:lvl w:ilvl="7" w:tentative="1">
+      <w:start w:val="1"/>
+      <w:numFmt w:val="bullet"/>
+      <w:lvlText w:val=""/>
+      <w:lvlJc w:val="left"/>
+      <w:pPr>
+        <w:tabs>
+          <w:tab w:val="num" w:pos="5760"/>
+        </w:tabs>
+        <w:ind w:left="5760" w:hanging="360"/>
+      </w:pPr>
+      <w:rPr>
+        <w:rFonts w:ascii="Wingdings" w:hAnsi="Wingdings" w:hint="default"/>
+        <w:sz w:val="20"/>
+      </w:rPr>
+    </w:lvl>
+    <w:lvl w:ilvl="8" w:tentative="1">
+      <w:start w:val="1"/>
+      <w:numFmt w:val="bullet"/>
+      <w:lvlText w:val=""/>
+      <w:lvlJc w:val="left"/>
+      <w:pPr>
+        <w:tabs>
+          <w:tab w:val="num" w:pos="6480"/>
+        </w:tabs>
+        <w:ind w:left="6480" w:hanging="360"/>
+      </w:pPr>
+      <w:rPr>
+        <w:rFonts w:ascii="Wingdings" w:hAnsi="Wingdings" w:hint="default"/>
+        <w:sz w:val="20"/>
+      </w:rPr>
+    </w:lvl>
+  </w:abstractNum>
+  <w:abstractNum w:abstractNumId="113" w15:restartNumberingAfterBreak="0">
     <w:nsid w:val="62385D2B"/>
     <w:multiLevelType w:val="multilevel"/>
     <w:tmpl w:val="F2229878"/>
@@ -23639,7 +28707,7 @@
       </w:rPr>
     </w:lvl>
   </w:abstractNum>
-  <w:abstractNum w:abstractNumId="94" w15:restartNumberingAfterBreak="0">
+  <w:abstractNum w:abstractNumId="114" w15:restartNumberingAfterBreak="0">
     <w:nsid w:val="62E40490"/>
     <w:multiLevelType w:val="multilevel"/>
     <w:tmpl w:val="79505A3E"/>
@@ -23788,7 +28856,7 @@
       </w:rPr>
     </w:lvl>
   </w:abstractNum>
-  <w:abstractNum w:abstractNumId="95" w15:restartNumberingAfterBreak="0">
+  <w:abstractNum w:abstractNumId="115" w15:restartNumberingAfterBreak="0">
     <w:nsid w:val="652057D5"/>
     <w:multiLevelType w:val="multilevel"/>
     <w:tmpl w:val="B25C1B40"/>
@@ -23937,7 +29005,7 @@
       </w:rPr>
     </w:lvl>
   </w:abstractNum>
-  <w:abstractNum w:abstractNumId="96" w15:restartNumberingAfterBreak="0">
+  <w:abstractNum w:abstractNumId="116" w15:restartNumberingAfterBreak="0">
     <w:nsid w:val="654001AA"/>
     <w:multiLevelType w:val="multilevel"/>
     <w:tmpl w:val="FAFC55C6"/>
@@ -24058,7 +29126,156 @@
       </w:pPr>
     </w:lvl>
   </w:abstractNum>
-  <w:abstractNum w:abstractNumId="97" w15:restartNumberingAfterBreak="0">
+  <w:abstractNum w:abstractNumId="117" w15:restartNumberingAfterBreak="0">
+    <w:nsid w:val="65720F4D"/>
+    <w:multiLevelType w:val="multilevel"/>
+    <w:tmpl w:val="4E34A232"/>
+    <w:lvl w:ilvl="0">
+      <w:start w:val="1"/>
+      <w:numFmt w:val="bullet"/>
+      <w:lvlText w:val=""/>
+      <w:lvlJc w:val="left"/>
+      <w:pPr>
+        <w:tabs>
+          <w:tab w:val="num" w:pos="720"/>
+        </w:tabs>
+        <w:ind w:left="720" w:hanging="360"/>
+      </w:pPr>
+      <w:rPr>
+        <w:rFonts w:ascii="Symbol" w:hAnsi="Symbol" w:hint="default"/>
+        <w:sz w:val="20"/>
+      </w:rPr>
+    </w:lvl>
+    <w:lvl w:ilvl="1" w:tentative="1">
+      <w:start w:val="1"/>
+      <w:numFmt w:val="bullet"/>
+      <w:lvlText w:val="o"/>
+      <w:lvlJc w:val="left"/>
+      <w:pPr>
+        <w:tabs>
+          <w:tab w:val="num" w:pos="1440"/>
+        </w:tabs>
+        <w:ind w:left="1440" w:hanging="360"/>
+      </w:pPr>
+      <w:rPr>
+        <w:rFonts w:ascii="Courier New" w:hAnsi="Courier New" w:hint="default"/>
+        <w:sz w:val="20"/>
+      </w:rPr>
+    </w:lvl>
+    <w:lvl w:ilvl="2" w:tentative="1">
+      <w:start w:val="1"/>
+      <w:numFmt w:val="bullet"/>
+      <w:lvlText w:val=""/>
+      <w:lvlJc w:val="left"/>
+      <w:pPr>
+        <w:tabs>
+          <w:tab w:val="num" w:pos="2160"/>
+        </w:tabs>
+        <w:ind w:left="2160" w:hanging="360"/>
+      </w:pPr>
+      <w:rPr>
+        <w:rFonts w:ascii="Wingdings" w:hAnsi="Wingdings" w:hint="default"/>
+        <w:sz w:val="20"/>
+      </w:rPr>
+    </w:lvl>
+    <w:lvl w:ilvl="3" w:tentative="1">
+      <w:start w:val="1"/>
+      <w:numFmt w:val="bullet"/>
+      <w:lvlText w:val=""/>
+      <w:lvlJc w:val="left"/>
+      <w:pPr>
+        <w:tabs>
+          <w:tab w:val="num" w:pos="2880"/>
+        </w:tabs>
+        <w:ind w:left="2880" w:hanging="360"/>
+      </w:pPr>
+      <w:rPr>
+        <w:rFonts w:ascii="Wingdings" w:hAnsi="Wingdings" w:hint="default"/>
+        <w:sz w:val="20"/>
+      </w:rPr>
+    </w:lvl>
+    <w:lvl w:ilvl="4" w:tentative="1">
+      <w:start w:val="1"/>
+      <w:numFmt w:val="bullet"/>
+      <w:lvlText w:val=""/>
+      <w:lvlJc w:val="left"/>
+      <w:pPr>
+        <w:tabs>
+          <w:tab w:val="num" w:pos="3600"/>
+        </w:tabs>
+        <w:ind w:left="3600" w:hanging="360"/>
+      </w:pPr>
+      <w:rPr>
+        <w:rFonts w:ascii="Wingdings" w:hAnsi="Wingdings" w:hint="default"/>
+        <w:sz w:val="20"/>
+      </w:rPr>
+    </w:lvl>
+    <w:lvl w:ilvl="5" w:tentative="1">
+      <w:start w:val="1"/>
+      <w:numFmt w:val="bullet"/>
+      <w:lvlText w:val=""/>
+      <w:lvlJc w:val="left"/>
+      <w:pPr>
+        <w:tabs>
+          <w:tab w:val="num" w:pos="4320"/>
+        </w:tabs>
+        <w:ind w:left="4320" w:hanging="360"/>
+      </w:pPr>
+      <w:rPr>
+        <w:rFonts w:ascii="Wingdings" w:hAnsi="Wingdings" w:hint="default"/>
+        <w:sz w:val="20"/>
+      </w:rPr>
+    </w:lvl>
+    <w:lvl w:ilvl="6" w:tentative="1">
+      <w:start w:val="1"/>
+      <w:numFmt w:val="bullet"/>
+      <w:lvlText w:val=""/>
+      <w:lvlJc w:val="left"/>
+      <w:pPr>
+        <w:tabs>
+          <w:tab w:val="num" w:pos="5040"/>
+        </w:tabs>
+        <w:ind w:left="5040" w:hanging="360"/>
+      </w:pPr>
+      <w:rPr>
+        <w:rFonts w:ascii="Wingdings" w:hAnsi="Wingdings" w:hint="default"/>
+        <w:sz w:val="20"/>
+      </w:rPr>
+    </w:lvl>
+    <w:lvl w:ilvl="7" w:tentative="1">
+      <w:start w:val="1"/>
+      <w:numFmt w:val="bullet"/>
+      <w:lvlText w:val=""/>
+      <w:lvlJc w:val="left"/>
+      <w:pPr>
+        <w:tabs>
+          <w:tab w:val="num" w:pos="5760"/>
+        </w:tabs>
+        <w:ind w:left="5760" w:hanging="360"/>
+      </w:pPr>
+      <w:rPr>
+        <w:rFonts w:ascii="Wingdings" w:hAnsi="Wingdings" w:hint="default"/>
+        <w:sz w:val="20"/>
+      </w:rPr>
+    </w:lvl>
+    <w:lvl w:ilvl="8" w:tentative="1">
+      <w:start w:val="1"/>
+      <w:numFmt w:val="bullet"/>
+      <w:lvlText w:val=""/>
+      <w:lvlJc w:val="left"/>
+      <w:pPr>
+        <w:tabs>
+          <w:tab w:val="num" w:pos="6480"/>
+        </w:tabs>
+        <w:ind w:left="6480" w:hanging="360"/>
+      </w:pPr>
+      <w:rPr>
+        <w:rFonts w:ascii="Wingdings" w:hAnsi="Wingdings" w:hint="default"/>
+        <w:sz w:val="20"/>
+      </w:rPr>
+    </w:lvl>
+  </w:abstractNum>
+  <w:abstractNum w:abstractNumId="118" w15:restartNumberingAfterBreak="0">
     <w:nsid w:val="65B52BC4"/>
     <w:multiLevelType w:val="multilevel"/>
     <w:tmpl w:val="8A80CE68"/>
@@ -24207,7 +29424,454 @@
       </w:rPr>
     </w:lvl>
   </w:abstractNum>
-  <w:abstractNum w:abstractNumId="98" w15:restartNumberingAfterBreak="0">
+  <w:abstractNum w:abstractNumId="119" w15:restartNumberingAfterBreak="0">
+    <w:nsid w:val="65EE2059"/>
+    <w:multiLevelType w:val="multilevel"/>
+    <w:tmpl w:val="3BC0C260"/>
+    <w:lvl w:ilvl="0">
+      <w:start w:val="1"/>
+      <w:numFmt w:val="bullet"/>
+      <w:lvlText w:val=""/>
+      <w:lvlJc w:val="left"/>
+      <w:pPr>
+        <w:tabs>
+          <w:tab w:val="num" w:pos="720"/>
+        </w:tabs>
+        <w:ind w:left="720" w:hanging="360"/>
+      </w:pPr>
+      <w:rPr>
+        <w:rFonts w:ascii="Symbol" w:hAnsi="Symbol" w:hint="default"/>
+        <w:sz w:val="20"/>
+      </w:rPr>
+    </w:lvl>
+    <w:lvl w:ilvl="1">
+      <w:start w:val="1"/>
+      <w:numFmt w:val="bullet"/>
+      <w:lvlText w:val="o"/>
+      <w:lvlJc w:val="left"/>
+      <w:pPr>
+        <w:tabs>
+          <w:tab w:val="num" w:pos="1440"/>
+        </w:tabs>
+        <w:ind w:left="1440" w:hanging="360"/>
+      </w:pPr>
+      <w:rPr>
+        <w:rFonts w:ascii="Courier New" w:hAnsi="Courier New" w:hint="default"/>
+        <w:sz w:val="20"/>
+      </w:rPr>
+    </w:lvl>
+    <w:lvl w:ilvl="2" w:tentative="1">
+      <w:start w:val="1"/>
+      <w:numFmt w:val="bullet"/>
+      <w:lvlText w:val=""/>
+      <w:lvlJc w:val="left"/>
+      <w:pPr>
+        <w:tabs>
+          <w:tab w:val="num" w:pos="2160"/>
+        </w:tabs>
+        <w:ind w:left="2160" w:hanging="360"/>
+      </w:pPr>
+      <w:rPr>
+        <w:rFonts w:ascii="Wingdings" w:hAnsi="Wingdings" w:hint="default"/>
+        <w:sz w:val="20"/>
+      </w:rPr>
+    </w:lvl>
+    <w:lvl w:ilvl="3" w:tentative="1">
+      <w:start w:val="1"/>
+      <w:numFmt w:val="bullet"/>
+      <w:lvlText w:val=""/>
+      <w:lvlJc w:val="left"/>
+      <w:pPr>
+        <w:tabs>
+          <w:tab w:val="num" w:pos="2880"/>
+        </w:tabs>
+        <w:ind w:left="2880" w:hanging="360"/>
+      </w:pPr>
+      <w:rPr>
+        <w:rFonts w:ascii="Wingdings" w:hAnsi="Wingdings" w:hint="default"/>
+        <w:sz w:val="20"/>
+      </w:rPr>
+    </w:lvl>
+    <w:lvl w:ilvl="4" w:tentative="1">
+      <w:start w:val="1"/>
+      <w:numFmt w:val="bullet"/>
+      <w:lvlText w:val=""/>
+      <w:lvlJc w:val="left"/>
+      <w:pPr>
+        <w:tabs>
+          <w:tab w:val="num" w:pos="3600"/>
+        </w:tabs>
+        <w:ind w:left="3600" w:hanging="360"/>
+      </w:pPr>
+      <w:rPr>
+        <w:rFonts w:ascii="Wingdings" w:hAnsi="Wingdings" w:hint="default"/>
+        <w:sz w:val="20"/>
+      </w:rPr>
+    </w:lvl>
+    <w:lvl w:ilvl="5" w:tentative="1">
+      <w:start w:val="1"/>
+      <w:numFmt w:val="bullet"/>
+      <w:lvlText w:val=""/>
+      <w:lvlJc w:val="left"/>
+      <w:pPr>
+        <w:tabs>
+          <w:tab w:val="num" w:pos="4320"/>
+        </w:tabs>
+        <w:ind w:left="4320" w:hanging="360"/>
+      </w:pPr>
+      <w:rPr>
+        <w:rFonts w:ascii="Wingdings" w:hAnsi="Wingdings" w:hint="default"/>
+        <w:sz w:val="20"/>
+      </w:rPr>
+    </w:lvl>
+    <w:lvl w:ilvl="6" w:tentative="1">
+      <w:start w:val="1"/>
+      <w:numFmt w:val="bullet"/>
+      <w:lvlText w:val=""/>
+      <w:lvlJc w:val="left"/>
+      <w:pPr>
+        <w:tabs>
+          <w:tab w:val="num" w:pos="5040"/>
+        </w:tabs>
+        <w:ind w:left="5040" w:hanging="360"/>
+      </w:pPr>
+      <w:rPr>
+        <w:rFonts w:ascii="Wingdings" w:hAnsi="Wingdings" w:hint="default"/>
+        <w:sz w:val="20"/>
+      </w:rPr>
+    </w:lvl>
+    <w:lvl w:ilvl="7" w:tentative="1">
+      <w:start w:val="1"/>
+      <w:numFmt w:val="bullet"/>
+      <w:lvlText w:val=""/>
+      <w:lvlJc w:val="left"/>
+      <w:pPr>
+        <w:tabs>
+          <w:tab w:val="num" w:pos="5760"/>
+        </w:tabs>
+        <w:ind w:left="5760" w:hanging="360"/>
+      </w:pPr>
+      <w:rPr>
+        <w:rFonts w:ascii="Wingdings" w:hAnsi="Wingdings" w:hint="default"/>
+        <w:sz w:val="20"/>
+      </w:rPr>
+    </w:lvl>
+    <w:lvl w:ilvl="8" w:tentative="1">
+      <w:start w:val="1"/>
+      <w:numFmt w:val="bullet"/>
+      <w:lvlText w:val=""/>
+      <w:lvlJc w:val="left"/>
+      <w:pPr>
+        <w:tabs>
+          <w:tab w:val="num" w:pos="6480"/>
+        </w:tabs>
+        <w:ind w:left="6480" w:hanging="360"/>
+      </w:pPr>
+      <w:rPr>
+        <w:rFonts w:ascii="Wingdings" w:hAnsi="Wingdings" w:hint="default"/>
+        <w:sz w:val="20"/>
+      </w:rPr>
+    </w:lvl>
+  </w:abstractNum>
+  <w:abstractNum w:abstractNumId="120" w15:restartNumberingAfterBreak="0">
+    <w:nsid w:val="6685395B"/>
+    <w:multiLevelType w:val="multilevel"/>
+    <w:tmpl w:val="233AF2F2"/>
+    <w:lvl w:ilvl="0">
+      <w:start w:val="1"/>
+      <w:numFmt w:val="bullet"/>
+      <w:lvlText w:val=""/>
+      <w:lvlJc w:val="left"/>
+      <w:pPr>
+        <w:tabs>
+          <w:tab w:val="num" w:pos="720"/>
+        </w:tabs>
+        <w:ind w:left="720" w:hanging="360"/>
+      </w:pPr>
+      <w:rPr>
+        <w:rFonts w:ascii="Symbol" w:hAnsi="Symbol" w:hint="default"/>
+        <w:sz w:val="20"/>
+      </w:rPr>
+    </w:lvl>
+    <w:lvl w:ilvl="1" w:tentative="1">
+      <w:start w:val="1"/>
+      <w:numFmt w:val="bullet"/>
+      <w:lvlText w:val="o"/>
+      <w:lvlJc w:val="left"/>
+      <w:pPr>
+        <w:tabs>
+          <w:tab w:val="num" w:pos="1440"/>
+        </w:tabs>
+        <w:ind w:left="1440" w:hanging="360"/>
+      </w:pPr>
+      <w:rPr>
+        <w:rFonts w:ascii="Courier New" w:hAnsi="Courier New" w:hint="default"/>
+        <w:sz w:val="20"/>
+      </w:rPr>
+    </w:lvl>
+    <w:lvl w:ilvl="2" w:tentative="1">
+      <w:start w:val="1"/>
+      <w:numFmt w:val="bullet"/>
+      <w:lvlText w:val=""/>
+      <w:lvlJc w:val="left"/>
+      <w:pPr>
+        <w:tabs>
+          <w:tab w:val="num" w:pos="2160"/>
+        </w:tabs>
+        <w:ind w:left="2160" w:hanging="360"/>
+      </w:pPr>
+      <w:rPr>
+        <w:rFonts w:ascii="Wingdings" w:hAnsi="Wingdings" w:hint="default"/>
+        <w:sz w:val="20"/>
+      </w:rPr>
+    </w:lvl>
+    <w:lvl w:ilvl="3" w:tentative="1">
+      <w:start w:val="1"/>
+      <w:numFmt w:val="bullet"/>
+      <w:lvlText w:val=""/>
+      <w:lvlJc w:val="left"/>
+      <w:pPr>
+        <w:tabs>
+          <w:tab w:val="num" w:pos="2880"/>
+        </w:tabs>
+        <w:ind w:left="2880" w:hanging="360"/>
+      </w:pPr>
+      <w:rPr>
+        <w:rFonts w:ascii="Wingdings" w:hAnsi="Wingdings" w:hint="default"/>
+        <w:sz w:val="20"/>
+      </w:rPr>
+    </w:lvl>
+    <w:lvl w:ilvl="4" w:tentative="1">
+      <w:start w:val="1"/>
+      <w:numFmt w:val="bullet"/>
+      <w:lvlText w:val=""/>
+      <w:lvlJc w:val="left"/>
+      <w:pPr>
+        <w:tabs>
+          <w:tab w:val="num" w:pos="3600"/>
+        </w:tabs>
+        <w:ind w:left="3600" w:hanging="360"/>
+      </w:pPr>
+      <w:rPr>
+        <w:rFonts w:ascii="Wingdings" w:hAnsi="Wingdings" w:hint="default"/>
+        <w:sz w:val="20"/>
+      </w:rPr>
+    </w:lvl>
+    <w:lvl w:ilvl="5" w:tentative="1">
+      <w:start w:val="1"/>
+      <w:numFmt w:val="bullet"/>
+      <w:lvlText w:val=""/>
+      <w:lvlJc w:val="left"/>
+      <w:pPr>
+        <w:tabs>
+          <w:tab w:val="num" w:pos="4320"/>
+        </w:tabs>
+        <w:ind w:left="4320" w:hanging="360"/>
+      </w:pPr>
+      <w:rPr>
+        <w:rFonts w:ascii="Wingdings" w:hAnsi="Wingdings" w:hint="default"/>
+        <w:sz w:val="20"/>
+      </w:rPr>
+    </w:lvl>
+    <w:lvl w:ilvl="6" w:tentative="1">
+      <w:start w:val="1"/>
+      <w:numFmt w:val="bullet"/>
+      <w:lvlText w:val=""/>
+      <w:lvlJc w:val="left"/>
+      <w:pPr>
+        <w:tabs>
+          <w:tab w:val="num" w:pos="5040"/>
+        </w:tabs>
+        <w:ind w:left="5040" w:hanging="360"/>
+      </w:pPr>
+      <w:rPr>
+        <w:rFonts w:ascii="Wingdings" w:hAnsi="Wingdings" w:hint="default"/>
+        <w:sz w:val="20"/>
+      </w:rPr>
+    </w:lvl>
+    <w:lvl w:ilvl="7" w:tentative="1">
+      <w:start w:val="1"/>
+      <w:numFmt w:val="bullet"/>
+      <w:lvlText w:val=""/>
+      <w:lvlJc w:val="left"/>
+      <w:pPr>
+        <w:tabs>
+          <w:tab w:val="num" w:pos="5760"/>
+        </w:tabs>
+        <w:ind w:left="5760" w:hanging="360"/>
+      </w:pPr>
+      <w:rPr>
+        <w:rFonts w:ascii="Wingdings" w:hAnsi="Wingdings" w:hint="default"/>
+        <w:sz w:val="20"/>
+      </w:rPr>
+    </w:lvl>
+    <w:lvl w:ilvl="8" w:tentative="1">
+      <w:start w:val="1"/>
+      <w:numFmt w:val="bullet"/>
+      <w:lvlText w:val=""/>
+      <w:lvlJc w:val="left"/>
+      <w:pPr>
+        <w:tabs>
+          <w:tab w:val="num" w:pos="6480"/>
+        </w:tabs>
+        <w:ind w:left="6480" w:hanging="360"/>
+      </w:pPr>
+      <w:rPr>
+        <w:rFonts w:ascii="Wingdings" w:hAnsi="Wingdings" w:hint="default"/>
+        <w:sz w:val="20"/>
+      </w:rPr>
+    </w:lvl>
+  </w:abstractNum>
+  <w:abstractNum w:abstractNumId="121" w15:restartNumberingAfterBreak="0">
+    <w:nsid w:val="668E31E2"/>
+    <w:multiLevelType w:val="multilevel"/>
+    <w:tmpl w:val="C0FAF368"/>
+    <w:lvl w:ilvl="0">
+      <w:start w:val="1"/>
+      <w:numFmt w:val="bullet"/>
+      <w:lvlText w:val=""/>
+      <w:lvlJc w:val="left"/>
+      <w:pPr>
+        <w:tabs>
+          <w:tab w:val="num" w:pos="720"/>
+        </w:tabs>
+        <w:ind w:left="720" w:hanging="360"/>
+      </w:pPr>
+      <w:rPr>
+        <w:rFonts w:ascii="Symbol" w:hAnsi="Symbol" w:hint="default"/>
+        <w:sz w:val="20"/>
+      </w:rPr>
+    </w:lvl>
+    <w:lvl w:ilvl="1" w:tentative="1">
+      <w:start w:val="1"/>
+      <w:numFmt w:val="bullet"/>
+      <w:lvlText w:val="o"/>
+      <w:lvlJc w:val="left"/>
+      <w:pPr>
+        <w:tabs>
+          <w:tab w:val="num" w:pos="1440"/>
+        </w:tabs>
+        <w:ind w:left="1440" w:hanging="360"/>
+      </w:pPr>
+      <w:rPr>
+        <w:rFonts w:ascii="Courier New" w:hAnsi="Courier New" w:hint="default"/>
+        <w:sz w:val="20"/>
+      </w:rPr>
+    </w:lvl>
+    <w:lvl w:ilvl="2" w:tentative="1">
+      <w:start w:val="1"/>
+      <w:numFmt w:val="bullet"/>
+      <w:lvlText w:val=""/>
+      <w:lvlJc w:val="left"/>
+      <w:pPr>
+        <w:tabs>
+          <w:tab w:val="num" w:pos="2160"/>
+        </w:tabs>
+        <w:ind w:left="2160" w:hanging="360"/>
+      </w:pPr>
+      <w:rPr>
+        <w:rFonts w:ascii="Wingdings" w:hAnsi="Wingdings" w:hint="default"/>
+        <w:sz w:val="20"/>
+      </w:rPr>
+    </w:lvl>
+    <w:lvl w:ilvl="3" w:tentative="1">
+      <w:start w:val="1"/>
+      <w:numFmt w:val="bullet"/>
+      <w:lvlText w:val=""/>
+      <w:lvlJc w:val="left"/>
+      <w:pPr>
+        <w:tabs>
+          <w:tab w:val="num" w:pos="2880"/>
+        </w:tabs>
+        <w:ind w:left="2880" w:hanging="360"/>
+      </w:pPr>
+      <w:rPr>
+        <w:rFonts w:ascii="Wingdings" w:hAnsi="Wingdings" w:hint="default"/>
+        <w:sz w:val="20"/>
+      </w:rPr>
+    </w:lvl>
+    <w:lvl w:ilvl="4" w:tentative="1">
+      <w:start w:val="1"/>
+      <w:numFmt w:val="bullet"/>
+      <w:lvlText w:val=""/>
+      <w:lvlJc w:val="left"/>
+      <w:pPr>
+        <w:tabs>
+          <w:tab w:val="num" w:pos="3600"/>
+        </w:tabs>
+        <w:ind w:left="3600" w:hanging="360"/>
+      </w:pPr>
+      <w:rPr>
+        <w:rFonts w:ascii="Wingdings" w:hAnsi="Wingdings" w:hint="default"/>
+        <w:sz w:val="20"/>
+      </w:rPr>
+    </w:lvl>
+    <w:lvl w:ilvl="5" w:tentative="1">
+      <w:start w:val="1"/>
+      <w:numFmt w:val="bullet"/>
+      <w:lvlText w:val=""/>
+      <w:lvlJc w:val="left"/>
+      <w:pPr>
+        <w:tabs>
+          <w:tab w:val="num" w:pos="4320"/>
+        </w:tabs>
+        <w:ind w:left="4320" w:hanging="360"/>
+      </w:pPr>
+      <w:rPr>
+        <w:rFonts w:ascii="Wingdings" w:hAnsi="Wingdings" w:hint="default"/>
+        <w:sz w:val="20"/>
+      </w:rPr>
+    </w:lvl>
+    <w:lvl w:ilvl="6" w:tentative="1">
+      <w:start w:val="1"/>
+      <w:numFmt w:val="bullet"/>
+      <w:lvlText w:val=""/>
+      <w:lvlJc w:val="left"/>
+      <w:pPr>
+        <w:tabs>
+          <w:tab w:val="num" w:pos="5040"/>
+        </w:tabs>
+        <w:ind w:left="5040" w:hanging="360"/>
+      </w:pPr>
+      <w:rPr>
+        <w:rFonts w:ascii="Wingdings" w:hAnsi="Wingdings" w:hint="default"/>
+        <w:sz w:val="20"/>
+      </w:rPr>
+    </w:lvl>
+    <w:lvl w:ilvl="7" w:tentative="1">
+      <w:start w:val="1"/>
+      <w:numFmt w:val="bullet"/>
+      <w:lvlText w:val=""/>
+      <w:lvlJc w:val="left"/>
+      <w:pPr>
+        <w:tabs>
+          <w:tab w:val="num" w:pos="5760"/>
+        </w:tabs>
+        <w:ind w:left="5760" w:hanging="360"/>
+      </w:pPr>
+      <w:rPr>
+        <w:rFonts w:ascii="Wingdings" w:hAnsi="Wingdings" w:hint="default"/>
+        <w:sz w:val="20"/>
+      </w:rPr>
+    </w:lvl>
+    <w:lvl w:ilvl="8" w:tentative="1">
+      <w:start w:val="1"/>
+      <w:numFmt w:val="bullet"/>
+      <w:lvlText w:val=""/>
+      <w:lvlJc w:val="left"/>
+      <w:pPr>
+        <w:tabs>
+          <w:tab w:val="num" w:pos="6480"/>
+        </w:tabs>
+        <w:ind w:left="6480" w:hanging="360"/>
+      </w:pPr>
+      <w:rPr>
+        <w:rFonts w:ascii="Wingdings" w:hAnsi="Wingdings" w:hint="default"/>
+        <w:sz w:val="20"/>
+      </w:rPr>
+    </w:lvl>
+  </w:abstractNum>
+  <w:abstractNum w:abstractNumId="122" w15:restartNumberingAfterBreak="0">
     <w:nsid w:val="6856091B"/>
     <w:multiLevelType w:val="multilevel"/>
     <w:tmpl w:val="E924B6DA"/>
@@ -24356,7 +30020,7 @@
       </w:rPr>
     </w:lvl>
   </w:abstractNum>
-  <w:abstractNum w:abstractNumId="99" w15:restartNumberingAfterBreak="0">
+  <w:abstractNum w:abstractNumId="123" w15:restartNumberingAfterBreak="0">
     <w:nsid w:val="69E00DF6"/>
     <w:multiLevelType w:val="multilevel"/>
     <w:tmpl w:val="7602B1EC"/>
@@ -24505,7 +30169,7 @@
       </w:rPr>
     </w:lvl>
   </w:abstractNum>
-  <w:abstractNum w:abstractNumId="100" w15:restartNumberingAfterBreak="0">
+  <w:abstractNum w:abstractNumId="124" w15:restartNumberingAfterBreak="0">
     <w:nsid w:val="6A1900D5"/>
     <w:multiLevelType w:val="multilevel"/>
     <w:tmpl w:val="1B20F28C"/>
@@ -24622,7 +30286,7 @@
       </w:pPr>
     </w:lvl>
   </w:abstractNum>
-  <w:abstractNum w:abstractNumId="101" w15:restartNumberingAfterBreak="0">
+  <w:abstractNum w:abstractNumId="125" w15:restartNumberingAfterBreak="0">
     <w:nsid w:val="6A7309B6"/>
     <w:multiLevelType w:val="multilevel"/>
     <w:tmpl w:val="71900AD0"/>
@@ -24771,7 +30435,156 @@
       </w:rPr>
     </w:lvl>
   </w:abstractNum>
-  <w:abstractNum w:abstractNumId="102" w15:restartNumberingAfterBreak="0">
+  <w:abstractNum w:abstractNumId="126" w15:restartNumberingAfterBreak="0">
+    <w:nsid w:val="6A9359BD"/>
+    <w:multiLevelType w:val="multilevel"/>
+    <w:tmpl w:val="E4309F90"/>
+    <w:lvl w:ilvl="0">
+      <w:start w:val="1"/>
+      <w:numFmt w:val="bullet"/>
+      <w:lvlText w:val=""/>
+      <w:lvlJc w:val="left"/>
+      <w:pPr>
+        <w:tabs>
+          <w:tab w:val="num" w:pos="720"/>
+        </w:tabs>
+        <w:ind w:left="720" w:hanging="360"/>
+      </w:pPr>
+      <w:rPr>
+        <w:rFonts w:ascii="Symbol" w:hAnsi="Symbol" w:hint="default"/>
+        <w:sz w:val="20"/>
+      </w:rPr>
+    </w:lvl>
+    <w:lvl w:ilvl="1" w:tentative="1">
+      <w:start w:val="1"/>
+      <w:numFmt w:val="bullet"/>
+      <w:lvlText w:val="o"/>
+      <w:lvlJc w:val="left"/>
+      <w:pPr>
+        <w:tabs>
+          <w:tab w:val="num" w:pos="1440"/>
+        </w:tabs>
+        <w:ind w:left="1440" w:hanging="360"/>
+      </w:pPr>
+      <w:rPr>
+        <w:rFonts w:ascii="Courier New" w:hAnsi="Courier New" w:hint="default"/>
+        <w:sz w:val="20"/>
+      </w:rPr>
+    </w:lvl>
+    <w:lvl w:ilvl="2" w:tentative="1">
+      <w:start w:val="1"/>
+      <w:numFmt w:val="bullet"/>
+      <w:lvlText w:val=""/>
+      <w:lvlJc w:val="left"/>
+      <w:pPr>
+        <w:tabs>
+          <w:tab w:val="num" w:pos="2160"/>
+        </w:tabs>
+        <w:ind w:left="2160" w:hanging="360"/>
+      </w:pPr>
+      <w:rPr>
+        <w:rFonts w:ascii="Wingdings" w:hAnsi="Wingdings" w:hint="default"/>
+        <w:sz w:val="20"/>
+      </w:rPr>
+    </w:lvl>
+    <w:lvl w:ilvl="3" w:tentative="1">
+      <w:start w:val="1"/>
+      <w:numFmt w:val="bullet"/>
+      <w:lvlText w:val=""/>
+      <w:lvlJc w:val="left"/>
+      <w:pPr>
+        <w:tabs>
+          <w:tab w:val="num" w:pos="2880"/>
+        </w:tabs>
+        <w:ind w:left="2880" w:hanging="360"/>
+      </w:pPr>
+      <w:rPr>
+        <w:rFonts w:ascii="Wingdings" w:hAnsi="Wingdings" w:hint="default"/>
+        <w:sz w:val="20"/>
+      </w:rPr>
+    </w:lvl>
+    <w:lvl w:ilvl="4" w:tentative="1">
+      <w:start w:val="1"/>
+      <w:numFmt w:val="bullet"/>
+      <w:lvlText w:val=""/>
+      <w:lvlJc w:val="left"/>
+      <w:pPr>
+        <w:tabs>
+          <w:tab w:val="num" w:pos="3600"/>
+        </w:tabs>
+        <w:ind w:left="3600" w:hanging="360"/>
+      </w:pPr>
+      <w:rPr>
+        <w:rFonts w:ascii="Wingdings" w:hAnsi="Wingdings" w:hint="default"/>
+        <w:sz w:val="20"/>
+      </w:rPr>
+    </w:lvl>
+    <w:lvl w:ilvl="5" w:tentative="1">
+      <w:start w:val="1"/>
+      <w:numFmt w:val="bullet"/>
+      <w:lvlText w:val=""/>
+      <w:lvlJc w:val="left"/>
+      <w:pPr>
+        <w:tabs>
+          <w:tab w:val="num" w:pos="4320"/>
+        </w:tabs>
+        <w:ind w:left="4320" w:hanging="360"/>
+      </w:pPr>
+      <w:rPr>
+        <w:rFonts w:ascii="Wingdings" w:hAnsi="Wingdings" w:hint="default"/>
+        <w:sz w:val="20"/>
+      </w:rPr>
+    </w:lvl>
+    <w:lvl w:ilvl="6" w:tentative="1">
+      <w:start w:val="1"/>
+      <w:numFmt w:val="bullet"/>
+      <w:lvlText w:val=""/>
+      <w:lvlJc w:val="left"/>
+      <w:pPr>
+        <w:tabs>
+          <w:tab w:val="num" w:pos="5040"/>
+        </w:tabs>
+        <w:ind w:left="5040" w:hanging="360"/>
+      </w:pPr>
+      <w:rPr>
+        <w:rFonts w:ascii="Wingdings" w:hAnsi="Wingdings" w:hint="default"/>
+        <w:sz w:val="20"/>
+      </w:rPr>
+    </w:lvl>
+    <w:lvl w:ilvl="7" w:tentative="1">
+      <w:start w:val="1"/>
+      <w:numFmt w:val="bullet"/>
+      <w:lvlText w:val=""/>
+      <w:lvlJc w:val="left"/>
+      <w:pPr>
+        <w:tabs>
+          <w:tab w:val="num" w:pos="5760"/>
+        </w:tabs>
+        <w:ind w:left="5760" w:hanging="360"/>
+      </w:pPr>
+      <w:rPr>
+        <w:rFonts w:ascii="Wingdings" w:hAnsi="Wingdings" w:hint="default"/>
+        <w:sz w:val="20"/>
+      </w:rPr>
+    </w:lvl>
+    <w:lvl w:ilvl="8" w:tentative="1">
+      <w:start w:val="1"/>
+      <w:numFmt w:val="bullet"/>
+      <w:lvlText w:val=""/>
+      <w:lvlJc w:val="left"/>
+      <w:pPr>
+        <w:tabs>
+          <w:tab w:val="num" w:pos="6480"/>
+        </w:tabs>
+        <w:ind w:left="6480" w:hanging="360"/>
+      </w:pPr>
+      <w:rPr>
+        <w:rFonts w:ascii="Wingdings" w:hAnsi="Wingdings" w:hint="default"/>
+        <w:sz w:val="20"/>
+      </w:rPr>
+    </w:lvl>
+  </w:abstractNum>
+  <w:abstractNum w:abstractNumId="127" w15:restartNumberingAfterBreak="0">
     <w:nsid w:val="6B3C36A3"/>
     <w:multiLevelType w:val="multilevel"/>
     <w:tmpl w:val="95742860"/>
@@ -24920,7 +30733,156 @@
       </w:rPr>
     </w:lvl>
   </w:abstractNum>
-  <w:abstractNum w:abstractNumId="103" w15:restartNumberingAfterBreak="0">
+  <w:abstractNum w:abstractNumId="128" w15:restartNumberingAfterBreak="0">
+    <w:nsid w:val="6B6D0BE9"/>
+    <w:multiLevelType w:val="multilevel"/>
+    <w:tmpl w:val="225C92C8"/>
+    <w:lvl w:ilvl="0">
+      <w:start w:val="1"/>
+      <w:numFmt w:val="bullet"/>
+      <w:lvlText w:val=""/>
+      <w:lvlJc w:val="left"/>
+      <w:pPr>
+        <w:tabs>
+          <w:tab w:val="num" w:pos="720"/>
+        </w:tabs>
+        <w:ind w:left="720" w:hanging="360"/>
+      </w:pPr>
+      <w:rPr>
+        <w:rFonts w:ascii="Symbol" w:hAnsi="Symbol" w:hint="default"/>
+        <w:sz w:val="20"/>
+      </w:rPr>
+    </w:lvl>
+    <w:lvl w:ilvl="1" w:tentative="1">
+      <w:start w:val="1"/>
+      <w:numFmt w:val="bullet"/>
+      <w:lvlText w:val="o"/>
+      <w:lvlJc w:val="left"/>
+      <w:pPr>
+        <w:tabs>
+          <w:tab w:val="num" w:pos="1440"/>
+        </w:tabs>
+        <w:ind w:left="1440" w:hanging="360"/>
+      </w:pPr>
+      <w:rPr>
+        <w:rFonts w:ascii="Courier New" w:hAnsi="Courier New" w:hint="default"/>
+        <w:sz w:val="20"/>
+      </w:rPr>
+    </w:lvl>
+    <w:lvl w:ilvl="2" w:tentative="1">
+      <w:start w:val="1"/>
+      <w:numFmt w:val="bullet"/>
+      <w:lvlText w:val=""/>
+      <w:lvlJc w:val="left"/>
+      <w:pPr>
+        <w:tabs>
+          <w:tab w:val="num" w:pos="2160"/>
+        </w:tabs>
+        <w:ind w:left="2160" w:hanging="360"/>
+      </w:pPr>
+      <w:rPr>
+        <w:rFonts w:ascii="Wingdings" w:hAnsi="Wingdings" w:hint="default"/>
+        <w:sz w:val="20"/>
+      </w:rPr>
+    </w:lvl>
+    <w:lvl w:ilvl="3" w:tentative="1">
+      <w:start w:val="1"/>
+      <w:numFmt w:val="bullet"/>
+      <w:lvlText w:val=""/>
+      <w:lvlJc w:val="left"/>
+      <w:pPr>
+        <w:tabs>
+          <w:tab w:val="num" w:pos="2880"/>
+        </w:tabs>
+        <w:ind w:left="2880" w:hanging="360"/>
+      </w:pPr>
+      <w:rPr>
+        <w:rFonts w:ascii="Wingdings" w:hAnsi="Wingdings" w:hint="default"/>
+        <w:sz w:val="20"/>
+      </w:rPr>
+    </w:lvl>
+    <w:lvl w:ilvl="4" w:tentative="1">
+      <w:start w:val="1"/>
+      <w:numFmt w:val="bullet"/>
+      <w:lvlText w:val=""/>
+      <w:lvlJc w:val="left"/>
+      <w:pPr>
+        <w:tabs>
+          <w:tab w:val="num" w:pos="3600"/>
+        </w:tabs>
+        <w:ind w:left="3600" w:hanging="360"/>
+      </w:pPr>
+      <w:rPr>
+        <w:rFonts w:ascii="Wingdings" w:hAnsi="Wingdings" w:hint="default"/>
+        <w:sz w:val="20"/>
+      </w:rPr>
+    </w:lvl>
+    <w:lvl w:ilvl="5" w:tentative="1">
+      <w:start w:val="1"/>
+      <w:numFmt w:val="bullet"/>
+      <w:lvlText w:val=""/>
+      <w:lvlJc w:val="left"/>
+      <w:pPr>
+        <w:tabs>
+          <w:tab w:val="num" w:pos="4320"/>
+        </w:tabs>
+        <w:ind w:left="4320" w:hanging="360"/>
+      </w:pPr>
+      <w:rPr>
+        <w:rFonts w:ascii="Wingdings" w:hAnsi="Wingdings" w:hint="default"/>
+        <w:sz w:val="20"/>
+      </w:rPr>
+    </w:lvl>
+    <w:lvl w:ilvl="6" w:tentative="1">
+      <w:start w:val="1"/>
+      <w:numFmt w:val="bullet"/>
+      <w:lvlText w:val=""/>
+      <w:lvlJc w:val="left"/>
+      <w:pPr>
+        <w:tabs>
+          <w:tab w:val="num" w:pos="5040"/>
+        </w:tabs>
+        <w:ind w:left="5040" w:hanging="360"/>
+      </w:pPr>
+      <w:rPr>
+        <w:rFonts w:ascii="Wingdings" w:hAnsi="Wingdings" w:hint="default"/>
+        <w:sz w:val="20"/>
+      </w:rPr>
+    </w:lvl>
+    <w:lvl w:ilvl="7" w:tentative="1">
+      <w:start w:val="1"/>
+      <w:numFmt w:val="bullet"/>
+      <w:lvlText w:val=""/>
+      <w:lvlJc w:val="left"/>
+      <w:pPr>
+        <w:tabs>
+          <w:tab w:val="num" w:pos="5760"/>
+        </w:tabs>
+        <w:ind w:left="5760" w:hanging="360"/>
+      </w:pPr>
+      <w:rPr>
+        <w:rFonts w:ascii="Wingdings" w:hAnsi="Wingdings" w:hint="default"/>
+        <w:sz w:val="20"/>
+      </w:rPr>
+    </w:lvl>
+    <w:lvl w:ilvl="8" w:tentative="1">
+      <w:start w:val="1"/>
+      <w:numFmt w:val="bullet"/>
+      <w:lvlText w:val=""/>
+      <w:lvlJc w:val="left"/>
+      <w:pPr>
+        <w:tabs>
+          <w:tab w:val="num" w:pos="6480"/>
+        </w:tabs>
+        <w:ind w:left="6480" w:hanging="360"/>
+      </w:pPr>
+      <w:rPr>
+        <w:rFonts w:ascii="Wingdings" w:hAnsi="Wingdings" w:hint="default"/>
+        <w:sz w:val="20"/>
+      </w:rPr>
+    </w:lvl>
+  </w:abstractNum>
+  <w:abstractNum w:abstractNumId="129" w15:restartNumberingAfterBreak="0">
     <w:nsid w:val="6B974FD3"/>
     <w:multiLevelType w:val="multilevel"/>
     <w:tmpl w:val="19F0708A"/>
@@ -25069,7 +31031,7 @@
       </w:rPr>
     </w:lvl>
   </w:abstractNum>
-  <w:abstractNum w:abstractNumId="104" w15:restartNumberingAfterBreak="0">
+  <w:abstractNum w:abstractNumId="130" w15:restartNumberingAfterBreak="0">
     <w:nsid w:val="6C204BF9"/>
     <w:multiLevelType w:val="multilevel"/>
     <w:tmpl w:val="83EA3AF6"/>
@@ -25218,7 +31180,7 @@
       </w:rPr>
     </w:lvl>
   </w:abstractNum>
-  <w:abstractNum w:abstractNumId="105" w15:restartNumberingAfterBreak="0">
+  <w:abstractNum w:abstractNumId="131" w15:restartNumberingAfterBreak="0">
     <w:nsid w:val="6CA95029"/>
     <w:multiLevelType w:val="multilevel"/>
     <w:tmpl w:val="EA66F08E"/>
@@ -25367,7 +31329,7 @@
       </w:rPr>
     </w:lvl>
   </w:abstractNum>
-  <w:abstractNum w:abstractNumId="106" w15:restartNumberingAfterBreak="0">
+  <w:abstractNum w:abstractNumId="132" w15:restartNumberingAfterBreak="0">
     <w:nsid w:val="6D053221"/>
     <w:multiLevelType w:val="multilevel"/>
     <w:tmpl w:val="C1A68750"/>
@@ -25516,7 +31478,7 @@
       </w:rPr>
     </w:lvl>
   </w:abstractNum>
-  <w:abstractNum w:abstractNumId="107" w15:restartNumberingAfterBreak="0">
+  <w:abstractNum w:abstractNumId="133" w15:restartNumberingAfterBreak="0">
     <w:nsid w:val="6F8A5A41"/>
     <w:multiLevelType w:val="multilevel"/>
     <w:tmpl w:val="8AC0768A"/>
@@ -25665,7 +31627,7 @@
       </w:rPr>
     </w:lvl>
   </w:abstractNum>
-  <w:abstractNum w:abstractNumId="108" w15:restartNumberingAfterBreak="0">
+  <w:abstractNum w:abstractNumId="134" w15:restartNumberingAfterBreak="0">
     <w:nsid w:val="6FE8578C"/>
     <w:multiLevelType w:val="multilevel"/>
     <w:tmpl w:val="D1FC5FA0"/>
@@ -25814,7 +31776,7 @@
       </w:rPr>
     </w:lvl>
   </w:abstractNum>
-  <w:abstractNum w:abstractNumId="109" w15:restartNumberingAfterBreak="0">
+  <w:abstractNum w:abstractNumId="135" w15:restartNumberingAfterBreak="0">
     <w:nsid w:val="71883AA8"/>
     <w:multiLevelType w:val="multilevel"/>
     <w:tmpl w:val="2138B41A"/>
@@ -25963,7 +31925,156 @@
       </w:rPr>
     </w:lvl>
   </w:abstractNum>
-  <w:abstractNum w:abstractNumId="110" w15:restartNumberingAfterBreak="0">
+  <w:abstractNum w:abstractNumId="136" w15:restartNumberingAfterBreak="0">
+    <w:nsid w:val="748D208D"/>
+    <w:multiLevelType w:val="multilevel"/>
+    <w:tmpl w:val="D6728AFA"/>
+    <w:lvl w:ilvl="0">
+      <w:start w:val="1"/>
+      <w:numFmt w:val="bullet"/>
+      <w:lvlText w:val=""/>
+      <w:lvlJc w:val="left"/>
+      <w:pPr>
+        <w:tabs>
+          <w:tab w:val="num" w:pos="720"/>
+        </w:tabs>
+        <w:ind w:left="720" w:hanging="360"/>
+      </w:pPr>
+      <w:rPr>
+        <w:rFonts w:ascii="Symbol" w:hAnsi="Symbol" w:hint="default"/>
+        <w:sz w:val="20"/>
+      </w:rPr>
+    </w:lvl>
+    <w:lvl w:ilvl="1" w:tentative="1">
+      <w:start w:val="1"/>
+      <w:numFmt w:val="bullet"/>
+      <w:lvlText w:val="o"/>
+      <w:lvlJc w:val="left"/>
+      <w:pPr>
+        <w:tabs>
+          <w:tab w:val="num" w:pos="1440"/>
+        </w:tabs>
+        <w:ind w:left="1440" w:hanging="360"/>
+      </w:pPr>
+      <w:rPr>
+        <w:rFonts w:ascii="Courier New" w:hAnsi="Courier New" w:hint="default"/>
+        <w:sz w:val="20"/>
+      </w:rPr>
+    </w:lvl>
+    <w:lvl w:ilvl="2" w:tentative="1">
+      <w:start w:val="1"/>
+      <w:numFmt w:val="bullet"/>
+      <w:lvlText w:val=""/>
+      <w:lvlJc w:val="left"/>
+      <w:pPr>
+        <w:tabs>
+          <w:tab w:val="num" w:pos="2160"/>
+        </w:tabs>
+        <w:ind w:left="2160" w:hanging="360"/>
+      </w:pPr>
+      <w:rPr>
+        <w:rFonts w:ascii="Wingdings" w:hAnsi="Wingdings" w:hint="default"/>
+        <w:sz w:val="20"/>
+      </w:rPr>
+    </w:lvl>
+    <w:lvl w:ilvl="3" w:tentative="1">
+      <w:start w:val="1"/>
+      <w:numFmt w:val="bullet"/>
+      <w:lvlText w:val=""/>
+      <w:lvlJc w:val="left"/>
+      <w:pPr>
+        <w:tabs>
+          <w:tab w:val="num" w:pos="2880"/>
+        </w:tabs>
+        <w:ind w:left="2880" w:hanging="360"/>
+      </w:pPr>
+      <w:rPr>
+        <w:rFonts w:ascii="Wingdings" w:hAnsi="Wingdings" w:hint="default"/>
+        <w:sz w:val="20"/>
+      </w:rPr>
+    </w:lvl>
+    <w:lvl w:ilvl="4" w:tentative="1">
+      <w:start w:val="1"/>
+      <w:numFmt w:val="bullet"/>
+      <w:lvlText w:val=""/>
+      <w:lvlJc w:val="left"/>
+      <w:pPr>
+        <w:tabs>
+          <w:tab w:val="num" w:pos="3600"/>
+        </w:tabs>
+        <w:ind w:left="3600" w:hanging="360"/>
+      </w:pPr>
+      <w:rPr>
+        <w:rFonts w:ascii="Wingdings" w:hAnsi="Wingdings" w:hint="default"/>
+        <w:sz w:val="20"/>
+      </w:rPr>
+    </w:lvl>
+    <w:lvl w:ilvl="5" w:tentative="1">
+      <w:start w:val="1"/>
+      <w:numFmt w:val="bullet"/>
+      <w:lvlText w:val=""/>
+      <w:lvlJc w:val="left"/>
+      <w:pPr>
+        <w:tabs>
+          <w:tab w:val="num" w:pos="4320"/>
+        </w:tabs>
+        <w:ind w:left="4320" w:hanging="360"/>
+      </w:pPr>
+      <w:rPr>
+        <w:rFonts w:ascii="Wingdings" w:hAnsi="Wingdings" w:hint="default"/>
+        <w:sz w:val="20"/>
+      </w:rPr>
+    </w:lvl>
+    <w:lvl w:ilvl="6" w:tentative="1">
+      <w:start w:val="1"/>
+      <w:numFmt w:val="bullet"/>
+      <w:lvlText w:val=""/>
+      <w:lvlJc w:val="left"/>
+      <w:pPr>
+        <w:tabs>
+          <w:tab w:val="num" w:pos="5040"/>
+        </w:tabs>
+        <w:ind w:left="5040" w:hanging="360"/>
+      </w:pPr>
+      <w:rPr>
+        <w:rFonts w:ascii="Wingdings" w:hAnsi="Wingdings" w:hint="default"/>
+        <w:sz w:val="20"/>
+      </w:rPr>
+    </w:lvl>
+    <w:lvl w:ilvl="7" w:tentative="1">
+      <w:start w:val="1"/>
+      <w:numFmt w:val="bullet"/>
+      <w:lvlText w:val=""/>
+      <w:lvlJc w:val="left"/>
+      <w:pPr>
+        <w:tabs>
+          <w:tab w:val="num" w:pos="5760"/>
+        </w:tabs>
+        <w:ind w:left="5760" w:hanging="360"/>
+      </w:pPr>
+      <w:rPr>
+        <w:rFonts w:ascii="Wingdings" w:hAnsi="Wingdings" w:hint="default"/>
+        <w:sz w:val="20"/>
+      </w:rPr>
+    </w:lvl>
+    <w:lvl w:ilvl="8" w:tentative="1">
+      <w:start w:val="1"/>
+      <w:numFmt w:val="bullet"/>
+      <w:lvlText w:val=""/>
+      <w:lvlJc w:val="left"/>
+      <w:pPr>
+        <w:tabs>
+          <w:tab w:val="num" w:pos="6480"/>
+        </w:tabs>
+        <w:ind w:left="6480" w:hanging="360"/>
+      </w:pPr>
+      <w:rPr>
+        <w:rFonts w:ascii="Wingdings" w:hAnsi="Wingdings" w:hint="default"/>
+        <w:sz w:val="20"/>
+      </w:rPr>
+    </w:lvl>
+  </w:abstractNum>
+  <w:abstractNum w:abstractNumId="137" w15:restartNumberingAfterBreak="0">
     <w:nsid w:val="74DC5E5D"/>
     <w:multiLevelType w:val="multilevel"/>
     <w:tmpl w:val="BA9C82F6"/>
@@ -26112,7 +32223,7 @@
       </w:rPr>
     </w:lvl>
   </w:abstractNum>
-  <w:abstractNum w:abstractNumId="111" w15:restartNumberingAfterBreak="0">
+  <w:abstractNum w:abstractNumId="138" w15:restartNumberingAfterBreak="0">
     <w:nsid w:val="74E554BA"/>
     <w:multiLevelType w:val="multilevel"/>
     <w:tmpl w:val="51989F48"/>
@@ -26233,7 +32344,7 @@
       </w:pPr>
     </w:lvl>
   </w:abstractNum>
-  <w:abstractNum w:abstractNumId="112" w15:restartNumberingAfterBreak="0">
+  <w:abstractNum w:abstractNumId="139" w15:restartNumberingAfterBreak="0">
     <w:nsid w:val="79353F1A"/>
     <w:multiLevelType w:val="multilevel"/>
     <w:tmpl w:val="F8BAA408"/>
@@ -26382,7 +32493,7 @@
       </w:rPr>
     </w:lvl>
   </w:abstractNum>
-  <w:abstractNum w:abstractNumId="113" w15:restartNumberingAfterBreak="0">
+  <w:abstractNum w:abstractNumId="140" w15:restartNumberingAfterBreak="0">
     <w:nsid w:val="79852E40"/>
     <w:multiLevelType w:val="multilevel"/>
     <w:tmpl w:val="2E02733A"/>
@@ -26511,7 +32622,7 @@
       </w:pPr>
     </w:lvl>
   </w:abstractNum>
-  <w:abstractNum w:abstractNumId="114" w15:restartNumberingAfterBreak="0">
+  <w:abstractNum w:abstractNumId="141" w15:restartNumberingAfterBreak="0">
     <w:nsid w:val="799A60B3"/>
     <w:multiLevelType w:val="multilevel"/>
     <w:tmpl w:val="1082A9DE"/>
@@ -26660,7 +32771,7 @@
       </w:rPr>
     </w:lvl>
   </w:abstractNum>
-  <w:abstractNum w:abstractNumId="115" w15:restartNumberingAfterBreak="0">
+  <w:abstractNum w:abstractNumId="142" w15:restartNumberingAfterBreak="0">
     <w:nsid w:val="79A32C01"/>
     <w:multiLevelType w:val="multilevel"/>
     <w:tmpl w:val="B680CE4C"/>
@@ -26809,7 +32920,156 @@
       </w:rPr>
     </w:lvl>
   </w:abstractNum>
-  <w:abstractNum w:abstractNumId="116" w15:restartNumberingAfterBreak="0">
+  <w:abstractNum w:abstractNumId="143" w15:restartNumberingAfterBreak="0">
+    <w:nsid w:val="79F45545"/>
+    <w:multiLevelType w:val="multilevel"/>
+    <w:tmpl w:val="24260FBA"/>
+    <w:lvl w:ilvl="0">
+      <w:start w:val="1"/>
+      <w:numFmt w:val="bullet"/>
+      <w:lvlText w:val=""/>
+      <w:lvlJc w:val="left"/>
+      <w:pPr>
+        <w:tabs>
+          <w:tab w:val="num" w:pos="720"/>
+        </w:tabs>
+        <w:ind w:left="720" w:hanging="360"/>
+      </w:pPr>
+      <w:rPr>
+        <w:rFonts w:ascii="Symbol" w:hAnsi="Symbol" w:hint="default"/>
+        <w:sz w:val="20"/>
+      </w:rPr>
+    </w:lvl>
+    <w:lvl w:ilvl="1" w:tentative="1">
+      <w:start w:val="1"/>
+      <w:numFmt w:val="bullet"/>
+      <w:lvlText w:val="o"/>
+      <w:lvlJc w:val="left"/>
+      <w:pPr>
+        <w:tabs>
+          <w:tab w:val="num" w:pos="1440"/>
+        </w:tabs>
+        <w:ind w:left="1440" w:hanging="360"/>
+      </w:pPr>
+      <w:rPr>
+        <w:rFonts w:ascii="Courier New" w:hAnsi="Courier New" w:hint="default"/>
+        <w:sz w:val="20"/>
+      </w:rPr>
+    </w:lvl>
+    <w:lvl w:ilvl="2" w:tentative="1">
+      <w:start w:val="1"/>
+      <w:numFmt w:val="bullet"/>
+      <w:lvlText w:val=""/>
+      <w:lvlJc w:val="left"/>
+      <w:pPr>
+        <w:tabs>
+          <w:tab w:val="num" w:pos="2160"/>
+        </w:tabs>
+        <w:ind w:left="2160" w:hanging="360"/>
+      </w:pPr>
+      <w:rPr>
+        <w:rFonts w:ascii="Wingdings" w:hAnsi="Wingdings" w:hint="default"/>
+        <w:sz w:val="20"/>
+      </w:rPr>
+    </w:lvl>
+    <w:lvl w:ilvl="3" w:tentative="1">
+      <w:start w:val="1"/>
+      <w:numFmt w:val="bullet"/>
+      <w:lvlText w:val=""/>
+      <w:lvlJc w:val="left"/>
+      <w:pPr>
+        <w:tabs>
+          <w:tab w:val="num" w:pos="2880"/>
+        </w:tabs>
+        <w:ind w:left="2880" w:hanging="360"/>
+      </w:pPr>
+      <w:rPr>
+        <w:rFonts w:ascii="Wingdings" w:hAnsi="Wingdings" w:hint="default"/>
+        <w:sz w:val="20"/>
+      </w:rPr>
+    </w:lvl>
+    <w:lvl w:ilvl="4" w:tentative="1">
+      <w:start w:val="1"/>
+      <w:numFmt w:val="bullet"/>
+      <w:lvlText w:val=""/>
+      <w:lvlJc w:val="left"/>
+      <w:pPr>
+        <w:tabs>
+          <w:tab w:val="num" w:pos="3600"/>
+        </w:tabs>
+        <w:ind w:left="3600" w:hanging="360"/>
+      </w:pPr>
+      <w:rPr>
+        <w:rFonts w:ascii="Wingdings" w:hAnsi="Wingdings" w:hint="default"/>
+        <w:sz w:val="20"/>
+      </w:rPr>
+    </w:lvl>
+    <w:lvl w:ilvl="5" w:tentative="1">
+      <w:start w:val="1"/>
+      <w:numFmt w:val="bullet"/>
+      <w:lvlText w:val=""/>
+      <w:lvlJc w:val="left"/>
+      <w:pPr>
+        <w:tabs>
+          <w:tab w:val="num" w:pos="4320"/>
+        </w:tabs>
+        <w:ind w:left="4320" w:hanging="360"/>
+      </w:pPr>
+      <w:rPr>
+        <w:rFonts w:ascii="Wingdings" w:hAnsi="Wingdings" w:hint="default"/>
+        <w:sz w:val="20"/>
+      </w:rPr>
+    </w:lvl>
+    <w:lvl w:ilvl="6" w:tentative="1">
+      <w:start w:val="1"/>
+      <w:numFmt w:val="bullet"/>
+      <w:lvlText w:val=""/>
+      <w:lvlJc w:val="left"/>
+      <w:pPr>
+        <w:tabs>
+          <w:tab w:val="num" w:pos="5040"/>
+        </w:tabs>
+        <w:ind w:left="5040" w:hanging="360"/>
+      </w:pPr>
+      <w:rPr>
+        <w:rFonts w:ascii="Wingdings" w:hAnsi="Wingdings" w:hint="default"/>
+        <w:sz w:val="20"/>
+      </w:rPr>
+    </w:lvl>
+    <w:lvl w:ilvl="7" w:tentative="1">
+      <w:start w:val="1"/>
+      <w:numFmt w:val="bullet"/>
+      <w:lvlText w:val=""/>
+      <w:lvlJc w:val="left"/>
+      <w:pPr>
+        <w:tabs>
+          <w:tab w:val="num" w:pos="5760"/>
+        </w:tabs>
+        <w:ind w:left="5760" w:hanging="360"/>
+      </w:pPr>
+      <w:rPr>
+        <w:rFonts w:ascii="Wingdings" w:hAnsi="Wingdings" w:hint="default"/>
+        <w:sz w:val="20"/>
+      </w:rPr>
+    </w:lvl>
+    <w:lvl w:ilvl="8" w:tentative="1">
+      <w:start w:val="1"/>
+      <w:numFmt w:val="bullet"/>
+      <w:lvlText w:val=""/>
+      <w:lvlJc w:val="left"/>
+      <w:pPr>
+        <w:tabs>
+          <w:tab w:val="num" w:pos="6480"/>
+        </w:tabs>
+        <w:ind w:left="6480" w:hanging="360"/>
+      </w:pPr>
+      <w:rPr>
+        <w:rFonts w:ascii="Wingdings" w:hAnsi="Wingdings" w:hint="default"/>
+        <w:sz w:val="20"/>
+      </w:rPr>
+    </w:lvl>
+  </w:abstractNum>
+  <w:abstractNum w:abstractNumId="144" w15:restartNumberingAfterBreak="0">
     <w:nsid w:val="79F92AF7"/>
     <w:multiLevelType w:val="multilevel"/>
     <w:tmpl w:val="E716E5B4"/>
@@ -26958,7 +33218,7 @@
       </w:rPr>
     </w:lvl>
   </w:abstractNum>
-  <w:abstractNum w:abstractNumId="117" w15:restartNumberingAfterBreak="0">
+  <w:abstractNum w:abstractNumId="145" w15:restartNumberingAfterBreak="0">
     <w:nsid w:val="7AC52A60"/>
     <w:multiLevelType w:val="multilevel"/>
     <w:tmpl w:val="A446AC20"/>
@@ -27107,7 +33367,7 @@
       </w:rPr>
     </w:lvl>
   </w:abstractNum>
-  <w:abstractNum w:abstractNumId="118" w15:restartNumberingAfterBreak="0">
+  <w:abstractNum w:abstractNumId="146" w15:restartNumberingAfterBreak="0">
     <w:nsid w:val="7BB074CF"/>
     <w:multiLevelType w:val="multilevel"/>
     <w:tmpl w:val="0A8A8DC4"/>
@@ -27256,7 +33516,156 @@
       </w:rPr>
     </w:lvl>
   </w:abstractNum>
-  <w:abstractNum w:abstractNumId="119" w15:restartNumberingAfterBreak="0">
+  <w:abstractNum w:abstractNumId="147" w15:restartNumberingAfterBreak="0">
+    <w:nsid w:val="7C6F0786"/>
+    <w:multiLevelType w:val="multilevel"/>
+    <w:tmpl w:val="87544AB8"/>
+    <w:lvl w:ilvl="0">
+      <w:start w:val="1"/>
+      <w:numFmt w:val="bullet"/>
+      <w:lvlText w:val=""/>
+      <w:lvlJc w:val="left"/>
+      <w:pPr>
+        <w:tabs>
+          <w:tab w:val="num" w:pos="720"/>
+        </w:tabs>
+        <w:ind w:left="720" w:hanging="360"/>
+      </w:pPr>
+      <w:rPr>
+        <w:rFonts w:ascii="Symbol" w:hAnsi="Symbol" w:hint="default"/>
+        <w:sz w:val="20"/>
+      </w:rPr>
+    </w:lvl>
+    <w:lvl w:ilvl="1">
+      <w:start w:val="1"/>
+      <w:numFmt w:val="bullet"/>
+      <w:lvlText w:val="o"/>
+      <w:lvlJc w:val="left"/>
+      <w:pPr>
+        <w:tabs>
+          <w:tab w:val="num" w:pos="1440"/>
+        </w:tabs>
+        <w:ind w:left="1440" w:hanging="360"/>
+      </w:pPr>
+      <w:rPr>
+        <w:rFonts w:ascii="Courier New" w:hAnsi="Courier New" w:hint="default"/>
+        <w:sz w:val="20"/>
+      </w:rPr>
+    </w:lvl>
+    <w:lvl w:ilvl="2" w:tentative="1">
+      <w:start w:val="1"/>
+      <w:numFmt w:val="bullet"/>
+      <w:lvlText w:val=""/>
+      <w:lvlJc w:val="left"/>
+      <w:pPr>
+        <w:tabs>
+          <w:tab w:val="num" w:pos="2160"/>
+        </w:tabs>
+        <w:ind w:left="2160" w:hanging="360"/>
+      </w:pPr>
+      <w:rPr>
+        <w:rFonts w:ascii="Wingdings" w:hAnsi="Wingdings" w:hint="default"/>
+        <w:sz w:val="20"/>
+      </w:rPr>
+    </w:lvl>
+    <w:lvl w:ilvl="3" w:tentative="1">
+      <w:start w:val="1"/>
+      <w:numFmt w:val="bullet"/>
+      <w:lvlText w:val=""/>
+      <w:lvlJc w:val="left"/>
+      <w:pPr>
+        <w:tabs>
+          <w:tab w:val="num" w:pos="2880"/>
+        </w:tabs>
+        <w:ind w:left="2880" w:hanging="360"/>
+      </w:pPr>
+      <w:rPr>
+        <w:rFonts w:ascii="Wingdings" w:hAnsi="Wingdings" w:hint="default"/>
+        <w:sz w:val="20"/>
+      </w:rPr>
+    </w:lvl>
+    <w:lvl w:ilvl="4" w:tentative="1">
+      <w:start w:val="1"/>
+      <w:numFmt w:val="bullet"/>
+      <w:lvlText w:val=""/>
+      <w:lvlJc w:val="left"/>
+      <w:pPr>
+        <w:tabs>
+          <w:tab w:val="num" w:pos="3600"/>
+        </w:tabs>
+        <w:ind w:left="3600" w:hanging="360"/>
+      </w:pPr>
+      <w:rPr>
+        <w:rFonts w:ascii="Wingdings" w:hAnsi="Wingdings" w:hint="default"/>
+        <w:sz w:val="20"/>
+      </w:rPr>
+    </w:lvl>
+    <w:lvl w:ilvl="5" w:tentative="1">
+      <w:start w:val="1"/>
+      <w:numFmt w:val="bullet"/>
+      <w:lvlText w:val=""/>
+      <w:lvlJc w:val="left"/>
+      <w:pPr>
+        <w:tabs>
+          <w:tab w:val="num" w:pos="4320"/>
+        </w:tabs>
+        <w:ind w:left="4320" w:hanging="360"/>
+      </w:pPr>
+      <w:rPr>
+        <w:rFonts w:ascii="Wingdings" w:hAnsi="Wingdings" w:hint="default"/>
+        <w:sz w:val="20"/>
+      </w:rPr>
+    </w:lvl>
+    <w:lvl w:ilvl="6" w:tentative="1">
+      <w:start w:val="1"/>
+      <w:numFmt w:val="bullet"/>
+      <w:lvlText w:val=""/>
+      <w:lvlJc w:val="left"/>
+      <w:pPr>
+        <w:tabs>
+          <w:tab w:val="num" w:pos="5040"/>
+        </w:tabs>
+        <w:ind w:left="5040" w:hanging="360"/>
+      </w:pPr>
+      <w:rPr>
+        <w:rFonts w:ascii="Wingdings" w:hAnsi="Wingdings" w:hint="default"/>
+        <w:sz w:val="20"/>
+      </w:rPr>
+    </w:lvl>
+    <w:lvl w:ilvl="7" w:tentative="1">
+      <w:start w:val="1"/>
+      <w:numFmt w:val="bullet"/>
+      <w:lvlText w:val=""/>
+      <w:lvlJc w:val="left"/>
+      <w:pPr>
+        <w:tabs>
+          <w:tab w:val="num" w:pos="5760"/>
+        </w:tabs>
+        <w:ind w:left="5760" w:hanging="360"/>
+      </w:pPr>
+      <w:rPr>
+        <w:rFonts w:ascii="Wingdings" w:hAnsi="Wingdings" w:hint="default"/>
+        <w:sz w:val="20"/>
+      </w:rPr>
+    </w:lvl>
+    <w:lvl w:ilvl="8" w:tentative="1">
+      <w:start w:val="1"/>
+      <w:numFmt w:val="bullet"/>
+      <w:lvlText w:val=""/>
+      <w:lvlJc w:val="left"/>
+      <w:pPr>
+        <w:tabs>
+          <w:tab w:val="num" w:pos="6480"/>
+        </w:tabs>
+        <w:ind w:left="6480" w:hanging="360"/>
+      </w:pPr>
+      <w:rPr>
+        <w:rFonts w:ascii="Wingdings" w:hAnsi="Wingdings" w:hint="default"/>
+        <w:sz w:val="20"/>
+      </w:rPr>
+    </w:lvl>
+  </w:abstractNum>
+  <w:abstractNum w:abstractNumId="148" w15:restartNumberingAfterBreak="0">
     <w:nsid w:val="7CB44C60"/>
     <w:multiLevelType w:val="multilevel"/>
     <w:tmpl w:val="759690B2"/>
@@ -27405,7 +33814,7 @@
       </w:rPr>
     </w:lvl>
   </w:abstractNum>
-  <w:abstractNum w:abstractNumId="120" w15:restartNumberingAfterBreak="0">
+  <w:abstractNum w:abstractNumId="149" w15:restartNumberingAfterBreak="0">
     <w:nsid w:val="7D6268A3"/>
     <w:multiLevelType w:val="multilevel"/>
     <w:tmpl w:val="0F86DEC6"/>
@@ -27554,7 +33963,7 @@
       </w:rPr>
     </w:lvl>
   </w:abstractNum>
-  <w:abstractNum w:abstractNumId="121" w15:restartNumberingAfterBreak="0">
+  <w:abstractNum w:abstractNumId="150" w15:restartNumberingAfterBreak="0">
     <w:nsid w:val="7D8C2A83"/>
     <w:multiLevelType w:val="multilevel"/>
     <w:tmpl w:val="502E4C74"/>
@@ -27703,7 +34112,7 @@
       </w:rPr>
     </w:lvl>
   </w:abstractNum>
-  <w:abstractNum w:abstractNumId="122" w15:restartNumberingAfterBreak="0">
+  <w:abstractNum w:abstractNumId="151" w15:restartNumberingAfterBreak="0">
     <w:nsid w:val="7DD77901"/>
     <w:multiLevelType w:val="multilevel"/>
     <w:tmpl w:val="EA9AABE0"/>
@@ -27816,7 +34225,156 @@
       </w:pPr>
     </w:lvl>
   </w:abstractNum>
-  <w:abstractNum w:abstractNumId="123" w15:restartNumberingAfterBreak="0">
+  <w:abstractNum w:abstractNumId="152" w15:restartNumberingAfterBreak="0">
+    <w:nsid w:val="7EEF7C30"/>
+    <w:multiLevelType w:val="multilevel"/>
+    <w:tmpl w:val="3084C6FA"/>
+    <w:lvl w:ilvl="0">
+      <w:start w:val="1"/>
+      <w:numFmt w:val="bullet"/>
+      <w:lvlText w:val=""/>
+      <w:lvlJc w:val="left"/>
+      <w:pPr>
+        <w:tabs>
+          <w:tab w:val="num" w:pos="720"/>
+        </w:tabs>
+        <w:ind w:left="720" w:hanging="360"/>
+      </w:pPr>
+      <w:rPr>
+        <w:rFonts w:ascii="Symbol" w:hAnsi="Symbol" w:hint="default"/>
+        <w:sz w:val="20"/>
+      </w:rPr>
+    </w:lvl>
+    <w:lvl w:ilvl="1">
+      <w:start w:val="1"/>
+      <w:numFmt w:val="bullet"/>
+      <w:lvlText w:val="o"/>
+      <w:lvlJc w:val="left"/>
+      <w:pPr>
+        <w:tabs>
+          <w:tab w:val="num" w:pos="1440"/>
+        </w:tabs>
+        <w:ind w:left="1440" w:hanging="360"/>
+      </w:pPr>
+      <w:rPr>
+        <w:rFonts w:ascii="Courier New" w:hAnsi="Courier New" w:hint="default"/>
+        <w:sz w:val="20"/>
+      </w:rPr>
+    </w:lvl>
+    <w:lvl w:ilvl="2">
+      <w:start w:val="1"/>
+      <w:numFmt w:val="bullet"/>
+      <w:lvlText w:val=""/>
+      <w:lvlJc w:val="left"/>
+      <w:pPr>
+        <w:tabs>
+          <w:tab w:val="num" w:pos="2160"/>
+        </w:tabs>
+        <w:ind w:left="2160" w:hanging="360"/>
+      </w:pPr>
+      <w:rPr>
+        <w:rFonts w:ascii="Wingdings" w:hAnsi="Wingdings" w:hint="default"/>
+        <w:sz w:val="20"/>
+      </w:rPr>
+    </w:lvl>
+    <w:lvl w:ilvl="3" w:tentative="1">
+      <w:start w:val="1"/>
+      <w:numFmt w:val="bullet"/>
+      <w:lvlText w:val=""/>
+      <w:lvlJc w:val="left"/>
+      <w:pPr>
+        <w:tabs>
+          <w:tab w:val="num" w:pos="2880"/>
+        </w:tabs>
+        <w:ind w:left="2880" w:hanging="360"/>
+      </w:pPr>
+      <w:rPr>
+        <w:rFonts w:ascii="Wingdings" w:hAnsi="Wingdings" w:hint="default"/>
+        <w:sz w:val="20"/>
+      </w:rPr>
+    </w:lvl>
+    <w:lvl w:ilvl="4" w:tentative="1">
+      <w:start w:val="1"/>
+      <w:numFmt w:val="bullet"/>
+      <w:lvlText w:val=""/>
+      <w:lvlJc w:val="left"/>
+      <w:pPr>
+        <w:tabs>
+          <w:tab w:val="num" w:pos="3600"/>
+        </w:tabs>
+        <w:ind w:left="3600" w:hanging="360"/>
+      </w:pPr>
+      <w:rPr>
+        <w:rFonts w:ascii="Wingdings" w:hAnsi="Wingdings" w:hint="default"/>
+        <w:sz w:val="20"/>
+      </w:rPr>
+    </w:lvl>
+    <w:lvl w:ilvl="5" w:tentative="1">
+      <w:start w:val="1"/>
+      <w:numFmt w:val="bullet"/>
+      <w:lvlText w:val=""/>
+      <w:lvlJc w:val="left"/>
+      <w:pPr>
+        <w:tabs>
+          <w:tab w:val="num" w:pos="4320"/>
+        </w:tabs>
+        <w:ind w:left="4320" w:hanging="360"/>
+      </w:pPr>
+      <w:rPr>
+        <w:rFonts w:ascii="Wingdings" w:hAnsi="Wingdings" w:hint="default"/>
+        <w:sz w:val="20"/>
+      </w:rPr>
+    </w:lvl>
+    <w:lvl w:ilvl="6" w:tentative="1">
+      <w:start w:val="1"/>
+      <w:numFmt w:val="bullet"/>
+      <w:lvlText w:val=""/>
+      <w:lvlJc w:val="left"/>
+      <w:pPr>
+        <w:tabs>
+          <w:tab w:val="num" w:pos="5040"/>
+        </w:tabs>
+        <w:ind w:left="5040" w:hanging="360"/>
+      </w:pPr>
+      <w:rPr>
+        <w:rFonts w:ascii="Wingdings" w:hAnsi="Wingdings" w:hint="default"/>
+        <w:sz w:val="20"/>
+      </w:rPr>
+    </w:lvl>
+    <w:lvl w:ilvl="7" w:tentative="1">
+      <w:start w:val="1"/>
+      <w:numFmt w:val="bullet"/>
+      <w:lvlText w:val=""/>
+      <w:lvlJc w:val="left"/>
+      <w:pPr>
+        <w:tabs>
+          <w:tab w:val="num" w:pos="5760"/>
+        </w:tabs>
+        <w:ind w:left="5760" w:hanging="360"/>
+      </w:pPr>
+      <w:rPr>
+        <w:rFonts w:ascii="Wingdings" w:hAnsi="Wingdings" w:hint="default"/>
+        <w:sz w:val="20"/>
+      </w:rPr>
+    </w:lvl>
+    <w:lvl w:ilvl="8" w:tentative="1">
+      <w:start w:val="1"/>
+      <w:numFmt w:val="bullet"/>
+      <w:lvlText w:val=""/>
+      <w:lvlJc w:val="left"/>
+      <w:pPr>
+        <w:tabs>
+          <w:tab w:val="num" w:pos="6480"/>
+        </w:tabs>
+        <w:ind w:left="6480" w:hanging="360"/>
+      </w:pPr>
+      <w:rPr>
+        <w:rFonts w:ascii="Wingdings" w:hAnsi="Wingdings" w:hint="default"/>
+        <w:sz w:val="20"/>
+      </w:rPr>
+    </w:lvl>
+  </w:abstractNum>
+  <w:abstractNum w:abstractNumId="153" w15:restartNumberingAfterBreak="0">
     <w:nsid w:val="7F5E017C"/>
     <w:multiLevelType w:val="multilevel"/>
     <w:tmpl w:val="6234E9F8"/>
@@ -27966,376 +34524,476 @@
     </w:lvl>
   </w:abstractNum>
   <w:num w:numId="1" w16cid:durableId="1907373742">
+    <w:abstractNumId w:val="142"/>
+  </w:num>
+  <w:num w:numId="2" w16cid:durableId="166603721">
+    <w:abstractNumId w:val="116"/>
+  </w:num>
+  <w:num w:numId="3" w16cid:durableId="1160345144">
+    <w:abstractNumId w:val="38"/>
+  </w:num>
+  <w:num w:numId="4" w16cid:durableId="149635420">
+    <w:abstractNumId w:val="140"/>
+  </w:num>
+  <w:num w:numId="5" w16cid:durableId="988443634">
+    <w:abstractNumId w:val="124"/>
+  </w:num>
+  <w:num w:numId="6" w16cid:durableId="235284980">
+    <w:abstractNumId w:val="11"/>
+  </w:num>
+  <w:num w:numId="7" w16cid:durableId="1939095694">
+    <w:abstractNumId w:val="79"/>
+  </w:num>
+  <w:num w:numId="8" w16cid:durableId="1995913250">
+    <w:abstractNumId w:val="52"/>
+  </w:num>
+  <w:num w:numId="9" w16cid:durableId="1188643845">
+    <w:abstractNumId w:val="60"/>
+  </w:num>
+  <w:num w:numId="10" w16cid:durableId="1673684164">
+    <w:abstractNumId w:val="44"/>
+  </w:num>
+  <w:num w:numId="11" w16cid:durableId="549462984">
+    <w:abstractNumId w:val="146"/>
+  </w:num>
+  <w:num w:numId="12" w16cid:durableId="1584413196">
+    <w:abstractNumId w:val="113"/>
+  </w:num>
+  <w:num w:numId="13" w16cid:durableId="266427716">
+    <w:abstractNumId w:val="39"/>
+  </w:num>
+  <w:num w:numId="14" w16cid:durableId="1416899387">
+    <w:abstractNumId w:val="95"/>
+  </w:num>
+  <w:num w:numId="15" w16cid:durableId="128977015">
+    <w:abstractNumId w:val="50"/>
+  </w:num>
+  <w:num w:numId="16" w16cid:durableId="664281608">
+    <w:abstractNumId w:val="141"/>
+  </w:num>
+  <w:num w:numId="17" w16cid:durableId="1626623327">
+    <w:abstractNumId w:val="85"/>
+  </w:num>
+  <w:num w:numId="18" w16cid:durableId="1865290237">
+    <w:abstractNumId w:val="145"/>
+  </w:num>
+  <w:num w:numId="19" w16cid:durableId="1036732530">
+    <w:abstractNumId w:val="62"/>
+  </w:num>
+  <w:num w:numId="20" w16cid:durableId="987636294">
+    <w:abstractNumId w:val="5"/>
+  </w:num>
+  <w:num w:numId="21" w16cid:durableId="661353383">
+    <w:abstractNumId w:val="20"/>
+  </w:num>
+  <w:num w:numId="22" w16cid:durableId="172033594">
+    <w:abstractNumId w:val="23"/>
+  </w:num>
+  <w:num w:numId="23" w16cid:durableId="904220495">
+    <w:abstractNumId w:val="153"/>
+  </w:num>
+  <w:num w:numId="24" w16cid:durableId="701979484">
+    <w:abstractNumId w:val="104"/>
+  </w:num>
+  <w:num w:numId="25" w16cid:durableId="1298875221">
+    <w:abstractNumId w:val="46"/>
+  </w:num>
+  <w:num w:numId="26" w16cid:durableId="2077505945">
+    <w:abstractNumId w:val="92"/>
+  </w:num>
+  <w:num w:numId="27" w16cid:durableId="1564369009">
+    <w:abstractNumId w:val="99"/>
+  </w:num>
+  <w:num w:numId="28" w16cid:durableId="801077892">
+    <w:abstractNumId w:val="7"/>
+  </w:num>
+  <w:num w:numId="29" w16cid:durableId="2052876897">
+    <w:abstractNumId w:val="133"/>
+  </w:num>
+  <w:num w:numId="30" w16cid:durableId="78645964">
+    <w:abstractNumId w:val="106"/>
+  </w:num>
+  <w:num w:numId="31" w16cid:durableId="490144003">
+    <w:abstractNumId w:val="125"/>
+  </w:num>
+  <w:num w:numId="32" w16cid:durableId="627510053">
+    <w:abstractNumId w:val="139"/>
+  </w:num>
+  <w:num w:numId="33" w16cid:durableId="174001878">
+    <w:abstractNumId w:val="88"/>
+  </w:num>
+  <w:num w:numId="34" w16cid:durableId="1890265444">
     <w:abstractNumId w:val="115"/>
   </w:num>
-  <w:num w:numId="2" w16cid:durableId="166603721">
-    <w:abstractNumId w:val="96"/>
+  <w:num w:numId="35" w16cid:durableId="576789729">
+    <w:abstractNumId w:val="42"/>
   </w:num>
-  <w:num w:numId="3" w16cid:durableId="1160345144">
-    <w:abstractNumId w:val="34"/>
+  <w:num w:numId="36" w16cid:durableId="161508544">
+    <w:abstractNumId w:val="40"/>
   </w:num>
-  <w:num w:numId="4" w16cid:durableId="149635420">
-    <w:abstractNumId w:val="113"/>
+  <w:num w:numId="37" w16cid:durableId="692531753">
+    <w:abstractNumId w:val="151"/>
   </w:num>
-  <w:num w:numId="5" w16cid:durableId="988443634">
+  <w:num w:numId="38" w16cid:durableId="981929238">
+    <w:abstractNumId w:val="28"/>
+  </w:num>
+  <w:num w:numId="39" w16cid:durableId="698892288">
+    <w:abstractNumId w:val="66"/>
+  </w:num>
+  <w:num w:numId="40" w16cid:durableId="869415051">
+    <w:abstractNumId w:val="14"/>
+  </w:num>
+  <w:num w:numId="41" w16cid:durableId="862015093">
+    <w:abstractNumId w:val="122"/>
+  </w:num>
+  <w:num w:numId="42" w16cid:durableId="1913078625">
+    <w:abstractNumId w:val="17"/>
+  </w:num>
+  <w:num w:numId="43" w16cid:durableId="1020162203">
+    <w:abstractNumId w:val="21"/>
+  </w:num>
+  <w:num w:numId="44" w16cid:durableId="1352100934">
+    <w:abstractNumId w:val="72"/>
+  </w:num>
+  <w:num w:numId="45" w16cid:durableId="48572228">
+    <w:abstractNumId w:val="19"/>
+  </w:num>
+  <w:num w:numId="46" w16cid:durableId="1296528369">
+    <w:abstractNumId w:val="13"/>
+  </w:num>
+  <w:num w:numId="47" w16cid:durableId="387612650">
+    <w:abstractNumId w:val="53"/>
+  </w:num>
+  <w:num w:numId="48" w16cid:durableId="752243143">
+    <w:abstractNumId w:val="22"/>
+  </w:num>
+  <w:num w:numId="49" w16cid:durableId="1199004891">
+    <w:abstractNumId w:val="137"/>
+  </w:num>
+  <w:num w:numId="50" w16cid:durableId="198327111">
+    <w:abstractNumId w:val="138"/>
+  </w:num>
+  <w:num w:numId="51" w16cid:durableId="652412742">
+    <w:abstractNumId w:val="109"/>
+  </w:num>
+  <w:num w:numId="52" w16cid:durableId="1921022979">
+    <w:abstractNumId w:val="70"/>
+  </w:num>
+  <w:num w:numId="53" w16cid:durableId="1953856989">
+    <w:abstractNumId w:val="94"/>
+  </w:num>
+  <w:num w:numId="54" w16cid:durableId="987396029">
+    <w:abstractNumId w:val="91"/>
+  </w:num>
+  <w:num w:numId="55" w16cid:durableId="1791195013">
+    <w:abstractNumId w:val="129"/>
+  </w:num>
+  <w:num w:numId="56" w16cid:durableId="1332831420">
+    <w:abstractNumId w:val="3"/>
+  </w:num>
+  <w:num w:numId="57" w16cid:durableId="64375156">
+    <w:abstractNumId w:val="65"/>
+  </w:num>
+  <w:num w:numId="58" w16cid:durableId="907761497">
+    <w:abstractNumId w:val="69"/>
+  </w:num>
+  <w:num w:numId="59" w16cid:durableId="1421373525">
+    <w:abstractNumId w:val="81"/>
+  </w:num>
+  <w:num w:numId="60" w16cid:durableId="2082360113">
+    <w:abstractNumId w:val="63"/>
+  </w:num>
+  <w:num w:numId="61" w16cid:durableId="102116021">
     <w:abstractNumId w:val="100"/>
   </w:num>
-  <w:num w:numId="6" w16cid:durableId="235284980">
+  <w:num w:numId="62" w16cid:durableId="1324973437">
+    <w:abstractNumId w:val="30"/>
+  </w:num>
+  <w:num w:numId="63" w16cid:durableId="498888800">
+    <w:abstractNumId w:val="2"/>
+  </w:num>
+  <w:num w:numId="64" w16cid:durableId="167603551">
+    <w:abstractNumId w:val="118"/>
+  </w:num>
+  <w:num w:numId="65" w16cid:durableId="198468573">
+    <w:abstractNumId w:val="49"/>
+  </w:num>
+  <w:num w:numId="66" w16cid:durableId="850031056">
+    <w:abstractNumId w:val="102"/>
+  </w:num>
+  <w:num w:numId="67" w16cid:durableId="1738745416">
+    <w:abstractNumId w:val="144"/>
+  </w:num>
+  <w:num w:numId="68" w16cid:durableId="1511873763">
+    <w:abstractNumId w:val="103"/>
+  </w:num>
+  <w:num w:numId="69" w16cid:durableId="350378290">
+    <w:abstractNumId w:val="89"/>
+  </w:num>
+  <w:num w:numId="70" w16cid:durableId="915168606">
+    <w:abstractNumId w:val="10"/>
+  </w:num>
+  <w:num w:numId="71" w16cid:durableId="1429496448">
+    <w:abstractNumId w:val="32"/>
+  </w:num>
+  <w:num w:numId="72" w16cid:durableId="431433720">
+    <w:abstractNumId w:val="26"/>
+  </w:num>
+  <w:num w:numId="73" w16cid:durableId="1487209361">
+    <w:abstractNumId w:val="29"/>
+  </w:num>
+  <w:num w:numId="74" w16cid:durableId="1275210839">
+    <w:abstractNumId w:val="8"/>
+  </w:num>
+  <w:num w:numId="75" w16cid:durableId="1404599636">
+    <w:abstractNumId w:val="45"/>
+  </w:num>
+  <w:num w:numId="76" w16cid:durableId="1255825903">
+    <w:abstractNumId w:val="114"/>
+  </w:num>
+  <w:num w:numId="77" w16cid:durableId="1914898770">
+    <w:abstractNumId w:val="105"/>
+  </w:num>
+  <w:num w:numId="78" w16cid:durableId="1289317831">
+    <w:abstractNumId w:val="84"/>
+  </w:num>
+  <w:num w:numId="79" w16cid:durableId="489564985">
+    <w:abstractNumId w:val="61"/>
+  </w:num>
+  <w:num w:numId="80" w16cid:durableId="1698389665">
+    <w:abstractNumId w:val="107"/>
+  </w:num>
+  <w:num w:numId="81" w16cid:durableId="811140662">
     <w:abstractNumId w:val="9"/>
   </w:num>
-  <w:num w:numId="7" w16cid:durableId="1939095694">
-    <w:abstractNumId w:val="66"/>
-  </w:num>
-  <w:num w:numId="8" w16cid:durableId="1995913250">
-    <w:abstractNumId w:val="45"/>
-  </w:num>
-  <w:num w:numId="9" w16cid:durableId="1188643845">
-    <w:abstractNumId w:val="51"/>
-  </w:num>
-  <w:num w:numId="10" w16cid:durableId="1673684164">
-    <w:abstractNumId w:val="40"/>
-  </w:num>
-  <w:num w:numId="11" w16cid:durableId="549462984">
-    <w:abstractNumId w:val="118"/>
-  </w:num>
-  <w:num w:numId="12" w16cid:durableId="1584413196">
-    <w:abstractNumId w:val="93"/>
-  </w:num>
-  <w:num w:numId="13" w16cid:durableId="266427716">
-    <w:abstractNumId w:val="35"/>
-  </w:num>
-  <w:num w:numId="14" w16cid:durableId="1416899387">
-    <w:abstractNumId w:val="78"/>
-  </w:num>
-  <w:num w:numId="15" w16cid:durableId="128977015">
-    <w:abstractNumId w:val="44"/>
-  </w:num>
-  <w:num w:numId="16" w16cid:durableId="664281608">
-    <w:abstractNumId w:val="114"/>
-  </w:num>
-  <w:num w:numId="17" w16cid:durableId="1626623327">
-    <w:abstractNumId w:val="69"/>
-  </w:num>
-  <w:num w:numId="18" w16cid:durableId="1865290237">
-    <w:abstractNumId w:val="117"/>
-  </w:num>
-  <w:num w:numId="19" w16cid:durableId="1036732530">
-    <w:abstractNumId w:val="53"/>
-  </w:num>
-  <w:num w:numId="20" w16cid:durableId="987636294">
-    <w:abstractNumId w:val="4"/>
-  </w:num>
-  <w:num w:numId="21" w16cid:durableId="661353383">
-    <w:abstractNumId w:val="18"/>
-  </w:num>
-  <w:num w:numId="22" w16cid:durableId="172033594">
-    <w:abstractNumId w:val="21"/>
-  </w:num>
-  <w:num w:numId="23" w16cid:durableId="904220495">
-    <w:abstractNumId w:val="123"/>
-  </w:num>
-  <w:num w:numId="24" w16cid:durableId="701979484">
-    <w:abstractNumId w:val="86"/>
-  </w:num>
-  <w:num w:numId="25" w16cid:durableId="1298875221">
-    <w:abstractNumId w:val="42"/>
-  </w:num>
-  <w:num w:numId="26" w16cid:durableId="2077505945">
-    <w:abstractNumId w:val="76"/>
-  </w:num>
-  <w:num w:numId="27" w16cid:durableId="1564369009">
-    <w:abstractNumId w:val="81"/>
-  </w:num>
-  <w:num w:numId="28" w16cid:durableId="801077892">
-    <w:abstractNumId w:val="5"/>
-  </w:num>
-  <w:num w:numId="29" w16cid:durableId="2052876897">
-    <w:abstractNumId w:val="107"/>
-  </w:num>
-  <w:num w:numId="30" w16cid:durableId="78645964">
-    <w:abstractNumId w:val="88"/>
-  </w:num>
-  <w:num w:numId="31" w16cid:durableId="490144003">
-    <w:abstractNumId w:val="101"/>
-  </w:num>
-  <w:num w:numId="32" w16cid:durableId="627510053">
-    <w:abstractNumId w:val="112"/>
-  </w:num>
-  <w:num w:numId="33" w16cid:durableId="174001878">
-    <w:abstractNumId w:val="72"/>
-  </w:num>
-  <w:num w:numId="34" w16cid:durableId="1890265444">
-    <w:abstractNumId w:val="95"/>
-  </w:num>
-  <w:num w:numId="35" w16cid:durableId="576789729">
-    <w:abstractNumId w:val="38"/>
-  </w:num>
-  <w:num w:numId="36" w16cid:durableId="161508544">
-    <w:abstractNumId w:val="36"/>
-  </w:num>
-  <w:num w:numId="37" w16cid:durableId="692531753">
-    <w:abstractNumId w:val="122"/>
-  </w:num>
-  <w:num w:numId="38" w16cid:durableId="981929238">
-    <w:abstractNumId w:val="26"/>
-  </w:num>
-  <w:num w:numId="39" w16cid:durableId="698892288">
-    <w:abstractNumId w:val="56"/>
-  </w:num>
-  <w:num w:numId="40" w16cid:durableId="869415051">
-    <w:abstractNumId w:val="12"/>
-  </w:num>
-  <w:num w:numId="41" w16cid:durableId="862015093">
-    <w:abstractNumId w:val="98"/>
-  </w:num>
-  <w:num w:numId="42" w16cid:durableId="1913078625">
-    <w:abstractNumId w:val="15"/>
-  </w:num>
-  <w:num w:numId="43" w16cid:durableId="1020162203">
-    <w:abstractNumId w:val="19"/>
-  </w:num>
-  <w:num w:numId="44" w16cid:durableId="1352100934">
-    <w:abstractNumId w:val="60"/>
-  </w:num>
-  <w:num w:numId="45" w16cid:durableId="48572228">
-    <w:abstractNumId w:val="17"/>
-  </w:num>
-  <w:num w:numId="46" w16cid:durableId="1296528369">
-    <w:abstractNumId w:val="11"/>
-  </w:num>
-  <w:num w:numId="47" w16cid:durableId="387612650">
-    <w:abstractNumId w:val="46"/>
-  </w:num>
-  <w:num w:numId="48" w16cid:durableId="752243143">
-    <w:abstractNumId w:val="20"/>
-  </w:num>
-  <w:num w:numId="49" w16cid:durableId="1199004891">
-    <w:abstractNumId w:val="110"/>
-  </w:num>
-  <w:num w:numId="50" w16cid:durableId="198327111">
-    <w:abstractNumId w:val="111"/>
-  </w:num>
-  <w:num w:numId="51" w16cid:durableId="652412742">
-    <w:abstractNumId w:val="91"/>
-  </w:num>
-  <w:num w:numId="52" w16cid:durableId="1921022979">
-    <w:abstractNumId w:val="59"/>
-  </w:num>
-  <w:num w:numId="53" w16cid:durableId="1953856989">
-    <w:abstractNumId w:val="77"/>
-  </w:num>
-  <w:num w:numId="54" w16cid:durableId="987396029">
-    <w:abstractNumId w:val="75"/>
-  </w:num>
-  <w:num w:numId="55" w16cid:durableId="1791195013">
-    <w:abstractNumId w:val="103"/>
-  </w:num>
-  <w:num w:numId="56" w16cid:durableId="1332831420">
-    <w:abstractNumId w:val="2"/>
-  </w:num>
-  <w:num w:numId="57" w16cid:durableId="64375156">
-    <w:abstractNumId w:val="55"/>
-  </w:num>
-  <w:num w:numId="58" w16cid:durableId="907761497">
-    <w:abstractNumId w:val="58"/>
-  </w:num>
-  <w:num w:numId="59" w16cid:durableId="1421373525">
-    <w:abstractNumId w:val="67"/>
-  </w:num>
-  <w:num w:numId="60" w16cid:durableId="2082360113">
-    <w:abstractNumId w:val="54"/>
-  </w:num>
-  <w:num w:numId="61" w16cid:durableId="102116021">
-    <w:abstractNumId w:val="82"/>
-  </w:num>
-  <w:num w:numId="62" w16cid:durableId="1324973437">
-    <w:abstractNumId w:val="28"/>
-  </w:num>
-  <w:num w:numId="63" w16cid:durableId="498888800">
-    <w:abstractNumId w:val="1"/>
-  </w:num>
-  <w:num w:numId="64" w16cid:durableId="167603551">
-    <w:abstractNumId w:val="97"/>
-  </w:num>
-  <w:num w:numId="65" w16cid:durableId="198468573">
-    <w:abstractNumId w:val="43"/>
-  </w:num>
-  <w:num w:numId="66" w16cid:durableId="850031056">
-    <w:abstractNumId w:val="84"/>
-  </w:num>
-  <w:num w:numId="67" w16cid:durableId="1738745416">
-    <w:abstractNumId w:val="116"/>
-  </w:num>
-  <w:num w:numId="68" w16cid:durableId="1511873763">
-    <w:abstractNumId w:val="85"/>
-  </w:num>
-  <w:num w:numId="69" w16cid:durableId="350378290">
-    <w:abstractNumId w:val="73"/>
-  </w:num>
-  <w:num w:numId="70" w16cid:durableId="915168606">
-    <w:abstractNumId w:val="8"/>
-  </w:num>
-  <w:num w:numId="71" w16cid:durableId="1429496448">
-    <w:abstractNumId w:val="30"/>
-  </w:num>
-  <w:num w:numId="72" w16cid:durableId="431433720">
-    <w:abstractNumId w:val="24"/>
-  </w:num>
-  <w:num w:numId="73" w16cid:durableId="1487209361">
-    <w:abstractNumId w:val="27"/>
-  </w:num>
-  <w:num w:numId="74" w16cid:durableId="1275210839">
-    <w:abstractNumId w:val="6"/>
-  </w:num>
-  <w:num w:numId="75" w16cid:durableId="1404599636">
-    <w:abstractNumId w:val="41"/>
-  </w:num>
-  <w:num w:numId="76" w16cid:durableId="1255825903">
-    <w:abstractNumId w:val="94"/>
-  </w:num>
-  <w:num w:numId="77" w16cid:durableId="1914898770">
-    <w:abstractNumId w:val="87"/>
-  </w:num>
-  <w:num w:numId="78" w16cid:durableId="1289317831">
-    <w:abstractNumId w:val="68"/>
-  </w:num>
-  <w:num w:numId="79" w16cid:durableId="489564985">
-    <w:abstractNumId w:val="52"/>
-  </w:num>
-  <w:num w:numId="80" w16cid:durableId="1698389665">
-    <w:abstractNumId w:val="89"/>
-  </w:num>
-  <w:num w:numId="81" w16cid:durableId="811140662">
-    <w:abstractNumId w:val="7"/>
-  </w:num>
   <w:num w:numId="82" w16cid:durableId="1328021943">
-    <w:abstractNumId w:val="106"/>
+    <w:abstractNumId w:val="132"/>
   </w:num>
   <w:num w:numId="83" w16cid:durableId="1884445804">
-    <w:abstractNumId w:val="120"/>
+    <w:abstractNumId w:val="149"/>
   </w:num>
   <w:num w:numId="84" w16cid:durableId="555093935">
-    <w:abstractNumId w:val="104"/>
+    <w:abstractNumId w:val="130"/>
   </w:num>
   <w:num w:numId="85" w16cid:durableId="1745301963">
-    <w:abstractNumId w:val="109"/>
+    <w:abstractNumId w:val="135"/>
   </w:num>
   <w:num w:numId="86" w16cid:durableId="1826242218">
     <w:abstractNumId w:val="0"/>
   </w:num>
   <w:num w:numId="87" w16cid:durableId="784301879">
+    <w:abstractNumId w:val="54"/>
+  </w:num>
+  <w:num w:numId="88" w16cid:durableId="1908415493">
+    <w:abstractNumId w:val="55"/>
+  </w:num>
+  <w:num w:numId="89" w16cid:durableId="490799639">
+    <w:abstractNumId w:val="27"/>
+  </w:num>
+  <w:num w:numId="90" w16cid:durableId="1268079579">
+    <w:abstractNumId w:val="101"/>
+  </w:num>
+  <w:num w:numId="91" w16cid:durableId="119154769">
+    <w:abstractNumId w:val="36"/>
+  </w:num>
+  <w:num w:numId="92" w16cid:durableId="513807826">
+    <w:abstractNumId w:val="98"/>
+  </w:num>
+  <w:num w:numId="93" w16cid:durableId="1999189239">
+    <w:abstractNumId w:val="67"/>
+  </w:num>
+  <w:num w:numId="94" w16cid:durableId="174349935">
+    <w:abstractNumId w:val="56"/>
+  </w:num>
+  <w:num w:numId="95" w16cid:durableId="1867519341">
+    <w:abstractNumId w:val="16"/>
+  </w:num>
+  <w:num w:numId="96" w16cid:durableId="1560366226">
+    <w:abstractNumId w:val="37"/>
+  </w:num>
+  <w:num w:numId="97" w16cid:durableId="576482336">
+    <w:abstractNumId w:val="87"/>
+  </w:num>
+  <w:num w:numId="98" w16cid:durableId="743378487">
+    <w:abstractNumId w:val="25"/>
+  </w:num>
+  <w:num w:numId="99" w16cid:durableId="131798905">
+    <w:abstractNumId w:val="31"/>
+  </w:num>
+  <w:num w:numId="100" w16cid:durableId="326399188">
+    <w:abstractNumId w:val="78"/>
+  </w:num>
+  <w:num w:numId="101" w16cid:durableId="1727561711">
+    <w:abstractNumId w:val="77"/>
+  </w:num>
+  <w:num w:numId="102" w16cid:durableId="630747260">
+    <w:abstractNumId w:val="86"/>
+  </w:num>
+  <w:num w:numId="103" w16cid:durableId="220603217">
+    <w:abstractNumId w:val="4"/>
+  </w:num>
+  <w:num w:numId="104" w16cid:durableId="734745686">
+    <w:abstractNumId w:val="12"/>
+  </w:num>
+  <w:num w:numId="105" w16cid:durableId="131140306">
+    <w:abstractNumId w:val="43"/>
+  </w:num>
+  <w:num w:numId="106" w16cid:durableId="756289469">
+    <w:abstractNumId w:val="108"/>
+  </w:num>
+  <w:num w:numId="107" w16cid:durableId="461117766">
+    <w:abstractNumId w:val="131"/>
+  </w:num>
+  <w:num w:numId="108" w16cid:durableId="513418058">
+    <w:abstractNumId w:val="76"/>
+  </w:num>
+  <w:num w:numId="109" w16cid:durableId="1044519971">
+    <w:abstractNumId w:val="18"/>
+  </w:num>
+  <w:num w:numId="110" w16cid:durableId="2116707602">
+    <w:abstractNumId w:val="24"/>
+  </w:num>
+  <w:num w:numId="111" w16cid:durableId="71172271">
+    <w:abstractNumId w:val="59"/>
+  </w:num>
+  <w:num w:numId="112" w16cid:durableId="177546304">
+    <w:abstractNumId w:val="134"/>
+  </w:num>
+  <w:num w:numId="113" w16cid:durableId="347411173">
+    <w:abstractNumId w:val="123"/>
+  </w:num>
+  <w:num w:numId="114" w16cid:durableId="242882351">
+    <w:abstractNumId w:val="15"/>
+  </w:num>
+  <w:num w:numId="115" w16cid:durableId="69430911">
+    <w:abstractNumId w:val="34"/>
+  </w:num>
+  <w:num w:numId="116" w16cid:durableId="217938050">
+    <w:abstractNumId w:val="90"/>
+  </w:num>
+  <w:num w:numId="117" w16cid:durableId="416442059">
+    <w:abstractNumId w:val="110"/>
+  </w:num>
+  <w:num w:numId="118" w16cid:durableId="1600673583">
+    <w:abstractNumId w:val="74"/>
+  </w:num>
+  <w:num w:numId="119" w16cid:durableId="1126658253">
+    <w:abstractNumId w:val="150"/>
+  </w:num>
+  <w:num w:numId="120" w16cid:durableId="1047796503">
+    <w:abstractNumId w:val="73"/>
+  </w:num>
+  <w:num w:numId="121" w16cid:durableId="1358265540">
+    <w:abstractNumId w:val="148"/>
+  </w:num>
+  <w:num w:numId="122" w16cid:durableId="1646930305">
+    <w:abstractNumId w:val="96"/>
+  </w:num>
+  <w:num w:numId="123" w16cid:durableId="870337258">
+    <w:abstractNumId w:val="127"/>
+  </w:num>
+  <w:num w:numId="124" w16cid:durableId="1472140487">
+    <w:abstractNumId w:val="41"/>
+  </w:num>
+  <w:num w:numId="125" w16cid:durableId="1936131658">
+    <w:abstractNumId w:val="152"/>
+  </w:num>
+  <w:num w:numId="126" w16cid:durableId="692192419">
+    <w:abstractNumId w:val="152"/>
+    <w:lvlOverride w:ilvl="1">
+      <w:lvl w:ilvl="1">
+        <w:numFmt w:val="decimal"/>
+        <w:lvlText w:val="%2."/>
+        <w:lvlJc w:val="left"/>
+      </w:lvl>
+    </w:lvlOverride>
+  </w:num>
+  <w:num w:numId="127" w16cid:durableId="2016106558">
+    <w:abstractNumId w:val="126"/>
+  </w:num>
+  <w:num w:numId="128" w16cid:durableId="1661543707">
+    <w:abstractNumId w:val="143"/>
+  </w:num>
+  <w:num w:numId="129" w16cid:durableId="1913928597">
+    <w:abstractNumId w:val="48"/>
+  </w:num>
+  <w:num w:numId="130" w16cid:durableId="1866627059">
+    <w:abstractNumId w:val="147"/>
+  </w:num>
+  <w:num w:numId="131" w16cid:durableId="113720409">
+    <w:abstractNumId w:val="136"/>
+  </w:num>
+  <w:num w:numId="132" w16cid:durableId="1237664946">
+    <w:abstractNumId w:val="121"/>
+  </w:num>
+  <w:num w:numId="133" w16cid:durableId="532033957">
+    <w:abstractNumId w:val="35"/>
+  </w:num>
+  <w:num w:numId="134" w16cid:durableId="790828064">
+    <w:abstractNumId w:val="82"/>
+  </w:num>
+  <w:num w:numId="135" w16cid:durableId="309599045">
+    <w:abstractNumId w:val="68"/>
+  </w:num>
+  <w:num w:numId="136" w16cid:durableId="825823107">
+    <w:abstractNumId w:val="119"/>
+  </w:num>
+  <w:num w:numId="137" w16cid:durableId="728654335">
+    <w:abstractNumId w:val="71"/>
+  </w:num>
+  <w:num w:numId="138" w16cid:durableId="1991789805">
+    <w:abstractNumId w:val="58"/>
+  </w:num>
+  <w:num w:numId="139" w16cid:durableId="986933843">
+    <w:abstractNumId w:val="128"/>
+  </w:num>
+  <w:num w:numId="140" w16cid:durableId="537084146">
+    <w:abstractNumId w:val="75"/>
+  </w:num>
+  <w:num w:numId="141" w16cid:durableId="1605453489">
+    <w:abstractNumId w:val="57"/>
+  </w:num>
+  <w:num w:numId="142" w16cid:durableId="1037043101">
     <w:abstractNumId w:val="47"/>
   </w:num>
-  <w:num w:numId="88" w16cid:durableId="1908415493">
-    <w:abstractNumId w:val="48"/>
+  <w:num w:numId="143" w16cid:durableId="1596212226">
+    <w:abstractNumId w:val="6"/>
   </w:num>
-  <w:num w:numId="89" w16cid:durableId="490799639">
-    <w:abstractNumId w:val="25"/>
+  <w:num w:numId="144" w16cid:durableId="653870557">
+    <w:abstractNumId w:val="80"/>
   </w:num>
-  <w:num w:numId="90" w16cid:durableId="1268079579">
+  <w:num w:numId="145" w16cid:durableId="62215407">
+    <w:abstractNumId w:val="117"/>
+  </w:num>
+  <w:num w:numId="146" w16cid:durableId="1660186435">
+    <w:abstractNumId w:val="33"/>
+  </w:num>
+  <w:num w:numId="147" w16cid:durableId="1180043880">
+    <w:abstractNumId w:val="64"/>
+  </w:num>
+  <w:num w:numId="148" w16cid:durableId="1532261572">
+    <w:abstractNumId w:val="111"/>
+  </w:num>
+  <w:num w:numId="149" w16cid:durableId="1986618759">
+    <w:abstractNumId w:val="120"/>
+  </w:num>
+  <w:num w:numId="150" w16cid:durableId="161043276">
     <w:abstractNumId w:val="83"/>
   </w:num>
-  <w:num w:numId="91" w16cid:durableId="119154769">
-    <w:abstractNumId w:val="32"/>
+  <w:num w:numId="151" w16cid:durableId="1546676389">
+    <w:abstractNumId w:val="97"/>
   </w:num>
-  <w:num w:numId="92" w16cid:durableId="513807826">
-    <w:abstractNumId w:val="80"/>
+  <w:num w:numId="152" w16cid:durableId="1480268435">
+    <w:abstractNumId w:val="93"/>
   </w:num>
-  <w:num w:numId="93" w16cid:durableId="1999189239">
-    <w:abstractNumId w:val="57"/>
+  <w:num w:numId="153" w16cid:durableId="1315255812">
+    <w:abstractNumId w:val="51"/>
   </w:num>
-  <w:num w:numId="94" w16cid:durableId="174349935">
-    <w:abstractNumId w:val="49"/>
+  <w:num w:numId="154" w16cid:durableId="1039432457">
+    <w:abstractNumId w:val="1"/>
   </w:num>
-  <w:num w:numId="95" w16cid:durableId="1867519341">
-    <w:abstractNumId w:val="14"/>
-  </w:num>
-  <w:num w:numId="96" w16cid:durableId="1560366226">
-    <w:abstractNumId w:val="33"/>
-  </w:num>
-  <w:num w:numId="97" w16cid:durableId="576482336">
-    <w:abstractNumId w:val="71"/>
-  </w:num>
-  <w:num w:numId="98" w16cid:durableId="743378487">
-    <w:abstractNumId w:val="23"/>
-  </w:num>
-  <w:num w:numId="99" w16cid:durableId="131798905">
-    <w:abstractNumId w:val="29"/>
-  </w:num>
-  <w:num w:numId="100" w16cid:durableId="326399188">
-    <w:abstractNumId w:val="65"/>
-  </w:num>
-  <w:num w:numId="101" w16cid:durableId="1727561711">
-    <w:abstractNumId w:val="64"/>
-  </w:num>
-  <w:num w:numId="102" w16cid:durableId="630747260">
-    <w:abstractNumId w:val="70"/>
-  </w:num>
-  <w:num w:numId="103" w16cid:durableId="220603217">
-    <w:abstractNumId w:val="3"/>
-  </w:num>
-  <w:num w:numId="104" w16cid:durableId="734745686">
-    <w:abstractNumId w:val="10"/>
-  </w:num>
-  <w:num w:numId="105" w16cid:durableId="131140306">
-    <w:abstractNumId w:val="39"/>
-  </w:num>
-  <w:num w:numId="106" w16cid:durableId="756289469">
-    <w:abstractNumId w:val="90"/>
-  </w:num>
-  <w:num w:numId="107" w16cid:durableId="461117766">
-    <w:abstractNumId w:val="105"/>
-  </w:num>
-  <w:num w:numId="108" w16cid:durableId="513418058">
-    <w:abstractNumId w:val="63"/>
-  </w:num>
-  <w:num w:numId="109" w16cid:durableId="1044519971">
-    <w:abstractNumId w:val="16"/>
-  </w:num>
-  <w:num w:numId="110" w16cid:durableId="2116707602">
-    <w:abstractNumId w:val="22"/>
-  </w:num>
-  <w:num w:numId="111" w16cid:durableId="71172271">
-    <w:abstractNumId w:val="50"/>
-  </w:num>
-  <w:num w:numId="112" w16cid:durableId="177546304">
-    <w:abstractNumId w:val="108"/>
-  </w:num>
-  <w:num w:numId="113" w16cid:durableId="347411173">
-    <w:abstractNumId w:val="99"/>
-  </w:num>
-  <w:num w:numId="114" w16cid:durableId="242882351">
-    <w:abstractNumId w:val="13"/>
-  </w:num>
-  <w:num w:numId="115" w16cid:durableId="69430911">
-    <w:abstractNumId w:val="31"/>
-  </w:num>
-  <w:num w:numId="116" w16cid:durableId="217938050">
-    <w:abstractNumId w:val="74"/>
-  </w:num>
-  <w:num w:numId="117" w16cid:durableId="416442059">
-    <w:abstractNumId w:val="92"/>
-  </w:num>
-  <w:num w:numId="118" w16cid:durableId="1600673583">
-    <w:abstractNumId w:val="62"/>
-  </w:num>
-  <w:num w:numId="119" w16cid:durableId="1126658253">
-    <w:abstractNumId w:val="121"/>
-  </w:num>
-  <w:num w:numId="120" w16cid:durableId="1047796503">
-    <w:abstractNumId w:val="61"/>
-  </w:num>
-  <w:num w:numId="121" w16cid:durableId="1358265540">
-    <w:abstractNumId w:val="119"/>
-  </w:num>
-  <w:num w:numId="122" w16cid:durableId="1646930305">
-    <w:abstractNumId w:val="79"/>
-  </w:num>
-  <w:num w:numId="123" w16cid:durableId="870337258">
-    <w:abstractNumId w:val="102"/>
-  </w:num>
-  <w:num w:numId="124" w16cid:durableId="1472140487">
-    <w:abstractNumId w:val="37"/>
+  <w:num w:numId="155" w16cid:durableId="596594647">
+    <w:abstractNumId w:val="112"/>
   </w:num>
   <w:numIdMacAtCleanup w:val="97"/>
 </w:numbering>
